--- a/Sim2Real迁移方案.docx
+++ b/Sim2Real迁移方案.docx
@@ -220,7 +220,7 @@
               <w:rPr>
                 <w:sz w:val="18"/>
               </w:rPr>
-              <w:t>数据流对比与嵌入点分析；ros2_px4_stack 补丁作废；poscmd_to_goal_node 判定不需要</w:t>
+              <w:t>第二轮查漏：相机分辨率错配、拍照链路断、检测话题需合并；actuator_action_node 判定不需要</w:t>
             </w:r>
           </w:p>
         </w:tc>
@@ -283,6 +283,24 @@
       </w:pPr>
       <w:r>
         <w:t>五、flight-stack 与 vision-stack 跑在两个不同的 DDS 域上（20 与 0），互相看不见。域 20 下订阅检测话题返回“does not appear to be published yet”。这意味着即使把 precision_servo 装进 flight-stack，它也收不到检测——这是一条只有上机才能发现的硬阻断。</w:t>
+      </w:r>
+    </w:p>
+    <w:p>
+      <w:pPr>
+        <w:spacing w:after="80"/>
+        <w:ind w:left="240"/>
+      </w:pPr>
+      <w:r>
+        <w:t>六、SDK 写死相机为 640x480，真机实测 1280x720（两架、前视下视均是）。aim_at 按 320 当画面中心而实际是 640，正中的目标会被算成偏 320 像素——高层火情对准会往一边猛飞。这比“收不到检测”更危险：收不到至少不动，这个是动了但方向错。</w:t>
+      </w:r>
+    </w:p>
+    <w:p>
+      <w:pPr>
+        <w:spacing w:after="80"/>
+        <w:ind w:left="240"/>
+      </w:pPr>
+      <w:r>
+        <w:t>七、capture_photo 订 {camera}_camera/image_raw（sensor_msgs/Image），真机发 camera/image_rect（CompressedImage），话题名与消息类型都不对——拍照交付物在真机上拿不到图。</w:t>
       </w:r>
     </w:p>
     <w:p/>
@@ -8347,6 +8365,775 @@
       </w:tr>
     </w:tbl>
     <w:p/>
+    <w:p>
+      <w:pPr>
+        <w:pStyle w:val="Heading2"/>
+      </w:pPr>
+      <w:r>
+        <w:rPr>
+          <w:rFonts w:ascii="微软雅黑" w:hAnsi="微软雅黑" w:eastAsia="微软雅黑"/>
+          <w:color w:val="1F5FA9"/>
+          <w:sz w:val="25"/>
+        </w:rPr>
+        <w:t>6.5 第二轮查漏（2026-10-02 补充实测）</w:t>
+      </w:r>
+    </w:p>
+    <w:p>
+      <w:r>
+        <w:rPr>
+          <w:b/>
+          <w:i w:val="0"/>
+        </w:rPr>
+        <w:t>方案第 4 版定稿后又做了一轮针对“四个程序直接依赖”的核查，发现以下 7 条，其中前两条为阻断级。</w:t>
+      </w:r>
+    </w:p>
+    <w:tbl>
+      <w:tblPr>
+        <w:tblStyle w:val="LightGrid-Accent1"/>
+        <w:tblW w:type="auto" w:w="0"/>
+        <w:jc w:val="center"/>
+        <w:tblLook w:firstColumn="1" w:firstRow="1" w:lastColumn="0" w:lastRow="0" w:noHBand="0" w:noVBand="1" w:val="04A0"/>
+      </w:tblPr>
+      <w:tblGrid>
+        <w:gridCol w:w="1949"/>
+        <w:gridCol w:w="1949"/>
+        <w:gridCol w:w="1949"/>
+        <w:gridCol w:w="1949"/>
+        <w:gridCol w:w="1949"/>
+      </w:tblGrid>
+      <w:tr>
+        <w:tc>
+          <w:tcPr>
+            <w:tcW w:type="dxa" w:w="680"/>
+          </w:tcPr>
+          <w:p>
+            <w:r/>
+            <w:r>
+              <w:rPr>
+                <w:b/>
+                <w:sz w:val="18"/>
+              </w:rPr>
+              <w:t>编号</w:t>
+            </w:r>
+          </w:p>
+        </w:tc>
+        <w:tc>
+          <w:tcPr>
+            <w:tcW w:type="dxa" w:w="1474"/>
+          </w:tcPr>
+          <w:p>
+            <w:r/>
+            <w:r>
+              <w:rPr>
+                <w:b/>
+                <w:sz w:val="18"/>
+              </w:rPr>
+              <w:t>项</w:t>
+            </w:r>
+          </w:p>
+        </w:tc>
+        <w:tc>
+          <w:tcPr>
+            <w:tcW w:type="dxa" w:w="2268"/>
+          </w:tcPr>
+          <w:p>
+            <w:r/>
+            <w:r>
+              <w:rPr>
+                <w:b/>
+                <w:sz w:val="18"/>
+              </w:rPr>
+              <w:t>仿真 / SDK 假设</w:t>
+            </w:r>
+          </w:p>
+        </w:tc>
+        <w:tc>
+          <w:tcPr>
+            <w:tcW w:type="dxa" w:w="2154"/>
+          </w:tcPr>
+          <w:p>
+            <w:r/>
+            <w:r>
+              <w:rPr>
+                <w:b/>
+                <w:sz w:val="18"/>
+              </w:rPr>
+              <w:t>真机实测</w:t>
+            </w:r>
+          </w:p>
+        </w:tc>
+        <w:tc>
+          <w:tcPr>
+            <w:tcW w:type="dxa" w:w="2494"/>
+          </w:tcPr>
+          <w:p>
+            <w:r/>
+            <w:r>
+              <w:rPr>
+                <w:b/>
+                <w:sz w:val="18"/>
+              </w:rPr>
+              <w:t>影响</w:t>
+            </w:r>
+          </w:p>
+        </w:tc>
+      </w:tr>
+      <w:tr>
+        <w:tc>
+          <w:tcPr>
+            <w:tcW w:type="dxa" w:w="680"/>
+          </w:tcPr>
+          <w:p>
+            <w:r/>
+            <w:r>
+              <w:rPr>
+                <w:sz w:val="18"/>
+              </w:rPr>
+              <w:t>C1</w:t>
+            </w:r>
+          </w:p>
+        </w:tc>
+        <w:tc>
+          <w:tcPr>
+            <w:tcW w:type="dxa" w:w="1474"/>
+          </w:tcPr>
+          <w:p>
+            <w:r/>
+            <w:r>
+              <w:rPr>
+                <w:sz w:val="18"/>
+              </w:rPr>
+              <w:t>相机分辨率</w:t>
+            </w:r>
+          </w:p>
+        </w:tc>
+        <w:tc>
+          <w:tcPr>
+            <w:tcW w:type="dxa" w:w="2268"/>
+          </w:tcPr>
+          <w:p>
+            <w:r/>
+            <w:r>
+              <w:rPr>
+                <w:sz w:val="18"/>
+              </w:rPr>
+              <w:t>IMAGE_W,H = 640,480；FOCAL_PX = 381.35</w:t>
+            </w:r>
+          </w:p>
+        </w:tc>
+        <w:tc>
+          <w:tcPr>
+            <w:tcW w:type="dxa" w:w="2154"/>
+          </w:tcPr>
+          <w:p>
+            <w:r/>
+            <w:r>
+              <w:rPr>
+                <w:sz w:val="18"/>
+              </w:rPr>
+              <w:t>camera_width:=1280 camera_height:=720（两架、前视下视均是）</w:t>
+            </w:r>
+          </w:p>
+        </w:tc>
+        <w:tc>
+          <w:tcPr>
+            <w:tcW w:type="dxa" w:w="2494"/>
+          </w:tcPr>
+          <w:p>
+            <w:r/>
+            <w:r>
+              <w:rPr>
+                <w:sz w:val="18"/>
+              </w:rPr>
+              <w:t>阻断：aim_at 按 320 当画面中心而实际 640，正中目标被算成偏 320 px，高层火情对准往一边猛飞</w:t>
+            </w:r>
+          </w:p>
+        </w:tc>
+      </w:tr>
+      <w:tr>
+        <w:tc>
+          <w:tcPr>
+            <w:tcW w:type="dxa" w:w="680"/>
+          </w:tcPr>
+          <w:p>
+            <w:r/>
+            <w:r>
+              <w:rPr>
+                <w:sz w:val="18"/>
+              </w:rPr>
+              <w:t>C2</w:t>
+            </w:r>
+          </w:p>
+        </w:tc>
+        <w:tc>
+          <w:tcPr>
+            <w:tcW w:type="dxa" w:w="1474"/>
+          </w:tcPr>
+          <w:p>
+            <w:r/>
+            <w:r>
+              <w:rPr>
+                <w:sz w:val="18"/>
+              </w:rPr>
+              <w:t>拍照链路</w:t>
+            </w:r>
+          </w:p>
+        </w:tc>
+        <w:tc>
+          <w:tcPr>
+            <w:tcW w:type="dxa" w:w="2268"/>
+          </w:tcPr>
+          <w:p>
+            <w:r/>
+            <w:r>
+              <w:rPr>
+                <w:sz w:val="18"/>
+              </w:rPr>
+              <w:t>订 {camera}_camera/image_raw（sensor_msgs/Image）</w:t>
+            </w:r>
+          </w:p>
+        </w:tc>
+        <w:tc>
+          <w:tcPr>
+            <w:tcW w:type="dxa" w:w="2154"/>
+          </w:tcPr>
+          <w:p>
+            <w:r/>
+            <w:r>
+              <w:rPr>
+                <w:sz w:val="18"/>
+              </w:rPr>
+              <w:t>发 camera/image_rect（CompressedImage）</w:t>
+            </w:r>
+          </w:p>
+        </w:tc>
+        <w:tc>
+          <w:tcPr>
+            <w:tcW w:type="dxa" w:w="2494"/>
+          </w:tcPr>
+          <w:p>
+            <w:r/>
+            <w:r>
+              <w:rPr>
+                <w:sz w:val="18"/>
+              </w:rPr>
+              <w:t>阻断：话题名与消息类型都不对，拍照交付物拿不到图</w:t>
+            </w:r>
+          </w:p>
+        </w:tc>
+      </w:tr>
+      <w:tr>
+        <w:tc>
+          <w:tcPr>
+            <w:tcW w:type="dxa" w:w="680"/>
+          </w:tcPr>
+          <w:p>
+            <w:r/>
+            <w:r>
+              <w:rPr>
+                <w:sz w:val="18"/>
+              </w:rPr>
+              <w:t>C3</w:t>
+            </w:r>
+          </w:p>
+        </w:tc>
+        <w:tc>
+          <w:tcPr>
+            <w:tcW w:type="dxa" w:w="1474"/>
+          </w:tcPr>
+          <w:p>
+            <w:r/>
+            <w:r>
+              <w:rPr>
+                <w:sz w:val="18"/>
+              </w:rPr>
+              <w:t>检测话题结构</w:t>
+            </w:r>
+          </w:p>
+        </w:tc>
+        <w:tc>
+          <w:tcPr>
+            <w:tcW w:type="dxa" w:w="2268"/>
+          </w:tcPr>
+          <w:p>
+            <w:r/>
+            <w:r>
+              <w:rPr>
+                <w:sz w:val="18"/>
+              </w:rPr>
+              <w:t>单一 vision/detections，按 frame_id 里的 _camera_down_ / _camera_front_ 区分</w:t>
+            </w:r>
+          </w:p>
+        </w:tc>
+        <w:tc>
+          <w:tcPr>
+            <w:tcW w:type="dxa" w:w="2154"/>
+          </w:tcPr>
+          <w:p>
+            <w:r/>
+            <w:r>
+              <w:rPr>
+                <w:sz w:val="18"/>
+              </w:rPr>
+              <w:t>两个独立话题 vision/down/detections、vision/front/detections</w:t>
+            </w:r>
+          </w:p>
+        </w:tc>
+        <w:tc>
+          <w:tcPr>
+            <w:tcW w:type="dxa" w:w="2494"/>
+          </w:tcPr>
+          <w:p>
+            <w:r/>
+            <w:r>
+              <w:rPr>
+                <w:sz w:val="18"/>
+              </w:rPr>
+              <w:t>真机需把两路合并到一个话题，用 frame_id 区分</w:t>
+            </w:r>
+          </w:p>
+        </w:tc>
+      </w:tr>
+      <w:tr>
+        <w:tc>
+          <w:tcPr>
+            <w:tcW w:type="dxa" w:w="680"/>
+          </w:tcPr>
+          <w:p>
+            <w:r/>
+            <w:r>
+              <w:rPr>
+                <w:sz w:val="18"/>
+              </w:rPr>
+              <w:t>C4</w:t>
+            </w:r>
+          </w:p>
+        </w:tc>
+        <w:tc>
+          <w:tcPr>
+            <w:tcW w:type="dxa" w:w="1474"/>
+          </w:tcPr>
+          <w:p>
+            <w:r/>
+            <w:r>
+              <w:rPr>
+                <w:sz w:val="18"/>
+              </w:rPr>
+              <w:t>AprilTag 物理尺寸</w:t>
+            </w:r>
+          </w:p>
+        </w:tc>
+        <w:tc>
+          <w:tcPr>
+            <w:tcW w:type="dxa" w:w="2268"/>
+          </w:tcPr>
+          <w:p>
+            <w:r/>
+            <w:r>
+              <w:rPr>
+                <w:sz w:val="18"/>
+              </w:rPr>
+              <w:t>TAG_SIZE_M = 0.5，用于按框宽反算距离</w:t>
+            </w:r>
+          </w:p>
+        </w:tc>
+        <w:tc>
+          <w:tcPr>
+            <w:tcW w:type="dxa" w:w="2154"/>
+          </w:tcPr>
+          <w:p>
+            <w:r/>
+            <w:r>
+              <w:rPr>
+                <w:sz w:val="18"/>
+              </w:rPr>
+              <w:t>待现场确认</w:t>
+            </w:r>
+          </w:p>
+        </w:tc>
+        <w:tc>
+          <w:tcPr>
+            <w:tcW w:type="dxa" w:w="2494"/>
+          </w:tcPr>
+          <w:p>
+            <w:r/>
+            <w:r>
+              <w:rPr>
+                <w:sz w:val="18"/>
+              </w:rPr>
+              <w:t>尺寸不符则距离估计全错，连带横向/垂直偏移都错</w:t>
+            </w:r>
+          </w:p>
+        </w:tc>
+      </w:tr>
+      <w:tr>
+        <w:tc>
+          <w:tcPr>
+            <w:tcW w:type="dxa" w:w="680"/>
+          </w:tcPr>
+          <w:p>
+            <w:r/>
+            <w:r>
+              <w:rPr>
+                <w:sz w:val="18"/>
+              </w:rPr>
+              <w:t>C5</w:t>
+            </w:r>
+          </w:p>
+        </w:tc>
+        <w:tc>
+          <w:tcPr>
+            <w:tcW w:type="dxa" w:w="1474"/>
+          </w:tcPr>
+          <w:p>
+            <w:r/>
+            <w:r>
+              <w:rPr>
+                <w:sz w:val="18"/>
+              </w:rPr>
+              <w:t>referee.py</w:t>
+            </w:r>
+          </w:p>
+        </w:tc>
+        <w:tc>
+          <w:tcPr>
+            <w:tcW w:type="dxa" w:w="2268"/>
+          </w:tcPr>
+          <w:p>
+            <w:r/>
+            <w:r>
+              <w:rPr>
+                <w:sz w:val="18"/>
+              </w:rPr>
+              <w:t>用 gazebo_msgs 的 DeleteEntity / SpawnEntity 增删火情</w:t>
+            </w:r>
+          </w:p>
+        </w:tc>
+        <w:tc>
+          <w:tcPr>
+            <w:tcW w:type="dxa" w:w="2154"/>
+          </w:tcPr>
+          <w:p>
+            <w:r/>
+            <w:r>
+              <w:rPr>
+                <w:sz w:val="18"/>
+              </w:rPr>
+              <w:t>真机无 Gazebo</w:t>
+            </w:r>
+          </w:p>
+        </w:tc>
+        <w:tc>
+          <w:tcPr>
+            <w:tcW w:type="dxa" w:w="2494"/>
+          </w:tcPr>
+          <w:p>
+            <w:r/>
+            <w:r>
+              <w:rPr>
+                <w:sz w:val="18"/>
+              </w:rPr>
+              <w:t>综合任务“随机出题、两轮不重复”在真机上无对应机制</w:t>
+            </w:r>
+          </w:p>
+        </w:tc>
+      </w:tr>
+      <w:tr>
+        <w:tc>
+          <w:tcPr>
+            <w:tcW w:type="dxa" w:w="680"/>
+          </w:tcPr>
+          <w:p>
+            <w:r/>
+            <w:r>
+              <w:rPr>
+                <w:sz w:val="18"/>
+              </w:rPr>
+              <w:t>C6</w:t>
+            </w:r>
+          </w:p>
+        </w:tc>
+        <w:tc>
+          <w:tcPr>
+            <w:tcW w:type="dxa" w:w="1474"/>
+          </w:tcPr>
+          <w:p>
+            <w:r/>
+            <w:r>
+              <w:rPr>
+                <w:sz w:val="18"/>
+              </w:rPr>
+              <w:t>场景布局文件</w:t>
+            </w:r>
+          </w:p>
+        </w:tc>
+        <w:tc>
+          <w:tcPr>
+            <w:tcW w:type="dxa" w:w="2268"/>
+          </w:tcPr>
+          <w:p>
+            <w:r/>
+            <w:r>
+              <w:rPr>
+                <w:sz w:val="18"/>
+              </w:rPr>
+              <w:t>sample_room_layout.yaml 打包在 contest_mission 内</w:t>
+            </w:r>
+          </w:p>
+        </w:tc>
+        <w:tc>
+          <w:tcPr>
+            <w:tcW w:type="dxa" w:w="2154"/>
+          </w:tcPr>
+          <w:p>
+            <w:r/>
+            <w:r>
+              <w:rPr>
+                <w:sz w:val="18"/>
+              </w:rPr>
+              <w:t>真机无此包</w:t>
+            </w:r>
+          </w:p>
+        </w:tc>
+        <w:tc>
+          <w:tcPr>
+            <w:tcW w:type="dxa" w:w="2494"/>
+          </w:tcPr>
+          <w:p>
+            <w:r/>
+            <w:r>
+              <w:rPr>
+                <w:sz w:val="18"/>
+              </w:rPr>
+              <w:t>程序坐标写死不受影响；但 check_route.py 飞前检查用不了</w:t>
+            </w:r>
+          </w:p>
+        </w:tc>
+      </w:tr>
+      <w:tr>
+        <w:tc>
+          <w:tcPr>
+            <w:tcW w:type="dxa" w:w="680"/>
+          </w:tcPr>
+          <w:p>
+            <w:r/>
+            <w:r>
+              <w:rPr>
+                <w:sz w:val="18"/>
+              </w:rPr>
+              <w:t>C7</w:t>
+            </w:r>
+          </w:p>
+        </w:tc>
+        <w:tc>
+          <w:tcPr>
+            <w:tcW w:type="dxa" w:w="1474"/>
+          </w:tcPr>
+          <w:p>
+            <w:r/>
+            <w:r>
+              <w:rPr>
+                <w:sz w:val="18"/>
+              </w:rPr>
+              <w:t>takeoff 高度参数名</w:t>
+            </w:r>
+          </w:p>
+        </w:tc>
+        <w:tc>
+          <w:tcPr>
+            <w:tcW w:type="dxa" w:w="2268"/>
+          </w:tcPr>
+          <w:p>
+            <w:r/>
+            <w:r>
+              <w:rPr>
+                <w:sz w:val="18"/>
+              </w:rPr>
+              <w:t>调 pt4ctrl/set_parameters 改 auto_takeoff_land.takeoff_height</w:t>
+            </w:r>
+          </w:p>
+        </w:tc>
+        <w:tc>
+          <w:tcPr>
+            <w:tcW w:type="dxa" w:w="2154"/>
+          </w:tcPr>
+          <w:p>
+            <w:r/>
+            <w:r>
+              <w:rPr>
+                <w:sz w:val="18"/>
+              </w:rPr>
+              <w:t>服务存在，但 param get 返回空</w:t>
+            </w:r>
+          </w:p>
+        </w:tc>
+        <w:tc>
+          <w:tcPr>
+            <w:tcW w:type="dxa" w:w="2494"/>
+          </w:tcPr>
+          <w:p>
+            <w:r/>
+            <w:r>
+              <w:rPr>
+                <w:sz w:val="18"/>
+              </w:rPr>
+              <w:t>待确认参数名是否一致</w:t>
+            </w:r>
+          </w:p>
+        </w:tc>
+      </w:tr>
+    </w:tbl>
+    <w:p/>
+    <w:p>
+      <w:pPr>
+        <w:pStyle w:val="Heading2"/>
+      </w:pPr>
+      <w:r>
+        <w:rPr>
+          <w:rFonts w:ascii="微软雅黑" w:hAnsi="微软雅黑" w:eastAsia="微软雅黑"/>
+          <w:color w:val="1F5FA9"/>
+          <w:sz w:val="25"/>
+        </w:rPr>
+        <w:t>6.6 同一轮核查中排除的两条</w:t>
+      </w:r>
+    </w:p>
+    <w:tbl>
+      <w:tblPr>
+        <w:tblStyle w:val="LightGrid-Accent1"/>
+        <w:tblW w:type="auto" w:w="0"/>
+        <w:jc w:val="center"/>
+        <w:tblLook w:firstColumn="1" w:firstRow="1" w:lastColumn="0" w:lastRow="0" w:noHBand="0" w:noVBand="1" w:val="04A0"/>
+      </w:tblPr>
+      <w:tblGrid>
+        <w:gridCol w:w="4873"/>
+        <w:gridCol w:w="4873"/>
+      </w:tblGrid>
+      <w:tr>
+        <w:tc>
+          <w:tcPr>
+            <w:tcW w:type="dxa" w:w="1701"/>
+          </w:tcPr>
+          <w:p>
+            <w:r/>
+            <w:r>
+              <w:rPr>
+                <w:b/>
+                <w:sz w:val="18"/>
+              </w:rPr>
+              <w:t>项</w:t>
+            </w:r>
+          </w:p>
+        </w:tc>
+        <w:tc>
+          <w:tcPr>
+            <w:tcW w:type="dxa" w:w="7087"/>
+          </w:tcPr>
+          <w:p>
+            <w:r/>
+            <w:r>
+              <w:rPr>
+                <w:b/>
+                <w:sz w:val="18"/>
+              </w:rPr>
+              <w:t>结论</w:t>
+            </w:r>
+          </w:p>
+        </w:tc>
+      </w:tr>
+      <w:tr>
+        <w:tc>
+          <w:tcPr>
+            <w:tcW w:type="dxa" w:w="1701"/>
+          </w:tcPr>
+          <w:p>
+            <w:r/>
+            <w:r>
+              <w:rPr>
+                <w:sz w:val="18"/>
+              </w:rPr>
+              <w:t>声光硬件</w:t>
+            </w:r>
+          </w:p>
+        </w:tc>
+        <w:tc>
+          <w:tcPr>
+            <w:tcW w:type="dxa" w:w="7087"/>
+          </w:tcPr>
+          <w:p>
+            <w:r/>
+            <w:r>
+              <w:rPr>
+                <w:sz w:val="18"/>
+              </w:rPr>
+              <w:t>板子始终只接在地面站，而选手程序也跑在地面站——同容器同域，不是问题。start_sound_light_server.sh --real 已支持域 20，启动时带上即可</w:t>
+            </w:r>
+          </w:p>
+        </w:tc>
+      </w:tr>
+      <w:tr>
+        <w:tc>
+          <w:tcPr>
+            <w:tcW w:type="dxa" w:w="1701"/>
+          </w:tcPr>
+          <w:p>
+            <w:r/>
+            <w:r>
+              <w:rPr>
+                <w:sz w:val="18"/>
+              </w:rPr>
+              <w:t>own_pad()</w:t>
+            </w:r>
+          </w:p>
+        </w:tc>
+        <w:tc>
+          <w:tcPr>
+            <w:tcW w:type="dxa" w:w="7087"/>
+          </w:tcPr>
+          <w:p>
+            <w:r/>
+            <w:r>
+              <w:rPr>
+                <w:sz w:val="18"/>
+              </w:rPr>
+              <w:t>用户确认真机上局部原点仍等于起飞点，return_home() 落点核对与 disband_at 判据均不受影响</w:t>
+            </w:r>
+          </w:p>
+        </w:tc>
+      </w:tr>
+    </w:tbl>
+    <w:p/>
+    <w:p>
+      <w:pPr>
+        <w:pStyle w:val="Heading2"/>
+      </w:pPr>
+      <w:r>
+        <w:rPr>
+          <w:rFonts w:ascii="微软雅黑" w:hAnsi="微软雅黑" w:eastAsia="微软雅黑"/>
+          <w:color w:val="1F5FA9"/>
+          <w:sz w:val="25"/>
+        </w:rPr>
+        <w:t>6.7 actuator_action_node 实为不需要</w:t>
+      </w:r>
+    </w:p>
+    <w:p>
+      <w:r>
+        <w:rPr>
+          <w:b/>
+          <w:i w:val="0"/>
+        </w:rPr>
+        <w:t>方案前几版把它列为“必须机载”，经核查有误。set_servos() 走的是 _send_actuator_set() → mavros/cmd/command 服务（CommandLong），不经过 actuator_action_node。而 actuator_action_node 撑的是 do_action() / set_actuator()，四个程序一次都没调用，SDK 内部也不调用。</w:t>
+      </w:r>
+    </w:p>
+    <w:p>
+      <w:r>
+        <w:rPr>
+          <w:b w:val="0"/>
+          <w:i w:val="0"/>
+          <w:color w:val="17695A"/>
+        </w:rPr>
+        <w:t>grip() 与 shoot() 内部都调 set_servos()，因此走的也是 mavros 直通路径。mavros/cmd 在真机上已确认存在。</w:t>
+      </w:r>
+    </w:p>
     <w:p>
       <w:r>
         <w:br w:type="page"/>

--- a/Sim2Real迁移方案.docx
+++ b/Sim2Real迁移方案.docx
@@ -220,7 +220,7 @@
               <w:rPr>
                 <w:sz w:val="18"/>
               </w:rPr>
-              <w:t>第二轮查漏：相机分辨率错配、拍照链路断、检测话题需合并；actuator_action_node 判定不需要</w:t>
+              <w:t>相机标定值已取得并量化误差（aim_at 误差达 41°）；第二轮查漏 7 条；actuator_action_node 判定不需要</w:t>
             </w:r>
           </w:p>
         </w:tc>
@@ -8984,6 +8984,716 @@
       </w:tr>
     </w:tbl>
     <w:p/>
+    <w:p>
+      <w:pPr>
+        <w:pStyle w:val="Heading2"/>
+      </w:pPr>
+      <w:r>
+        <w:rPr>
+          <w:rFonts w:ascii="微软雅黑" w:hAnsi="微软雅黑" w:eastAsia="微软雅黑"/>
+          <w:color w:val="1F5FA9"/>
+          <w:sz w:val="25"/>
+        </w:rPr>
+        <w:t>6.8 相机标定值与 aim_at 误差量化</w:t>
+      </w:r>
+    </w:p>
+    <w:p>
+      <w:r>
+        <w:rPr>
+          <w:b/>
+          <w:i w:val="0"/>
+        </w:rPr>
+        <w:t>标定结果已取得（tools/calib_tools 标定，结果在 ~/camera_calib/，1280x720 下 pinhole 模型）：</w:t>
+      </w:r>
+    </w:p>
+    <w:tbl>
+      <w:tblPr>
+        <w:tblStyle w:val="LightGrid-Accent1"/>
+        <w:tblW w:type="auto" w:w="0"/>
+        <w:jc w:val="center"/>
+        <w:tblLook w:firstColumn="1" w:firstRow="1" w:lastColumn="0" w:lastRow="0" w:noHBand="0" w:noVBand="1" w:val="04A0"/>
+      </w:tblPr>
+      <w:tblGrid>
+        <w:gridCol w:w="1392"/>
+        <w:gridCol w:w="1392"/>
+        <w:gridCol w:w="1392"/>
+        <w:gridCol w:w="1392"/>
+        <w:gridCol w:w="1392"/>
+        <w:gridCol w:w="1392"/>
+        <w:gridCol w:w="1392"/>
+      </w:tblGrid>
+      <w:tr>
+        <w:tc>
+          <w:tcPr>
+            <w:tcW w:type="dxa" w:w="1701"/>
+          </w:tcPr>
+          <w:p>
+            <w:r/>
+            <w:r>
+              <w:rPr>
+                <w:b/>
+                <w:sz w:val="18"/>
+              </w:rPr>
+            </w:r>
+          </w:p>
+        </w:tc>
+        <w:tc>
+          <w:tcPr>
+            <w:tcW w:type="dxa" w:w="1247"/>
+          </w:tcPr>
+          <w:p>
+            <w:r/>
+            <w:r>
+              <w:rPr>
+                <w:b/>
+                <w:sz w:val="18"/>
+              </w:rPr>
+              <w:t>fx</w:t>
+            </w:r>
+          </w:p>
+        </w:tc>
+        <w:tc>
+          <w:tcPr>
+            <w:tcW w:type="dxa" w:w="1247"/>
+          </w:tcPr>
+          <w:p>
+            <w:r/>
+            <w:r>
+              <w:rPr>
+                <w:b/>
+                <w:sz w:val="18"/>
+              </w:rPr>
+              <w:t>fy</w:t>
+            </w:r>
+          </w:p>
+        </w:tc>
+        <w:tc>
+          <w:tcPr>
+            <w:tcW w:type="dxa" w:w="1247"/>
+          </w:tcPr>
+          <w:p>
+            <w:r/>
+            <w:r>
+              <w:rPr>
+                <w:b/>
+                <w:sz w:val="18"/>
+              </w:rPr>
+              <w:t>cx</w:t>
+            </w:r>
+          </w:p>
+        </w:tc>
+        <w:tc>
+          <w:tcPr>
+            <w:tcW w:type="dxa" w:w="1247"/>
+          </w:tcPr>
+          <w:p>
+            <w:r/>
+            <w:r>
+              <w:rPr>
+                <w:b/>
+                <w:sz w:val="18"/>
+              </w:rPr>
+              <w:t>cy</w:t>
+            </w:r>
+          </w:p>
+        </w:tc>
+        <w:tc>
+          <w:tcPr>
+            <w:tcW w:type="dxa" w:w="1077"/>
+          </w:tcPr>
+          <w:p>
+            <w:r/>
+            <w:r>
+              <w:rPr>
+                <w:b/>
+                <w:sz w:val="18"/>
+              </w:rPr>
+              <w:t>HFOV</w:t>
+            </w:r>
+          </w:p>
+        </w:tc>
+        <w:tc>
+          <w:tcPr>
+            <w:tcW w:type="dxa" w:w="1020"/>
+          </w:tcPr>
+          <w:p>
+            <w:r/>
+            <w:r>
+              <w:rPr>
+                <w:b/>
+                <w:sz w:val="18"/>
+              </w:rPr>
+              <w:t>VFOV</w:t>
+            </w:r>
+          </w:p>
+        </w:tc>
+      </w:tr>
+      <w:tr>
+        <w:tc>
+          <w:tcPr>
+            <w:tcW w:type="dxa" w:w="1701"/>
+          </w:tcPr>
+          <w:p>
+            <w:r/>
+            <w:r>
+              <w:rPr>
+                <w:sz w:val="18"/>
+              </w:rPr>
+              <w:t>前视 cam0</w:t>
+            </w:r>
+          </w:p>
+        </w:tc>
+        <w:tc>
+          <w:tcPr>
+            <w:tcW w:type="dxa" w:w="1247"/>
+          </w:tcPr>
+          <w:p>
+            <w:r/>
+            <w:r>
+              <w:rPr>
+                <w:rFonts w:ascii="Consolas" w:hAnsi="Consolas"/>
+                <w:sz w:val="17"/>
+              </w:rPr>
+              <w:t>1200.7</w:t>
+            </w:r>
+          </w:p>
+        </w:tc>
+        <w:tc>
+          <w:tcPr>
+            <w:tcW w:type="dxa" w:w="1247"/>
+          </w:tcPr>
+          <w:p>
+            <w:r/>
+            <w:r>
+              <w:rPr>
+                <w:rFonts w:ascii="Consolas" w:hAnsi="Consolas"/>
+                <w:sz w:val="17"/>
+              </w:rPr>
+              <w:t>1200.2</w:t>
+            </w:r>
+          </w:p>
+        </w:tc>
+        <w:tc>
+          <w:tcPr>
+            <w:tcW w:type="dxa" w:w="1247"/>
+          </w:tcPr>
+          <w:p>
+            <w:r/>
+            <w:r>
+              <w:rPr>
+                <w:rFonts w:ascii="Consolas" w:hAnsi="Consolas"/>
+                <w:sz w:val="17"/>
+              </w:rPr>
+              <w:t>646.3</w:t>
+            </w:r>
+          </w:p>
+        </w:tc>
+        <w:tc>
+          <w:tcPr>
+            <w:tcW w:type="dxa" w:w="1247"/>
+          </w:tcPr>
+          <w:p>
+            <w:r/>
+            <w:r>
+              <w:rPr>
+                <w:rFonts w:ascii="Consolas" w:hAnsi="Consolas"/>
+                <w:sz w:val="17"/>
+              </w:rPr>
+              <w:t>327.9</w:t>
+            </w:r>
+          </w:p>
+        </w:tc>
+        <w:tc>
+          <w:tcPr>
+            <w:tcW w:type="dxa" w:w="1077"/>
+          </w:tcPr>
+          <w:p>
+            <w:r/>
+            <w:r>
+              <w:rPr>
+                <w:rFonts w:ascii="Consolas" w:hAnsi="Consolas"/>
+                <w:sz w:val="17"/>
+              </w:rPr>
+              <w:t>56.1°</w:t>
+            </w:r>
+          </w:p>
+        </w:tc>
+        <w:tc>
+          <w:tcPr>
+            <w:tcW w:type="dxa" w:w="1020"/>
+          </w:tcPr>
+          <w:p>
+            <w:r/>
+            <w:r>
+              <w:rPr>
+                <w:rFonts w:ascii="Consolas" w:hAnsi="Consolas"/>
+                <w:sz w:val="17"/>
+              </w:rPr>
+              <w:t>33.4°</w:t>
+            </w:r>
+          </w:p>
+        </w:tc>
+      </w:tr>
+      <w:tr>
+        <w:tc>
+          <w:tcPr>
+            <w:tcW w:type="dxa" w:w="1701"/>
+          </w:tcPr>
+          <w:p>
+            <w:r/>
+            <w:r>
+              <w:rPr>
+                <w:sz w:val="18"/>
+              </w:rPr>
+              <w:t>下视 cam1</w:t>
+            </w:r>
+          </w:p>
+        </w:tc>
+        <w:tc>
+          <w:tcPr>
+            <w:tcW w:type="dxa" w:w="1247"/>
+          </w:tcPr>
+          <w:p>
+            <w:r/>
+            <w:r>
+              <w:rPr>
+                <w:rFonts w:ascii="Consolas" w:hAnsi="Consolas"/>
+                <w:sz w:val="17"/>
+              </w:rPr>
+              <w:t>1194.1</w:t>
+            </w:r>
+          </w:p>
+        </w:tc>
+        <w:tc>
+          <w:tcPr>
+            <w:tcW w:type="dxa" w:w="1247"/>
+          </w:tcPr>
+          <w:p>
+            <w:r/>
+            <w:r>
+              <w:rPr>
+                <w:rFonts w:ascii="Consolas" w:hAnsi="Consolas"/>
+                <w:sz w:val="17"/>
+              </w:rPr>
+              <w:t>1192.3</w:t>
+            </w:r>
+          </w:p>
+        </w:tc>
+        <w:tc>
+          <w:tcPr>
+            <w:tcW w:type="dxa" w:w="1247"/>
+          </w:tcPr>
+          <w:p>
+            <w:r/>
+            <w:r>
+              <w:rPr>
+                <w:rFonts w:ascii="Consolas" w:hAnsi="Consolas"/>
+                <w:sz w:val="17"/>
+              </w:rPr>
+              <w:t>654.1</w:t>
+            </w:r>
+          </w:p>
+        </w:tc>
+        <w:tc>
+          <w:tcPr>
+            <w:tcW w:type="dxa" w:w="1247"/>
+          </w:tcPr>
+          <w:p>
+            <w:r/>
+            <w:r>
+              <w:rPr>
+                <w:rFonts w:ascii="Consolas" w:hAnsi="Consolas"/>
+                <w:sz w:val="17"/>
+              </w:rPr>
+              <w:t>359.8</w:t>
+            </w:r>
+          </w:p>
+        </w:tc>
+        <w:tc>
+          <w:tcPr>
+            <w:tcW w:type="dxa" w:w="1077"/>
+          </w:tcPr>
+          <w:p>
+            <w:r/>
+            <w:r>
+              <w:rPr>
+                <w:rFonts w:ascii="Consolas" w:hAnsi="Consolas"/>
+                <w:sz w:val="17"/>
+              </w:rPr>
+              <w:t>56.4°</w:t>
+            </w:r>
+          </w:p>
+        </w:tc>
+        <w:tc>
+          <w:tcPr>
+            <w:tcW w:type="dxa" w:w="1020"/>
+          </w:tcPr>
+          <w:p>
+            <w:r/>
+            <w:r>
+              <w:rPr>
+                <w:rFonts w:ascii="Consolas" w:hAnsi="Consolas"/>
+                <w:sz w:val="17"/>
+              </w:rPr>
+              <w:t>33.6°</w:t>
+            </w:r>
+          </w:p>
+        </w:tc>
+      </w:tr>
+      <w:tr>
+        <w:tc>
+          <w:tcPr>
+            <w:tcW w:type="dxa" w:w="1701"/>
+          </w:tcPr>
+          <w:p>
+            <w:r/>
+            <w:r>
+              <w:rPr>
+                <w:sz w:val="18"/>
+              </w:rPr>
+              <w:t>SDK 写死</w:t>
+            </w:r>
+          </w:p>
+        </w:tc>
+        <w:tc>
+          <w:tcPr>
+            <w:tcW w:type="dxa" w:w="1247"/>
+          </w:tcPr>
+          <w:p>
+            <w:r/>
+            <w:r>
+              <w:rPr>
+                <w:rFonts w:ascii="Consolas" w:hAnsi="Consolas"/>
+                <w:sz w:val="17"/>
+              </w:rPr>
+              <w:t>381.4</w:t>
+            </w:r>
+          </w:p>
+        </w:tc>
+        <w:tc>
+          <w:tcPr>
+            <w:tcW w:type="dxa" w:w="1247"/>
+          </w:tcPr>
+          <w:p>
+            <w:r/>
+            <w:r>
+              <w:rPr>
+                <w:rFonts w:ascii="Consolas" w:hAnsi="Consolas"/>
+                <w:sz w:val="17"/>
+              </w:rPr>
+              <w:t>381.4</w:t>
+            </w:r>
+          </w:p>
+        </w:tc>
+        <w:tc>
+          <w:tcPr>
+            <w:tcW w:type="dxa" w:w="1247"/>
+          </w:tcPr>
+          <w:p>
+            <w:r/>
+            <w:r>
+              <w:rPr>
+                <w:rFonts w:ascii="Consolas" w:hAnsi="Consolas"/>
+                <w:sz w:val="17"/>
+              </w:rPr>
+              <w:t>320.0</w:t>
+            </w:r>
+          </w:p>
+        </w:tc>
+        <w:tc>
+          <w:tcPr>
+            <w:tcW w:type="dxa" w:w="1247"/>
+          </w:tcPr>
+          <w:p>
+            <w:r/>
+            <w:r>
+              <w:rPr>
+                <w:rFonts w:ascii="Consolas" w:hAnsi="Consolas"/>
+                <w:sz w:val="17"/>
+              </w:rPr>
+              <w:t>240.0</w:t>
+            </w:r>
+          </w:p>
+        </w:tc>
+        <w:tc>
+          <w:tcPr>
+            <w:tcW w:type="dxa" w:w="1077"/>
+          </w:tcPr>
+          <w:p>
+            <w:r/>
+            <w:r>
+              <w:rPr>
+                <w:rFonts w:ascii="Consolas" w:hAnsi="Consolas"/>
+                <w:sz w:val="17"/>
+              </w:rPr>
+              <w:t>80.0°</w:t>
+            </w:r>
+          </w:p>
+        </w:tc>
+        <w:tc>
+          <w:tcPr>
+            <w:tcW w:type="dxa" w:w="1020"/>
+          </w:tcPr>
+          <w:p>
+            <w:r/>
+            <w:r>
+              <w:rPr>
+                <w:rFonts w:ascii="Consolas" w:hAnsi="Consolas"/>
+                <w:sz w:val="17"/>
+              </w:rPr>
+              <w:t>—</w:t>
+            </w:r>
+          </w:p>
+        </w:tc>
+      </w:tr>
+    </w:tbl>
+    <w:p/>
+    <w:p>
+      <w:r>
+        <w:rPr>
+          <w:b w:val="0"/>
+          <w:i w:val="0"/>
+        </w:rPr>
+        <w:t>三项都错，而且方向叠加：焦距差 3.1 倍、光心差一倍、视场角 80° 对 56°。</w:t>
+      </w:r>
+    </w:p>
+    <w:p>
+      <w:r>
+        <w:rPr>
+          <w:b/>
+          <w:i w:val="0"/>
+        </w:rPr>
+        <w:t>按下视标定值算 aim_at 的实际误差：</w:t>
+      </w:r>
+    </w:p>
+    <w:tbl>
+      <w:tblPr>
+        <w:tblStyle w:val="LightGrid-Accent1"/>
+        <w:tblW w:type="auto" w:w="0"/>
+        <w:jc w:val="center"/>
+        <w:tblLook w:firstColumn="1" w:firstRow="1" w:lastColumn="0" w:lastRow="0" w:noHBand="0" w:noVBand="1" w:val="04A0"/>
+      </w:tblPr>
+      <w:tblGrid>
+        <w:gridCol w:w="2436"/>
+        <w:gridCol w:w="2436"/>
+        <w:gridCol w:w="2436"/>
+        <w:gridCol w:w="2436"/>
+      </w:tblGrid>
+      <w:tr>
+        <w:tc>
+          <w:tcPr>
+            <w:tcW w:type="dxa" w:w="3118"/>
+          </w:tcPr>
+          <w:p>
+            <w:r/>
+            <w:r>
+              <w:rPr>
+                <w:b/>
+                <w:sz w:val="18"/>
+              </w:rPr>
+              <w:t>情形</w:t>
+            </w:r>
+          </w:p>
+        </w:tc>
+        <w:tc>
+          <w:tcPr>
+            <w:tcW w:type="dxa" w:w="1417"/>
+          </w:tcPr>
+          <w:p>
+            <w:r/>
+            <w:r>
+              <w:rPr>
+                <w:b/>
+                <w:sz w:val="18"/>
+              </w:rPr>
+              <w:t>bbox_x</w:t>
+            </w:r>
+          </w:p>
+        </w:tc>
+        <w:tc>
+          <w:tcPr>
+            <w:tcW w:type="dxa" w:w="1984"/>
+          </w:tcPr>
+          <w:p>
+            <w:r/>
+            <w:r>
+              <w:rPr>
+                <w:b/>
+                <w:sz w:val="18"/>
+              </w:rPr>
+              <w:t>SDK 算出的偏角</w:t>
+            </w:r>
+          </w:p>
+        </w:tc>
+        <w:tc>
+          <w:tcPr>
+            <w:tcW w:type="dxa" w:w="1984"/>
+          </w:tcPr>
+          <w:p>
+            <w:r/>
+            <w:r>
+              <w:rPr>
+                <w:b/>
+                <w:sz w:val="18"/>
+              </w:rPr>
+              <w:t>真实偏角</w:t>
+            </w:r>
+          </w:p>
+        </w:tc>
+      </w:tr>
+      <w:tr>
+        <w:tc>
+          <w:tcPr>
+            <w:tcW w:type="dxa" w:w="3118"/>
+          </w:tcPr>
+          <w:p>
+            <w:r/>
+            <w:r>
+              <w:rPr>
+                <w:sz w:val="18"/>
+              </w:rPr>
+              <w:t>目标正好落在真实光心上</w:t>
+            </w:r>
+          </w:p>
+        </w:tc>
+        <w:tc>
+          <w:tcPr>
+            <w:tcW w:type="dxa" w:w="1417"/>
+          </w:tcPr>
+          <w:p>
+            <w:r/>
+            <w:r>
+              <w:rPr>
+                <w:rFonts w:ascii="Consolas" w:hAnsi="Consolas"/>
+                <w:sz w:val="17"/>
+              </w:rPr>
+              <w:t>654.0</w:t>
+            </w:r>
+          </w:p>
+        </w:tc>
+        <w:tc>
+          <w:tcPr>
+            <w:tcW w:type="dxa" w:w="1984"/>
+          </w:tcPr>
+          <w:p>
+            <w:r/>
+            <w:r>
+              <w:rPr>
+                <w:rFonts w:ascii="Consolas" w:hAnsi="Consolas"/>
+                <w:sz w:val="17"/>
+              </w:rPr>
+              <w:t>+41.21°</w:t>
+            </w:r>
+          </w:p>
+        </w:tc>
+        <w:tc>
+          <w:tcPr>
+            <w:tcW w:type="dxa" w:w="1984"/>
+          </w:tcPr>
+          <w:p>
+            <w:r/>
+            <w:r>
+              <w:rPr>
+                <w:rFonts w:ascii="Consolas" w:hAnsi="Consolas"/>
+                <w:sz w:val="17"/>
+              </w:rPr>
+              <w:t>0.00°</w:t>
+            </w:r>
+          </w:p>
+        </w:tc>
+      </w:tr>
+      <w:tr>
+        <w:tc>
+          <w:tcPr>
+            <w:tcW w:type="dxa" w:w="3118"/>
+          </w:tcPr>
+          <w:p>
+            <w:r/>
+            <w:r>
+              <w:rPr>
+                <w:sz w:val="18"/>
+              </w:rPr>
+              <w:t>目标落在 SDK 以为的中心</w:t>
+            </w:r>
+          </w:p>
+        </w:tc>
+        <w:tc>
+          <w:tcPr>
+            <w:tcW w:type="dxa" w:w="1417"/>
+          </w:tcPr>
+          <w:p>
+            <w:r/>
+            <w:r>
+              <w:rPr>
+                <w:rFonts w:ascii="Consolas" w:hAnsi="Consolas"/>
+                <w:sz w:val="17"/>
+              </w:rPr>
+              <w:t>320.0</w:t>
+            </w:r>
+          </w:p>
+        </w:tc>
+        <w:tc>
+          <w:tcPr>
+            <w:tcW w:type="dxa" w:w="1984"/>
+          </w:tcPr>
+          <w:p>
+            <w:r/>
+            <w:r>
+              <w:rPr>
+                <w:rFonts w:ascii="Consolas" w:hAnsi="Consolas"/>
+                <w:sz w:val="17"/>
+              </w:rPr>
+              <w:t>0.00°</w:t>
+            </w:r>
+          </w:p>
+        </w:tc>
+        <w:tc>
+          <w:tcPr>
+            <w:tcW w:type="dxa" w:w="1984"/>
+          </w:tcPr>
+          <w:p>
+            <w:r/>
+            <w:r>
+              <w:rPr>
+                <w:rFonts w:ascii="Consolas" w:hAnsi="Consolas"/>
+                <w:sz w:val="17"/>
+              </w:rPr>
+              <w:t>-15.63°</w:t>
+            </w:r>
+          </w:p>
+        </w:tc>
+      </w:tr>
+    </w:tbl>
+    <w:p/>
+    <w:p>
+      <w:r>
+        <w:rPr>
+          <w:b/>
+          <w:i w:val="0"/>
+          <w:color w:val="A3302C"/>
+        </w:rPr>
+        <w:t>第一行是最危险的情形：目标其实已经对准了，SDK 却认为偏了 41 度，于是命令飞机朝一侧大幅平移。aim_at 每轮用 goto_direct 执行这个偏移，五轮下来会把飞机带到离目标很远的地方——而且全程没有任何报错。</w:t>
+      </w:r>
+    </w:p>
+    <w:p>
+      <w:r>
+        <w:rPr>
+          <w:b w:val="0"/>
+          <w:i w:val="0"/>
+        </w:rPr>
+        <w:t>修法：IMAGE_W/IMAGE_H 改 1280/720，FOCAL_PX 改用标定 fx，并且 aim_at 里的画面中心要改用标定 cx/cy 而不是 IMAGE_W/2、IMAGE_H/2（真机 cx=654 并不等于 640，cy=360 也不等于 360 的巧合不能依赖）。前视下视两套参数不同，需分别传入。</w:t>
+      </w:r>
+    </w:p>
+    <w:p>
+      <w:r>
+        <w:rPr>
+          <w:b w:val="0"/>
+          <w:i w:val="0"/>
+          <w:color w:val="8A5A09"/>
+        </w:rPr>
+        <w:t>注意标定脚本的提醒：内参与分辨率绑定。IMX219 换分辨率会换 sensor mode（裁切/binning 都变），视场角随之改变，不能按比例缩放套到别的分辨率，必须重标。</w:t>
+      </w:r>
+    </w:p>
     <w:p>
       <w:pPr>
         <w:pStyle w:val="Heading2"/>

--- a/Sim2Real迁移方案.docx
+++ b/Sim2Real迁移方案.docx
@@ -220,7 +220,7 @@
               <w:rPr>
                 <w:sz w:val="18"/>
               </w:rPr>
-              <w:t>相机标定值已取得并量化误差（aim_at 误差达 41°）；第二轮查漏 7 条；actuator_action_node 判定不需要</w:t>
+              <w:t>第三轮查漏：camera_info 发的是占位内参、话题名也不符；标定值量化（aim_at 偏 41°）</w:t>
             </w:r>
           </w:p>
         </w:tc>
@@ -9692,6 +9692,1358 @@
           <w:color w:val="8A5A09"/>
         </w:rPr>
         <w:t>注意标定脚本的提醒：内参与分辨率绑定。IMX219 换分辨率会换 sensor mode（裁切/binning 都变），视场角随之改变，不能按比例缩放套到别的分辨率，必须重标。</w:t>
+      </w:r>
+    </w:p>
+    <w:p>
+      <w:pPr>
+        <w:pStyle w:val="Heading2"/>
+      </w:pPr>
+      <w:r>
+        <w:rPr>
+          <w:rFonts w:ascii="微软雅黑" w:hAnsi="微软雅黑" w:eastAsia="微软雅黑"/>
+          <w:color w:val="1F5FA9"/>
+          <w:sz w:val="25"/>
+        </w:rPr>
+        <w:t>6.9 第三轮查漏：camera_info 这条链路是坏的</w:t>
+      </w:r>
+    </w:p>
+    <w:p>
+      <w:r>
+        <w:rPr>
+          <w:b/>
+          <w:i w:val="0"/>
+        </w:rPr>
+        <w:t>locate_target() 靠 target_locate_node 把检测解算成世界坐标，而它要相机内参。search_along()（地面火情搜索）和 land_on()（物资点精准降落）内部都调 locate_target()，所以这条链路断了，两个任务都受影响。</w:t>
+      </w:r>
+    </w:p>
+    <w:tbl>
+      <w:tblPr>
+        <w:tblStyle w:val="LightGrid-Accent1"/>
+        <w:tblW w:type="auto" w:w="0"/>
+        <w:jc w:val="center"/>
+        <w:tblLook w:firstColumn="1" w:firstRow="1" w:lastColumn="0" w:lastRow="0" w:noHBand="0" w:noVBand="1" w:val="04A0"/>
+      </w:tblPr>
+      <w:tblGrid>
+        <w:gridCol w:w="2436"/>
+        <w:gridCol w:w="2436"/>
+        <w:gridCol w:w="2436"/>
+        <w:gridCol w:w="2436"/>
+      </w:tblGrid>
+      <w:tr>
+        <w:tc>
+          <w:tcPr>
+            <w:tcW w:type="dxa" w:w="1814"/>
+          </w:tcPr>
+          <w:p>
+            <w:r/>
+            <w:r>
+              <w:rPr>
+                <w:b/>
+                <w:sz w:val="18"/>
+              </w:rPr>
+              <w:t>环节</w:t>
+            </w:r>
+          </w:p>
+        </w:tc>
+        <w:tc>
+          <w:tcPr>
+            <w:tcW w:type="dxa" w:w="2041"/>
+          </w:tcPr>
+          <w:p>
+            <w:r/>
+            <w:r>
+              <w:rPr>
+                <w:b/>
+                <w:sz w:val="18"/>
+              </w:rPr>
+              <w:t>仿真</w:t>
+            </w:r>
+          </w:p>
+        </w:tc>
+        <w:tc>
+          <w:tcPr>
+            <w:tcW w:type="dxa" w:w="2608"/>
+          </w:tcPr>
+          <w:p>
+            <w:r/>
+            <w:r>
+              <w:rPr>
+                <w:b/>
+                <w:sz w:val="18"/>
+              </w:rPr>
+              <w:t>真机</w:t>
+            </w:r>
+          </w:p>
+        </w:tc>
+        <w:tc>
+          <w:tcPr>
+            <w:tcW w:type="dxa" w:w="2324"/>
+          </w:tcPr>
+          <w:p>
+            <w:r/>
+            <w:r>
+              <w:rPr>
+                <w:b/>
+                <w:sz w:val="18"/>
+              </w:rPr>
+              <w:t>问题</w:t>
+            </w:r>
+          </w:p>
+        </w:tc>
+      </w:tr>
+      <w:tr>
+        <w:tc>
+          <w:tcPr>
+            <w:tcW w:type="dxa" w:w="1814"/>
+          </w:tcPr>
+          <w:p>
+            <w:r/>
+            <w:r>
+              <w:rPr>
+                <w:sz w:val="18"/>
+              </w:rPr>
+              <w:t>camera_info 话题名</w:t>
+            </w:r>
+          </w:p>
+        </w:tc>
+        <w:tc>
+          <w:tcPr>
+            <w:tcW w:type="dxa" w:w="2041"/>
+          </w:tcPr>
+          <w:p>
+            <w:r/>
+            <w:r>
+              <w:rPr>
+                <w:sz w:val="18"/>
+              </w:rPr>
+              <w:t>{ns}_{cam}_camera/camera_info</w:t>
+            </w:r>
+          </w:p>
+        </w:tc>
+        <w:tc>
+          <w:tcPr>
+            <w:tcW w:type="dxa" w:w="2608"/>
+          </w:tcPr>
+          <w:p>
+            <w:r/>
+            <w:r>
+              <w:rPr>
+                <w:sz w:val="18"/>
+              </w:rPr>
+              <w:t>camera/camera_info</w:t>
+            </w:r>
+          </w:p>
+        </w:tc>
+        <w:tc>
+          <w:tcPr>
+            <w:tcW w:type="dxa" w:w="2324"/>
+          </w:tcPr>
+          <w:p>
+            <w:r/>
+            <w:r>
+              <w:rPr>
+                <w:sz w:val="18"/>
+              </w:rPr>
+              <w:t>名字不符</w:t>
+            </w:r>
+          </w:p>
+        </w:tc>
+      </w:tr>
+      <w:tr>
+        <w:tc>
+          <w:tcPr>
+            <w:tcW w:type="dxa" w:w="1814"/>
+          </w:tcPr>
+          <w:p>
+            <w:r/>
+            <w:r>
+              <w:rPr>
+                <w:sz w:val="18"/>
+              </w:rPr>
+              <w:t>内参来源</w:t>
+            </w:r>
+          </w:p>
+        </w:tc>
+        <w:tc>
+          <w:tcPr>
+            <w:tcW w:type="dxa" w:w="2041"/>
+          </w:tcPr>
+          <w:p>
+            <w:r/>
+            <w:r>
+              <w:rPr>
+                <w:sz w:val="18"/>
+              </w:rPr>
+              <w:t>Gazebo 相机模型，与渲染一致</w:t>
+            </w:r>
+          </w:p>
+        </w:tc>
+        <w:tc>
+          <w:tcPr>
+            <w:tcW w:type="dxa" w:w="2608"/>
+          </w:tcPr>
+          <w:p>
+            <w:r/>
+            <w:r>
+              <w:rPr>
+                <w:sz w:val="18"/>
+              </w:rPr>
+              <w:t>image_publisher_node 按 approx_hfov_deg=78° **粗估**</w:t>
+            </w:r>
+          </w:p>
+        </w:tc>
+        <w:tc>
+          <w:tcPr>
+            <w:tcW w:type="dxa" w:w="2324"/>
+          </w:tcPr>
+          <w:p>
+            <w:r/>
+            <w:r>
+              <w:rPr>
+                <w:sz w:val="18"/>
+              </w:rPr>
+              <w:t>源码注释自述“占位内参（未标定），畸变系数全 0”</w:t>
+            </w:r>
+          </w:p>
+        </w:tc>
+      </w:tr>
+      <w:tr>
+        <w:tc>
+          <w:tcPr>
+            <w:tcW w:type="dxa" w:w="1814"/>
+          </w:tcPr>
+          <w:p>
+            <w:r/>
+            <w:r>
+              <w:rPr>
+                <w:sz w:val="18"/>
+              </w:rPr>
+              <w:t>实际数值</w:t>
+            </w:r>
+          </w:p>
+        </w:tc>
+        <w:tc>
+          <w:tcPr>
+            <w:tcW w:type="dxa" w:w="2041"/>
+          </w:tcPr>
+          <w:p>
+            <w:r/>
+            <w:r>
+              <w:rPr>
+                <w:sz w:val="18"/>
+              </w:rPr>
+              <w:t>与渲染一致</w:t>
+            </w:r>
+          </w:p>
+        </w:tc>
+        <w:tc>
+          <w:tcPr>
+            <w:tcW w:type="dxa" w:w="2608"/>
+          </w:tcPr>
+          <w:p>
+            <w:r/>
+            <w:r>
+              <w:rPr>
+                <w:sz w:val="18"/>
+              </w:rPr>
+              <w:t>fx=fy=790.3、cx=640、cy=360</w:t>
+            </w:r>
+          </w:p>
+        </w:tc>
+        <w:tc>
+          <w:tcPr>
+            <w:tcW w:type="dxa" w:w="2324"/>
+          </w:tcPr>
+          <w:p>
+            <w:r/>
+            <w:r>
+              <w:rPr>
+                <w:sz w:val="18"/>
+              </w:rPr>
+              <w:t>与标定值 fx=1194.1、cx=654.1 差 1.51 倍</w:t>
+            </w:r>
+          </w:p>
+        </w:tc>
+      </w:tr>
+      <w:tr>
+        <w:tc>
+          <w:tcPr>
+            <w:tcW w:type="dxa" w:w="1814"/>
+          </w:tcPr>
+          <w:p>
+            <w:r/>
+            <w:r>
+              <w:rPr>
+                <w:sz w:val="18"/>
+              </w:rPr>
+              <w:t>标定结果有没有接进去</w:t>
+            </w:r>
+          </w:p>
+        </w:tc>
+        <w:tc>
+          <w:tcPr>
+            <w:tcW w:type="dxa" w:w="2041"/>
+          </w:tcPr>
+          <w:p>
+            <w:r/>
+            <w:r>
+              <w:rPr>
+                <w:sz w:val="18"/>
+              </w:rPr>
+              <w:t>—</w:t>
+            </w:r>
+          </w:p>
+        </w:tc>
+        <w:tc>
+          <w:tcPr>
+            <w:tcW w:type="dxa" w:w="2608"/>
+          </w:tcPr>
+          <w:p>
+            <w:r/>
+            <w:r>
+              <w:rPr>
+                <w:sz w:val="18"/>
+              </w:rPr>
+              <w:t>~/camera_calib/ 里有 camera_info.yaml，但未接入发布者</w:t>
+            </w:r>
+          </w:p>
+        </w:tc>
+        <w:tc>
+          <w:tcPr>
+            <w:tcW w:type="dxa" w:w="2324"/>
+          </w:tcPr>
+          <w:p>
+            <w:r/>
+            <w:r>
+              <w:rPr>
+                <w:sz w:val="18"/>
+              </w:rPr>
+              <w:t>标定做了，没用上</w:t>
+            </w:r>
+          </w:p>
+        </w:tc>
+      </w:tr>
+    </w:tbl>
+    <w:p/>
+    <w:p>
+      <w:r>
+        <w:rPr>
+          <w:b/>
+          <w:i w:val="0"/>
+          <w:color w:val="A3302C"/>
+        </w:rPr>
+        <w:t>后果量化：占位 fx 比标定值小 1.51 倍。射线法解算里焦距直接决定像素到角度的换算，fx 偏小会把同一个像素偏移解释成更大的角度，等价于把目标距离算大约 1.51 倍——地面火情通报给任务机的世界坐标会偏，任务机按错坐标去投弹。</w:t>
+      </w:r>
+    </w:p>
+    <w:p>
+      <w:r>
+        <w:rPr>
+          <w:b w:val="0"/>
+          <w:i w:val="0"/>
+          <w:color w:val="5A6472"/>
+        </w:rPr>
+        <w:t>源码注释自己也写明了：“AprilTag 检测本身（找到 tag 在像素坐标系的位置）不受影响，但位姿解算（6D pose，精准降落要用的那个）精度不能代表真实值，正式用于降落前必须换成真实标定结果”。标定已经做了（tools/calib_tools），缺的是把结果接进 image_publisher_node。</w:t>
+      </w:r>
+    </w:p>
+    <w:p>
+      <w:pPr>
+        <w:pStyle w:val="Heading2"/>
+      </w:pPr>
+      <w:r>
+        <w:rPr>
+          <w:rFonts w:ascii="微软雅黑" w:hAnsi="微软雅黑" w:eastAsia="微软雅黑"/>
+          <w:color w:val="1F5FA9"/>
+          <w:sz w:val="25"/>
+        </w:rPr>
+        <w:t>6.10 内参问题的全貌</w:t>
+      </w:r>
+    </w:p>
+    <w:p>
+      <w:r>
+        <w:rPr>
+          <w:b/>
+          <w:i w:val="0"/>
+        </w:rPr>
+        <w:t>到这里，内参在三个地方各错一次，互不相同：</w:t>
+      </w:r>
+    </w:p>
+    <w:tbl>
+      <w:tblPr>
+        <w:tblStyle w:val="LightGrid-Accent1"/>
+        <w:tblW w:type="auto" w:w="0"/>
+        <w:jc w:val="center"/>
+        <w:tblLook w:firstColumn="1" w:firstRow="1" w:lastColumn="0" w:lastRow="0" w:noHBand="0" w:noVBand="1" w:val="04A0"/>
+      </w:tblPr>
+      <w:tblGrid>
+        <w:gridCol w:w="2436"/>
+        <w:gridCol w:w="2436"/>
+        <w:gridCol w:w="2436"/>
+        <w:gridCol w:w="2436"/>
+      </w:tblGrid>
+      <w:tr>
+        <w:tc>
+          <w:tcPr>
+            <w:tcW w:type="dxa" w:w="2381"/>
+          </w:tcPr>
+          <w:p>
+            <w:r/>
+            <w:r>
+              <w:rPr>
+                <w:b/>
+                <w:sz w:val="18"/>
+              </w:rPr>
+              <w:t>位置</w:t>
+            </w:r>
+          </w:p>
+        </w:tc>
+        <w:tc>
+          <w:tcPr>
+            <w:tcW w:type="dxa" w:w="2041"/>
+          </w:tcPr>
+          <w:p>
+            <w:r/>
+            <w:r>
+              <w:rPr>
+                <w:b/>
+                <w:sz w:val="18"/>
+              </w:rPr>
+              <w:t>用途</w:t>
+            </w:r>
+          </w:p>
+        </w:tc>
+        <w:tc>
+          <w:tcPr>
+            <w:tcW w:type="dxa" w:w="2268"/>
+          </w:tcPr>
+          <w:p>
+            <w:r/>
+            <w:r>
+              <w:rPr>
+                <w:b/>
+                <w:sz w:val="18"/>
+              </w:rPr>
+              <w:t>现状</w:t>
+            </w:r>
+          </w:p>
+        </w:tc>
+        <w:tc>
+          <w:tcPr>
+            <w:tcW w:type="dxa" w:w="2098"/>
+          </w:tcPr>
+          <w:p>
+            <w:r/>
+            <w:r>
+              <w:rPr>
+                <w:b/>
+                <w:sz w:val="18"/>
+              </w:rPr>
+              <w:t>修法</w:t>
+            </w:r>
+          </w:p>
+        </w:tc>
+      </w:tr>
+      <w:tr>
+        <w:tc>
+          <w:tcPr>
+            <w:tcW w:type="dxa" w:w="2381"/>
+          </w:tcPr>
+          <w:p>
+            <w:r/>
+            <w:r>
+              <w:rPr>
+                <w:sz w:val="18"/>
+              </w:rPr>
+              <w:t>SDK aim_at（写死常量）</w:t>
+            </w:r>
+          </w:p>
+        </w:tc>
+        <w:tc>
+          <w:tcPr>
+            <w:tcW w:type="dxa" w:w="2041"/>
+          </w:tcPr>
+          <w:p>
+            <w:r/>
+            <w:r>
+              <w:rPr>
+                <w:sz w:val="18"/>
+              </w:rPr>
+              <w:t>高层火情前视对准</w:t>
+            </w:r>
+          </w:p>
+        </w:tc>
+        <w:tc>
+          <w:tcPr>
+            <w:tcW w:type="dxa" w:w="2268"/>
+          </w:tcPr>
+          <w:p>
+            <w:r/>
+            <w:r>
+              <w:rPr>
+                <w:sz w:val="18"/>
+              </w:rPr>
+              <w:t>640x480 / fx 381.35 / 中心 320,240</w:t>
+            </w:r>
+          </w:p>
+        </w:tc>
+        <w:tc>
+          <w:tcPr>
+            <w:tcW w:type="dxa" w:w="2098"/>
+          </w:tcPr>
+          <w:p>
+            <w:r/>
+            <w:r>
+              <w:rPr>
+                <w:sz w:val="18"/>
+              </w:rPr>
+              <w:t>改用标定值，前视下视分开</w:t>
+            </w:r>
+          </w:p>
+        </w:tc>
+      </w:tr>
+      <w:tr>
+        <w:tc>
+          <w:tcPr>
+            <w:tcW w:type="dxa" w:w="2381"/>
+          </w:tcPr>
+          <w:p>
+            <w:r/>
+            <w:r>
+              <w:rPr>
+                <w:sz w:val="18"/>
+              </w:rPr>
+              <w:t>真机 camera_info（占位）</w:t>
+            </w:r>
+          </w:p>
+        </w:tc>
+        <w:tc>
+          <w:tcPr>
+            <w:tcW w:type="dxa" w:w="2041"/>
+          </w:tcPr>
+          <w:p>
+            <w:r/>
+            <w:r>
+              <w:rPr>
+                <w:sz w:val="18"/>
+              </w:rPr>
+              <w:t>target_locate 解算世界坐标</w:t>
+            </w:r>
+          </w:p>
+        </w:tc>
+        <w:tc>
+          <w:tcPr>
+            <w:tcW w:type="dxa" w:w="2268"/>
+          </w:tcPr>
+          <w:p>
+            <w:r/>
+            <w:r>
+              <w:rPr>
+                <w:sz w:val="18"/>
+              </w:rPr>
+              <w:t>1280x720 / fx 790.3 / 中心 640,360</w:t>
+            </w:r>
+          </w:p>
+        </w:tc>
+        <w:tc>
+          <w:tcPr>
+            <w:tcW w:type="dxa" w:w="2098"/>
+          </w:tcPr>
+          <w:p>
+            <w:r/>
+            <w:r>
+              <w:rPr>
+                <w:sz w:val="18"/>
+              </w:rPr>
+              <w:t>把 ~/camera_calib/ 的标定结果接进去</w:t>
+            </w:r>
+          </w:p>
+        </w:tc>
+      </w:tr>
+      <w:tr>
+        <w:tc>
+          <w:tcPr>
+            <w:tcW w:type="dxa" w:w="2381"/>
+          </w:tcPr>
+          <w:p>
+            <w:r/>
+            <w:r>
+              <w:rPr>
+                <w:sz w:val="18"/>
+              </w:rPr>
+              <w:t>precision_servo（参数）</w:t>
+            </w:r>
+          </w:p>
+        </w:tc>
+        <w:tc>
+          <w:tcPr>
+            <w:tcW w:type="dxa" w:w="2041"/>
+          </w:tcPr>
+          <w:p>
+            <w:r/>
+            <w:r>
+              <w:rPr>
+                <w:sz w:val="18"/>
+              </w:rPr>
+              <w:t>下视伺服</w:t>
+            </w:r>
+          </w:p>
+        </w:tc>
+        <w:tc>
+          <w:tcPr>
+            <w:tcW w:type="dxa" w:w="2268"/>
+          </w:tcPr>
+          <w:p>
+            <w:r/>
+            <w:r>
+              <w:rPr>
+                <w:sz w:val="18"/>
+              </w:rPr>
+              <w:t>image_width/height/hfov 是 ROS 参数</w:t>
+            </w:r>
+          </w:p>
+        </w:tc>
+        <w:tc>
+          <w:tcPr>
+            <w:tcW w:type="dxa" w:w="2098"/>
+          </w:tcPr>
+          <w:p>
+            <w:r/>
+            <w:r>
+              <w:rPr>
+                <w:sz w:val="18"/>
+              </w:rPr>
+              <w:t>真机启动时按标定值传入，这条路设计是对的</w:t>
+            </w:r>
+          </w:p>
+        </w:tc>
+      </w:tr>
+    </w:tbl>
+    <w:p/>
+    <w:p>
+      <w:r>
+        <w:rPr>
+          <w:b w:val="0"/>
+          <w:i w:val="0"/>
+          <w:color w:val="8A5A09"/>
+        </w:rPr>
+        <w:t>precision_servo 把内参做成参数、另外两处写死或粗估——同一套系统里三种做法，出问题的正是写死和粗估的那两个。修的时候建议统一成“从标定文件读”。</w:t>
+      </w:r>
+    </w:p>
+    <w:p>
+      <w:pPr>
+        <w:pStyle w:val="Heading2"/>
+      </w:pPr>
+      <w:r>
+        <w:rPr>
+          <w:rFonts w:ascii="微软雅黑" w:hAnsi="微软雅黑" w:eastAsia="微软雅黑"/>
+          <w:color w:val="1F5FA9"/>
+          <w:sz w:val="25"/>
+        </w:rPr>
+        <w:t>6.11 规划器参数：两边不是一套</w:t>
+      </w:r>
+    </w:p>
+    <w:p>
+      <w:r>
+        <w:rPr>
+          <w:b/>
+          <w:i w:val="0"/>
+        </w:rPr>
+        <w:t>EGO_* 这组参数直接决定避障行为和规划范围，两边差得不小：</w:t>
+      </w:r>
+    </w:p>
+    <w:tbl>
+      <w:tblPr>
+        <w:tblStyle w:val="LightGrid-Accent1"/>
+        <w:tblW w:type="auto" w:w="0"/>
+        <w:jc w:val="center"/>
+        <w:tblLook w:firstColumn="1" w:firstRow="1" w:lastColumn="0" w:lastRow="0" w:noHBand="0" w:noVBand="1" w:val="04A0"/>
+      </w:tblPr>
+      <w:tblGrid>
+        <w:gridCol w:w="2436"/>
+        <w:gridCol w:w="2436"/>
+        <w:gridCol w:w="2436"/>
+        <w:gridCol w:w="2436"/>
+      </w:tblGrid>
+      <w:tr>
+        <w:tc>
+          <w:tcPr>
+            <w:tcW w:type="dxa" w:w="2608"/>
+          </w:tcPr>
+          <w:p>
+            <w:r/>
+            <w:r>
+              <w:rPr>
+                <w:b/>
+                <w:sz w:val="18"/>
+              </w:rPr>
+              <w:t>参数</w:t>
+            </w:r>
+          </w:p>
+        </w:tc>
+        <w:tc>
+          <w:tcPr>
+            <w:tcW w:type="dxa" w:w="1361"/>
+          </w:tcPr>
+          <w:p>
+            <w:r/>
+            <w:r>
+              <w:rPr>
+                <w:b/>
+                <w:sz w:val="18"/>
+              </w:rPr>
+              <w:t>仿真</w:t>
+            </w:r>
+          </w:p>
+        </w:tc>
+        <w:tc>
+          <w:tcPr>
+            <w:tcW w:type="dxa" w:w="1474"/>
+          </w:tcPr>
+          <w:p>
+            <w:r/>
+            <w:r>
+              <w:rPr>
+                <w:b/>
+                <w:sz w:val="18"/>
+              </w:rPr>
+              <w:t>真机现场</w:t>
+            </w:r>
+          </w:p>
+        </w:tc>
+        <w:tc>
+          <w:tcPr>
+            <w:tcW w:type="dxa" w:w="3345"/>
+          </w:tcPr>
+          <w:p>
+            <w:r/>
+            <w:r>
+              <w:rPr>
+                <w:b/>
+                <w:sz w:val="18"/>
+              </w:rPr>
+              <w:t>含义</w:t>
+            </w:r>
+          </w:p>
+        </w:tc>
+      </w:tr>
+      <w:tr>
+        <w:tc>
+          <w:tcPr>
+            <w:tcW w:type="dxa" w:w="2608"/>
+          </w:tcPr>
+          <w:p>
+            <w:r/>
+            <w:r>
+              <w:rPr>
+                <w:rFonts w:ascii="Consolas" w:hAnsi="Consolas"/>
+                <w:sz w:val="17"/>
+              </w:rPr>
+              <w:t>EGO_OBSTACLES_INFLATION</w:t>
+            </w:r>
+          </w:p>
+        </w:tc>
+        <w:tc>
+          <w:tcPr>
+            <w:tcW w:type="dxa" w:w="1361"/>
+          </w:tcPr>
+          <w:p>
+            <w:r/>
+            <w:r>
+              <w:rPr>
+                <w:rFonts w:ascii="Consolas" w:hAnsi="Consolas"/>
+                <w:sz w:val="17"/>
+              </w:rPr>
+              <w:t>0.6</w:t>
+            </w:r>
+          </w:p>
+        </w:tc>
+        <w:tc>
+          <w:tcPr>
+            <w:tcW w:type="dxa" w:w="1474"/>
+          </w:tcPr>
+          <w:p>
+            <w:r/>
+            <w:r>
+              <w:rPr>
+                <w:rFonts w:ascii="Consolas" w:hAnsi="Consolas"/>
+                <w:sz w:val="17"/>
+              </w:rPr>
+              <w:t>0.8</w:t>
+            </w:r>
+          </w:p>
+        </w:tc>
+        <w:tc>
+          <w:tcPr>
+            <w:tcW w:type="dxa" w:w="3345"/>
+          </w:tcPr>
+          <w:p>
+            <w:r/>
+            <w:r>
+              <w:rPr>
+                <w:sz w:val="18"/>
+              </w:rPr>
+              <w:t>障碍物膨胀半径（米）</w:t>
+            </w:r>
+          </w:p>
+        </w:tc>
+      </w:tr>
+      <w:tr>
+        <w:tc>
+          <w:tcPr>
+            <w:tcW w:type="dxa" w:w="2608"/>
+          </w:tcPr>
+          <w:p>
+            <w:r/>
+            <w:r>
+              <w:rPr>
+                <w:rFonts w:ascii="Consolas" w:hAnsi="Consolas"/>
+                <w:sz w:val="17"/>
+              </w:rPr>
+              <w:t>EGO_OBSTACLES_INFLATION_Z</w:t>
+            </w:r>
+          </w:p>
+        </w:tc>
+        <w:tc>
+          <w:tcPr>
+            <w:tcW w:type="dxa" w:w="1361"/>
+          </w:tcPr>
+          <w:p>
+            <w:r/>
+            <w:r>
+              <w:rPr>
+                <w:rFonts w:ascii="Consolas" w:hAnsi="Consolas"/>
+                <w:sz w:val="17"/>
+              </w:rPr>
+              <w:t>0.2</w:t>
+            </w:r>
+          </w:p>
+        </w:tc>
+        <w:tc>
+          <w:tcPr>
+            <w:tcW w:type="dxa" w:w="1474"/>
+          </w:tcPr>
+          <w:p>
+            <w:r/>
+            <w:r>
+              <w:rPr>
+                <w:rFonts w:ascii="Consolas" w:hAnsi="Consolas"/>
+                <w:sz w:val="17"/>
+              </w:rPr>
+              <w:t>未设</w:t>
+            </w:r>
+          </w:p>
+        </w:tc>
+        <w:tc>
+          <w:tcPr>
+            <w:tcW w:type="dxa" w:w="3345"/>
+          </w:tcPr>
+          <w:p>
+            <w:r/>
+            <w:r>
+              <w:rPr>
+                <w:sz w:val="18"/>
+              </w:rPr>
+              <w:t>竖直膨胀半径</w:t>
+            </w:r>
+          </w:p>
+        </w:tc>
+      </w:tr>
+      <w:tr>
+        <w:tc>
+          <w:tcPr>
+            <w:tcW w:type="dxa" w:w="2608"/>
+          </w:tcPr>
+          <w:p>
+            <w:r/>
+            <w:r>
+              <w:rPr>
+                <w:rFonts w:ascii="Consolas" w:hAnsi="Consolas"/>
+                <w:sz w:val="17"/>
+              </w:rPr>
+              <w:t>EGO_PLANNING_HORIZON</w:t>
+            </w:r>
+          </w:p>
+        </w:tc>
+        <w:tc>
+          <w:tcPr>
+            <w:tcW w:type="dxa" w:w="1361"/>
+          </w:tcPr>
+          <w:p>
+            <w:r/>
+            <w:r>
+              <w:rPr>
+                <w:rFonts w:ascii="Consolas" w:hAnsi="Consolas"/>
+                <w:sz w:val="17"/>
+              </w:rPr>
+              <w:t>未设</w:t>
+            </w:r>
+          </w:p>
+        </w:tc>
+        <w:tc>
+          <w:tcPr>
+            <w:tcW w:type="dxa" w:w="1474"/>
+          </w:tcPr>
+          <w:p>
+            <w:r/>
+            <w:r>
+              <w:rPr>
+                <w:rFonts w:ascii="Consolas" w:hAnsi="Consolas"/>
+                <w:sz w:val="17"/>
+              </w:rPr>
+              <w:t>20.0</w:t>
+            </w:r>
+          </w:p>
+        </w:tc>
+        <w:tc>
+          <w:tcPr>
+            <w:tcW w:type="dxa" w:w="3345"/>
+          </w:tcPr>
+          <w:p>
+            <w:r/>
+            <w:r>
+              <w:rPr>
+                <w:sz w:val="18"/>
+              </w:rPr>
+              <w:t>规划视距</w:t>
+            </w:r>
+          </w:p>
+        </w:tc>
+      </w:tr>
+      <w:tr>
+        <w:tc>
+          <w:tcPr>
+            <w:tcW w:type="dxa" w:w="2608"/>
+          </w:tcPr>
+          <w:p>
+            <w:r/>
+            <w:r>
+              <w:rPr>
+                <w:rFonts w:ascii="Consolas" w:hAnsi="Consolas"/>
+                <w:sz w:val="17"/>
+              </w:rPr>
+              <w:t>EGO_LOCAL_UPDATE_RANGE_XY</w:t>
+            </w:r>
+          </w:p>
+        </w:tc>
+        <w:tc>
+          <w:tcPr>
+            <w:tcW w:type="dxa" w:w="1361"/>
+          </w:tcPr>
+          <w:p>
+            <w:r/>
+            <w:r>
+              <w:rPr>
+                <w:rFonts w:ascii="Consolas" w:hAnsi="Consolas"/>
+                <w:sz w:val="17"/>
+              </w:rPr>
+              <w:t>未设</w:t>
+            </w:r>
+          </w:p>
+        </w:tc>
+        <w:tc>
+          <w:tcPr>
+            <w:tcW w:type="dxa" w:w="1474"/>
+          </w:tcPr>
+          <w:p>
+            <w:r/>
+            <w:r>
+              <w:rPr>
+                <w:rFonts w:ascii="Consolas" w:hAnsi="Consolas"/>
+                <w:sz w:val="17"/>
+              </w:rPr>
+              <w:t>20.0</w:t>
+            </w:r>
+          </w:p>
+        </w:tc>
+        <w:tc>
+          <w:tcPr>
+            <w:tcW w:type="dxa" w:w="3345"/>
+          </w:tcPr>
+          <w:p>
+            <w:r/>
+            <w:r>
+              <w:rPr>
+                <w:sz w:val="18"/>
+              </w:rPr>
+              <w:t>局部地图更新范围</w:t>
+            </w:r>
+          </w:p>
+        </w:tc>
+      </w:tr>
+      <w:tr>
+        <w:tc>
+          <w:tcPr>
+            <w:tcW w:type="dxa" w:w="2608"/>
+          </w:tcPr>
+          <w:p>
+            <w:r/>
+            <w:r>
+              <w:rPr>
+                <w:rFonts w:ascii="Consolas" w:hAnsi="Consolas"/>
+                <w:sz w:val="17"/>
+              </w:rPr>
+              <w:t>EGO_MAX_RAY_LENGTH</w:t>
+            </w:r>
+          </w:p>
+        </w:tc>
+        <w:tc>
+          <w:tcPr>
+            <w:tcW w:type="dxa" w:w="1361"/>
+          </w:tcPr>
+          <w:p>
+            <w:r/>
+            <w:r>
+              <w:rPr>
+                <w:rFonts w:ascii="Consolas" w:hAnsi="Consolas"/>
+                <w:sz w:val="17"/>
+              </w:rPr>
+              <w:t>未设</w:t>
+            </w:r>
+          </w:p>
+        </w:tc>
+        <w:tc>
+          <w:tcPr>
+            <w:tcW w:type="dxa" w:w="1474"/>
+          </w:tcPr>
+          <w:p>
+            <w:r/>
+            <w:r>
+              <w:rPr>
+                <w:rFonts w:ascii="Consolas" w:hAnsi="Consolas"/>
+                <w:sz w:val="17"/>
+              </w:rPr>
+              <w:t>20.0</w:t>
+            </w:r>
+          </w:p>
+        </w:tc>
+        <w:tc>
+          <w:tcPr>
+            <w:tcW w:type="dxa" w:w="3345"/>
+          </w:tcPr>
+          <w:p>
+            <w:r/>
+            <w:r>
+              <w:rPr>
+                <w:sz w:val="18"/>
+              </w:rPr>
+              <w:t>射线最大长度</w:t>
+            </w:r>
+          </w:p>
+        </w:tc>
+      </w:tr>
+      <w:tr>
+        <w:tc>
+          <w:tcPr>
+            <w:tcW w:type="dxa" w:w="2608"/>
+          </w:tcPr>
+          <w:p>
+            <w:r/>
+            <w:r>
+              <w:rPr>
+                <w:rFonts w:ascii="Consolas" w:hAnsi="Consolas"/>
+                <w:sz w:val="17"/>
+              </w:rPr>
+              <w:t>EGO_MIN_RAY_LENGTH</w:t>
+            </w:r>
+          </w:p>
+        </w:tc>
+        <w:tc>
+          <w:tcPr>
+            <w:tcW w:type="dxa" w:w="1361"/>
+          </w:tcPr>
+          <w:p>
+            <w:r/>
+            <w:r>
+              <w:rPr>
+                <w:rFonts w:ascii="Consolas" w:hAnsi="Consolas"/>
+                <w:sz w:val="17"/>
+              </w:rPr>
+              <w:t>未设</w:t>
+            </w:r>
+          </w:p>
+        </w:tc>
+        <w:tc>
+          <w:tcPr>
+            <w:tcW w:type="dxa" w:w="1474"/>
+          </w:tcPr>
+          <w:p>
+            <w:r/>
+            <w:r>
+              <w:rPr>
+                <w:rFonts w:ascii="Consolas" w:hAnsi="Consolas"/>
+                <w:sz w:val="17"/>
+              </w:rPr>
+              <w:t>0.5</w:t>
+            </w:r>
+          </w:p>
+        </w:tc>
+        <w:tc>
+          <w:tcPr>
+            <w:tcW w:type="dxa" w:w="3345"/>
+          </w:tcPr>
+          <w:p>
+            <w:r/>
+            <w:r>
+              <w:rPr>
+                <w:sz w:val="18"/>
+              </w:rPr>
+              <w:t>射线最小长度</w:t>
+            </w:r>
+          </w:p>
+        </w:tc>
+      </w:tr>
+      <w:tr>
+        <w:tc>
+          <w:tcPr>
+            <w:tcW w:type="dxa" w:w="2608"/>
+          </w:tcPr>
+          <w:p>
+            <w:r/>
+            <w:r>
+              <w:rPr>
+                <w:rFonts w:ascii="Consolas" w:hAnsi="Consolas"/>
+                <w:sz w:val="17"/>
+              </w:rPr>
+              <w:t>EGO_ASTAR_Z_WEIGHT</w:t>
+            </w:r>
+          </w:p>
+        </w:tc>
+        <w:tc>
+          <w:tcPr>
+            <w:tcW w:type="dxa" w:w="1361"/>
+          </w:tcPr>
+          <w:p>
+            <w:r/>
+            <w:r>
+              <w:rPr>
+                <w:rFonts w:ascii="Consolas" w:hAnsi="Consolas"/>
+                <w:sz w:val="17"/>
+              </w:rPr>
+              <w:t>无此参数</w:t>
+            </w:r>
+          </w:p>
+        </w:tc>
+        <w:tc>
+          <w:tcPr>
+            <w:tcW w:type="dxa" w:w="1474"/>
+          </w:tcPr>
+          <w:p>
+            <w:r/>
+            <w:r>
+              <w:rPr>
+                <w:rFonts w:ascii="Consolas" w:hAnsi="Consolas"/>
+                <w:sz w:val="17"/>
+              </w:rPr>
+              <w:t>1.0</w:t>
+            </w:r>
+          </w:p>
+        </w:tc>
+        <w:tc>
+          <w:tcPr>
+            <w:tcW w:type="dxa" w:w="3345"/>
+          </w:tcPr>
+          <w:p>
+            <w:r/>
+            <w:r>
+              <w:rPr>
+                <w:sz w:val="18"/>
+              </w:rPr>
+              <w:t>A* 的 z 向代价权重（真机独有）</w:t>
+            </w:r>
+          </w:p>
+        </w:tc>
+      </w:tr>
+    </w:tbl>
+    <w:p/>
+    <w:p>
+      <w:r>
+        <w:rPr>
+          <w:b/>
+          <w:i w:val="0"/>
+        </w:rPr>
+        <w:t>膨胀半径这一条需要更正本方案前几版的一处表述。A→B 西侧净宽的两个值分别是：</w:t>
+      </w:r>
+    </w:p>
+    <w:tbl>
+      <w:tblPr>
+        <w:tblStyle w:val="LightGrid-Accent1"/>
+        <w:tblW w:type="auto" w:w="0"/>
+        <w:jc w:val="center"/>
+        <w:tblLook w:firstColumn="1" w:firstRow="1" w:lastColumn="0" w:lastRow="0" w:noHBand="0" w:noVBand="1" w:val="04A0"/>
+      </w:tblPr>
+      <w:tblGrid>
+        <w:gridCol w:w="3249"/>
+        <w:gridCol w:w="3249"/>
+        <w:gridCol w:w="3249"/>
+      </w:tblGrid>
+      <w:tr>
+        <w:tc>
+          <w:tcPr>
+            <w:tcW w:type="dxa" w:w="1701"/>
+          </w:tcPr>
+          <w:p>
+            <w:r/>
+            <w:r>
+              <w:rPr>
+                <w:b/>
+                <w:sz w:val="18"/>
+              </w:rPr>
+              <w:t>膨胀半径</w:t>
+            </w:r>
+          </w:p>
+        </w:tc>
+        <w:tc>
+          <w:tcPr>
+            <w:tcW w:type="dxa" w:w="1701"/>
+          </w:tcPr>
+          <w:p>
+            <w:r/>
+            <w:r>
+              <w:rPr>
+                <w:b/>
+                <w:sz w:val="18"/>
+              </w:rPr>
+              <w:t>西侧净宽</w:t>
+            </w:r>
+          </w:p>
+        </w:tc>
+        <w:tc>
+          <w:tcPr>
+            <w:tcW w:type="dxa" w:w="5386"/>
+          </w:tcPr>
+          <w:p>
+            <w:r/>
+            <w:r>
+              <w:rPr>
+                <w:b/>
+                <w:sz w:val="18"/>
+              </w:rPr>
+              <w:t>对应哪一侧</w:t>
+            </w:r>
+          </w:p>
+        </w:tc>
+      </w:tr>
+      <w:tr>
+        <w:tc>
+          <w:tcPr>
+            <w:tcW w:type="dxa" w:w="1701"/>
+          </w:tcPr>
+          <w:p>
+            <w:r/>
+            <w:r>
+              <w:rPr>
+                <w:rFonts w:ascii="Consolas" w:hAnsi="Consolas"/>
+                <w:sz w:val="17"/>
+              </w:rPr>
+              <w:t>0.6</w:t>
+            </w:r>
+          </w:p>
+        </w:tc>
+        <w:tc>
+          <w:tcPr>
+            <w:tcW w:type="dxa" w:w="1701"/>
+          </w:tcPr>
+          <w:p>
+            <w:r/>
+            <w:r>
+              <w:rPr>
+                <w:rFonts w:ascii="Consolas" w:hAnsi="Consolas"/>
+                <w:sz w:val="17"/>
+              </w:rPr>
+              <w:t>1.55 m</w:t>
+            </w:r>
+          </w:p>
+        </w:tc>
+        <w:tc>
+          <w:tcPr>
+            <w:tcW w:type="dxa" w:w="5386"/>
+          </w:tcPr>
+          <w:p>
+            <w:r/>
+            <w:r>
+              <w:rPr>
+                <w:sz w:val="18"/>
+              </w:rPr>
+              <w:t>仿真实际跑的值（compose 默认，.env 未覆盖 XY）</w:t>
+            </w:r>
+          </w:p>
+        </w:tc>
+      </w:tr>
+      <w:tr>
+        <w:tc>
+          <w:tcPr>
+            <w:tcW w:type="dxa" w:w="1701"/>
+          </w:tcPr>
+          <w:p>
+            <w:r/>
+            <w:r>
+              <w:rPr>
+                <w:rFonts w:ascii="Consolas" w:hAnsi="Consolas"/>
+                <w:sz w:val="17"/>
+              </w:rPr>
+              <w:t>0.8</w:t>
+            </w:r>
+          </w:p>
+        </w:tc>
+        <w:tc>
+          <w:tcPr>
+            <w:tcW w:type="dxa" w:w="1701"/>
+          </w:tcPr>
+          <w:p>
+            <w:r/>
+            <w:r>
+              <w:rPr>
+                <w:rFonts w:ascii="Consolas" w:hAnsi="Consolas"/>
+                <w:sz w:val="17"/>
+              </w:rPr>
+              <w:t>1.15 m</w:t>
+            </w:r>
+          </w:p>
+        </w:tc>
+        <w:tc>
+          <w:tcPr>
+            <w:tcW w:type="dxa" w:w="5386"/>
+          </w:tcPr>
+          <w:p>
+            <w:r/>
+            <w:r>
+              <w:rPr>
+                <w:sz w:val="18"/>
+              </w:rPr>
+              <w:t>真机 .env 实际设的值</w:t>
+            </w:r>
+          </w:p>
+        </w:tc>
+      </w:tr>
+    </w:tbl>
+    <w:p/>
+    <w:p>
+      <w:r>
+        <w:rPr>
+          <w:b/>
+          <w:i w:val="0"/>
+          <w:color w:val="A3302C"/>
+        </w:rPr>
+        <w:t>之前反复引用的 1.15 m 来自 tools/check_route.py，而那个工具里 INFLATE_M 写的是 0.8 —— 正好等于真机的值，并不是仿真的值。所以：仿真里实际的通道（1.55 m）比工具报的宽，而真机的通道（1.15 m）正是工具算出来的那个数。</w:t>
+      </w:r>
+    </w:p>
+    <w:p>
+      <w:r>
+        <w:rPr>
+          <w:b w:val="0"/>
+          <w:i w:val="0"/>
+          <w:color w:val="8A5A09"/>
+        </w:rPr>
+        <w:t>两层含义：一是真机这一段确实比仿真窄 0.4 m，风险更高；二是 check_route.py 的 INFLATE_M 与它所服务的仿真对不上，用它评估仿真航线会偏保守。工具不在冻结范围，建议改成从环境变量读。</w:t>
+      </w:r>
+    </w:p>
+    <w:p>
+      <w:r>
+        <w:rPr>
+          <w:b w:val="0"/>
+          <w:i w:val="0"/>
+          <w:color w:val="8A5A09"/>
+        </w:rPr>
+        <w:t>注意 EGO_ASTAR_Z_WEIGHT 当前真机设的是 1.0，即“各向同性、等于上游原行为”。也就是说 dyn_a_star 的 z 向加权虽然编译进去了，但参数没有打开。要用它抑制“从柱子下方钻过去”的假路径，需要把这个值调到大于 1。</w:t>
       </w:r>
     </w:p>
     <w:p>

--- a/Sim2Real迁移方案.docx
+++ b/Sim2Real迁移方案.docx
@@ -37,11 +37,13 @@
         <w:tblStyle w:val="LightGrid-Accent1"/>
         <w:tblW w:type="auto" w:w="0"/>
         <w:jc w:val="center"/>
+        <w:tblLayout w:type="fixed"/>
         <w:tblLook w:firstColumn="1" w:firstRow="1" w:lastColumn="0" w:lastRow="0" w:noHBand="0" w:noVBand="1" w:val="04A0"/>
+        <w:tblLayout w:type="fixed"/>
       </w:tblPr>
       <w:tblGrid>
-        <w:gridCol w:w="4873"/>
-        <w:gridCol w:w="4873"/>
+        <w:gridCol w:w="1701"/>
+        <w:gridCol w:w="7087"/>
       </w:tblGrid>
       <w:tr>
         <w:tc>
@@ -100,7 +102,7 @@
               <w:rPr>
                 <w:sz w:val="18"/>
               </w:rPr>
-              <w:t>第 2 版，2026-10-02</w:t>
+              <w:t>第 3 版，2026-10-02</w:t>
             </w:r>
           </w:p>
         </w:tc>
@@ -160,7 +162,7 @@
               <w:rPr>
                 <w:sz w:val="18"/>
               </w:rPr>
-              <w:t>docker_real/ 快照 2026-09-25，源自 nvidia@192.168.2.101</w:t>
+              <w:t>现场实测 nvidia@192.168.2.101 与 .102，2026-10-02</w:t>
             </w:r>
           </w:p>
         </w:tc>
@@ -220,7 +222,7 @@
               <w:rPr>
                 <w:sz w:val="18"/>
               </w:rPr>
-              <w:t>第三轮查漏：camera_info 发的是占位内参、话题名也不符；标定值量化（aim_at 偏 41°）</w:t>
+              <w:t>第七章重写为“参数继承与参数化”：真机 .env 34 项已飞行验证，逐项比对两机与仿真；新增应从 compose 默认值提升到 .env、以及当前写死在代码里应当参数化的清单</w:t>
             </w:r>
           </w:p>
         </w:tc>
@@ -336,13 +338,15 @@
         <w:tblStyle w:val="LightGrid-Accent1"/>
         <w:tblW w:type="auto" w:w="0"/>
         <w:jc w:val="center"/>
+        <w:tblLayout w:type="fixed"/>
         <w:tblLook w:firstColumn="1" w:firstRow="1" w:lastColumn="0" w:lastRow="0" w:noHBand="0" w:noVBand="1" w:val="04A0"/>
+        <w:tblLayout w:type="fixed"/>
       </w:tblPr>
       <w:tblGrid>
-        <w:gridCol w:w="2436"/>
-        <w:gridCol w:w="2436"/>
-        <w:gridCol w:w="2436"/>
-        <w:gridCol w:w="2436"/>
+        <w:gridCol w:w="1928"/>
+        <w:gridCol w:w="2438"/>
+        <w:gridCol w:w="2268"/>
+        <w:gridCol w:w="2154"/>
       </w:tblGrid>
       <w:tr>
         <w:tc>
@@ -805,12 +809,14 @@
         <w:tblStyle w:val="LightGrid-Accent1"/>
         <w:tblW w:type="auto" w:w="0"/>
         <w:jc w:val="center"/>
+        <w:tblLayout w:type="fixed"/>
         <w:tblLook w:firstColumn="1" w:firstRow="1" w:lastColumn="0" w:lastRow="0" w:noHBand="0" w:noVBand="1" w:val="04A0"/>
+        <w:tblLayout w:type="fixed"/>
       </w:tblPr>
       <w:tblGrid>
-        <w:gridCol w:w="3249"/>
-        <w:gridCol w:w="3249"/>
-        <w:gridCol w:w="3249"/>
+        <w:gridCol w:w="3118"/>
+        <w:gridCol w:w="1417"/>
+        <w:gridCol w:w="4252"/>
       </w:tblGrid>
       <w:tr>
         <w:tc>
@@ -1184,11 +1190,13 @@
         <w:tblStyle w:val="LightGrid-Accent1"/>
         <w:tblW w:type="auto" w:w="0"/>
         <w:jc w:val="center"/>
+        <w:tblLayout w:type="fixed"/>
         <w:tblLook w:firstColumn="1" w:firstRow="1" w:lastColumn="0" w:lastRow="0" w:noHBand="0" w:noVBand="1" w:val="04A0"/>
+        <w:tblLayout w:type="fixed"/>
       </w:tblPr>
       <w:tblGrid>
-        <w:gridCol w:w="4873"/>
-        <w:gridCol w:w="4873"/>
+        <w:gridCol w:w="2835"/>
+        <w:gridCol w:w="5953"/>
       </w:tblGrid>
       <w:tr>
         <w:tc>
@@ -1352,12 +1360,14 @@
         <w:tblStyle w:val="LightGrid-Accent1"/>
         <w:tblW w:type="auto" w:w="0"/>
         <w:jc w:val="center"/>
+        <w:tblLayout w:type="fixed"/>
         <w:tblLook w:firstColumn="1" w:firstRow="1" w:lastColumn="0" w:lastRow="0" w:noHBand="0" w:noVBand="1" w:val="04A0"/>
+        <w:tblLayout w:type="fixed"/>
       </w:tblPr>
       <w:tblGrid>
-        <w:gridCol w:w="3249"/>
-        <w:gridCol w:w="3249"/>
-        <w:gridCol w:w="3249"/>
+        <w:gridCol w:w="1814"/>
+        <w:gridCol w:w="2835"/>
+        <w:gridCol w:w="4139"/>
       </w:tblGrid>
       <w:tr>
         <w:tc>
@@ -1602,12 +1612,14 @@
         <w:tblStyle w:val="LightGrid-Accent1"/>
         <w:tblW w:type="auto" w:w="0"/>
         <w:jc w:val="center"/>
+        <w:tblLayout w:type="fixed"/>
         <w:tblLook w:firstColumn="1" w:firstRow="1" w:lastColumn="0" w:lastRow="0" w:noHBand="0" w:noVBand="1" w:val="04A0"/>
+        <w:tblLayout w:type="fixed"/>
       </w:tblPr>
       <w:tblGrid>
-        <w:gridCol w:w="3249"/>
-        <w:gridCol w:w="3249"/>
-        <w:gridCol w:w="3249"/>
+        <w:gridCol w:w="2551"/>
+        <w:gridCol w:w="4252"/>
+        <w:gridCol w:w="1984"/>
       </w:tblGrid>
       <w:tr>
         <w:tc>
@@ -1831,12 +1843,14 @@
         <w:tblStyle w:val="LightGrid-Accent1"/>
         <w:tblW w:type="auto" w:w="0"/>
         <w:jc w:val="center"/>
+        <w:tblLayout w:type="fixed"/>
         <w:tblLook w:firstColumn="1" w:firstRow="1" w:lastColumn="0" w:lastRow="0" w:noHBand="0" w:noVBand="1" w:val="04A0"/>
+        <w:tblLayout w:type="fixed"/>
       </w:tblPr>
       <w:tblGrid>
-        <w:gridCol w:w="3249"/>
-        <w:gridCol w:w="3249"/>
-        <w:gridCol w:w="3249"/>
+        <w:gridCol w:w="1701"/>
+        <w:gridCol w:w="3685"/>
+        <w:gridCol w:w="3402"/>
       </w:tblGrid>
       <w:tr>
         <w:tc>
@@ -2052,11 +2066,13 @@
         <w:tblStyle w:val="LightGrid-Accent1"/>
         <w:tblW w:type="auto" w:w="0"/>
         <w:jc w:val="center"/>
+        <w:tblLayout w:type="fixed"/>
         <w:tblLook w:firstColumn="1" w:firstRow="1" w:lastColumn="0" w:lastRow="0" w:noHBand="0" w:noVBand="1" w:val="04A0"/>
+        <w:tblLayout w:type="fixed"/>
       </w:tblPr>
       <w:tblGrid>
-        <w:gridCol w:w="4873"/>
-        <w:gridCol w:w="4873"/>
+        <w:gridCol w:w="1701"/>
+        <w:gridCol w:w="7087"/>
       </w:tblGrid>
       <w:tr>
         <w:tc>
@@ -2186,13 +2202,15 @@
         <w:tblStyle w:val="LightGrid-Accent1"/>
         <w:tblW w:type="auto" w:w="0"/>
         <w:jc w:val="center"/>
+        <w:tblLayout w:type="fixed"/>
         <w:tblLook w:firstColumn="1" w:firstRow="1" w:lastColumn="0" w:lastRow="0" w:noHBand="0" w:noVBand="1" w:val="04A0"/>
+        <w:tblLayout w:type="fixed"/>
       </w:tblPr>
       <w:tblGrid>
-        <w:gridCol w:w="2436"/>
-        <w:gridCol w:w="2436"/>
-        <w:gridCol w:w="2436"/>
-        <w:gridCol w:w="2436"/>
+        <w:gridCol w:w="1984"/>
+        <w:gridCol w:w="1587"/>
+        <w:gridCol w:w="2551"/>
+        <w:gridCol w:w="2665"/>
       </w:tblGrid>
       <w:tr>
         <w:tc>
@@ -2865,14 +2883,16 @@
         <w:tblStyle w:val="LightGrid-Accent1"/>
         <w:tblW w:type="auto" w:w="0"/>
         <w:jc w:val="center"/>
+        <w:tblLayout w:type="fixed"/>
         <w:tblLook w:firstColumn="1" w:firstRow="1" w:lastColumn="0" w:lastRow="0" w:noHBand="0" w:noVBand="1" w:val="04A0"/>
+        <w:tblLayout w:type="fixed"/>
       </w:tblPr>
       <w:tblGrid>
-        <w:gridCol w:w="1949"/>
-        <w:gridCol w:w="1949"/>
-        <w:gridCol w:w="1949"/>
-        <w:gridCol w:w="1949"/>
-        <w:gridCol w:w="1949"/>
+        <w:gridCol w:w="2835"/>
+        <w:gridCol w:w="2268"/>
+        <w:gridCol w:w="794"/>
+        <w:gridCol w:w="1701"/>
+        <w:gridCol w:w="1474"/>
       </w:tblGrid>
       <w:tr>
         <w:tc>
@@ -4812,13 +4832,15 @@
         <w:tblStyle w:val="LightGrid-Accent1"/>
         <w:tblW w:type="auto" w:w="0"/>
         <w:jc w:val="center"/>
+        <w:tblLayout w:type="fixed"/>
         <w:tblLook w:firstColumn="1" w:firstRow="1" w:lastColumn="0" w:lastRow="0" w:noHBand="0" w:noVBand="1" w:val="04A0"/>
+        <w:tblLayout w:type="fixed"/>
       </w:tblPr>
       <w:tblGrid>
-        <w:gridCol w:w="2436"/>
-        <w:gridCol w:w="2436"/>
-        <w:gridCol w:w="2436"/>
-        <w:gridCol w:w="2436"/>
+        <w:gridCol w:w="2835"/>
+        <w:gridCol w:w="1247"/>
+        <w:gridCol w:w="1020"/>
+        <w:gridCol w:w="3969"/>
       </w:tblGrid>
       <w:tr>
         <w:tc>
@@ -5326,12 +5348,14 @@
         <w:tblStyle w:val="LightGrid-Accent1"/>
         <w:tblW w:type="auto" w:w="0"/>
         <w:jc w:val="center"/>
+        <w:tblLayout w:type="fixed"/>
         <w:tblLook w:firstColumn="1" w:firstRow="1" w:lastColumn="0" w:lastRow="0" w:noHBand="0" w:noVBand="1" w:val="04A0"/>
+        <w:tblLayout w:type="fixed"/>
       </w:tblPr>
       <w:tblGrid>
-        <w:gridCol w:w="3249"/>
-        <w:gridCol w:w="3249"/>
-        <w:gridCol w:w="3249"/>
+        <w:gridCol w:w="2268"/>
+        <w:gridCol w:w="4252"/>
+        <w:gridCol w:w="2268"/>
       </w:tblGrid>
       <w:tr>
         <w:tc>
@@ -5641,13 +5665,15 @@
         <w:tblStyle w:val="LightGrid-Accent1"/>
         <w:tblW w:type="auto" w:w="0"/>
         <w:jc w:val="center"/>
+        <w:tblLayout w:type="fixed"/>
         <w:tblLook w:firstColumn="1" w:firstRow="1" w:lastColumn="0" w:lastRow="0" w:noHBand="0" w:noVBand="1" w:val="04A0"/>
+        <w:tblLayout w:type="fixed"/>
       </w:tblPr>
       <w:tblGrid>
-        <w:gridCol w:w="2436"/>
-        <w:gridCol w:w="2436"/>
-        <w:gridCol w:w="2436"/>
-        <w:gridCol w:w="2436"/>
+        <w:gridCol w:w="2381"/>
+        <w:gridCol w:w="2041"/>
+        <w:gridCol w:w="1814"/>
+        <w:gridCol w:w="2551"/>
       </w:tblGrid>
       <w:tr>
         <w:tc>
@@ -6044,11 +6070,13 @@
         <w:tblStyle w:val="LightGrid-Accent1"/>
         <w:tblW w:type="auto" w:w="0"/>
         <w:jc w:val="center"/>
+        <w:tblLayout w:type="fixed"/>
         <w:tblLook w:firstColumn="1" w:firstRow="1" w:lastColumn="0" w:lastRow="0" w:noHBand="0" w:noVBand="1" w:val="04A0"/>
+        <w:tblLayout w:type="fixed"/>
       </w:tblPr>
       <w:tblGrid>
-        <w:gridCol w:w="4873"/>
-        <w:gridCol w:w="4873"/>
+        <w:gridCol w:w="1814"/>
+        <w:gridCol w:w="6973"/>
       </w:tblGrid>
       <w:tr>
         <w:tc>
@@ -6224,11 +6252,13 @@
         <w:tblStyle w:val="LightGrid-Accent1"/>
         <w:tblW w:type="auto" w:w="0"/>
         <w:jc w:val="center"/>
+        <w:tblLayout w:type="fixed"/>
         <w:tblLook w:firstColumn="1" w:firstRow="1" w:lastColumn="0" w:lastRow="0" w:noHBand="0" w:noVBand="1" w:val="04A0"/>
+        <w:tblLayout w:type="fixed"/>
       </w:tblPr>
       <w:tblGrid>
-        <w:gridCol w:w="4873"/>
-        <w:gridCol w:w="4873"/>
+        <w:gridCol w:w="1417"/>
+        <w:gridCol w:w="7370"/>
       </w:tblGrid>
       <w:tr>
         <w:tc>
@@ -6350,11 +6380,13 @@
         <w:tblStyle w:val="LightGrid-Accent1"/>
         <w:tblW w:type="auto" w:w="0"/>
         <w:jc w:val="center"/>
+        <w:tblLayout w:type="fixed"/>
         <w:tblLook w:firstColumn="1" w:firstRow="1" w:lastColumn="0" w:lastRow="0" w:noHBand="0" w:noVBand="1" w:val="04A0"/>
+        <w:tblLayout w:type="fixed"/>
       </w:tblPr>
       <w:tblGrid>
-        <w:gridCol w:w="4873"/>
-        <w:gridCol w:w="4873"/>
+        <w:gridCol w:w="1417"/>
+        <w:gridCol w:w="7370"/>
       </w:tblGrid>
       <w:tr>
         <w:tc>
@@ -6485,12 +6517,14 @@
         <w:tblStyle w:val="LightGrid-Accent1"/>
         <w:tblW w:type="auto" w:w="0"/>
         <w:jc w:val="center"/>
+        <w:tblLayout w:type="fixed"/>
         <w:tblLook w:firstColumn="1" w:firstRow="1" w:lastColumn="0" w:lastRow="0" w:noHBand="0" w:noVBand="1" w:val="04A0"/>
+        <w:tblLayout w:type="fixed"/>
       </w:tblPr>
       <w:tblGrid>
-        <w:gridCol w:w="3249"/>
-        <w:gridCol w:w="3249"/>
-        <w:gridCol w:w="3249"/>
+        <w:gridCol w:w="2608"/>
+        <w:gridCol w:w="907"/>
+        <w:gridCol w:w="5272"/>
       </w:tblGrid>
       <w:tr>
         <w:tc>
@@ -7095,13 +7129,15 @@
         <w:tblStyle w:val="LightGrid-Accent1"/>
         <w:tblW w:type="auto" w:w="0"/>
         <w:jc w:val="center"/>
+        <w:tblLayout w:type="fixed"/>
         <w:tblLook w:firstColumn="1" w:firstRow="1" w:lastColumn="0" w:lastRow="0" w:noHBand="0" w:noVBand="1" w:val="04A0"/>
+        <w:tblLayout w:type="fixed"/>
       </w:tblPr>
       <w:tblGrid>
-        <w:gridCol w:w="2436"/>
-        <w:gridCol w:w="2436"/>
-        <w:gridCol w:w="2436"/>
-        <w:gridCol w:w="2436"/>
+        <w:gridCol w:w="737"/>
+        <w:gridCol w:w="1928"/>
+        <w:gridCol w:w="3402"/>
+        <w:gridCol w:w="2721"/>
       </w:tblGrid>
       <w:tr>
         <w:tc>
@@ -7475,13 +7511,15 @@
         <w:tblStyle w:val="LightGrid-Accent1"/>
         <w:tblW w:type="auto" w:w="0"/>
         <w:jc w:val="center"/>
+        <w:tblLayout w:type="fixed"/>
         <w:tblLook w:firstColumn="1" w:firstRow="1" w:lastColumn="0" w:lastRow="0" w:noHBand="0" w:noVBand="1" w:val="04A0"/>
+        <w:tblLayout w:type="fixed"/>
       </w:tblPr>
       <w:tblGrid>
-        <w:gridCol w:w="2436"/>
-        <w:gridCol w:w="2436"/>
-        <w:gridCol w:w="2436"/>
-        <w:gridCol w:w="2436"/>
+        <w:gridCol w:w="737"/>
+        <w:gridCol w:w="1928"/>
+        <w:gridCol w:w="3402"/>
+        <w:gridCol w:w="2721"/>
       </w:tblGrid>
       <w:tr>
         <w:tc>
@@ -7681,13 +7719,15 @@
         <w:tblStyle w:val="LightGrid-Accent1"/>
         <w:tblW w:type="auto" w:w="0"/>
         <w:jc w:val="center"/>
+        <w:tblLayout w:type="fixed"/>
         <w:tblLook w:firstColumn="1" w:firstRow="1" w:lastColumn="0" w:lastRow="0" w:noHBand="0" w:noVBand="1" w:val="04A0"/>
+        <w:tblLayout w:type="fixed"/>
       </w:tblPr>
       <w:tblGrid>
-        <w:gridCol w:w="2436"/>
-        <w:gridCol w:w="2436"/>
-        <w:gridCol w:w="2436"/>
-        <w:gridCol w:w="2436"/>
+        <w:gridCol w:w="1928"/>
+        <w:gridCol w:w="1928"/>
+        <w:gridCol w:w="2608"/>
+        <w:gridCol w:w="2324"/>
       </w:tblGrid>
       <w:tr>
         <w:tc>
@@ -8235,11 +8275,13 @@
         <w:tblStyle w:val="LightGrid-Accent1"/>
         <w:tblW w:type="auto" w:w="0"/>
         <w:jc w:val="center"/>
+        <w:tblLayout w:type="fixed"/>
         <w:tblLook w:firstColumn="1" w:firstRow="1" w:lastColumn="0" w:lastRow="0" w:noHBand="0" w:noVBand="1" w:val="04A0"/>
+        <w:tblLayout w:type="fixed"/>
       </w:tblPr>
       <w:tblGrid>
-        <w:gridCol w:w="4873"/>
-        <w:gridCol w:w="4873"/>
+        <w:gridCol w:w="2551"/>
+        <w:gridCol w:w="6236"/>
       </w:tblGrid>
       <w:tr>
         <w:tc>
@@ -8392,14 +8434,16 @@
         <w:tblStyle w:val="LightGrid-Accent1"/>
         <w:tblW w:type="auto" w:w="0"/>
         <w:jc w:val="center"/>
+        <w:tblLayout w:type="fixed"/>
         <w:tblLook w:firstColumn="1" w:firstRow="1" w:lastColumn="0" w:lastRow="0" w:noHBand="0" w:noVBand="1" w:val="04A0"/>
+        <w:tblLayout w:type="fixed"/>
       </w:tblPr>
       <w:tblGrid>
-        <w:gridCol w:w="1949"/>
-        <w:gridCol w:w="1949"/>
-        <w:gridCol w:w="1949"/>
-        <w:gridCol w:w="1949"/>
-        <w:gridCol w:w="1949"/>
+        <w:gridCol w:w="680"/>
+        <w:gridCol w:w="1474"/>
+        <w:gridCol w:w="2268"/>
+        <w:gridCol w:w="2154"/>
+        <w:gridCol w:w="2494"/>
       </w:tblGrid>
       <w:tr>
         <w:tc>
@@ -9011,16 +9055,18 @@
         <w:tblStyle w:val="LightGrid-Accent1"/>
         <w:tblW w:type="auto" w:w="0"/>
         <w:jc w:val="center"/>
+        <w:tblLayout w:type="fixed"/>
         <w:tblLook w:firstColumn="1" w:firstRow="1" w:lastColumn="0" w:lastRow="0" w:noHBand="0" w:noVBand="1" w:val="04A0"/>
+        <w:tblLayout w:type="fixed"/>
       </w:tblPr>
       <w:tblGrid>
-        <w:gridCol w:w="1392"/>
-        <w:gridCol w:w="1392"/>
-        <w:gridCol w:w="1392"/>
-        <w:gridCol w:w="1392"/>
-        <w:gridCol w:w="1392"/>
-        <w:gridCol w:w="1392"/>
-        <w:gridCol w:w="1392"/>
+        <w:gridCol w:w="1701"/>
+        <w:gridCol w:w="1247"/>
+        <w:gridCol w:w="1247"/>
+        <w:gridCol w:w="1247"/>
+        <w:gridCol w:w="1247"/>
+        <w:gridCol w:w="1077"/>
+        <w:gridCol w:w="1020"/>
       </w:tblGrid>
       <w:tr>
         <w:tc>
@@ -9471,13 +9517,15 @@
         <w:tblStyle w:val="LightGrid-Accent1"/>
         <w:tblW w:type="auto" w:w="0"/>
         <w:jc w:val="center"/>
+        <w:tblLayout w:type="fixed"/>
         <w:tblLook w:firstColumn="1" w:firstRow="1" w:lastColumn="0" w:lastRow="0" w:noHBand="0" w:noVBand="1" w:val="04A0"/>
+        <w:tblLayout w:type="fixed"/>
       </w:tblPr>
       <w:tblGrid>
-        <w:gridCol w:w="2436"/>
-        <w:gridCol w:w="2436"/>
-        <w:gridCol w:w="2436"/>
-        <w:gridCol w:w="2436"/>
+        <w:gridCol w:w="3118"/>
+        <w:gridCol w:w="1417"/>
+        <w:gridCol w:w="1984"/>
+        <w:gridCol w:w="1984"/>
       </w:tblGrid>
       <w:tr>
         <w:tc>
@@ -9721,13 +9769,15 @@
         <w:tblStyle w:val="LightGrid-Accent1"/>
         <w:tblW w:type="auto" w:w="0"/>
         <w:jc w:val="center"/>
+        <w:tblLayout w:type="fixed"/>
         <w:tblLook w:firstColumn="1" w:firstRow="1" w:lastColumn="0" w:lastRow="0" w:noHBand="0" w:noVBand="1" w:val="04A0"/>
+        <w:tblLayout w:type="fixed"/>
       </w:tblPr>
       <w:tblGrid>
-        <w:gridCol w:w="2436"/>
-        <w:gridCol w:w="2436"/>
-        <w:gridCol w:w="2436"/>
-        <w:gridCol w:w="2436"/>
+        <w:gridCol w:w="1814"/>
+        <w:gridCol w:w="2041"/>
+        <w:gridCol w:w="2608"/>
+        <w:gridCol w:w="2324"/>
       </w:tblGrid>
       <w:tr>
         <w:tc>
@@ -10072,13 +10122,15 @@
         <w:tblStyle w:val="LightGrid-Accent1"/>
         <w:tblW w:type="auto" w:w="0"/>
         <w:jc w:val="center"/>
+        <w:tblLayout w:type="fixed"/>
         <w:tblLook w:firstColumn="1" w:firstRow="1" w:lastColumn="0" w:lastRow="0" w:noHBand="0" w:noVBand="1" w:val="04A0"/>
+        <w:tblLayout w:type="fixed"/>
       </w:tblPr>
       <w:tblGrid>
-        <w:gridCol w:w="2436"/>
-        <w:gridCol w:w="2436"/>
-        <w:gridCol w:w="2436"/>
-        <w:gridCol w:w="2436"/>
+        <w:gridCol w:w="2381"/>
+        <w:gridCol w:w="2041"/>
+        <w:gridCol w:w="2268"/>
+        <w:gridCol w:w="2098"/>
       </w:tblGrid>
       <w:tr>
         <w:tc>
@@ -10355,13 +10407,15 @@
         <w:tblStyle w:val="LightGrid-Accent1"/>
         <w:tblW w:type="auto" w:w="0"/>
         <w:jc w:val="center"/>
+        <w:tblLayout w:type="fixed"/>
         <w:tblLook w:firstColumn="1" w:firstRow="1" w:lastColumn="0" w:lastRow="0" w:noHBand="0" w:noVBand="1" w:val="04A0"/>
+        <w:tblLayout w:type="fixed"/>
       </w:tblPr>
       <w:tblGrid>
-        <w:gridCol w:w="2436"/>
-        <w:gridCol w:w="2436"/>
-        <w:gridCol w:w="2436"/>
-        <w:gridCol w:w="2436"/>
+        <w:gridCol w:w="2608"/>
+        <w:gridCol w:w="1361"/>
+        <w:gridCol w:w="1474"/>
+        <w:gridCol w:w="3345"/>
       </w:tblGrid>
       <w:tr>
         <w:tc>
@@ -10868,12 +10922,14 @@
         <w:tblStyle w:val="LightGrid-Accent1"/>
         <w:tblW w:type="auto" w:w="0"/>
         <w:jc w:val="center"/>
+        <w:tblLayout w:type="fixed"/>
         <w:tblLook w:firstColumn="1" w:firstRow="1" w:lastColumn="0" w:lastRow="0" w:noHBand="0" w:noVBand="1" w:val="04A0"/>
+        <w:tblLayout w:type="fixed"/>
       </w:tblPr>
       <w:tblGrid>
-        <w:gridCol w:w="3249"/>
-        <w:gridCol w:w="3249"/>
-        <w:gridCol w:w="3249"/>
+        <w:gridCol w:w="1701"/>
+        <w:gridCol w:w="1701"/>
+        <w:gridCol w:w="5386"/>
       </w:tblGrid>
       <w:tr>
         <w:tc>
@@ -11064,11 +11120,13 @@
         <w:tblStyle w:val="LightGrid-Accent1"/>
         <w:tblW w:type="auto" w:w="0"/>
         <w:jc w:val="center"/>
+        <w:tblLayout w:type="fixed"/>
         <w:tblLook w:firstColumn="1" w:firstRow="1" w:lastColumn="0" w:lastRow="0" w:noHBand="0" w:noVBand="1" w:val="04A0"/>
+        <w:tblLayout w:type="fixed"/>
       </w:tblPr>
       <w:tblGrid>
-        <w:gridCol w:w="4873"/>
-        <w:gridCol w:w="4873"/>
+        <w:gridCol w:w="1701"/>
+        <w:gridCol w:w="7087"/>
       </w:tblGrid>
       <w:tr>
         <w:tc>
@@ -11211,7 +11269,29 @@
           <w:color w:val="1F5FA9"/>
           <w:sz w:val="30"/>
         </w:rPr>
-        <w:t>七、参数差异</w:t>
+        <w:t>七、参数继承与参数化</w:t>
+      </w:r>
+    </w:p>
+    <w:p>
+      <w:r>
+        <w:rPr>
+          <w:b/>
+          <w:i w:val="0"/>
+        </w:rPr>
+        <w:t>真机已经飞行验证过，.env 里那一套数是实测、炸机、复盘换来的结果。迁移的参数方向因此是单向的：真机 .env 为基准，仿真侧只能补充、不能覆盖。本章把三方（NX01 .env / NX02 .env / 仿真 .env）逐项比完，再列出当前写死在代码里、应该提到 .env 或 compose 的参数。</w:t>
+      </w:r>
+    </w:p>
+    <w:p>
+      <w:pPr>
+        <w:pStyle w:val="Heading2"/>
+      </w:pPr>
+      <w:r>
+        <w:rPr>
+          <w:rFonts w:ascii="微软雅黑" w:hAnsi="微软雅黑" w:eastAsia="微软雅黑"/>
+          <w:color w:val="1F5FA9"/>
+          <w:sz w:val="25"/>
+        </w:rPr>
+        <w:t>7.1 继承方向与三方规模</w:t>
       </w:r>
     </w:p>
     <w:tbl>
@@ -11219,18 +11299,19 @@
         <w:tblStyle w:val="LightGrid-Accent1"/>
         <w:tblW w:type="auto" w:w="0"/>
         <w:jc w:val="center"/>
+        <w:tblLayout w:type="fixed"/>
         <w:tblLook w:firstColumn="1" w:firstRow="1" w:lastColumn="0" w:lastRow="0" w:noHBand="0" w:noVBand="1" w:val="04A0"/>
+        <w:tblLayout w:type="fixed"/>
       </w:tblPr>
       <w:tblGrid>
-        <w:gridCol w:w="2436"/>
-        <w:gridCol w:w="2436"/>
-        <w:gridCol w:w="2436"/>
-        <w:gridCol w:w="2436"/>
+        <w:gridCol w:w="3402"/>
+        <w:gridCol w:w="1361"/>
+        <w:gridCol w:w="4535"/>
       </w:tblGrid>
       <w:tr>
         <w:tc>
           <w:tcPr>
-            <w:tcW w:type="dxa" w:w="2268"/>
+            <w:tcW w:type="dxa" w:w="3402"/>
           </w:tcPr>
           <w:p>
             <w:r/>
@@ -11239,13 +11320,13 @@
                 <w:b/>
                 <w:sz w:val="18"/>
               </w:rPr>
-              <w:t>参数</w:t>
-            </w:r>
-          </w:p>
-        </w:tc>
-        <w:tc>
-          <w:tcPr>
-            <w:tcW w:type="dxa" w:w="1474"/>
+              <w:t>来源</w:t>
+            </w:r>
+          </w:p>
+        </w:tc>
+        <w:tc>
+          <w:tcPr>
+            <w:tcW w:type="dxa" w:w="1361"/>
           </w:tcPr>
           <w:p>
             <w:r/>
@@ -11254,13 +11335,13 @@
                 <w:b/>
                 <w:sz w:val="18"/>
               </w:rPr>
-              <w:t>仿真</w:t>
-            </w:r>
-          </w:p>
-        </w:tc>
-        <w:tc>
-          <w:tcPr>
-            <w:tcW w:type="dxa" w:w="1587"/>
+              <w:t>钉死项数</w:t>
+            </w:r>
+          </w:p>
+        </w:tc>
+        <w:tc>
+          <w:tcPr>
+            <w:tcW w:type="dxa" w:w="4535"/>
           </w:tcPr>
           <w:p>
             <w:r/>
@@ -11269,22 +11350,7 @@
                 <w:b/>
                 <w:sz w:val="18"/>
               </w:rPr>
-              <w:t>真机</w:t>
-            </w:r>
-          </w:p>
-        </w:tc>
-        <w:tc>
-          <w:tcPr>
-            <w:tcW w:type="dxa" w:w="3458"/>
-          </w:tcPr>
-          <w:p>
-            <w:r/>
-            <w:r>
-              <w:rPr>
-                <w:b/>
-                <w:sz w:val="18"/>
-              </w:rPr>
-              <w:t>说明</w:t>
+              <w:t>性质</w:t>
             </w:r>
           </w:p>
         </w:tc>
@@ -11292,7 +11358,309 @@
       <w:tr>
         <w:tc>
           <w:tcPr>
-            <w:tcW w:type="dxa" w:w="2268"/>
+            <w:tcW w:type="dxa" w:w="3402"/>
+          </w:tcPr>
+          <w:p>
+            <w:r/>
+            <w:r>
+              <w:rPr>
+                <w:sz w:val="18"/>
+              </w:rPr>
+              <w:t>NX01 .env（192.168.2.101）</w:t>
+            </w:r>
+          </w:p>
+        </w:tc>
+        <w:tc>
+          <w:tcPr>
+            <w:tcW w:type="dxa" w:w="1361"/>
+          </w:tcPr>
+          <w:p>
+            <w:r/>
+            <w:r>
+              <w:rPr>
+                <w:sz w:val="18"/>
+              </w:rPr>
+              <w:t>34</w:t>
+            </w:r>
+          </w:p>
+        </w:tc>
+        <w:tc>
+          <w:tcPr>
+            <w:tcW w:type="dxa" w:w="4535"/>
+          </w:tcPr>
+          <w:p>
+            <w:r/>
+            <w:r>
+              <w:rPr>
+                <w:sz w:val="18"/>
+              </w:rPr>
+              <w:t>飞行验证值，含实测依据注释，为基准</w:t>
+            </w:r>
+          </w:p>
+        </w:tc>
+      </w:tr>
+      <w:tr>
+        <w:tc>
+          <w:tcPr>
+            <w:tcW w:type="dxa" w:w="3402"/>
+          </w:tcPr>
+          <w:p>
+            <w:r/>
+            <w:r>
+              <w:rPr>
+                <w:sz w:val="18"/>
+              </w:rPr>
+              <w:t>NX02 .env（192.168.2.102）</w:t>
+            </w:r>
+          </w:p>
+        </w:tc>
+        <w:tc>
+          <w:tcPr>
+            <w:tcW w:type="dxa" w:w="1361"/>
+          </w:tcPr>
+          <w:p>
+            <w:r/>
+            <w:r>
+              <w:rPr>
+                <w:sz w:val="18"/>
+              </w:rPr>
+              <w:t>34</w:t>
+            </w:r>
+          </w:p>
+        </w:tc>
+        <w:tc>
+          <w:tcPr>
+            <w:tcW w:type="dxa" w:w="4535"/>
+          </w:tcPr>
+          <w:p>
+            <w:r/>
+            <w:r>
+              <w:rPr>
+                <w:sz w:val="18"/>
+              </w:rPr>
+              <w:t>与 NX01 同构，仅 2 项按机身差异取值</w:t>
+            </w:r>
+          </w:p>
+        </w:tc>
+      </w:tr>
+      <w:tr>
+        <w:tc>
+          <w:tcPr>
+            <w:tcW w:type="dxa" w:w="3402"/>
+          </w:tcPr>
+          <w:p>
+            <w:r/>
+            <w:r>
+              <w:rPr>
+                <w:sz w:val="18"/>
+              </w:rPr>
+              <w:t>仿真 .env</w:t>
+            </w:r>
+          </w:p>
+        </w:tc>
+        <w:tc>
+          <w:tcPr>
+            <w:tcW w:type="dxa" w:w="1361"/>
+          </w:tcPr>
+          <w:p>
+            <w:r/>
+            <w:r>
+              <w:rPr>
+                <w:sz w:val="18"/>
+              </w:rPr>
+              <w:t>13</w:t>
+            </w:r>
+          </w:p>
+        </w:tc>
+        <w:tc>
+          <w:tcPr>
+            <w:tcW w:type="dxa" w:w="4535"/>
+          </w:tcPr>
+          <w:p>
+            <w:r/>
+            <w:r>
+              <w:rPr>
+                <w:sz w:val="18"/>
+              </w:rPr>
+              <w:t>其中 6 项与真机同名，7 项仿真专用</w:t>
+            </w:r>
+          </w:p>
+        </w:tc>
+      </w:tr>
+      <w:tr>
+        <w:tc>
+          <w:tcPr>
+            <w:tcW w:type="dxa" w:w="3402"/>
+          </w:tcPr>
+          <w:p>
+            <w:r/>
+            <w:r>
+              <w:rPr>
+                <w:sz w:val="18"/>
+              </w:rPr>
+              <w:t>真机 compose 引用变量</w:t>
+            </w:r>
+          </w:p>
+        </w:tc>
+        <w:tc>
+          <w:tcPr>
+            <w:tcW w:type="dxa" w:w="1361"/>
+          </w:tcPr>
+          <w:p>
+            <w:r/>
+            <w:r>
+              <w:rPr>
+                <w:sz w:val="18"/>
+              </w:rPr>
+              <w:t>82</w:t>
+            </w:r>
+          </w:p>
+        </w:tc>
+        <w:tc>
+          <w:tcPr>
+            <w:tcW w:type="dxa" w:w="4535"/>
+          </w:tcPr>
+          <w:p>
+            <w:r/>
+            <w:r>
+              <w:rPr>
+                <w:sz w:val="18"/>
+              </w:rPr>
+              <w:t>即 48 项只有 compose 默认值、没在 .env 钉死</w:t>
+            </w:r>
+          </w:p>
+        </w:tc>
+      </w:tr>
+    </w:tbl>
+    <w:p/>
+    <w:p>
+      <w:pPr>
+        <w:spacing w:before="200"/>
+        <w:ind w:left="240"/>
+      </w:pPr>
+      <w:r>
+        <w:rPr>
+          <w:b/>
+          <w:color w:val="1F5FA9"/>
+        </w:rPr>
+        <w:t>继承规则（三条）</w:t>
+      </w:r>
+    </w:p>
+    <w:p>
+      <w:pPr>
+        <w:spacing w:after="80"/>
+        <w:ind w:left="240"/>
+      </w:pPr>
+      <w:r>
+        <w:t>① 真机 .env 的 34 项整体继承，仿真侧的同名值一律不写回真机。</w:t>
+      </w:r>
+    </w:p>
+    <w:p>
+      <w:pPr>
+        <w:spacing w:after="80"/>
+        <w:ind w:left="240"/>
+      </w:pPr>
+      <w:r>
+        <w:t>② 仿真 .env 的 7 项专用参数里，有 3 项依赖仿真独有的源码补丁，真机不支持（见 7.5），写进真机 .env 只会被静默忽略。</w:t>
+      </w:r>
+    </w:p>
+    <w:p>
+      <w:pPr>
+        <w:spacing w:after="80"/>
+        <w:ind w:left="240"/>
+      </w:pPr>
+      <w:r>
+        <w:t>③ compose 默认值不算"已配置"。默认值随 compose 文件改动而漂移，且两机之间无法区分；凡是飞行行为相关的，都要在各机 .env 里钉死（见 7.6）。</w:t>
+      </w:r>
+    </w:p>
+    <w:p/>
+    <w:p>
+      <w:pPr>
+        <w:pStyle w:val="Heading2"/>
+      </w:pPr>
+      <w:r>
+        <w:rPr>
+          <w:rFonts w:ascii="微软雅黑" w:hAnsi="微软雅黑" w:eastAsia="微软雅黑"/>
+          <w:color w:val="1F5FA9"/>
+          <w:sz w:val="25"/>
+        </w:rPr>
+        <w:t>7.2 真机 .env 独有的 28 项——必须原样继承</w:t>
+      </w:r>
+    </w:p>
+    <w:p>
+      <w:r>
+        <w:rPr>
+          <w:b w:val="0"/>
+          <w:i w:val="0"/>
+        </w:rPr>
+        <w:t>这 28 项仿真侧完全没有。它们描述的是真实机体、真实传感器和真实场地，仿真里没有对应物，所以不存在"用仿真值覆盖"的选项。</w:t>
+      </w:r>
+    </w:p>
+    <w:tbl>
+      <w:tblPr>
+        <w:tblStyle w:val="LightGrid-Accent1"/>
+        <w:tblW w:type="auto" w:w="0"/>
+        <w:jc w:val="center"/>
+        <w:tblLayout w:type="fixed"/>
+        <w:tblLook w:firstColumn="1" w:firstRow="1" w:lastColumn="0" w:lastRow="0" w:noHBand="0" w:noVBand="1" w:val="04A0"/>
+        <w:tblLayout w:type="fixed"/>
+      </w:tblPr>
+      <w:tblGrid>
+        <w:gridCol w:w="2381"/>
+        <w:gridCol w:w="1304"/>
+        <w:gridCol w:w="5613"/>
+      </w:tblGrid>
+      <w:tr>
+        <w:tc>
+          <w:tcPr>
+            <w:tcW w:type="dxa" w:w="2381"/>
+          </w:tcPr>
+          <w:p>
+            <w:r/>
+            <w:r>
+              <w:rPr>
+                <w:b/>
+                <w:sz w:val="18"/>
+              </w:rPr>
+              <w:t>参数</w:t>
+            </w:r>
+          </w:p>
+        </w:tc>
+        <w:tc>
+          <w:tcPr>
+            <w:tcW w:type="dxa" w:w="1304"/>
+          </w:tcPr>
+          <w:p>
+            <w:r/>
+            <w:r>
+              <w:rPr>
+                <w:b/>
+                <w:sz w:val="18"/>
+              </w:rPr>
+              <w:t>NX01 值</w:t>
+            </w:r>
+          </w:p>
+        </w:tc>
+        <w:tc>
+          <w:tcPr>
+            <w:tcW w:type="dxa" w:w="5613"/>
+          </w:tcPr>
+          <w:p>
+            <w:r/>
+            <w:r>
+              <w:rPr>
+                <w:b/>
+                <w:sz w:val="18"/>
+              </w:rPr>
+              <w:t>依据 / 不可动的原因</w:t>
+            </w:r>
+          </w:p>
+        </w:tc>
+      </w:tr>
+      <w:tr>
+        <w:tc>
+          <w:tcPr>
+            <w:tcW w:type="dxa" w:w="2381"/>
           </w:tcPr>
           <w:p>
             <w:r/>
@@ -11301,13 +11669,13 @@
                 <w:rFonts w:ascii="Consolas" w:hAnsi="Consolas"/>
                 <w:sz w:val="17"/>
               </w:rPr>
-              <w:t>ROS_DOMAIN_ID</w:t>
-            </w:r>
-          </w:p>
-        </w:tc>
-        <w:tc>
-          <w:tcPr>
-            <w:tcW w:type="dxa" w:w="1474"/>
+              <w:t>VEHICLE_MASS_KG</w:t>
+            </w:r>
+          </w:p>
+        </w:tc>
+        <w:tc>
+          <w:tcPr>
+            <w:tcW w:type="dxa" w:w="1304"/>
           </w:tcPr>
           <w:p>
             <w:r/>
@@ -11316,13 +11684,29 @@
                 <w:rFonts w:ascii="Consolas" w:hAnsi="Consolas"/>
                 <w:sz w:val="17"/>
               </w:rPr>
-              <w:t>21</w:t>
-            </w:r>
-          </w:p>
-        </w:tc>
-        <w:tc>
-          <w:tcPr>
-            <w:tcW w:type="dxa" w:w="1587"/>
+              <w:t>2.7</w:t>
+            </w:r>
+          </w:p>
+        </w:tc>
+        <w:tc>
+          <w:tcPr>
+            <w:tcW w:type="dxa" w:w="5613"/>
+          </w:tcPr>
+          <w:p>
+            <w:r/>
+            <w:r>
+              <w:rPr>
+                <w:sz w:val="18"/>
+              </w:rPr>
+              <w:t>整机 AUW（含电池/Jetson/MID360）。注释标"⚠待整机称重复核"</w:t>
+            </w:r>
+          </w:p>
+        </w:tc>
+      </w:tr>
+      <w:tr>
+        <w:tc>
+          <w:tcPr>
+            <w:tcW w:type="dxa" w:w="2381"/>
           </w:tcPr>
           <w:p>
             <w:r/>
@@ -11331,21 +11715,36 @@
                 <w:rFonts w:ascii="Consolas" w:hAnsi="Consolas"/>
                 <w:sz w:val="17"/>
               </w:rPr>
-              <w:t>20</w:t>
-            </w:r>
-          </w:p>
-        </w:tc>
-        <w:tc>
-          <w:tcPr>
-            <w:tcW w:type="dxa" w:w="3458"/>
-          </w:tcPr>
-          <w:p>
-            <w:r/>
-            <w:r>
-              <w:rPr>
-                <w:sz w:val="18"/>
-              </w:rPr>
-              <w:t>有意隔离，防选手代码连错目标</w:t>
+              <w:t>VEHICLE_F_MAX_N</w:t>
+            </w:r>
+          </w:p>
+        </w:tc>
+        <w:tc>
+          <w:tcPr>
+            <w:tcW w:type="dxa" w:w="1304"/>
+          </w:tcPr>
+          <w:p>
+            <w:r/>
+            <w:r>
+              <w:rPr>
+                <w:rFonts w:ascii="Consolas" w:hAnsi="Consolas"/>
+                <w:sz w:val="17"/>
+              </w:rPr>
+              <w:t>55.0</w:t>
+            </w:r>
+          </w:p>
+        </w:tc>
+        <w:tc>
+          <w:tcPr>
+            <w:tcW w:type="dxa" w:w="5613"/>
+          </w:tcPr>
+          <w:p>
+            <w:r/>
+            <w:r>
+              <w:rPr>
+                <w:sz w:val="18"/>
+              </w:rPr>
+              <w:t>4×3115 满推≈98N(6S) 的 56%，扣电压跌落/下洗/姿态差动余量。原 26N 默认值是 PX4 iris(1.935kg) 的数，配 2.7kg 真机时 GCOPTER 推力环约束在 A_MAX=3.0 下数学上不可行</w:t>
             </w:r>
           </w:p>
         </w:tc>
@@ -11353,7 +11752,7 @@
       <w:tr>
         <w:tc>
           <w:tcPr>
-            <w:tcW w:type="dxa" w:w="2268"/>
+            <w:tcW w:type="dxa" w:w="2381"/>
           </w:tcPr>
           <w:p>
             <w:r/>
@@ -11362,13 +11761,13 @@
                 <w:rFonts w:ascii="Consolas" w:hAnsi="Consolas"/>
                 <w:sz w:val="17"/>
               </w:rPr>
-              <w:t>LOCALIZATION_SOURCE</w:t>
-            </w:r>
-          </w:p>
-        </w:tc>
-        <w:tc>
-          <w:tcPr>
-            <w:tcW w:type="dxa" w:w="1474"/>
+              <w:t>VEHICLE_F_MIN_N</w:t>
+            </w:r>
+          </w:p>
+        </w:tc>
+        <w:tc>
+          <w:tcPr>
+            <w:tcW w:type="dxa" w:w="1304"/>
           </w:tcPr>
           <w:p>
             <w:r/>
@@ -11377,13 +11776,29 @@
                 <w:rFonts w:ascii="Consolas" w:hAnsi="Consolas"/>
                 <w:sz w:val="17"/>
               </w:rPr>
-              <w:t>uwb_imu</w:t>
-            </w:r>
-          </w:p>
-        </w:tc>
-        <w:tc>
-          <w:tcPr>
-            <w:tcW w:type="dxa" w:w="1587"/>
+              <w:t>5.0</w:t>
+            </w:r>
+          </w:p>
+        </w:tc>
+        <w:tc>
+          <w:tcPr>
+            <w:tcW w:type="dxa" w:w="5613"/>
+          </w:tcPr>
+          <w:p>
+            <w:r/>
+            <w:r>
+              <w:rPr>
+                <w:sz w:val="18"/>
+              </w:rPr>
+              <w:t>≈0.2×重力，保证不停桨</w:t>
+            </w:r>
+          </w:p>
+        </w:tc>
+      </w:tr>
+      <w:tr>
+        <w:tc>
+          <w:tcPr>
+            <w:tcW w:type="dxa" w:w="2381"/>
           </w:tcPr>
           <w:p>
             <w:r/>
@@ -11392,21 +11807,36 @@
                 <w:rFonts w:ascii="Consolas" w:hAnsi="Consolas"/>
                 <w:sz w:val="17"/>
               </w:rPr>
-              <w:t>uwb_imu</w:t>
-            </w:r>
-          </w:p>
-        </w:tc>
-        <w:tc>
-          <w:tcPr>
-            <w:tcW w:type="dxa" w:w="3458"/>
-          </w:tcPr>
-          <w:p>
-            <w:r/>
-            <w:r>
-              <w:rPr>
-                <w:sz w:val="18"/>
-              </w:rPr>
-              <w:t>一致</w:t>
+              <w:t>VEHICLE_HOVER_THRUST</w:t>
+            </w:r>
+          </w:p>
+        </w:tc>
+        <w:tc>
+          <w:tcPr>
+            <w:tcW w:type="dxa" w:w="1304"/>
+          </w:tcPr>
+          <w:p>
+            <w:r/>
+            <w:r>
+              <w:rPr>
+                <w:rFonts w:ascii="Consolas" w:hAnsi="Consolas"/>
+                <w:sz w:val="17"/>
+              </w:rPr>
+              <w:t>0.30</w:t>
+            </w:r>
+          </w:p>
+        </w:tc>
+        <w:tc>
+          <w:tcPr>
+            <w:tcW w:type="dxa" w:w="5613"/>
+          </w:tcPr>
+          <w:p>
+            <w:r/>
+            <w:r>
+              <w:rPr>
+                <w:sz w:val="18"/>
+              </w:rPr>
+              <w:t>手动飞行实测悬停杆位 50%，与二次推力模型 √(24.53/98)=0.50 吻合；注释标"⚠待 .ulg 的 hover_thrust_estimate 复核"</w:t>
             </w:r>
           </w:p>
         </w:tc>
@@ -11414,7 +11844,7 @@
       <w:tr>
         <w:tc>
           <w:tcPr>
-            <w:tcW w:type="dxa" w:w="2268"/>
+            <w:tcW w:type="dxa" w:w="2381"/>
           </w:tcPr>
           <w:p>
             <w:r/>
@@ -11423,13 +11853,13 @@
                 <w:rFonts w:ascii="Consolas" w:hAnsi="Consolas"/>
                 <w:sz w:val="17"/>
               </w:rPr>
-              <w:t>SLAM_BACKEND</w:t>
-            </w:r>
-          </w:p>
-        </w:tc>
-        <w:tc>
-          <w:tcPr>
-            <w:tcW w:type="dxa" w:w="1474"/>
+              <w:t>PX4CTRL_LOW_VOLTAGE</w:t>
+            </w:r>
+          </w:p>
+        </w:tc>
+        <w:tc>
+          <w:tcPr>
+            <w:tcW w:type="dxa" w:w="1304"/>
           </w:tcPr>
           <w:p>
             <w:r/>
@@ -11438,13 +11868,29 @@
                 <w:rFonts w:ascii="Consolas" w:hAnsi="Consolas"/>
                 <w:sz w:val="17"/>
               </w:rPr>
-              <w:t>fast_lio</w:t>
-            </w:r>
-          </w:p>
-        </w:tc>
-        <w:tc>
-          <w:tcPr>
-            <w:tcW w:type="dxa" w:w="1587"/>
+              <w:t>19.8</w:t>
+            </w:r>
+          </w:p>
+        </w:tc>
+        <w:tc>
+          <w:tcPr>
+            <w:tcW w:type="dxa" w:w="5613"/>
+          </w:tcPr>
+          <w:p>
+            <w:r/>
+            <w:r>
+              <w:rPr>
+                <w:sz w:val="18"/>
+              </w:rPr>
+              <w:t>6S×3.3V/cell。原默认 13.2V 是 4S 阈值，6S 下永远不触发=完全没有低压保护。这一项漏了等于拆掉保护</w:t>
+            </w:r>
+          </w:p>
+        </w:tc>
+      </w:tr>
+      <w:tr>
+        <w:tc>
+          <w:tcPr>
+            <w:tcW w:type="dxa" w:w="2381"/>
           </w:tcPr>
           <w:p>
             <w:r/>
@@ -11453,21 +11899,36 @@
                 <w:rFonts w:ascii="Consolas" w:hAnsi="Consolas"/>
                 <w:sz w:val="17"/>
               </w:rPr>
-              <w:t>dlio</w:t>
-            </w:r>
-          </w:p>
-        </w:tc>
-        <w:tc>
-          <w:tcPr>
-            <w:tcW w:type="dxa" w:w="3458"/>
-          </w:tcPr>
-          <w:p>
-            <w:r/>
-            <w:r>
-              <w:rPr>
-                <w:sz w:val="18"/>
-              </w:rPr>
-              <w:t>后端不同，收敛特性与时延随之不同</w:t>
+              <w:t>PX4CTRL_GAIN_KV0/1/2</w:t>
+            </w:r>
+          </w:p>
+        </w:tc>
+        <w:tc>
+          <w:tcPr>
+            <w:tcW w:type="dxa" w:w="1304"/>
+          </w:tcPr>
+          <w:p>
+            <w:r/>
+            <w:r>
+              <w:rPr>
+                <w:rFonts w:ascii="Consolas" w:hAnsi="Consolas"/>
+                <w:sz w:val="17"/>
+              </w:rPr>
+              <w:t>0.0</w:t>
+            </w:r>
+          </w:p>
+        </w:tc>
+        <w:tc>
+          <w:tcPr>
+            <w:tcW w:type="dxa" w:w="5613"/>
+          </w:tcPr>
+          <w:p>
+            <w:r/>
+            <w:r>
+              <w:rPr>
+                <w:sz w:val="18"/>
+              </w:rPr>
+              <w:t>速度环增益置零（三项）</w:t>
             </w:r>
           </w:p>
         </w:tc>
@@ -11475,7 +11936,7 @@
       <w:tr>
         <w:tc>
           <w:tcPr>
-            <w:tcW w:type="dxa" w:w="2268"/>
+            <w:tcW w:type="dxa" w:w="2381"/>
           </w:tcPr>
           <w:p>
             <w:r/>
@@ -11484,13 +11945,13 @@
                 <w:rFonts w:ascii="Consolas" w:hAnsi="Consolas"/>
                 <w:sz w:val="17"/>
               </w:rPr>
-              <w:t>CONTROLLER</w:t>
-            </w:r>
-          </w:p>
-        </w:tc>
-        <w:tc>
-          <w:tcPr>
-            <w:tcW w:type="dxa" w:w="1474"/>
+              <w:t>FC_SERIAL_DEVICE</w:t>
+            </w:r>
+          </w:p>
+        </w:tc>
+        <w:tc>
+          <w:tcPr>
+            <w:tcW w:type="dxa" w:w="1304"/>
           </w:tcPr>
           <w:p>
             <w:r/>
@@ -11499,13 +11960,29 @@
                 <w:rFonts w:ascii="Consolas" w:hAnsi="Consolas"/>
                 <w:sz w:val="17"/>
               </w:rPr>
-              <w:t>pt4ctrl</w:t>
-            </w:r>
-          </w:p>
-        </w:tc>
-        <w:tc>
-          <w:tcPr>
-            <w:tcW w:type="dxa" w:w="1587"/>
+              <w:t>/dev/ttyTHS1</w:t>
+            </w:r>
+          </w:p>
+        </w:tc>
+        <w:tc>
+          <w:tcPr>
+            <w:tcW w:type="dxa" w:w="5613"/>
+          </w:tcPr>
+          <w:p>
+            <w:r/>
+            <w:r>
+              <w:rPr>
+                <w:sz w:val="18"/>
+              </w:rPr>
+              <w:t>Jetson 板载串口，仿真走 UDP 无对应</w:t>
+            </w:r>
+          </w:p>
+        </w:tc>
+      </w:tr>
+      <w:tr>
+        <w:tc>
+          <w:tcPr>
+            <w:tcW w:type="dxa" w:w="2381"/>
           </w:tcPr>
           <w:p>
             <w:r/>
@@ -11514,21 +11991,36 @@
                 <w:rFonts w:ascii="Consolas" w:hAnsi="Consolas"/>
                 <w:sz w:val="17"/>
               </w:rPr>
-              <w:t>pt4ctrl</w:t>
-            </w:r>
-          </w:p>
-        </w:tc>
-        <w:tc>
-          <w:tcPr>
-            <w:tcW w:type="dxa" w:w="3458"/>
-          </w:tcPr>
-          <w:p>
-            <w:r/>
-            <w:r>
-              <w:rPr>
-                <w:sz w:val="18"/>
-              </w:rPr>
-              <w:t>一致</w:t>
+              <w:t>FC_BAUD_RATE</w:t>
+            </w:r>
+          </w:p>
+        </w:tc>
+        <w:tc>
+          <w:tcPr>
+            <w:tcW w:type="dxa" w:w="1304"/>
+          </w:tcPr>
+          <w:p>
+            <w:r/>
+            <w:r>
+              <w:rPr>
+                <w:rFonts w:ascii="Consolas" w:hAnsi="Consolas"/>
+                <w:sz w:val="17"/>
+              </w:rPr>
+              <w:t>921600</w:t>
+            </w:r>
+          </w:p>
+        </w:tc>
+        <w:tc>
+          <w:tcPr>
+            <w:tcW w:type="dxa" w:w="5613"/>
+          </w:tcPr>
+          <w:p>
+            <w:r/>
+            <w:r>
+              <w:rPr>
+                <w:sz w:val="18"/>
+              </w:rPr>
+              <w:t>同上</w:t>
             </w:r>
           </w:p>
         </w:tc>
@@ -11536,7 +12028,7 @@
       <w:tr>
         <w:tc>
           <w:tcPr>
-            <w:tcW w:type="dxa" w:w="2268"/>
+            <w:tcW w:type="dxa" w:w="2381"/>
           </w:tcPr>
           <w:p>
             <w:r/>
@@ -11545,13 +12037,13 @@
                 <w:rFonts w:ascii="Consolas" w:hAnsi="Consolas"/>
                 <w:sz w:val="17"/>
               </w:rPr>
-              <w:t>PLANNER</w:t>
-            </w:r>
-          </w:p>
-        </w:tc>
-        <w:tc>
-          <w:tcPr>
-            <w:tcW w:type="dxa" w:w="1474"/>
+              <w:t>LIDAR_IP</w:t>
+            </w:r>
+          </w:p>
+        </w:tc>
+        <w:tc>
+          <w:tcPr>
+            <w:tcW w:type="dxa" w:w="1304"/>
           </w:tcPr>
           <w:p>
             <w:r/>
@@ -11560,13 +12052,29 @@
                 <w:rFonts w:ascii="Consolas" w:hAnsi="Consolas"/>
                 <w:sz w:val="17"/>
               </w:rPr>
-              <w:t>ego_planner</w:t>
-            </w:r>
-          </w:p>
-        </w:tc>
-        <w:tc>
-          <w:tcPr>
-            <w:tcW w:type="dxa" w:w="1587"/>
+              <w:t>192.168.1.173</w:t>
+            </w:r>
+          </w:p>
+        </w:tc>
+        <w:tc>
+          <w:tcPr>
+            <w:tcW w:type="dxa" w:w="5613"/>
+          </w:tcPr>
+          <w:p>
+            <w:r/>
+            <w:r>
+              <w:rPr>
+                <w:sz w:val="18"/>
+              </w:rPr>
+              <w:t>MID360 出厂 IP，每台不同（NX02 为 .122）</w:t>
+            </w:r>
+          </w:p>
+        </w:tc>
+      </w:tr>
+      <w:tr>
+        <w:tc>
+          <w:tcPr>
+            <w:tcW w:type="dxa" w:w="2381"/>
           </w:tcPr>
           <w:p>
             <w:r/>
@@ -11575,21 +12083,36 @@
                 <w:rFonts w:ascii="Consolas" w:hAnsi="Consolas"/>
                 <w:sz w:val="17"/>
               </w:rPr>
-              <w:t>ego_planner</w:t>
-            </w:r>
-          </w:p>
-        </w:tc>
-        <w:tc>
-          <w:tcPr>
-            <w:tcW w:type="dxa" w:w="3458"/>
-          </w:tcPr>
-          <w:p>
-            <w:r/>
-            <w:r>
-              <w:rPr>
-                <w:sz w:val="18"/>
-              </w:rPr>
-              <w:t>一致（但补丁集不同，见第四章）</w:t>
+              <w:t>LIDAR_HOST_IP</w:t>
+            </w:r>
+          </w:p>
+        </w:tc>
+        <w:tc>
+          <w:tcPr>
+            <w:tcW w:type="dxa" w:w="1304"/>
+          </w:tcPr>
+          <w:p>
+            <w:r/>
+            <w:r>
+              <w:rPr>
+                <w:rFonts w:ascii="Consolas" w:hAnsi="Consolas"/>
+                <w:sz w:val="17"/>
+              </w:rPr>
+              <w:t>192.168.1.5</w:t>
+            </w:r>
+          </w:p>
+        </w:tc>
+        <w:tc>
+          <w:tcPr>
+            <w:tcW w:type="dxa" w:w="5613"/>
+          </w:tcPr>
+          <w:p>
+            <w:r/>
+            <w:r>
+              <w:rPr>
+                <w:sz w:val="18"/>
+              </w:rPr>
+              <w:t>机载网口地址</w:t>
             </w:r>
           </w:p>
         </w:tc>
@@ -11597,7 +12120,7 @@
       <w:tr>
         <w:tc>
           <w:tcPr>
-            <w:tcW w:type="dxa" w:w="2268"/>
+            <w:tcW w:type="dxa" w:w="2381"/>
           </w:tcPr>
           <w:p>
             <w:r/>
@@ -11606,13 +12129,13 @@
                 <w:rFonts w:ascii="Consolas" w:hAnsi="Consolas"/>
                 <w:sz w:val="17"/>
               </w:rPr>
-              <w:t>LIDAR_TILT_DEG</w:t>
-            </w:r>
-          </w:p>
-        </w:tc>
-        <w:tc>
-          <w:tcPr>
-            <w:tcW w:type="dxa" w:w="1474"/>
+              <w:t>LIDAR_MOUNT_T</w:t>
+            </w:r>
+          </w:p>
+        </w:tc>
+        <w:tc>
+          <w:tcPr>
+            <w:tcW w:type="dxa" w:w="1304"/>
           </w:tcPr>
           <w:p>
             <w:r/>
@@ -11621,13 +12144,29 @@
                 <w:rFonts w:ascii="Consolas" w:hAnsi="Consolas"/>
                 <w:sz w:val="17"/>
               </w:rPr>
-              <w:t>—</w:t>
-            </w:r>
-          </w:p>
-        </w:tc>
-        <w:tc>
-          <w:tcPr>
-            <w:tcW w:type="dxa" w:w="1587"/>
+              <w:t>-0.04,0.0,0.14</w:t>
+            </w:r>
+          </w:p>
+        </w:tc>
+        <w:tc>
+          <w:tcPr>
+            <w:tcW w:type="dxa" w:w="5613"/>
+          </w:tcPr>
+          <w:p>
+            <w:r/>
+            <w:r>
+              <w:rPr>
+                <w:sz w:val="18"/>
+              </w:rPr>
+              <w:t>base_link 原点→雷达光心平移，实测值。dlio.yaml 的 baselink2lidar/t、gt_odom_bridge_node、local_position_readback_node 三处外参统一读这一个值</w:t>
+            </w:r>
+          </w:p>
+        </w:tc>
+      </w:tr>
+      <w:tr>
+        <w:tc>
+          <w:tcPr>
+            <w:tcW w:type="dxa" w:w="2381"/>
           </w:tcPr>
           <w:p>
             <w:r/>
@@ -11636,21 +12175,36 @@
                 <w:rFonts w:ascii="Consolas" w:hAnsi="Consolas"/>
                 <w:sz w:val="17"/>
               </w:rPr>
+              <w:t>LIDAR_TILT_DEG</w:t>
+            </w:r>
+          </w:p>
+        </w:tc>
+        <w:tc>
+          <w:tcPr>
+            <w:tcW w:type="dxa" w:w="1304"/>
+          </w:tcPr>
+          <w:p>
+            <w:r/>
+            <w:r>
+              <w:rPr>
+                <w:rFonts w:ascii="Consolas" w:hAnsi="Consolas"/>
+                <w:sz w:val="17"/>
+              </w:rPr>
               <w:t>0.0</w:t>
             </w:r>
           </w:p>
         </w:tc>
         <w:tc>
           <w:tcPr>
-            <w:tcW w:type="dxa" w:w="3458"/>
-          </w:tcPr>
-          <w:p>
-            <w:r/>
-            <w:r>
-              <w:rPr>
-                <w:sz w:val="18"/>
-              </w:rPr>
-              <w:t>真机雷达水平安装；注释里“前倾 25°”已过时</w:t>
+            <w:tcW w:type="dxa" w:w="5613"/>
+          </w:tcPr>
+          <w:p>
+            <w:r/>
+            <w:r>
+              <w:rPr>
+                <w:sz w:val="18"/>
+              </w:rPr>
+              <w:t>雷达水平安装。代码注释里"前倾 25°"已过时</w:t>
             </w:r>
           </w:p>
         </w:tc>
@@ -11658,7 +12212,7 @@
       <w:tr>
         <w:tc>
           <w:tcPr>
-            <w:tcW w:type="dxa" w:w="2268"/>
+            <w:tcW w:type="dxa" w:w="2381"/>
           </w:tcPr>
           <w:p>
             <w:r/>
@@ -11667,13 +12221,13 @@
                 <w:rFonts w:ascii="Consolas" w:hAnsi="Consolas"/>
                 <w:sz w:val="17"/>
               </w:rPr>
-              <w:t>UWB_NOISE_STD</w:t>
-            </w:r>
-          </w:p>
-        </w:tc>
-        <w:tc>
-          <w:tcPr>
-            <w:tcW w:type="dxa" w:w="1474"/>
+              <w:t>SLAM_BACKEND</w:t>
+            </w:r>
+          </w:p>
+        </w:tc>
+        <w:tc>
+          <w:tcPr>
+            <w:tcW w:type="dxa" w:w="1304"/>
           </w:tcPr>
           <w:p>
             <w:r/>
@@ -11682,13 +12236,29 @@
                 <w:rFonts w:ascii="Consolas" w:hAnsi="Consolas"/>
                 <w:sz w:val="17"/>
               </w:rPr>
-              <w:t>0.05</w:t>
-            </w:r>
-          </w:p>
-        </w:tc>
-        <w:tc>
-          <w:tcPr>
-            <w:tcW w:type="dxa" w:w="1587"/>
+              <w:t>dlio</w:t>
+            </w:r>
+          </w:p>
+        </w:tc>
+        <w:tc>
+          <w:tcPr>
+            <w:tcW w:type="dxa" w:w="5613"/>
+          </w:tcPr>
+          <w:p>
+            <w:r/>
+            <w:r>
+              <w:rPr>
+                <w:sz w:val="18"/>
+              </w:rPr>
+              <w:t>真机用 DLIO，仿真用 fast_lio</w:t>
+            </w:r>
+          </w:p>
+        </w:tc>
+      </w:tr>
+      <w:tr>
+        <w:tc>
+          <w:tcPr>
+            <w:tcW w:type="dxa" w:w="2381"/>
           </w:tcPr>
           <w:p>
             <w:r/>
@@ -11697,21 +12267,36 @@
                 <w:rFonts w:ascii="Consolas" w:hAnsi="Consolas"/>
                 <w:sz w:val="17"/>
               </w:rPr>
-              <w:t>实测值未知</w:t>
-            </w:r>
-          </w:p>
-        </w:tc>
-        <w:tc>
-          <w:tcPr>
-            <w:tcW w:type="dxa" w:w="3458"/>
-          </w:tcPr>
-          <w:p>
-            <w:r/>
-            <w:r>
-              <w:rPr>
-                <w:sz w:val="18"/>
-              </w:rPr>
-              <w:t>见风险 R1</w:t>
+              <w:t>DLIO_IMU_TOPIC</w:t>
+            </w:r>
+          </w:p>
+        </w:tc>
+        <w:tc>
+          <w:tcPr>
+            <w:tcW w:type="dxa" w:w="1304"/>
+          </w:tcPr>
+          <w:p>
+            <w:r/>
+            <w:r>
+              <w:rPr>
+                <w:rFonts w:ascii="Consolas" w:hAnsi="Consolas"/>
+                <w:sz w:val="17"/>
+              </w:rPr>
+              <w:t>mavros/imu/data_raw</w:t>
+            </w:r>
+          </w:p>
+        </w:tc>
+        <w:tc>
+          <w:tcPr>
+            <w:tcW w:type="dxa" w:w="5613"/>
+          </w:tcPr>
+          <w:p>
+            <w:r/>
+            <w:r>
+              <w:rPr>
+                <w:sz w:val="18"/>
+              </w:rPr>
+              <w:t>DLIO 的 IMU 源</w:t>
             </w:r>
           </w:p>
         </w:tc>
@@ -11719,7 +12304,7 @@
       <w:tr>
         <w:tc>
           <w:tcPr>
-            <w:tcW w:type="dxa" w:w="2268"/>
+            <w:tcW w:type="dxa" w:w="2381"/>
           </w:tcPr>
           <w:p>
             <w:r/>
@@ -11728,13 +12313,13 @@
                 <w:rFonts w:ascii="Consolas" w:hAnsi="Consolas"/>
                 <w:sz w:val="17"/>
               </w:rPr>
-              <w:t>UWB_OUTLIER_PROB</w:t>
-            </w:r>
-          </w:p>
-        </w:tc>
-        <w:tc>
-          <w:tcPr>
-            <w:tcW w:type="dxa" w:w="1474"/>
+              <w:t>POINT_LIO_HIGH_FREQ_ODOM</w:t>
+            </w:r>
+          </w:p>
+        </w:tc>
+        <w:tc>
+          <w:tcPr>
+            <w:tcW w:type="dxa" w:w="1304"/>
           </w:tcPr>
           <w:p>
             <w:r/>
@@ -11743,13 +12328,29 @@
                 <w:rFonts w:ascii="Consolas" w:hAnsi="Consolas"/>
                 <w:sz w:val="17"/>
               </w:rPr>
-              <w:t>0.0（关）</w:t>
-            </w:r>
-          </w:p>
-        </w:tc>
-        <w:tc>
-          <w:tcPr>
-            <w:tcW w:type="dxa" w:w="1587"/>
+              <w:t>true</w:t>
+            </w:r>
+          </w:p>
+        </w:tc>
+        <w:tc>
+          <w:tcPr>
+            <w:tcW w:type="dxa" w:w="5613"/>
+          </w:tcPr>
+          <w:p>
+            <w:r/>
+            <w:r>
+              <w:rPr>
+                <w:sz w:val="18"/>
+              </w:rPr>
+              <w:t>2026-09-08 实测转正：位置正确跟随、200~280Hz、时间戳延迟稳定 0.27s。此前 09-06 判"不可用"是被 satu_acc 配置错误和 lidar_buffer 积压两个 bug 污染的假阴性</w:t>
+            </w:r>
+          </w:p>
+        </w:tc>
+      </w:tr>
+      <w:tr>
+        <w:tc>
+          <w:tcPr>
+            <w:tcW w:type="dxa" w:w="2381"/>
           </w:tcPr>
           <w:p>
             <w:r/>
@@ -11758,21 +12359,36 @@
                 <w:rFonts w:ascii="Consolas" w:hAnsi="Consolas"/>
                 <w:sz w:val="17"/>
               </w:rPr>
-              <w:t>真实存在</w:t>
-            </w:r>
-          </w:p>
-        </w:tc>
-        <w:tc>
-          <w:tcPr>
-            <w:tcW w:type="dxa" w:w="3458"/>
-          </w:tcPr>
-          <w:p>
-            <w:r/>
-            <w:r>
-              <w:rPr>
-                <w:sz w:val="18"/>
-              </w:rPr>
-              <w:t>仿真完全没有野值</w:t>
+              <w:t>UWB_BASELINE_LENGTH_M</w:t>
+            </w:r>
+          </w:p>
+        </w:tc>
+        <w:tc>
+          <w:tcPr>
+            <w:tcW w:type="dxa" w:w="1304"/>
+          </w:tcPr>
+          <w:p>
+            <w:r/>
+            <w:r>
+              <w:rPr>
+                <w:rFonts w:ascii="Consolas" w:hAnsi="Consolas"/>
+                <w:sz w:val="17"/>
+              </w:rPr>
+              <w:t>0.48</w:t>
+            </w:r>
+          </w:p>
+        </w:tc>
+        <w:tc>
+          <w:tcPr>
+            <w:tcW w:type="dxa" w:w="5613"/>
+          </w:tcPr>
+          <w:p>
+            <w:r/>
+            <w:r>
+              <w:rPr>
+                <w:sz w:val="18"/>
+              </w:rPr>
+              <w:t>双标签基线，现场实测。这条链上曾有三个不一致的默认值（compose 0.43 / entrypoint 0.29 / 节点 declare 0.29），必须由 .env 钉死</w:t>
             </w:r>
           </w:p>
         </w:tc>
@@ -11780,7 +12396,7 @@
       <w:tr>
         <w:tc>
           <w:tcPr>
-            <w:tcW w:type="dxa" w:w="2268"/>
+            <w:tcW w:type="dxa" w:w="2381"/>
           </w:tcPr>
           <w:p>
             <w:r/>
@@ -11789,13 +12405,13 @@
                 <w:rFonts w:ascii="Consolas" w:hAnsi="Consolas"/>
                 <w:sz w:val="17"/>
               </w:rPr>
-              <w:t>UWB_ABS_LATENCY_MS</w:t>
-            </w:r>
-          </w:p>
-        </w:tc>
-        <w:tc>
-          <w:tcPr>
-            <w:tcW w:type="dxa" w:w="1474"/>
+              <w:t>UWB_YAW_OFFSET_DEG</w:t>
+            </w:r>
+          </w:p>
+        </w:tc>
+        <w:tc>
+          <w:tcPr>
+            <w:tcW w:type="dxa" w:w="1304"/>
           </w:tcPr>
           <w:p>
             <w:r/>
@@ -11804,13 +12420,29 @@
                 <w:rFonts w:ascii="Consolas" w:hAnsi="Consolas"/>
                 <w:sz w:val="17"/>
               </w:rPr>
-              <w:t>0.0（关）</w:t>
-            </w:r>
-          </w:p>
-        </w:tc>
-        <w:tc>
-          <w:tcPr>
-            <w:tcW w:type="dxa" w:w="1587"/>
+              <w:t>45.0</w:t>
+            </w:r>
+          </w:p>
+        </w:tc>
+        <w:tc>
+          <w:tcPr>
+            <w:tcW w:type="dxa" w:w="5613"/>
+          </w:tcPr>
+          <w:p>
+            <w:r/>
+            <w:r>
+              <w:rPr>
+                <w:sz w:val="18"/>
+              </w:rPr>
+              <w:t>⚠ 必须带小数点：ROS2 按字面量推断类型，写 45 会被当 INTEGER，与节点声明的 DOUBLE 冲突，启动即崩</w:t>
+            </w:r>
+          </w:p>
+        </w:tc>
+      </w:tr>
+      <w:tr>
+        <w:tc>
+          <w:tcPr>
+            <w:tcW w:type="dxa" w:w="2381"/>
           </w:tcPr>
           <w:p>
             <w:r/>
@@ -11819,21 +12451,36 @@
                 <w:rFonts w:ascii="Consolas" w:hAnsi="Consolas"/>
                 <w:sz w:val="17"/>
               </w:rPr>
-              <w:t>真实存在</w:t>
-            </w:r>
-          </w:p>
-        </w:tc>
-        <w:tc>
-          <w:tcPr>
-            <w:tcW w:type="dxa" w:w="3458"/>
-          </w:tcPr>
-          <w:p>
-            <w:r/>
-            <w:r>
-              <w:rPr>
-                <w:sz w:val="18"/>
-              </w:rPr>
-              <w:t>仿真无时延</w:t>
+              <w:t>EGO_OBSTACLES_INFLATION</w:t>
+            </w:r>
+          </w:p>
+        </w:tc>
+        <w:tc>
+          <w:tcPr>
+            <w:tcW w:type="dxa" w:w="1304"/>
+          </w:tcPr>
+          <w:p>
+            <w:r/>
+            <w:r>
+              <w:rPr>
+                <w:rFonts w:ascii="Consolas" w:hAnsi="Consolas"/>
+                <w:sz w:val="17"/>
+              </w:rPr>
+              <w:t>0.8</w:t>
+            </w:r>
+          </w:p>
+        </w:tc>
+        <w:tc>
+          <w:tcPr>
+            <w:tcW w:type="dxa" w:w="5613"/>
+          </w:tcPr>
+          <w:p>
+            <w:r/>
+            <w:r>
+              <w:rPr>
+                <w:sz w:val="18"/>
+              </w:rPr>
+              <w:t>用户决定（UWB 定位精度不足）。与 V_MAX 是同一预算的两端，不能单独调</w:t>
             </w:r>
           </w:p>
         </w:tc>
@@ -11841,7 +12488,7 @@
       <w:tr>
         <w:tc>
           <w:tcPr>
-            <w:tcW w:type="dxa" w:w="2268"/>
+            <w:tcW w:type="dxa" w:w="2381"/>
           </w:tcPr>
           <w:p>
             <w:r/>
@@ -11850,13 +12497,13 @@
                 <w:rFonts w:ascii="Consolas" w:hAnsi="Consolas"/>
                 <w:sz w:val="17"/>
               </w:rPr>
-              <w:t>UWB_YAW_OFFSET_DEG</w:t>
-            </w:r>
-          </w:p>
-        </w:tc>
-        <w:tc>
-          <w:tcPr>
-            <w:tcW w:type="dxa" w:w="1474"/>
+              <w:t>EGO_ASTAR_Z_WEIGHT</w:t>
+            </w:r>
+          </w:p>
+        </w:tc>
+        <w:tc>
+          <w:tcPr>
+            <w:tcW w:type="dxa" w:w="1304"/>
           </w:tcPr>
           <w:p>
             <w:r/>
@@ -11865,13 +12512,29 @@
                 <w:rFonts w:ascii="Consolas" w:hAnsi="Consolas"/>
                 <w:sz w:val="17"/>
               </w:rPr>
-              <w:t>—</w:t>
-            </w:r>
-          </w:p>
-        </w:tc>
-        <w:tc>
-          <w:tcPr>
-            <w:tcW w:type="dxa" w:w="1587"/>
+              <w:t>1.0</w:t>
+            </w:r>
+          </w:p>
+        </w:tc>
+        <w:tc>
+          <w:tcPr>
+            <w:tcW w:type="dxa" w:w="5613"/>
+          </w:tcPr>
+          <w:p>
+            <w:r/>
+            <w:r>
+              <w:rPr>
+                <w:sz w:val="18"/>
+              </w:rPr>
+              <w:t>A* 的 z 向代价权重。注释记录了"设 5 抑制从立柱下方钻过去的假路径"的历史，现值已回到 1.0</w:t>
+            </w:r>
+          </w:p>
+        </w:tc>
+      </w:tr>
+      <w:tr>
+        <w:tc>
+          <w:tcPr>
+            <w:tcW w:type="dxa" w:w="2381"/>
           </w:tcPr>
           <w:p>
             <w:r/>
@@ -11880,21 +12543,4644 @@
                 <w:rFonts w:ascii="Consolas" w:hAnsi="Consolas"/>
                 <w:sz w:val="17"/>
               </w:rPr>
-              <w:t>45.0</w:t>
-            </w:r>
-          </w:p>
-        </w:tc>
-        <w:tc>
-          <w:tcPr>
-            <w:tcW w:type="dxa" w:w="3458"/>
-          </w:tcPr>
-          <w:p>
-            <w:r/>
-            <w:r>
-              <w:rPr>
-                <w:sz w:val="18"/>
-              </w:rPr>
-              <w:t>真机独有；必须带小数点，否则按 INTEGER 推断、节点启动即崩</w:t>
+              <w:t>EGO_MAX_RAY_LENGTH</w:t>
+            </w:r>
+          </w:p>
+        </w:tc>
+        <w:tc>
+          <w:tcPr>
+            <w:tcW w:type="dxa" w:w="1304"/>
+          </w:tcPr>
+          <w:p>
+            <w:r/>
+            <w:r>
+              <w:rPr>
+                <w:rFonts w:ascii="Consolas" w:hAnsi="Consolas"/>
+                <w:sz w:val="17"/>
+              </w:rPr>
+              <w:t>20.0</w:t>
+            </w:r>
+          </w:p>
+        </w:tc>
+        <w:tc>
+          <w:tcPr>
+            <w:tcW w:type="dxa" w:w="5613"/>
+          </w:tcPr>
+          <w:p>
+            <w:r/>
+            <w:r>
+              <w:rPr>
+                <w:sz w:val="18"/>
+              </w:rPr>
+              <w:t>与规划视野对齐</w:t>
+            </w:r>
+          </w:p>
+        </w:tc>
+      </w:tr>
+      <w:tr>
+        <w:tc>
+          <w:tcPr>
+            <w:tcW w:type="dxa" w:w="2381"/>
+          </w:tcPr>
+          <w:p>
+            <w:r/>
+            <w:r>
+              <w:rPr>
+                <w:rFonts w:ascii="Consolas" w:hAnsi="Consolas"/>
+                <w:sz w:val="17"/>
+              </w:rPr>
+              <w:t>EGO_MIN_RAY_LENGTH</w:t>
+            </w:r>
+          </w:p>
+        </w:tc>
+        <w:tc>
+          <w:tcPr>
+            <w:tcW w:type="dxa" w:w="1304"/>
+          </w:tcPr>
+          <w:p>
+            <w:r/>
+            <w:r>
+              <w:rPr>
+                <w:rFonts w:ascii="Consolas" w:hAnsi="Consolas"/>
+                <w:sz w:val="17"/>
+              </w:rPr>
+              <w:t>0.5</w:t>
+            </w:r>
+          </w:p>
+        </w:tc>
+        <w:tc>
+          <w:tcPr>
+            <w:tcW w:type="dxa" w:w="5613"/>
+          </w:tcPr>
+          <w:p>
+            <w:r/>
+            <w:r>
+              <w:rPr>
+                <w:sz w:val="18"/>
+              </w:rPr>
+              <w:t>自扫描伪点过滤半径。桨尖半径 0.35m，默认 0.4 只剩 5cm 余量。⚠ 该变量 launch 早就读，compose 到 2026-08-31 才透传</w:t>
+            </w:r>
+          </w:p>
+        </w:tc>
+      </w:tr>
+      <w:tr>
+        <w:tc>
+          <w:tcPr>
+            <w:tcW w:type="dxa" w:w="2381"/>
+          </w:tcPr>
+          <w:p>
+            <w:r/>
+            <w:r>
+              <w:rPr>
+                <w:rFonts w:ascii="Consolas" w:hAnsi="Consolas"/>
+                <w:sz w:val="17"/>
+              </w:rPr>
+              <w:t>EGO_GROUND_HEIGHT</w:t>
+            </w:r>
+          </w:p>
+        </w:tc>
+        <w:tc>
+          <w:tcPr>
+            <w:tcW w:type="dxa" w:w="1304"/>
+          </w:tcPr>
+          <w:p>
+            <w:r/>
+            <w:r>
+              <w:rPr>
+                <w:rFonts w:ascii="Consolas" w:hAnsi="Consolas"/>
+                <w:sz w:val="17"/>
+              </w:rPr>
+              <w:t>-0.35</w:t>
+            </w:r>
+          </w:p>
+        </w:tc>
+        <w:tc>
+          <w:tcPr>
+            <w:tcW w:type="dxa" w:w="5613"/>
+          </w:tcPr>
+          <w:p>
+            <w:r/>
+            <w:r>
+              <w:rPr>
+                <w:sz w:val="18"/>
+              </w:rPr>
+              <w:t>地图 z 下边界。必须低于停放时 odom z(-0.12)。曾因硬编码 -0.01 导致飞机自判"在障碍物里"、连续 37560 次规划失败</w:t>
+            </w:r>
+          </w:p>
+        </w:tc>
+      </w:tr>
+      <w:tr>
+        <w:tc>
+          <w:tcPr>
+            <w:tcW w:type="dxa" w:w="2381"/>
+          </w:tcPr>
+          <w:p>
+            <w:r/>
+            <w:r>
+              <w:rPr>
+                <w:rFonts w:ascii="Consolas" w:hAnsi="Consolas"/>
+                <w:sz w:val="17"/>
+              </w:rPr>
+              <w:t>EGO_GROUND_FILTER_HEIGHT</w:t>
+            </w:r>
+          </w:p>
+        </w:tc>
+        <w:tc>
+          <w:tcPr>
+            <w:tcW w:type="dxa" w:w="1304"/>
+          </w:tcPr>
+          <w:p>
+            <w:r/>
+            <w:r>
+              <w:rPr>
+                <w:rFonts w:ascii="Consolas" w:hAnsi="Consolas"/>
+                <w:sz w:val="17"/>
+              </w:rPr>
+              <w:t>0.10</w:t>
+            </w:r>
+          </w:p>
+        </w:tc>
+        <w:tc>
+          <w:tcPr>
+            <w:tcW w:type="dxa" w:w="5613"/>
+          </w:tcPr>
+          <w:p>
+            <w:r/>
+            <w:r>
+              <w:rPr>
+                <w:sz w:val="18"/>
+              </w:rPr>
+              <w:t>地面回波过滤线。三个平面拟合出 1.3~2.2° 共同倾斜，8m 半径摊开 0.21m，此值只剩 0.15m 余量</w:t>
+            </w:r>
+          </w:p>
+        </w:tc>
+      </w:tr>
+      <w:tr>
+        <w:tc>
+          <w:tcPr>
+            <w:tcW w:type="dxa" w:w="2381"/>
+          </w:tcPr>
+          <w:p>
+            <w:r/>
+            <w:r>
+              <w:rPr>
+                <w:rFonts w:ascii="Consolas" w:hAnsi="Consolas"/>
+                <w:sz w:val="17"/>
+              </w:rPr>
+              <w:t>EGO_VIRTUAL_CEIL_HEIGHT</w:t>
+            </w:r>
+          </w:p>
+        </w:tc>
+        <w:tc>
+          <w:tcPr>
+            <w:tcW w:type="dxa" w:w="1304"/>
+          </w:tcPr>
+          <w:p>
+            <w:r/>
+            <w:r>
+              <w:rPr>
+                <w:rFonts w:ascii="Consolas" w:hAnsi="Consolas"/>
+                <w:sz w:val="17"/>
+              </w:rPr>
+              <w:t>6.0</w:t>
+            </w:r>
+          </w:p>
+        </w:tc>
+        <w:tc>
+          <w:tcPr>
+            <w:tcW w:type="dxa" w:w="5613"/>
+          </w:tcPr>
+          <w:p>
+            <w:r/>
+            <w:r>
+              <w:rPr>
+                <w:sz w:val="18"/>
+              </w:rPr>
+              <w:t>⚠ 实现有约 -0.1m 偏移（grid_map.cpp:723/955）</w:t>
+            </w:r>
+          </w:p>
+        </w:tc>
+      </w:tr>
+      <w:tr>
+        <w:tc>
+          <w:tcPr>
+            <w:tcW w:type="dxa" w:w="2381"/>
+          </w:tcPr>
+          <w:p>
+            <w:r/>
+            <w:r>
+              <w:rPr>
+                <w:rFonts w:ascii="Consolas" w:hAnsi="Consolas"/>
+                <w:sz w:val="17"/>
+              </w:rPr>
+              <w:t>EGO_VIS_TRUNCATE_HEIGHT</w:t>
+            </w:r>
+          </w:p>
+        </w:tc>
+        <w:tc>
+          <w:tcPr>
+            <w:tcW w:type="dxa" w:w="1304"/>
+          </w:tcPr>
+          <w:p>
+            <w:r/>
+            <w:r>
+              <w:rPr>
+                <w:rFonts w:ascii="Consolas" w:hAnsi="Consolas"/>
+                <w:sz w:val="17"/>
+              </w:rPr>
+              <w:t>4.0</w:t>
+            </w:r>
+          </w:p>
+        </w:tc>
+        <w:tc>
+          <w:tcPr>
+            <w:tcW w:type="dxa" w:w="5613"/>
+          </w:tcPr>
+          <w:p>
+            <w:r/>
+            <w:r>
+              <w:rPr>
+                <w:sz w:val="18"/>
+              </w:rPr>
+              <w:t>仅 RViz 显示上限</w:t>
+            </w:r>
+          </w:p>
+        </w:tc>
+      </w:tr>
+      <w:tr>
+        <w:tc>
+          <w:tcPr>
+            <w:tcW w:type="dxa" w:w="2381"/>
+          </w:tcPr>
+          <w:p>
+            <w:r/>
+            <w:r>
+              <w:rPr>
+                <w:rFonts w:ascii="Consolas" w:hAnsi="Consolas"/>
+                <w:sz w:val="17"/>
+              </w:rPr>
+              <w:t>EGO_MAP_SIZE_Z</w:t>
+            </w:r>
+          </w:p>
+        </w:tc>
+        <w:tc>
+          <w:tcPr>
+            <w:tcW w:type="dxa" w:w="1304"/>
+          </w:tcPr>
+          <w:p>
+            <w:r/>
+            <w:r>
+              <w:rPr>
+                <w:rFonts w:ascii="Consolas" w:hAnsi="Consolas"/>
+                <w:sz w:val="17"/>
+              </w:rPr>
+              <w:t>6.0</w:t>
+            </w:r>
+          </w:p>
+        </w:tc>
+        <w:tc>
+          <w:tcPr>
+            <w:tcW w:type="dxa" w:w="5613"/>
+          </w:tcPr>
+          <w:p>
+            <w:r/>
+            <w:r>
+              <w:rPr>
+                <w:sz w:val="18"/>
+              </w:rPr>
+              <w:t>⚠ 必须满足 CEIL - GROUND ≤ 本值，否则 grid_map.cpp:100-102 静默钳回、不报错</w:t>
+            </w:r>
+          </w:p>
+        </w:tc>
+      </w:tr>
+    </w:tbl>
+    <w:p/>
+    <w:p>
+      <w:pPr>
+        <w:pStyle w:val="Heading2"/>
+      </w:pPr>
+      <w:r>
+        <w:rPr>
+          <w:rFonts w:ascii="微软雅黑" w:hAnsi="微软雅黑" w:eastAsia="微软雅黑"/>
+          <w:color w:val="1F5FA9"/>
+          <w:sz w:val="25"/>
+        </w:rPr>
+        <w:t>7.3 共有的 6 项：只有 V_MAX 不一致，而且是三个值</w:t>
+      </w:r>
+    </w:p>
+    <w:p>
+      <w:r>
+        <w:rPr>
+          <w:b w:val="0"/>
+          <w:i w:val="0"/>
+        </w:rPr>
+        <w:t>CONTROLLER、PLANNER、LOCALIZATION_SOURCE、EGO_PLANNING_HORIZON、EGO_LOCAL_UPDATE_RANGE_XY 五项两边完全相同，直接沿用。剩下一项是 V_MAX，三处取了三个值：</w:t>
+      </w:r>
+    </w:p>
+    <w:tbl>
+      <w:tblPr>
+        <w:tblStyle w:val="LightGrid-Accent1"/>
+        <w:tblW w:type="auto" w:w="0"/>
+        <w:jc w:val="center"/>
+        <w:tblLayout w:type="fixed"/>
+        <w:tblLook w:firstColumn="1" w:firstRow="1" w:lastColumn="0" w:lastRow="0" w:noHBand="0" w:noVBand="1" w:val="04A0"/>
+        <w:tblLayout w:type="fixed"/>
+      </w:tblPr>
+      <w:tblGrid>
+        <w:gridCol w:w="2551"/>
+        <w:gridCol w:w="1247"/>
+        <w:gridCol w:w="5499"/>
+      </w:tblGrid>
+      <w:tr>
+        <w:tc>
+          <w:tcPr>
+            <w:tcW w:type="dxa" w:w="2551"/>
+          </w:tcPr>
+          <w:p>
+            <w:r/>
+            <w:r>
+              <w:rPr>
+                <w:b/>
+                <w:sz w:val="18"/>
+              </w:rPr>
+              <w:t>位置</w:t>
+            </w:r>
+          </w:p>
+        </w:tc>
+        <w:tc>
+          <w:tcPr>
+            <w:tcW w:type="dxa" w:w="1247"/>
+          </w:tcPr>
+          <w:p>
+            <w:r/>
+            <w:r>
+              <w:rPr>
+                <w:b/>
+                <w:sz w:val="18"/>
+              </w:rPr>
+              <w:t>V_MAX</w:t>
+            </w:r>
+          </w:p>
+        </w:tc>
+        <w:tc>
+          <w:tcPr>
+            <w:tcW w:type="dxa" w:w="5499"/>
+          </w:tcPr>
+          <w:p>
+            <w:r/>
+            <w:r>
+              <w:rPr>
+                <w:b/>
+                <w:sz w:val="18"/>
+              </w:rPr>
+              <w:t>来历</w:t>
+            </w:r>
+          </w:p>
+        </w:tc>
+      </w:tr>
+      <w:tr>
+        <w:tc>
+          <w:tcPr>
+            <w:tcW w:type="dxa" w:w="2551"/>
+          </w:tcPr>
+          <w:p>
+            <w:r/>
+            <w:r>
+              <w:rPr>
+                <w:rFonts w:ascii="Consolas" w:hAnsi="Consolas"/>
+                <w:sz w:val="17"/>
+              </w:rPr>
+              <w:t>NX01 .env</w:t>
+            </w:r>
+          </w:p>
+        </w:tc>
+        <w:tc>
+          <w:tcPr>
+            <w:tcW w:type="dxa" w:w="1247"/>
+          </w:tcPr>
+          <w:p>
+            <w:r/>
+            <w:r>
+              <w:rPr>
+                <w:rFonts w:ascii="Consolas" w:hAnsi="Consolas"/>
+                <w:sz w:val="17"/>
+              </w:rPr>
+              <w:t>3.0</w:t>
+            </w:r>
+          </w:p>
+        </w:tc>
+        <w:tc>
+          <w:tcPr>
+            <w:tcW w:type="dxa" w:w="5499"/>
+          </w:tcPr>
+          <w:p>
+            <w:r/>
+            <w:r>
+              <w:rPr>
+                <w:sz w:val="18"/>
+              </w:rPr>
+              <w:t>真机，飞行验证后的值</w:t>
+            </w:r>
+          </w:p>
+        </w:tc>
+      </w:tr>
+      <w:tr>
+        <w:tc>
+          <w:tcPr>
+            <w:tcW w:type="dxa" w:w="2551"/>
+          </w:tcPr>
+          <w:p>
+            <w:r/>
+            <w:r>
+              <w:rPr>
+                <w:rFonts w:ascii="Consolas" w:hAnsi="Consolas"/>
+                <w:sz w:val="17"/>
+              </w:rPr>
+              <w:t>NX02 .env</w:t>
+            </w:r>
+          </w:p>
+        </w:tc>
+        <w:tc>
+          <w:tcPr>
+            <w:tcW w:type="dxa" w:w="1247"/>
+          </w:tcPr>
+          <w:p>
+            <w:r/>
+            <w:r>
+              <w:rPr>
+                <w:rFonts w:ascii="Consolas" w:hAnsi="Consolas"/>
+                <w:sz w:val="17"/>
+              </w:rPr>
+              <w:t>2.0</w:t>
+            </w:r>
+          </w:p>
+        </w:tc>
+        <w:tc>
+          <w:tcPr>
+            <w:tcW w:type="dxa" w:w="5499"/>
+          </w:tcPr>
+          <w:p>
+            <w:r/>
+            <w:r>
+              <w:rPr>
+                <w:sz w:val="18"/>
+              </w:rPr>
+              <w:t>真机，比长机低 1.0</w:t>
+            </w:r>
+          </w:p>
+        </w:tc>
+      </w:tr>
+      <w:tr>
+        <w:tc>
+          <w:tcPr>
+            <w:tcW w:type="dxa" w:w="2551"/>
+          </w:tcPr>
+          <w:p>
+            <w:r/>
+            <w:r>
+              <w:rPr>
+                <w:rFonts w:ascii="Consolas" w:hAnsi="Consolas"/>
+                <w:sz w:val="17"/>
+              </w:rPr>
+              <w:t>仿真 .env</w:t>
+            </w:r>
+          </w:p>
+        </w:tc>
+        <w:tc>
+          <w:tcPr>
+            <w:tcW w:type="dxa" w:w="1247"/>
+          </w:tcPr>
+          <w:p>
+            <w:r/>
+            <w:r>
+              <w:rPr>
+                <w:rFonts w:ascii="Consolas" w:hAnsi="Consolas"/>
+                <w:sz w:val="17"/>
+              </w:rPr>
+              <w:t>1.0</w:t>
+            </w:r>
+          </w:p>
+        </w:tc>
+        <w:tc>
+          <w:tcPr>
+            <w:tcW w:type="dxa" w:w="5499"/>
+          </w:tcPr>
+          <w:p>
+            <w:r/>
+            <w:r>
+              <w:rPr>
+                <w:sz w:val="18"/>
+              </w:rPr>
+              <w:t>仿真场地 20×25m，赛道短</w:t>
+            </w:r>
+          </w:p>
+        </w:tc>
+      </w:tr>
+    </w:tbl>
+    <w:p/>
+    <w:p>
+      <w:pPr>
+        <w:spacing w:before="200"/>
+        <w:ind w:left="240"/>
+      </w:pPr>
+      <w:r>
+        <w:rPr>
+          <w:b/>
+          <w:color w:val="A3302C"/>
+        </w:rPr>
+        <w:t>V_MAX 的两个问题</w:t>
+      </w:r>
+    </w:p>
+    <w:p>
+      <w:pPr>
+        <w:spacing w:after="80"/>
+        <w:ind w:left="240"/>
+      </w:pPr>
+      <w:r>
+        <w:t>① 两机不等速是编队的隐患。僚机没有独立避障，只能沿长机实飞轨迹跟；长机 3.0、僚机 2.0 时，长机一旦真的跑到 2.0 以上，僚机就只能越掉越远，而编队间距判据不会把"僚机已达速度上限"和"僚机掉队"区分开。编队飞行前两机 V_MAX 必须取同一个值。</w:t>
+      </w:r>
+    </w:p>
+    <w:p>
+      <w:pPr>
+        <w:spacing w:after="80"/>
+        <w:ind w:left="240"/>
+      </w:pPr>
+      <w:r>
+        <w:t>② 真机 .env 自己的注释算出的安全速度是 0.3，不是 3.0。注释里按实测反应时间 t_r=0.534s 推出"INFLATION=0.8 允许的最大速度只有 0.325 m/s（水平对角）"，并明确记录"0.5→0.4→0.3"的下调过程。现值 3.0 比那套推导高一个数量级，说明注释与取值已经脱节——要么 3.0 是后来飞出来的新结论而注释没更新，要么 3.0 是临时改的没回滚。迁移前必须让用户确认哪个是真的，这是本章唯一需要用户裁决的参数。</w:t>
+      </w:r>
+    </w:p>
+    <w:p/>
+    <w:p>
+      <w:pPr>
+        <w:pStyle w:val="Heading2"/>
+      </w:pPr>
+      <w:r>
+        <w:rPr>
+          <w:rFonts w:ascii="微软雅黑" w:hAnsi="微软雅黑" w:eastAsia="微软雅黑"/>
+          <w:color w:val="1F5FA9"/>
+          <w:sz w:val="25"/>
+        </w:rPr>
+        <w:t>7.4 两机身份参数一项都没钉死——阻断级</w:t>
+      </w:r>
+    </w:p>
+    <w:p>
+      <w:r>
+        <w:rPr>
+          <w:b/>
+          <w:i w:val="0"/>
+        </w:rPr>
+        <w:t>NAMESPACE、AGENT_INDEX、NUM_AGENTS 这三项，在 NX01 和 NX02 的 .env 和 docker-compose.override.hw.yml 里都搜不到，于是两台机器一起走 compose 默认值：</w:t>
+      </w:r>
+    </w:p>
+    <w:tbl>
+      <w:tblPr>
+        <w:tblStyle w:val="LightGrid-Accent1"/>
+        <w:tblW w:type="auto" w:w="0"/>
+        <w:jc w:val="center"/>
+        <w:tblLayout w:type="fixed"/>
+        <w:tblLook w:firstColumn="1" w:firstRow="1" w:lastColumn="0" w:lastRow="0" w:noHBand="0" w:noVBand="1" w:val="04A0"/>
+        <w:tblLayout w:type="fixed"/>
+      </w:tblPr>
+      <w:tblGrid>
+        <w:gridCol w:w="1928"/>
+        <w:gridCol w:w="1474"/>
+        <w:gridCol w:w="1928"/>
+        <w:gridCol w:w="4082"/>
+      </w:tblGrid>
+      <w:tr>
+        <w:tc>
+          <w:tcPr>
+            <w:tcW w:type="dxa" w:w="1928"/>
+          </w:tcPr>
+          <w:p>
+            <w:r/>
+            <w:r>
+              <w:rPr>
+                <w:b/>
+                <w:sz w:val="18"/>
+              </w:rPr>
+              <w:t>参数</w:t>
+            </w:r>
+          </w:p>
+        </w:tc>
+        <w:tc>
+          <w:tcPr>
+            <w:tcW w:type="dxa" w:w="1474"/>
+          </w:tcPr>
+          <w:p>
+            <w:r/>
+            <w:r>
+              <w:rPr>
+                <w:b/>
+                <w:sz w:val="18"/>
+              </w:rPr>
+              <w:t>compose 默认</w:t>
+            </w:r>
+          </w:p>
+        </w:tc>
+        <w:tc>
+          <w:tcPr>
+            <w:tcW w:type="dxa" w:w="1928"/>
+          </w:tcPr>
+          <w:p>
+            <w:r/>
+            <w:r>
+              <w:rPr>
+                <w:b/>
+                <w:sz w:val="18"/>
+              </w:rPr>
+              <w:t>两机实际生效</w:t>
+            </w:r>
+          </w:p>
+        </w:tc>
+        <w:tc>
+          <w:tcPr>
+            <w:tcW w:type="dxa" w:w="4082"/>
+          </w:tcPr>
+          <w:p>
+            <w:r/>
+            <w:r>
+              <w:rPr>
+                <w:b/>
+                <w:sz w:val="18"/>
+              </w:rPr>
+              <w:t>后果</w:t>
+            </w:r>
+          </w:p>
+        </w:tc>
+      </w:tr>
+      <w:tr>
+        <w:tc>
+          <w:tcPr>
+            <w:tcW w:type="dxa" w:w="1928"/>
+          </w:tcPr>
+          <w:p>
+            <w:r/>
+            <w:r>
+              <w:rPr>
+                <w:rFonts w:ascii="Consolas" w:hAnsi="Consolas"/>
+                <w:sz w:val="17"/>
+              </w:rPr>
+              <w:t>NAMESPACE</w:t>
+            </w:r>
+          </w:p>
+        </w:tc>
+        <w:tc>
+          <w:tcPr>
+            <w:tcW w:type="dxa" w:w="1474"/>
+          </w:tcPr>
+          <w:p>
+            <w:r/>
+            <w:r>
+              <w:rPr>
+                <w:rFonts w:ascii="Consolas" w:hAnsi="Consolas"/>
+                <w:sz w:val="17"/>
+              </w:rPr>
+              <w:t>NX01</w:t>
+            </w:r>
+          </w:p>
+        </w:tc>
+        <w:tc>
+          <w:tcPr>
+            <w:tcW w:type="dxa" w:w="1928"/>
+          </w:tcPr>
+          <w:p>
+            <w:r/>
+            <w:r>
+              <w:rPr>
+                <w:rFonts w:ascii="Consolas" w:hAnsi="Consolas"/>
+                <w:sz w:val="17"/>
+              </w:rPr>
+              <w:t>两台都是 NX01</w:t>
+            </w:r>
+          </w:p>
+        </w:tc>
+        <w:tc>
+          <w:tcPr>
+            <w:tcW w:type="dxa" w:w="4082"/>
+          </w:tcPr>
+          <w:p>
+            <w:r/>
+            <w:r>
+              <w:rPr>
+                <w:sz w:val="18"/>
+              </w:rPr>
+              <w:t>话题空间重名</w:t>
+            </w:r>
+          </w:p>
+        </w:tc>
+      </w:tr>
+      <w:tr>
+        <w:tc>
+          <w:tcPr>
+            <w:tcW w:type="dxa" w:w="1928"/>
+          </w:tcPr>
+          <w:p>
+            <w:r/>
+            <w:r>
+              <w:rPr>
+                <w:rFonts w:ascii="Consolas" w:hAnsi="Consolas"/>
+                <w:sz w:val="17"/>
+              </w:rPr>
+              <w:t>AGENT_INDEX</w:t>
+            </w:r>
+          </w:p>
+        </w:tc>
+        <w:tc>
+          <w:tcPr>
+            <w:tcW w:type="dxa" w:w="1474"/>
+          </w:tcPr>
+          <w:p>
+            <w:r/>
+            <w:r>
+              <w:rPr>
+                <w:rFonts w:ascii="Consolas" w:hAnsi="Consolas"/>
+                <w:sz w:val="17"/>
+              </w:rPr>
+              <w:t>1</w:t>
+            </w:r>
+          </w:p>
+        </w:tc>
+        <w:tc>
+          <w:tcPr>
+            <w:tcW w:type="dxa" w:w="1928"/>
+          </w:tcPr>
+          <w:p>
+            <w:r/>
+            <w:r>
+              <w:rPr>
+                <w:rFonts w:ascii="Consolas" w:hAnsi="Consolas"/>
+                <w:sz w:val="17"/>
+              </w:rPr>
+              <w:t>两台都是 1</w:t>
+            </w:r>
+          </w:p>
+        </w:tc>
+        <w:tc>
+          <w:tcPr>
+            <w:tcW w:type="dxa" w:w="4082"/>
+          </w:tcPr>
+          <w:p>
+            <w:r/>
+            <w:r>
+              <w:rPr>
+                <w:sz w:val="18"/>
+              </w:rPr>
+              <w:t>tgt_system 都是 1，两机共用 /uas1，mavros 数据互串</w:t>
+            </w:r>
+          </w:p>
+        </w:tc>
+      </w:tr>
+      <w:tr>
+        <w:tc>
+          <w:tcPr>
+            <w:tcW w:type="dxa" w:w="1928"/>
+          </w:tcPr>
+          <w:p>
+            <w:r/>
+            <w:r>
+              <w:rPr>
+                <w:rFonts w:ascii="Consolas" w:hAnsi="Consolas"/>
+                <w:sz w:val="17"/>
+              </w:rPr>
+              <w:t>NUM_AGENTS</w:t>
+            </w:r>
+          </w:p>
+        </w:tc>
+        <w:tc>
+          <w:tcPr>
+            <w:tcW w:type="dxa" w:w="1474"/>
+          </w:tcPr>
+          <w:p>
+            <w:r/>
+            <w:r>
+              <w:rPr>
+                <w:rFonts w:ascii="Consolas" w:hAnsi="Consolas"/>
+                <w:sz w:val="17"/>
+              </w:rPr>
+              <w:t>2</w:t>
+            </w:r>
+          </w:p>
+        </w:tc>
+        <w:tc>
+          <w:tcPr>
+            <w:tcW w:type="dxa" w:w="1928"/>
+          </w:tcPr>
+          <w:p>
+            <w:r/>
+            <w:r>
+              <w:rPr>
+                <w:rFonts w:ascii="Consolas" w:hAnsi="Consolas"/>
+                <w:sz w:val="17"/>
+              </w:rPr>
+              <w:t>2</w:t>
+            </w:r>
+          </w:p>
+        </w:tc>
+        <w:tc>
+          <w:tcPr>
+            <w:tcW w:type="dxa" w:w="4082"/>
+          </w:tcPr>
+          <w:p>
+            <w:r/>
+            <w:r>
+              <w:rPr>
+                <w:sz w:val="18"/>
+              </w:rPr>
+              <w:t>这项凑巧是对的</w:t>
+            </w:r>
+          </w:p>
+        </w:tc>
+      </w:tr>
+    </w:tbl>
+    <w:p/>
+    <w:p>
+      <w:pPr>
+        <w:spacing w:before="200"/>
+        <w:ind w:left="240"/>
+      </w:pPr>
+      <w:r>
+        <w:rPr>
+          <w:b/>
+          <w:color w:val="A3302C"/>
+        </w:rPr>
+        <w:t>这正是已知未修的那个故障</w:t>
+      </w:r>
+    </w:p>
+    <w:p>
+      <w:pPr>
+        <w:spacing w:after="80"/>
+        <w:ind w:left="240"/>
+      </w:pPr>
+      <w:r>
+        <w:t>"两架 tgt_system 都是 1、共用 /uas1" 是此前就记录过的双机数据互串问题，修法是改 NX02 的 AGENT_INDEX 和 MAV_SYS_ID。本次实测确认：到 2026-10-02 仍未修复，两台机器的 .env 里都没有这三项。</w:t>
+      </w:r>
+    </w:p>
+    <w:p>
+      <w:pPr>
+        <w:spacing w:after="80"/>
+        <w:ind w:left="240"/>
+      </w:pPr>
+      <w:r>
+        <w:t>双机同时上电跑任务之前必须先修。单机测试看不出这个问题——只有两台同时在同一网段时才会互串，而互串的表现是姿态/位置数据错机，属于会直接炸机的那一类。</w:t>
+      </w:r>
+    </w:p>
+    <w:p>
+      <w:pPr>
+        <w:spacing w:after="80"/>
+        <w:ind w:left="240"/>
+      </w:pPr>
+      <w:r>
+        <w:t>修法：NX02 的 .env 里加 NAMESPACE=NX02、AGENT_INDEX=2，并同步 MAV_SYS_ID；NX01 显式写 NAMESPACE=NX01、AGENT_INDEX=1，不要依赖默认值。</w:t>
+      </w:r>
+    </w:p>
+    <w:p/>
+    <w:p>
+      <w:pPr>
+        <w:pStyle w:val="Heading2"/>
+      </w:pPr>
+      <w:r>
+        <w:rPr>
+          <w:rFonts w:ascii="微软雅黑" w:hAnsi="微软雅黑" w:eastAsia="微软雅黑"/>
+          <w:color w:val="1F5FA9"/>
+          <w:sz w:val="25"/>
+        </w:rPr>
+        <w:t>7.5 仅仿真有的 7 项：3 项真机源码不支持</w:t>
+      </w:r>
+    </w:p>
+    <w:tbl>
+      <w:tblPr>
+        <w:tblStyle w:val="LightGrid-Accent1"/>
+        <w:tblW w:type="auto" w:w="0"/>
+        <w:jc w:val="center"/>
+        <w:tblLayout w:type="fixed"/>
+        <w:tblLook w:firstColumn="1" w:firstRow="1" w:lastColumn="0" w:lastRow="0" w:noHBand="0" w:noVBand="1" w:val="04A0"/>
+        <w:tblLayout w:type="fixed"/>
+      </w:tblPr>
+      <w:tblGrid>
+        <w:gridCol w:w="2948"/>
+        <w:gridCol w:w="1134"/>
+        <w:gridCol w:w="5216"/>
+      </w:tblGrid>
+      <w:tr>
+        <w:tc>
+          <w:tcPr>
+            <w:tcW w:type="dxa" w:w="2948"/>
+          </w:tcPr>
+          <w:p>
+            <w:r/>
+            <w:r>
+              <w:rPr>
+                <w:b/>
+                <w:sz w:val="18"/>
+              </w:rPr>
+              <w:t>参数</w:t>
+            </w:r>
+          </w:p>
+        </w:tc>
+        <w:tc>
+          <w:tcPr>
+            <w:tcW w:type="dxa" w:w="1134"/>
+          </w:tcPr>
+          <w:p>
+            <w:r/>
+            <w:r>
+              <w:rPr>
+                <w:b/>
+                <w:sz w:val="18"/>
+              </w:rPr>
+              <w:t>仿真值</w:t>
+            </w:r>
+          </w:p>
+        </w:tc>
+        <w:tc>
+          <w:tcPr>
+            <w:tcW w:type="dxa" w:w="5216"/>
+          </w:tcPr>
+          <w:p>
+            <w:r/>
+            <w:r>
+              <w:rPr>
+                <w:b/>
+                <w:sz w:val="18"/>
+              </w:rPr>
+              <w:t>真机状态</w:t>
+            </w:r>
+          </w:p>
+        </w:tc>
+      </w:tr>
+      <w:tr>
+        <w:tc>
+          <w:tcPr>
+            <w:tcW w:type="dxa" w:w="2948"/>
+          </w:tcPr>
+          <w:p>
+            <w:r/>
+            <w:r>
+              <w:rPr>
+                <w:rFonts w:ascii="Consolas" w:hAnsi="Consolas"/>
+                <w:sz w:val="17"/>
+              </w:rPr>
+              <w:t>EGO_OBSTACLES_INFLATION_Z</w:t>
+            </w:r>
+          </w:p>
+        </w:tc>
+        <w:tc>
+          <w:tcPr>
+            <w:tcW w:type="dxa" w:w="1134"/>
+          </w:tcPr>
+          <w:p>
+            <w:r/>
+            <w:r>
+              <w:rPr>
+                <w:rFonts w:ascii="Consolas" w:hAnsi="Consolas"/>
+                <w:sz w:val="17"/>
+              </w:rPr>
+              <w:t>0.2</w:t>
+            </w:r>
+          </w:p>
+        </w:tc>
+        <w:tc>
+          <w:tcPr>
+            <w:tcW w:type="dxa" w:w="5216"/>
+          </w:tcPr>
+          <w:p>
+            <w:r/>
+            <w:r>
+              <w:rPr>
+                <w:sz w:val="18"/>
+              </w:rPr>
+              <w:t>✗ 真机源码里搜不到 obstacles_inflation_z，写进 .env 会被静默忽略</w:t>
+            </w:r>
+          </w:p>
+        </w:tc>
+      </w:tr>
+      <w:tr>
+        <w:tc>
+          <w:tcPr>
+            <w:tcW w:type="dxa" w:w="2948"/>
+          </w:tcPr>
+          <w:p>
+            <w:r/>
+            <w:r>
+              <w:rPr>
+                <w:rFonts w:ascii="Consolas" w:hAnsi="Consolas"/>
+                <w:sz w:val="17"/>
+              </w:rPr>
+              <w:t>EGO_POLY_RESET_PERIOD_S</w:t>
+            </w:r>
+          </w:p>
+        </w:tc>
+        <w:tc>
+          <w:tcPr>
+            <w:tcW w:type="dxa" w:w="1134"/>
+          </w:tcPr>
+          <w:p>
+            <w:r/>
+            <w:r>
+              <w:rPr>
+                <w:rFonts w:ascii="Consolas" w:hAnsi="Consolas"/>
+                <w:sz w:val="17"/>
+              </w:rPr>
+              <w:t>3.0</w:t>
+            </w:r>
+          </w:p>
+        </w:tc>
+        <w:tc>
+          <w:tcPr>
+            <w:tcW w:type="dxa" w:w="5216"/>
+          </w:tcPr>
+          <w:p>
+            <w:r/>
+            <w:r>
+              <w:rPr>
+                <w:sz w:val="18"/>
+              </w:rPr>
+              <w:t>✗ 真机源码里搜不到 poly_reset_period，同上</w:t>
+            </w:r>
+          </w:p>
+        </w:tc>
+      </w:tr>
+      <w:tr>
+        <w:tc>
+          <w:tcPr>
+            <w:tcW w:type="dxa" w:w="2948"/>
+          </w:tcPr>
+          <w:p>
+            <w:r/>
+            <w:r>
+              <w:rPr>
+                <w:rFonts w:ascii="Consolas" w:hAnsi="Consolas"/>
+                <w:sz w:val="17"/>
+              </w:rPr>
+              <w:t>WAYPOINT_FLYTHROUGH_M</w:t>
+            </w:r>
+          </w:p>
+        </w:tc>
+        <w:tc>
+          <w:tcPr>
+            <w:tcW w:type="dxa" w:w="1134"/>
+          </w:tcPr>
+          <w:p>
+            <w:r/>
+            <w:r>
+              <w:rPr>
+                <w:rFonts w:ascii="Consolas" w:hAnsi="Consolas"/>
+                <w:sz w:val="17"/>
+              </w:rPr>
+              <w:t>0.0</w:t>
+            </w:r>
+          </w:p>
+        </w:tc>
+        <w:tc>
+          <w:tcPr>
+            <w:tcW w:type="dxa" w:w="5216"/>
+          </w:tcPr>
+          <w:p>
+            <w:r/>
+            <w:r>
+              <w:rPr>
+                <w:sz w:val="18"/>
+              </w:rPr>
+              <w:t>△ 真机 compose 不透传，但节点自身兜底默认也是 0.0，行为凑巧一致；仍应显式钉死</w:t>
+            </w:r>
+          </w:p>
+        </w:tc>
+      </w:tr>
+      <w:tr>
+        <w:tc>
+          <w:tcPr>
+            <w:tcW w:type="dxa" w:w="2948"/>
+          </w:tcPr>
+          <w:p>
+            <w:r/>
+            <w:r>
+              <w:rPr>
+                <w:rFonts w:ascii="Consolas" w:hAnsi="Consolas"/>
+                <w:sz w:val="17"/>
+              </w:rPr>
+              <w:t>STATIC_OBSTACLES_ENABLED</w:t>
+            </w:r>
+          </w:p>
+        </w:tc>
+        <w:tc>
+          <w:tcPr>
+            <w:tcW w:type="dxa" w:w="1134"/>
+          </w:tcPr>
+          <w:p>
+            <w:r/>
+            <w:r>
+              <w:rPr>
+                <w:rFonts w:ascii="Consolas" w:hAnsi="Consolas"/>
+                <w:sz w:val="17"/>
+              </w:rPr>
+              <w:t>true</w:t>
+            </w:r>
+          </w:p>
+        </w:tc>
+        <w:tc>
+          <w:tcPr>
+            <w:tcW w:type="dxa" w:w="5216"/>
+          </w:tcPr>
+          <w:p>
+            <w:r/>
+            <w:r>
+              <w:rPr>
+                <w:sz w:val="18"/>
+              </w:rPr>
+              <w:t>仿真专用：给 grid_map 喂静态障碍</w:t>
+            </w:r>
+          </w:p>
+        </w:tc>
+      </w:tr>
+      <w:tr>
+        <w:tc>
+          <w:tcPr>
+            <w:tcW w:type="dxa" w:w="2948"/>
+          </w:tcPr>
+          <w:p>
+            <w:r/>
+            <w:r>
+              <w:rPr>
+                <w:rFonts w:ascii="Consolas" w:hAnsi="Consolas"/>
+                <w:sz w:val="17"/>
+              </w:rPr>
+              <w:t>STATIC_OBSTACLES_XY</w:t>
+            </w:r>
+          </w:p>
+        </w:tc>
+        <w:tc>
+          <w:tcPr>
+            <w:tcW w:type="dxa" w:w="1134"/>
+          </w:tcPr>
+          <w:p>
+            <w:r/>
+            <w:r>
+              <w:rPr>
+                <w:rFonts w:ascii="Consolas" w:hAnsi="Consolas"/>
+                <w:sz w:val="17"/>
+              </w:rPr>
+              <w:t>7 组坐标</w:t>
+            </w:r>
+          </w:p>
+        </w:tc>
+        <w:tc>
+          <w:tcPr>
+            <w:tcW w:type="dxa" w:w="5216"/>
+          </w:tcPr>
+          <w:p>
+            <w:r/>
+            <w:r>
+              <w:rPr>
+                <w:sz w:val="18"/>
+              </w:rPr>
+              <w:t>仿真专用：3 对立柱 + A→B 线上那根 φ0.5 柱(3.0,8.0)。真机靠雷达实测，不需要</w:t>
+            </w:r>
+          </w:p>
+        </w:tc>
+      </w:tr>
+      <w:tr>
+        <w:tc>
+          <w:tcPr>
+            <w:tcW w:type="dxa" w:w="2948"/>
+          </w:tcPr>
+          <w:p>
+            <w:r/>
+            <w:r>
+              <w:rPr>
+                <w:rFonts w:ascii="Consolas" w:hAnsi="Consolas"/>
+                <w:sz w:val="17"/>
+              </w:rPr>
+              <w:t>USE_GAZEBO_GUI</w:t>
+            </w:r>
+          </w:p>
+        </w:tc>
+        <w:tc>
+          <w:tcPr>
+            <w:tcW w:type="dxa" w:w="1134"/>
+          </w:tcPr>
+          <w:p>
+            <w:r/>
+            <w:r>
+              <w:rPr>
+                <w:rFonts w:ascii="Consolas" w:hAnsi="Consolas"/>
+                <w:sz w:val="17"/>
+              </w:rPr>
+              <w:t>true</w:t>
+            </w:r>
+          </w:p>
+        </w:tc>
+        <w:tc>
+          <w:tcPr>
+            <w:tcW w:type="dxa" w:w="5216"/>
+          </w:tcPr>
+          <w:p>
+            <w:r/>
+            <w:r>
+              <w:rPr>
+                <w:sz w:val="18"/>
+              </w:rPr>
+              <w:t>仿真专用</w:t>
+            </w:r>
+          </w:p>
+        </w:tc>
+      </w:tr>
+      <w:tr>
+        <w:tc>
+          <w:tcPr>
+            <w:tcW w:type="dxa" w:w="2948"/>
+          </w:tcPr>
+          <w:p>
+            <w:r/>
+            <w:r>
+              <w:rPr>
+                <w:rFonts w:ascii="Consolas" w:hAnsi="Consolas"/>
+                <w:sz w:val="17"/>
+              </w:rPr>
+              <w:t>USE_RVIZ</w:t>
+            </w:r>
+          </w:p>
+        </w:tc>
+        <w:tc>
+          <w:tcPr>
+            <w:tcW w:type="dxa" w:w="1134"/>
+          </w:tcPr>
+          <w:p>
+            <w:r/>
+            <w:r>
+              <w:rPr>
+                <w:rFonts w:ascii="Consolas" w:hAnsi="Consolas"/>
+                <w:sz w:val="17"/>
+              </w:rPr>
+              <w:t>true</w:t>
+            </w:r>
+          </w:p>
+        </w:tc>
+        <w:tc>
+          <w:tcPr>
+            <w:tcW w:type="dxa" w:w="5216"/>
+          </w:tcPr>
+          <w:p>
+            <w:r/>
+            <w:r>
+              <w:rPr>
+                <w:sz w:val="18"/>
+              </w:rPr>
+              <w:t>仿真专用</w:t>
+            </w:r>
+          </w:p>
+        </w:tc>
+      </w:tr>
+    </w:tbl>
+    <w:p/>
+    <w:p>
+      <w:pPr>
+        <w:spacing w:before="200"/>
+        <w:ind w:left="240"/>
+      </w:pPr>
+      <w:r>
+        <w:rPr>
+          <w:b/>
+          <w:color w:val="A3302C"/>
+        </w:rPr>
+        <w:t>前两项是撞柱根因的修法，真机没有</w:t>
+      </w:r>
+    </w:p>
+    <w:p>
+      <w:pPr>
+        <w:spacing w:after="80"/>
+        <w:ind w:left="240"/>
+      </w:pPr>
+      <w:r>
+        <w:t>这两个参数不是调优旋钮，是两个源码补丁开出来的开关，补丁在仿真侧的 Dockerfile.flight-stack 里（第 870 行和第 882 行）：</w:t>
+      </w:r>
+    </w:p>
+    <w:p>
+      <w:pPr>
+        <w:spacing w:after="80"/>
+        <w:ind w:left="240"/>
+      </w:pPr>
+      <w:r>
+        <w:t>· obstacles_inflation_z —— grid_map.cpp 的 cloudCallback 里 inf_step_z=1 写死，点云路径水平膨胀 ±0.6m 而竖直只有 ±0.1m，各向异性差 6 倍；配合每帧 resetBuffer 推倒重建，MID360 逐帧竖直覆盖不均匀就会在飞机所在高度留空洞。仿真实测：飞行中 4.2~5.8% 的帧里 3# 立柱在飞机同高 ±0.1m 内一个点都没有，单次最长 0.46 秒。</w:t>
+      </w:r>
+    </w:p>
+    <w:p>
+      <w:pPr>
+        <w:spacing w:after="80"/>
+        <w:ind w:left="240"/>
+      </w:pPr>
+      <w:r>
+        <w:t>· poly_reset_period_s —— ego_replan_fsm.cpp 的 planFromCurrentTraj 里定期用多项式重置初值，切断"弯被上一条轨迹一路继承"。</w:t>
+      </w:r>
+    </w:p>
+    <w:p>
+      <w:pPr>
+        <w:spacing w:after="80"/>
+        <w:ind w:left="240"/>
+      </w:pPr>
+      <w:r>
+        <w:t>真机的 ego_planner 源码里这两处都没打补丁（已 grep 确认）。真机同样用 MID360、同样走点云路径、同样每帧重建，所以同一个空洞问题在真机上也成立，只是还没被归因。迁移时这两个补丁要跟着过去，不能只搬 .env 的值。</w:t>
+      </w:r>
+    </w:p>
+    <w:p/>
+    <w:p>
+      <w:pPr>
+        <w:pStyle w:val="Heading2"/>
+      </w:pPr>
+      <w:r>
+        <w:rPr>
+          <w:rFonts w:ascii="微软雅黑" w:hAnsi="微软雅黑" w:eastAsia="微软雅黑"/>
+          <w:color w:val="1F5FA9"/>
+          <w:sz w:val="25"/>
+        </w:rPr>
+        <w:t>7.6 应从 compose 默认值提升到 .env 的参数</w:t>
+      </w:r>
+    </w:p>
+    <w:p>
+      <w:r>
+        <w:rPr>
+          <w:b w:val="0"/>
+          <w:i w:val="0"/>
+        </w:rPr>
+        <w:t>真机 compose 引用了 82 个变量，其中 48 个只有 compose 里的 `${VAR:-默认值}`，没在任何 .env 里钉死。默认值不等于已配置：改 compose 会连带改飞行行为，两机之间也无法区分取值。按风险分三档。</w:t>
+      </w:r>
+    </w:p>
+    <w:p>
+      <w:r>
+        <w:rPr>
+          <w:b/>
+          <w:i w:val="0"/>
+          <w:color w:val="A3302C"/>
+        </w:rPr>
+        <w:t>第一档：必须钉死（控制器增益与机体限幅，直接决定能不能飞稳）</w:t>
+      </w:r>
+    </w:p>
+    <w:tbl>
+      <w:tblPr>
+        <w:tblStyle w:val="LightGrid-Accent1"/>
+        <w:tblW w:type="auto" w:w="0"/>
+        <w:jc w:val="center"/>
+        <w:tblLayout w:type="fixed"/>
+        <w:tblLook w:firstColumn="1" w:firstRow="1" w:lastColumn="0" w:lastRow="0" w:noHBand="0" w:noVBand="1" w:val="04A0"/>
+        <w:tblLayout w:type="fixed"/>
+      </w:tblPr>
+      <w:tblGrid>
+        <w:gridCol w:w="2608"/>
+        <w:gridCol w:w="1814"/>
+        <w:gridCol w:w="4876"/>
+      </w:tblGrid>
+      <w:tr>
+        <w:tc>
+          <w:tcPr>
+            <w:tcW w:type="dxa" w:w="2608"/>
+          </w:tcPr>
+          <w:p>
+            <w:r/>
+            <w:r>
+              <w:rPr>
+                <w:b/>
+                <w:sz w:val="18"/>
+              </w:rPr>
+              <w:t>参数</w:t>
+            </w:r>
+          </w:p>
+        </w:tc>
+        <w:tc>
+          <w:tcPr>
+            <w:tcW w:type="dxa" w:w="1814"/>
+          </w:tcPr>
+          <w:p>
+            <w:r/>
+            <w:r>
+              <w:rPr>
+                <w:b/>
+                <w:sz w:val="18"/>
+              </w:rPr>
+              <w:t>compose 默认</w:t>
+            </w:r>
+          </w:p>
+        </w:tc>
+        <w:tc>
+          <w:tcPr>
+            <w:tcW w:type="dxa" w:w="4876"/>
+          </w:tcPr>
+          <w:p>
+            <w:r/>
+            <w:r>
+              <w:rPr>
+                <w:b/>
+                <w:sz w:val="18"/>
+              </w:rPr>
+              <w:t>为什么要钉死</w:t>
+            </w:r>
+          </w:p>
+        </w:tc>
+      </w:tr>
+      <w:tr>
+        <w:tc>
+          <w:tcPr>
+            <w:tcW w:type="dxa" w:w="2608"/>
+          </w:tcPr>
+          <w:p>
+            <w:r/>
+            <w:r>
+              <w:rPr>
+                <w:rFonts w:ascii="Consolas" w:hAnsi="Consolas"/>
+                <w:sz w:val="17"/>
+              </w:rPr>
+              <w:t>PX4CTRL_GAIN_KP0/1/2</w:t>
+            </w:r>
+          </w:p>
+        </w:tc>
+        <w:tc>
+          <w:tcPr>
+            <w:tcW w:type="dxa" w:w="1814"/>
+          </w:tcPr>
+          <w:p>
+            <w:r/>
+            <w:r>
+              <w:rPr>
+                <w:rFonts w:ascii="Consolas" w:hAnsi="Consolas"/>
+                <w:sz w:val="17"/>
+              </w:rPr>
+              <w:t>0.9</w:t>
+            </w:r>
+          </w:p>
+        </w:tc>
+        <w:tc>
+          <w:tcPr>
+            <w:tcW w:type="dxa" w:w="4876"/>
+          </w:tcPr>
+          <w:p>
+            <w:r/>
+            <w:r>
+              <w:rPr>
+                <w:sz w:val="18"/>
+              </w:rPr>
+              <w:t>位置环增益三项。KV 已经在 .env 钉了，KP 却没有，同一组增益一半钉死一半漂着</w:t>
+            </w:r>
+          </w:p>
+        </w:tc>
+      </w:tr>
+      <w:tr>
+        <w:tc>
+          <w:tcPr>
+            <w:tcW w:type="dxa" w:w="2608"/>
+          </w:tcPr>
+          <w:p>
+            <w:r/>
+            <w:r>
+              <w:rPr>
+                <w:rFonts w:ascii="Consolas" w:hAnsi="Consolas"/>
+                <w:sz w:val="17"/>
+              </w:rPr>
+              <w:t>PX4CTRL_GAIN_KANGP/R/Y</w:t>
+            </w:r>
+          </w:p>
+        </w:tc>
+        <w:tc>
+          <w:tcPr>
+            <w:tcW w:type="dxa" w:w="1814"/>
+          </w:tcPr>
+          <w:p>
+            <w:r/>
+            <w:r>
+              <w:rPr>
+                <w:rFonts w:ascii="Consolas" w:hAnsi="Consolas"/>
+                <w:sz w:val="17"/>
+              </w:rPr>
+              <w:t>20.0</w:t>
+            </w:r>
+          </w:p>
+        </w:tc>
+        <w:tc>
+          <w:tcPr>
+            <w:tcW w:type="dxa" w:w="4876"/>
+          </w:tcPr>
+          <w:p>
+            <w:r/>
+            <w:r>
+              <w:rPr>
+                <w:sz w:val="18"/>
+              </w:rPr>
+              <w:t>姿态环增益三项，同上</w:t>
+            </w:r>
+          </w:p>
+        </w:tc>
+      </w:tr>
+      <w:tr>
+        <w:tc>
+          <w:tcPr>
+            <w:tcW w:type="dxa" w:w="2608"/>
+          </w:tcPr>
+          <w:p>
+            <w:r/>
+            <w:r>
+              <w:rPr>
+                <w:rFonts w:ascii="Consolas" w:hAnsi="Consolas"/>
+                <w:sz w:val="17"/>
+              </w:rPr>
+              <w:t>PX4CTRL_THRUST_K1/K2/K3</w:t>
+            </w:r>
+          </w:p>
+        </w:tc>
+        <w:tc>
+          <w:tcPr>
+            <w:tcW w:type="dxa" w:w="1814"/>
+          </w:tcPr>
+          <w:p>
+            <w:r/>
+            <w:r>
+              <w:rPr>
+                <w:rFonts w:ascii="Consolas" w:hAnsi="Consolas"/>
+                <w:sz w:val="17"/>
+              </w:rPr>
+              <w:t>0.7583 / 1.6942 / 0.6786</w:t>
+            </w:r>
+          </w:p>
+        </w:tc>
+        <w:tc>
+          <w:tcPr>
+            <w:tcW w:type="dxa" w:w="4876"/>
+          </w:tcPr>
+          <w:p>
+            <w:r/>
+            <w:r>
+              <w:rPr>
+                <w:sz w:val="18"/>
+              </w:rPr>
+              <w:t>推力模型三系数。与 VEHICLE_HOVER_THRUST 是同一套标定的产物，那一项钉了这三项却没钉</w:t>
+            </w:r>
+          </w:p>
+        </w:tc>
+      </w:tr>
+      <w:tr>
+        <w:tc>
+          <w:tcPr>
+            <w:tcW w:type="dxa" w:w="2608"/>
+          </w:tcPr>
+          <w:p>
+            <w:r/>
+            <w:r>
+              <w:rPr>
+                <w:rFonts w:ascii="Consolas" w:hAnsi="Consolas"/>
+                <w:sz w:val="17"/>
+              </w:rPr>
+              <w:t>PX4CTRL_MAX_ANGLE_DEG</w:t>
+            </w:r>
+          </w:p>
+        </w:tc>
+        <w:tc>
+          <w:tcPr>
+            <w:tcW w:type="dxa" w:w="1814"/>
+          </w:tcPr>
+          <w:p>
+            <w:r/>
+            <w:r>
+              <w:rPr>
+                <w:rFonts w:ascii="Consolas" w:hAnsi="Consolas"/>
+                <w:sz w:val="17"/>
+              </w:rPr>
+              <w:t>30.0</w:t>
+            </w:r>
+          </w:p>
+        </w:tc>
+        <w:tc>
+          <w:tcPr>
+            <w:tcW w:type="dxa" w:w="4876"/>
+          </w:tcPr>
+          <w:p>
+            <w:r/>
+            <w:r>
+              <w:rPr>
+                <w:sz w:val="18"/>
+              </w:rPr>
+              <w:t>最大倾角限幅</w:t>
+            </w:r>
+          </w:p>
+        </w:tc>
+      </w:tr>
+      <w:tr>
+        <w:tc>
+          <w:tcPr>
+            <w:tcW w:type="dxa" w:w="2608"/>
+          </w:tcPr>
+          <w:p>
+            <w:r/>
+            <w:r>
+              <w:rPr>
+                <w:rFonts w:ascii="Consolas" w:hAnsi="Consolas"/>
+                <w:sz w:val="17"/>
+              </w:rPr>
+              <w:t>PX4CTRL_NO_RC</w:t>
+            </w:r>
+          </w:p>
+        </w:tc>
+        <w:tc>
+          <w:tcPr>
+            <w:tcW w:type="dxa" w:w="1814"/>
+          </w:tcPr>
+          <w:p>
+            <w:r/>
+            <w:r>
+              <w:rPr>
+                <w:rFonts w:ascii="Consolas" w:hAnsi="Consolas"/>
+                <w:sz w:val="17"/>
+              </w:rPr>
+              <w:t>false</w:t>
+            </w:r>
+          </w:p>
+        </w:tc>
+        <w:tc>
+          <w:tcPr>
+            <w:tcW w:type="dxa" w:w="4876"/>
+          </w:tcPr>
+          <w:p>
+            <w:r/>
+            <w:r>
+              <w:rPr>
+                <w:sz w:val="18"/>
+              </w:rPr>
+              <w:t>是否允许无遥控器起飞。默认 false=必须有 RC；赛场若无 RC 接入会直接起不来，属于会在现场卡住的那一类</w:t>
+            </w:r>
+          </w:p>
+        </w:tc>
+      </w:tr>
+      <w:tr>
+        <w:tc>
+          <w:tcPr>
+            <w:tcW w:type="dxa" w:w="2608"/>
+          </w:tcPr>
+          <w:p>
+            <w:r/>
+            <w:r>
+              <w:rPr>
+                <w:rFonts w:ascii="Consolas" w:hAnsi="Consolas"/>
+                <w:sz w:val="17"/>
+              </w:rPr>
+              <w:t>PX4CTRL_YAW_LOCK_ENABLED</w:t>
+            </w:r>
+          </w:p>
+        </w:tc>
+        <w:tc>
+          <w:tcPr>
+            <w:tcW w:type="dxa" w:w="1814"/>
+          </w:tcPr>
+          <w:p>
+            <w:r/>
+            <w:r>
+              <w:rPr>
+                <w:rFonts w:ascii="Consolas" w:hAnsi="Consolas"/>
+                <w:sz w:val="17"/>
+              </w:rPr>
+              <w:t>true</w:t>
+            </w:r>
+          </w:p>
+        </w:tc>
+        <w:tc>
+          <w:tcPr>
+            <w:tcW w:type="dxa" w:w="4876"/>
+          </w:tcPr>
+          <w:p>
+            <w:r/>
+            <w:r>
+              <w:rPr>
+                <w:sz w:val="18"/>
+              </w:rPr>
+              <w:t>偏航锁定</w:t>
+            </w:r>
+          </w:p>
+        </w:tc>
+      </w:tr>
+      <w:tr>
+        <w:tc>
+          <w:tcPr>
+            <w:tcW w:type="dxa" w:w="2608"/>
+          </w:tcPr>
+          <w:p>
+            <w:r/>
+            <w:r>
+              <w:rPr>
+                <w:rFonts w:ascii="Consolas" w:hAnsi="Consolas"/>
+                <w:sz w:val="17"/>
+              </w:rPr>
+              <w:t>PX4CTRL_MAX_MANUAL_VEL</w:t>
+            </w:r>
+          </w:p>
+        </w:tc>
+        <w:tc>
+          <w:tcPr>
+            <w:tcW w:type="dxa" w:w="1814"/>
+          </w:tcPr>
+          <w:p>
+            <w:r/>
+            <w:r>
+              <w:rPr>
+                <w:rFonts w:ascii="Consolas" w:hAnsi="Consolas"/>
+                <w:sz w:val="17"/>
+              </w:rPr>
+              <w:t>1.0</w:t>
+            </w:r>
+          </w:p>
+        </w:tc>
+        <w:tc>
+          <w:tcPr>
+            <w:tcW w:type="dxa" w:w="4876"/>
+          </w:tcPr>
+          <w:p>
+            <w:r/>
+            <w:r>
+              <w:rPr>
+                <w:sz w:val="18"/>
+              </w:rPr>
+              <w:t>手动模式速度上限</w:t>
+            </w:r>
+          </w:p>
+        </w:tc>
+      </w:tr>
+      <w:tr>
+        <w:tc>
+          <w:tcPr>
+            <w:tcW w:type="dxa" w:w="2608"/>
+          </w:tcPr>
+          <w:p>
+            <w:r/>
+            <w:r>
+              <w:rPr>
+                <w:rFonts w:ascii="Consolas" w:hAnsi="Consolas"/>
+                <w:sz w:val="17"/>
+              </w:rPr>
+              <w:t>A_MAX</w:t>
+            </w:r>
+          </w:p>
+        </w:tc>
+        <w:tc>
+          <w:tcPr>
+            <w:tcW w:type="dxa" w:w="1814"/>
+          </w:tcPr>
+          <w:p>
+            <w:r/>
+            <w:r>
+              <w:rPr>
+                <w:rFonts w:ascii="Consolas" w:hAnsi="Consolas"/>
+                <w:sz w:val="17"/>
+              </w:rPr>
+              <w:t>3.0</w:t>
+            </w:r>
+          </w:p>
+        </w:tc>
+        <w:tc>
+          <w:tcPr>
+            <w:tcW w:type="dxa" w:w="4876"/>
+          </w:tcPr>
+          <w:p>
+            <w:r/>
+            <w:r>
+              <w:rPr>
+                <w:sz w:val="18"/>
+              </w:rPr>
+              <w:t>⚠ 与 V_MAX 同一安全预算。.env 里 V_MAX 的注释反复用 a=3.0 算停止距离，但 A_MAX 自己从来没钉死过——注释依赖一个没锁的值</w:t>
+            </w:r>
+          </w:p>
+        </w:tc>
+      </w:tr>
+      <w:tr>
+        <w:tc>
+          <w:tcPr>
+            <w:tcW w:type="dxa" w:w="2608"/>
+          </w:tcPr>
+          <w:p>
+            <w:r/>
+            <w:r>
+              <w:rPr>
+                <w:rFonts w:ascii="Consolas" w:hAnsi="Consolas"/>
+                <w:sz w:val="17"/>
+              </w:rPr>
+              <w:t>J_MAX</w:t>
+            </w:r>
+          </w:p>
+        </w:tc>
+        <w:tc>
+          <w:tcPr>
+            <w:tcW w:type="dxa" w:w="1814"/>
+          </w:tcPr>
+          <w:p>
+            <w:r/>
+            <w:r>
+              <w:rPr>
+                <w:rFonts w:ascii="Consolas" w:hAnsi="Consolas"/>
+                <w:sz w:val="17"/>
+              </w:rPr>
+              <w:t>5.0</w:t>
+            </w:r>
+          </w:p>
+        </w:tc>
+        <w:tc>
+          <w:tcPr>
+            <w:tcW w:type="dxa" w:w="4876"/>
+          </w:tcPr>
+          <w:p>
+            <w:r/>
+            <w:r>
+              <w:rPr>
+                <w:sz w:val="18"/>
+              </w:rPr>
+              <w:t>加加速度上限</w:t>
+            </w:r>
+          </w:p>
+        </w:tc>
+      </w:tr>
+      <w:tr>
+        <w:tc>
+          <w:tcPr>
+            <w:tcW w:type="dxa" w:w="2608"/>
+          </w:tcPr>
+          <w:p>
+            <w:r/>
+            <w:r>
+              <w:rPr>
+                <w:rFonts w:ascii="Consolas" w:hAnsi="Consolas"/>
+                <w:sz w:val="17"/>
+              </w:rPr>
+              <w:t>OMEGA_MAX</w:t>
+            </w:r>
+          </w:p>
+        </w:tc>
+        <w:tc>
+          <w:tcPr>
+            <w:tcW w:type="dxa" w:w="1814"/>
+          </w:tcPr>
+          <w:p>
+            <w:r/>
+            <w:r>
+              <w:rPr>
+                <w:rFonts w:ascii="Consolas" w:hAnsi="Consolas"/>
+                <w:sz w:val="17"/>
+              </w:rPr>
+              <w:t>0.10472</w:t>
+            </w:r>
+          </w:p>
+        </w:tc>
+        <w:tc>
+          <w:tcPr>
+            <w:tcW w:type="dxa" w:w="4876"/>
+          </w:tcPr>
+          <w:p>
+            <w:r/>
+            <w:r>
+              <w:rPr>
+                <w:sz w:val="18"/>
+              </w:rPr>
+              <w:t>⚠ 0.10472 rad/s = 6°/s，作为机体角速率上限异常地小（常见量级是 rad/s 级）。疑似把"度"当"弧度"换算了一次多余的转换，需要确认它实际喂给了哪个约束</w:t>
+            </w:r>
+          </w:p>
+        </w:tc>
+      </w:tr>
+    </w:tbl>
+    <w:p/>
+    <w:p>
+      <w:r>
+        <w:rPr>
+          <w:b/>
+          <w:i w:val="0"/>
+          <w:color w:val="8A5A09"/>
+        </w:rPr>
+        <w:t>第二档：两机必须分别取值（身份与硬件地址）</w:t>
+      </w:r>
+    </w:p>
+    <w:tbl>
+      <w:tblPr>
+        <w:tblStyle w:val="LightGrid-Accent1"/>
+        <w:tblW w:type="auto" w:w="0"/>
+        <w:jc w:val="center"/>
+        <w:tblLayout w:type="fixed"/>
+        <w:tblLook w:firstColumn="1" w:firstRow="1" w:lastColumn="0" w:lastRow="0" w:noHBand="0" w:noVBand="1" w:val="04A0"/>
+        <w:tblLayout w:type="fixed"/>
+      </w:tblPr>
+      <w:tblGrid>
+        <w:gridCol w:w="2608"/>
+        <w:gridCol w:w="1814"/>
+        <w:gridCol w:w="4876"/>
+      </w:tblGrid>
+      <w:tr>
+        <w:tc>
+          <w:tcPr>
+            <w:tcW w:type="dxa" w:w="2608"/>
+          </w:tcPr>
+          <w:p>
+            <w:r/>
+            <w:r>
+              <w:rPr>
+                <w:b/>
+                <w:sz w:val="18"/>
+              </w:rPr>
+              <w:t>参数</w:t>
+            </w:r>
+          </w:p>
+        </w:tc>
+        <w:tc>
+          <w:tcPr>
+            <w:tcW w:type="dxa" w:w="1814"/>
+          </w:tcPr>
+          <w:p>
+            <w:r/>
+            <w:r>
+              <w:rPr>
+                <w:b/>
+                <w:sz w:val="18"/>
+              </w:rPr>
+              <w:t>compose 默认</w:t>
+            </w:r>
+          </w:p>
+        </w:tc>
+        <w:tc>
+          <w:tcPr>
+            <w:tcW w:type="dxa" w:w="4876"/>
+          </w:tcPr>
+          <w:p>
+            <w:r/>
+            <w:r>
+              <w:rPr>
+                <w:b/>
+                <w:sz w:val="18"/>
+              </w:rPr>
+              <w:t>说明</w:t>
+            </w:r>
+          </w:p>
+        </w:tc>
+      </w:tr>
+      <w:tr>
+        <w:tc>
+          <w:tcPr>
+            <w:tcW w:type="dxa" w:w="2608"/>
+          </w:tcPr>
+          <w:p>
+            <w:r/>
+            <w:r>
+              <w:rPr>
+                <w:rFonts w:ascii="Consolas" w:hAnsi="Consolas"/>
+                <w:sz w:val="17"/>
+              </w:rPr>
+              <w:t>NAMESPACE</w:t>
+            </w:r>
+          </w:p>
+        </w:tc>
+        <w:tc>
+          <w:tcPr>
+            <w:tcW w:type="dxa" w:w="1814"/>
+          </w:tcPr>
+          <w:p>
+            <w:r/>
+            <w:r>
+              <w:rPr>
+                <w:rFonts w:ascii="Consolas" w:hAnsi="Consolas"/>
+                <w:sz w:val="17"/>
+              </w:rPr>
+              <w:t>NX01</w:t>
+            </w:r>
+          </w:p>
+        </w:tc>
+        <w:tc>
+          <w:tcPr>
+            <w:tcW w:type="dxa" w:w="4876"/>
+          </w:tcPr>
+          <w:p>
+            <w:r/>
+            <w:r>
+              <w:rPr>
+                <w:sz w:val="18"/>
+              </w:rPr>
+              <w:t>见 7.4，阻断级</w:t>
+            </w:r>
+          </w:p>
+        </w:tc>
+      </w:tr>
+      <w:tr>
+        <w:tc>
+          <w:tcPr>
+            <w:tcW w:type="dxa" w:w="2608"/>
+          </w:tcPr>
+          <w:p>
+            <w:r/>
+            <w:r>
+              <w:rPr>
+                <w:rFonts w:ascii="Consolas" w:hAnsi="Consolas"/>
+                <w:sz w:val="17"/>
+              </w:rPr>
+              <w:t>AGENT_INDEX</w:t>
+            </w:r>
+          </w:p>
+        </w:tc>
+        <w:tc>
+          <w:tcPr>
+            <w:tcW w:type="dxa" w:w="1814"/>
+          </w:tcPr>
+          <w:p>
+            <w:r/>
+            <w:r>
+              <w:rPr>
+                <w:rFonts w:ascii="Consolas" w:hAnsi="Consolas"/>
+                <w:sz w:val="17"/>
+              </w:rPr>
+              <w:t>1</w:t>
+            </w:r>
+          </w:p>
+        </w:tc>
+        <w:tc>
+          <w:tcPr>
+            <w:tcW w:type="dxa" w:w="4876"/>
+          </w:tcPr>
+          <w:p>
+            <w:r/>
+            <w:r>
+              <w:rPr>
+                <w:sz w:val="18"/>
+              </w:rPr>
+              <w:t>见 7.4，阻断级</w:t>
+            </w:r>
+          </w:p>
+        </w:tc>
+      </w:tr>
+      <w:tr>
+        <w:tc>
+          <w:tcPr>
+            <w:tcW w:type="dxa" w:w="2608"/>
+          </w:tcPr>
+          <w:p>
+            <w:r/>
+            <w:r>
+              <w:rPr>
+                <w:rFonts w:ascii="Consolas" w:hAnsi="Consolas"/>
+                <w:sz w:val="17"/>
+              </w:rPr>
+              <w:t>NUM_AGENTS</w:t>
+            </w:r>
+          </w:p>
+        </w:tc>
+        <w:tc>
+          <w:tcPr>
+            <w:tcW w:type="dxa" w:w="1814"/>
+          </w:tcPr>
+          <w:p>
+            <w:r/>
+            <w:r>
+              <w:rPr>
+                <w:rFonts w:ascii="Consolas" w:hAnsi="Consolas"/>
+                <w:sz w:val="17"/>
+              </w:rPr>
+              <w:t>2</w:t>
+            </w:r>
+          </w:p>
+        </w:tc>
+        <w:tc>
+          <w:tcPr>
+            <w:tcW w:type="dxa" w:w="4876"/>
+          </w:tcPr>
+          <w:p>
+            <w:r/>
+            <w:r>
+              <w:rPr>
+                <w:sz w:val="18"/>
+              </w:rPr>
+              <w:t>双机固定 2</w:t>
+            </w:r>
+          </w:p>
+        </w:tc>
+      </w:tr>
+      <w:tr>
+        <w:tc>
+          <w:tcPr>
+            <w:tcW w:type="dxa" w:w="2608"/>
+          </w:tcPr>
+          <w:p>
+            <w:r/>
+            <w:r>
+              <w:rPr>
+                <w:rFonts w:ascii="Consolas" w:hAnsi="Consolas"/>
+                <w:sz w:val="17"/>
+              </w:rPr>
+              <w:t>UWB_A_SERIAL_DEVICE</w:t>
+            </w:r>
+          </w:p>
+        </w:tc>
+        <w:tc>
+          <w:tcPr>
+            <w:tcW w:type="dxa" w:w="1814"/>
+          </w:tcPr>
+          <w:p>
+            <w:r/>
+            <w:r>
+              <w:rPr>
+                <w:rFonts w:ascii="Consolas" w:hAnsi="Consolas"/>
+                <w:sz w:val="17"/>
+              </w:rPr>
+              <w:t>/dev/uwb_a</w:t>
+            </w:r>
+          </w:p>
+        </w:tc>
+        <w:tc>
+          <w:tcPr>
+            <w:tcW w:type="dxa" w:w="4876"/>
+          </w:tcPr>
+          <w:p>
+            <w:r/>
+            <w:r>
+              <w:rPr>
+                <w:sz w:val="18"/>
+              </w:rPr>
+              <w:t>udev 规则产物，换标签要跟着改</w:t>
+            </w:r>
+          </w:p>
+        </w:tc>
+      </w:tr>
+      <w:tr>
+        <w:tc>
+          <w:tcPr>
+            <w:tcW w:type="dxa" w:w="2608"/>
+          </w:tcPr>
+          <w:p>
+            <w:r/>
+            <w:r>
+              <w:rPr>
+                <w:rFonts w:ascii="Consolas" w:hAnsi="Consolas"/>
+                <w:sz w:val="17"/>
+              </w:rPr>
+              <w:t>UWB_B_SERIAL_DEVICE</w:t>
+            </w:r>
+          </w:p>
+        </w:tc>
+        <w:tc>
+          <w:tcPr>
+            <w:tcW w:type="dxa" w:w="1814"/>
+          </w:tcPr>
+          <w:p>
+            <w:r/>
+            <w:r>
+              <w:rPr>
+                <w:rFonts w:ascii="Consolas" w:hAnsi="Consolas"/>
+                <w:sz w:val="17"/>
+              </w:rPr>
+              <w:t>/dev/uwb_b</w:t>
+            </w:r>
+          </w:p>
+        </w:tc>
+        <w:tc>
+          <w:tcPr>
+            <w:tcW w:type="dxa" w:w="4876"/>
+          </w:tcPr>
+          <w:p>
+            <w:r/>
+            <w:r>
+              <w:rPr>
+                <w:sz w:val="18"/>
+              </w:rPr>
+              <w:t>同上</w:t>
+            </w:r>
+          </w:p>
+        </w:tc>
+      </w:tr>
+      <w:tr>
+        <w:tc>
+          <w:tcPr>
+            <w:tcW w:type="dxa" w:w="2608"/>
+          </w:tcPr>
+          <w:p>
+            <w:r/>
+            <w:r>
+              <w:rPr>
+                <w:rFonts w:ascii="Consolas" w:hAnsi="Consolas"/>
+                <w:sz w:val="17"/>
+              </w:rPr>
+              <w:t>UWB_BAUD_RATE</w:t>
+            </w:r>
+          </w:p>
+        </w:tc>
+        <w:tc>
+          <w:tcPr>
+            <w:tcW w:type="dxa" w:w="1814"/>
+          </w:tcPr>
+          <w:p>
+            <w:r/>
+            <w:r>
+              <w:rPr>
+                <w:rFonts w:ascii="Consolas" w:hAnsi="Consolas"/>
+                <w:sz w:val="17"/>
+              </w:rPr>
+              <w:t>921600</w:t>
+            </w:r>
+          </w:p>
+        </w:tc>
+        <w:tc>
+          <w:tcPr>
+            <w:tcW w:type="dxa" w:w="4876"/>
+          </w:tcPr>
+          <w:p>
+            <w:r/>
+            <w:r>
+              <w:rPr>
+                <w:sz w:val="18"/>
+              </w:rPr>
+              <w:t>BASELINE 和 YAW_OFFSET 都钉了，波特率没钉</w:t>
+            </w:r>
+          </w:p>
+        </w:tc>
+      </w:tr>
+      <w:tr>
+        <w:tc>
+          <w:tcPr>
+            <w:tcW w:type="dxa" w:w="2608"/>
+          </w:tcPr>
+          <w:p>
+            <w:r/>
+            <w:r>
+              <w:rPr>
+                <w:rFonts w:ascii="Consolas" w:hAnsi="Consolas"/>
+                <w:sz w:val="17"/>
+              </w:rPr>
+              <w:t>UWB_IMU_TOPIC</w:t>
+            </w:r>
+          </w:p>
+        </w:tc>
+        <w:tc>
+          <w:tcPr>
+            <w:tcW w:type="dxa" w:w="1814"/>
+          </w:tcPr>
+          <w:p>
+            <w:r/>
+            <w:r>
+              <w:rPr>
+                <w:rFonts w:ascii="Consolas" w:hAnsi="Consolas"/>
+                <w:sz w:val="17"/>
+              </w:rPr>
+              <w:t>mavros/imu/data_raw</w:t>
+            </w:r>
+          </w:p>
+        </w:tc>
+        <w:tc>
+          <w:tcPr>
+            <w:tcW w:type="dxa" w:w="4876"/>
+          </w:tcPr>
+          <w:p>
+            <w:r/>
+            <w:r>
+              <w:rPr>
+                <w:sz w:val="18"/>
+              </w:rPr>
+              <w:t>DLIO_IMU_TOPIC 已钉死为同一个值，这项没钉</w:t>
+            </w:r>
+          </w:p>
+        </w:tc>
+      </w:tr>
+      <w:tr>
+        <w:tc>
+          <w:tcPr>
+            <w:tcW w:type="dxa" w:w="2608"/>
+          </w:tcPr>
+          <w:p>
+            <w:r/>
+            <w:r>
+              <w:rPr>
+                <w:rFonts w:ascii="Consolas" w:hAnsi="Consolas"/>
+                <w:sz w:val="17"/>
+              </w:rPr>
+              <w:t>HW_NETWORK_INTERFACE</w:t>
+            </w:r>
+          </w:p>
+        </w:tc>
+        <w:tc>
+          <w:tcPr>
+            <w:tcW w:type="dxa" w:w="1814"/>
+          </w:tcPr>
+          <w:p>
+            <w:r/>
+            <w:r>
+              <w:rPr>
+                <w:rFonts w:ascii="Consolas" w:hAnsi="Consolas"/>
+                <w:sz w:val="17"/>
+              </w:rPr>
+              <w:t>wlP1p1s0</w:t>
+            </w:r>
+          </w:p>
+        </w:tc>
+        <w:tc>
+          <w:tcPr>
+            <w:tcW w:type="dxa" w:w="4876"/>
+          </w:tcPr>
+          <w:p>
+            <w:r/>
+            <w:r>
+              <w:rPr>
+                <w:sz w:val="18"/>
+              </w:rPr>
+              <w:t>机载网卡名，换网卡即失效</w:t>
+            </w:r>
+          </w:p>
+        </w:tc>
+      </w:tr>
+      <w:tr>
+        <w:tc>
+          <w:tcPr>
+            <w:tcW w:type="dxa" w:w="2608"/>
+          </w:tcPr>
+          <w:p>
+            <w:r/>
+            <w:r>
+              <w:rPr>
+                <w:rFonts w:ascii="Consolas" w:hAnsi="Consolas"/>
+                <w:sz w:val="17"/>
+              </w:rPr>
+              <w:t>GCS_PEER_ADDRESS</w:t>
+            </w:r>
+          </w:p>
+        </w:tc>
+        <w:tc>
+          <w:tcPr>
+            <w:tcW w:type="dxa" w:w="1814"/>
+          </w:tcPr>
+          <w:p>
+            <w:r/>
+            <w:r>
+              <w:rPr>
+                <w:rFonts w:ascii="Consolas" w:hAnsi="Consolas"/>
+                <w:sz w:val="17"/>
+              </w:rPr>
+              <w:t>（空）</w:t>
+            </w:r>
+          </w:p>
+        </w:tc>
+        <w:tc>
+          <w:tcPr>
+            <w:tcW w:type="dxa" w:w="4876"/>
+          </w:tcPr>
+          <w:p>
+            <w:r/>
+            <w:r>
+              <w:rPr>
+                <w:sz w:val="18"/>
+              </w:rPr>
+              <w:t>地面站地址，空值时部分链路功能静默不工作</w:t>
+            </w:r>
+          </w:p>
+        </w:tc>
+      </w:tr>
+    </w:tbl>
+    <w:p/>
+    <w:p>
+      <w:r>
+        <w:rPr>
+          <w:b/>
+          <w:i w:val="0"/>
+        </w:rPr>
+        <w:t>第三档：建议钉死（规划器与传感器，行为相关但不致命）</w:t>
+      </w:r>
+    </w:p>
+    <w:tbl>
+      <w:tblPr>
+        <w:tblStyle w:val="LightGrid-Accent1"/>
+        <w:tblW w:type="auto" w:w="0"/>
+        <w:jc w:val="center"/>
+        <w:tblLayout w:type="fixed"/>
+        <w:tblLook w:firstColumn="1" w:firstRow="1" w:lastColumn="0" w:lastRow="0" w:noHBand="0" w:noVBand="1" w:val="04A0"/>
+        <w:tblLayout w:type="fixed"/>
+      </w:tblPr>
+      <w:tblGrid>
+        <w:gridCol w:w="3061"/>
+        <w:gridCol w:w="1701"/>
+        <w:gridCol w:w="4535"/>
+      </w:tblGrid>
+      <w:tr>
+        <w:tc>
+          <w:tcPr>
+            <w:tcW w:type="dxa" w:w="3061"/>
+          </w:tcPr>
+          <w:p>
+            <w:r/>
+            <w:r>
+              <w:rPr>
+                <w:b/>
+                <w:sz w:val="18"/>
+              </w:rPr>
+              <w:t>参数</w:t>
+            </w:r>
+          </w:p>
+        </w:tc>
+        <w:tc>
+          <w:tcPr>
+            <w:tcW w:type="dxa" w:w="1701"/>
+          </w:tcPr>
+          <w:p>
+            <w:r/>
+            <w:r>
+              <w:rPr>
+                <w:b/>
+                <w:sz w:val="18"/>
+              </w:rPr>
+              <w:t>compose 默认</w:t>
+            </w:r>
+          </w:p>
+        </w:tc>
+        <w:tc>
+          <w:tcPr>
+            <w:tcW w:type="dxa" w:w="4535"/>
+          </w:tcPr>
+          <w:p>
+            <w:r/>
+            <w:r>
+              <w:rPr>
+                <w:b/>
+                <w:sz w:val="18"/>
+              </w:rPr>
+              <w:t>说明</w:t>
+            </w:r>
+          </w:p>
+        </w:tc>
+      </w:tr>
+      <w:tr>
+        <w:tc>
+          <w:tcPr>
+            <w:tcW w:type="dxa" w:w="3061"/>
+          </w:tcPr>
+          <w:p>
+            <w:r/>
+            <w:r>
+              <w:rPr>
+                <w:rFonts w:ascii="Consolas" w:hAnsi="Consolas"/>
+                <w:sz w:val="17"/>
+              </w:rPr>
+              <w:t>EGO_SWARM_CLEARANCE</w:t>
+            </w:r>
+          </w:p>
+        </w:tc>
+        <w:tc>
+          <w:tcPr>
+            <w:tcW w:type="dxa" w:w="1701"/>
+          </w:tcPr>
+          <w:p>
+            <w:r/>
+            <w:r>
+              <w:rPr>
+                <w:rFonts w:ascii="Consolas" w:hAnsi="Consolas"/>
+                <w:sz w:val="17"/>
+              </w:rPr>
+              <w:t>1.0</w:t>
+            </w:r>
+          </w:p>
+        </w:tc>
+        <w:tc>
+          <w:tcPr>
+            <w:tcW w:type="dxa" w:w="4535"/>
+          </w:tcPr>
+          <w:p>
+            <w:r/>
+            <w:r>
+              <w:rPr>
+                <w:sz w:val="18"/>
+              </w:rPr>
+              <w:t>双机互避间距。编队设计间距 4m，这项是最后一道防撞线</w:t>
+            </w:r>
+          </w:p>
+        </w:tc>
+      </w:tr>
+      <w:tr>
+        <w:tc>
+          <w:tcPr>
+            <w:tcW w:type="dxa" w:w="3061"/>
+          </w:tcPr>
+          <w:p>
+            <w:r/>
+            <w:r>
+              <w:rPr>
+                <w:rFonts w:ascii="Consolas" w:hAnsi="Consolas"/>
+                <w:sz w:val="17"/>
+              </w:rPr>
+              <w:t>EGO_YAW_DOT_MAX</w:t>
+            </w:r>
+          </w:p>
+        </w:tc>
+        <w:tc>
+          <w:tcPr>
+            <w:tcW w:type="dxa" w:w="1701"/>
+          </w:tcPr>
+          <w:p>
+            <w:r/>
+            <w:r>
+              <w:rPr>
+                <w:rFonts w:ascii="Consolas" w:hAnsi="Consolas"/>
+                <w:sz w:val="17"/>
+              </w:rPr>
+              <w:t>0.8</w:t>
+            </w:r>
+          </w:p>
+        </w:tc>
+        <w:tc>
+          <w:tcPr>
+            <w:tcW w:type="dxa" w:w="4535"/>
+          </w:tcPr>
+          <w:p>
+            <w:r/>
+            <w:r>
+              <w:rPr>
+                <w:sz w:val="18"/>
+              </w:rPr>
+              <w:t>偏航角速度上限。与仿真中观察到的"拐点偏航过快"直接相关</w:t>
+            </w:r>
+          </w:p>
+        </w:tc>
+      </w:tr>
+      <w:tr>
+        <w:tc>
+          <w:tcPr>
+            <w:tcW w:type="dxa" w:w="3061"/>
+          </w:tcPr>
+          <w:p>
+            <w:r/>
+            <w:r>
+              <w:rPr>
+                <w:rFonts w:ascii="Consolas" w:hAnsi="Consolas"/>
+                <w:sz w:val="17"/>
+              </w:rPr>
+              <w:t>EGO_REPLAN_THRESH</w:t>
+            </w:r>
+          </w:p>
+        </w:tc>
+        <w:tc>
+          <w:tcPr>
+            <w:tcW w:type="dxa" w:w="1701"/>
+          </w:tcPr>
+          <w:p>
+            <w:r/>
+            <w:r>
+              <w:rPr>
+                <w:rFonts w:ascii="Consolas" w:hAnsi="Consolas"/>
+                <w:sz w:val="17"/>
+              </w:rPr>
+              <w:t>0.1</w:t>
+            </w:r>
+          </w:p>
+        </w:tc>
+        <w:tc>
+          <w:tcPr>
+            <w:tcW w:type="dxa" w:w="4535"/>
+          </w:tcPr>
+          <w:p>
+            <w:r/>
+            <w:r>
+              <w:rPr>
+                <w:sz w:val="18"/>
+              </w:rPr>
+              <w:t>重规划触发阈值</w:t>
+            </w:r>
+          </w:p>
+        </w:tc>
+      </w:tr>
+      <w:tr>
+        <w:tc>
+          <w:tcPr>
+            <w:tcW w:type="dxa" w:w="3061"/>
+          </w:tcPr>
+          <w:p>
+            <w:r/>
+            <w:r>
+              <w:rPr>
+                <w:rFonts w:ascii="Consolas" w:hAnsi="Consolas"/>
+                <w:sz w:val="17"/>
+              </w:rPr>
+              <w:t>EGO_NO_REPLAN_THRESH</w:t>
+            </w:r>
+          </w:p>
+        </w:tc>
+        <w:tc>
+          <w:tcPr>
+            <w:tcW w:type="dxa" w:w="1701"/>
+          </w:tcPr>
+          <w:p>
+            <w:r/>
+            <w:r>
+              <w:rPr>
+                <w:rFonts w:ascii="Consolas" w:hAnsi="Consolas"/>
+                <w:sz w:val="17"/>
+              </w:rPr>
+              <w:t>1.0</w:t>
+            </w:r>
+          </w:p>
+        </w:tc>
+        <w:tc>
+          <w:tcPr>
+            <w:tcW w:type="dxa" w:w="4535"/>
+          </w:tcPr>
+          <w:p>
+            <w:r/>
+            <w:r>
+              <w:rPr>
+                <w:sz w:val="18"/>
+              </w:rPr>
+              <w:t>抑制重规划阈值</w:t>
+            </w:r>
+          </w:p>
+        </w:tc>
+      </w:tr>
+      <w:tr>
+        <w:tc>
+          <w:tcPr>
+            <w:tcW w:type="dxa" w:w="3061"/>
+          </w:tcPr>
+          <w:p>
+            <w:r/>
+            <w:r>
+              <w:rPr>
+                <w:rFonts w:ascii="Consolas" w:hAnsi="Consolas"/>
+                <w:sz w:val="17"/>
+              </w:rPr>
+              <w:t>EGO_DIST0 / EGO_LAMBDA_COLLISION / EGO_LAMBDA_FEASIBILITY</w:t>
+            </w:r>
+          </w:p>
+        </w:tc>
+        <w:tc>
+          <w:tcPr>
+            <w:tcW w:type="dxa" w:w="1701"/>
+          </w:tcPr>
+          <w:p>
+            <w:r/>
+            <w:r>
+              <w:rPr>
+                <w:rFonts w:ascii="Consolas" w:hAnsi="Consolas"/>
+                <w:sz w:val="17"/>
+              </w:rPr>
+              <w:t>1.0 / 1.0 / 0.3</w:t>
+            </w:r>
+          </w:p>
+        </w:tc>
+        <w:tc>
+          <w:tcPr>
+            <w:tcW w:type="dxa" w:w="4535"/>
+          </w:tcPr>
+          <w:p>
+            <w:r/>
+            <w:r>
+              <w:rPr>
+                <w:sz w:val="18"/>
+              </w:rPr>
+              <w:t>钉死当前值即可，不要改动——撞柱根因已定位为点云丢帧，不在这三项</w:t>
+            </w:r>
+          </w:p>
+        </w:tc>
+      </w:tr>
+      <w:tr>
+        <w:tc>
+          <w:tcPr>
+            <w:tcW w:type="dxa" w:w="3061"/>
+          </w:tcPr>
+          <w:p>
+            <w:r/>
+            <w:r>
+              <w:rPr>
+                <w:rFonts w:ascii="Consolas" w:hAnsi="Consolas"/>
+                <w:sz w:val="17"/>
+              </w:rPr>
+              <w:t>EGO_USE_FRAME_ALIGNMENT</w:t>
+            </w:r>
+          </w:p>
+        </w:tc>
+        <w:tc>
+          <w:tcPr>
+            <w:tcW w:type="dxa" w:w="1701"/>
+          </w:tcPr>
+          <w:p>
+            <w:r/>
+            <w:r>
+              <w:rPr>
+                <w:rFonts w:ascii="Consolas" w:hAnsi="Consolas"/>
+                <w:sz w:val="17"/>
+              </w:rPr>
+              <w:t>true</w:t>
+            </w:r>
+          </w:p>
+        </w:tc>
+        <w:tc>
+          <w:tcPr>
+            <w:tcW w:type="dxa" w:w="4535"/>
+          </w:tcPr>
+          <w:p>
+            <w:r/>
+            <w:r>
+              <w:rPr>
+                <w:sz w:val="18"/>
+              </w:rPr>
+              <w:t>坐标系对齐开关</w:t>
+            </w:r>
+          </w:p>
+        </w:tc>
+      </w:tr>
+      <w:tr>
+        <w:tc>
+          <w:tcPr>
+            <w:tcW w:type="dxa" w:w="3061"/>
+          </w:tcPr>
+          <w:p>
+            <w:r/>
+            <w:r>
+              <w:rPr>
+                <w:rFonts w:ascii="Consolas" w:hAnsi="Consolas"/>
+                <w:sz w:val="17"/>
+              </w:rPr>
+              <w:t>GOAL_RADIUS</w:t>
+            </w:r>
+          </w:p>
+        </w:tc>
+        <w:tc>
+          <w:tcPr>
+            <w:tcW w:type="dxa" w:w="1701"/>
+          </w:tcPr>
+          <w:p>
+            <w:r/>
+            <w:r>
+              <w:rPr>
+                <w:rFonts w:ascii="Consolas" w:hAnsi="Consolas"/>
+                <w:sz w:val="17"/>
+              </w:rPr>
+              <w:t>0.3</w:t>
+            </w:r>
+          </w:p>
+        </w:tc>
+        <w:tc>
+          <w:tcPr>
+            <w:tcW w:type="dxa" w:w="4535"/>
+          </w:tcPr>
+          <w:p>
+            <w:r/>
+            <w:r>
+              <w:rPr>
+                <w:sz w:val="18"/>
+              </w:rPr>
+              <w:t>⚠ 与 SDK 的 ROUTE_SKIP_M=0.3 数值相同但语义不同，两边各自硬编码，改一边不会联动</w:t>
+            </w:r>
+          </w:p>
+        </w:tc>
+      </w:tr>
+      <w:tr>
+        <w:tc>
+          <w:tcPr>
+            <w:tcW w:type="dxa" w:w="3061"/>
+          </w:tcPr>
+          <w:p>
+            <w:r/>
+            <w:r>
+              <w:rPr>
+                <w:rFonts w:ascii="Consolas" w:hAnsi="Consolas"/>
+                <w:sz w:val="17"/>
+              </w:rPr>
+              <w:t>GOAL_SEEN_RADIUS</w:t>
+            </w:r>
+          </w:p>
+        </w:tc>
+        <w:tc>
+          <w:tcPr>
+            <w:tcW w:type="dxa" w:w="1701"/>
+          </w:tcPr>
+          <w:p>
+            <w:r/>
+            <w:r>
+              <w:rPr>
+                <w:rFonts w:ascii="Consolas" w:hAnsi="Consolas"/>
+                <w:sz w:val="17"/>
+              </w:rPr>
+              <w:t>3.0</w:t>
+            </w:r>
+          </w:p>
+        </w:tc>
+        <w:tc>
+          <w:tcPr>
+            <w:tcW w:type="dxa" w:w="4535"/>
+          </w:tcPr>
+          <w:p>
+            <w:r/>
+            <w:r>
+              <w:rPr>
+                <w:sz w:val="18"/>
+              </w:rPr>
+              <w:t>同上，与 SDK 的 PASSED_M=1.2 属同一判据族</w:t>
+            </w:r>
+          </w:p>
+        </w:tc>
+      </w:tr>
+      <w:tr>
+        <w:tc>
+          <w:tcPr>
+            <w:tcW w:type="dxa" w:w="3061"/>
+          </w:tcPr>
+          <w:p>
+            <w:r/>
+            <w:r>
+              <w:rPr>
+                <w:rFonts w:ascii="Consolas" w:hAnsi="Consolas"/>
+                <w:sz w:val="17"/>
+              </w:rPr>
+              <w:t>LIDAR_SCAN_FREQ</w:t>
+            </w:r>
+          </w:p>
+        </w:tc>
+        <w:tc>
+          <w:tcPr>
+            <w:tcW w:type="dxa" w:w="1701"/>
+          </w:tcPr>
+          <w:p>
+            <w:r/>
+            <w:r>
+              <w:rPr>
+                <w:rFonts w:ascii="Consolas" w:hAnsi="Consolas"/>
+                <w:sz w:val="17"/>
+              </w:rPr>
+              <w:t>20.0</w:t>
+            </w:r>
+          </w:p>
+        </w:tc>
+        <w:tc>
+          <w:tcPr>
+            <w:tcW w:type="dxa" w:w="4535"/>
+          </w:tcPr>
+          <w:p>
+            <w:r/>
+            <w:r>
+              <w:rPr>
+                <w:sz w:val="18"/>
+              </w:rPr>
+              <w:t>实测雷达帧中位间隔 49.9ms=20.04Hz，与此值吻合，钉死即可</w:t>
+            </w:r>
+          </w:p>
+        </w:tc>
+      </w:tr>
+      <w:tr>
+        <w:tc>
+          <w:tcPr>
+            <w:tcW w:type="dxa" w:w="3061"/>
+          </w:tcPr>
+          <w:p>
+            <w:r/>
+            <w:r>
+              <w:rPr>
+                <w:rFonts w:ascii="Consolas" w:hAnsi="Consolas"/>
+                <w:sz w:val="17"/>
+              </w:rPr>
+              <w:t>LIDAR_IMU_OUT_RATE_HZ</w:t>
+            </w:r>
+          </w:p>
+        </w:tc>
+        <w:tc>
+          <w:tcPr>
+            <w:tcW w:type="dxa" w:w="1701"/>
+          </w:tcPr>
+          <w:p>
+            <w:r/>
+            <w:r>
+              <w:rPr>
+                <w:rFonts w:ascii="Consolas" w:hAnsi="Consolas"/>
+                <w:sz w:val="17"/>
+              </w:rPr>
+              <w:t>100.0</w:t>
+            </w:r>
+          </w:p>
+        </w:tc>
+        <w:tc>
+          <w:tcPr>
+            <w:tcW w:type="dxa" w:w="4535"/>
+          </w:tcPr>
+          <w:p>
+            <w:r/>
+            <w:r>
+              <w:rPr>
+                <w:sz w:val="18"/>
+              </w:rPr>
+              <w:t>雷达内置 IMU 输出率</w:t>
+            </w:r>
+          </w:p>
+        </w:tc>
+      </w:tr>
+      <w:tr>
+        <w:tc>
+          <w:tcPr>
+            <w:tcW w:type="dxa" w:w="3061"/>
+          </w:tcPr>
+          <w:p>
+            <w:r/>
+            <w:r>
+              <w:rPr>
+                <w:rFonts w:ascii="Consolas" w:hAnsi="Consolas"/>
+                <w:sz w:val="17"/>
+              </w:rPr>
+              <w:t>PCLOUD_FILTER_ENABLED</w:t>
+            </w:r>
+          </w:p>
+        </w:tc>
+        <w:tc>
+          <w:tcPr>
+            <w:tcW w:type="dxa" w:w="1701"/>
+          </w:tcPr>
+          <w:p>
+            <w:r/>
+            <w:r>
+              <w:rPr>
+                <w:rFonts w:ascii="Consolas" w:hAnsi="Consolas"/>
+                <w:sz w:val="17"/>
+              </w:rPr>
+              <w:t>true</w:t>
+            </w:r>
+          </w:p>
+        </w:tc>
+        <w:tc>
+          <w:tcPr>
+            <w:tcW w:type="dxa" w:w="4535"/>
+          </w:tcPr>
+          <w:p>
+            <w:r/>
+            <w:r>
+              <w:rPr>
+                <w:sz w:val="18"/>
+              </w:rPr>
+              <w:t>点云过滤总开关</w:t>
+            </w:r>
+          </w:p>
+        </w:tc>
+      </w:tr>
+      <w:tr>
+        <w:tc>
+          <w:tcPr>
+            <w:tcW w:type="dxa" w:w="3061"/>
+          </w:tcPr>
+          <w:p>
+            <w:r/>
+            <w:r>
+              <w:rPr>
+                <w:rFonts w:ascii="Consolas" w:hAnsi="Consolas"/>
+                <w:sz w:val="17"/>
+              </w:rPr>
+              <w:t>PCLOUD_MIN_Z / PCLOUD_MAX_Z</w:t>
+            </w:r>
+          </w:p>
+        </w:tc>
+        <w:tc>
+          <w:tcPr>
+            <w:tcW w:type="dxa" w:w="1701"/>
+          </w:tcPr>
+          <w:p>
+            <w:r/>
+            <w:r>
+              <w:rPr>
+                <w:rFonts w:ascii="Consolas" w:hAnsi="Consolas"/>
+                <w:sz w:val="17"/>
+              </w:rPr>
+              <w:t>-0.1 / 0.1</w:t>
+            </w:r>
+          </w:p>
+        </w:tc>
+        <w:tc>
+          <w:tcPr>
+            <w:tcW w:type="dxa" w:w="4535"/>
+          </w:tcPr>
+          <w:p>
+            <w:r/>
+            <w:r>
+              <w:rPr>
+                <w:sz w:val="18"/>
+              </w:rPr>
+              <w:t>过滤带仅 ±0.1m，与 7.5 说的竖直膨胀各向异性是同一个成因族</w:t>
+            </w:r>
+          </w:p>
+        </w:tc>
+      </w:tr>
+      <w:tr>
+        <w:tc>
+          <w:tcPr>
+            <w:tcW w:type="dxa" w:w="3061"/>
+          </w:tcPr>
+          <w:p>
+            <w:r/>
+            <w:r>
+              <w:rPr>
+                <w:rFonts w:ascii="Consolas" w:hAnsi="Consolas"/>
+                <w:sz w:val="17"/>
+              </w:rPr>
+              <w:t>POINT_LIO_CPU_CORES</w:t>
+            </w:r>
+          </w:p>
+        </w:tc>
+        <w:tc>
+          <w:tcPr>
+            <w:tcW w:type="dxa" w:w="1701"/>
+          </w:tcPr>
+          <w:p>
+            <w:r/>
+            <w:r>
+              <w:rPr>
+                <w:rFonts w:ascii="Consolas" w:hAnsi="Consolas"/>
+                <w:sz w:val="17"/>
+              </w:rPr>
+              <w:t>4</w:t>
+            </w:r>
+          </w:p>
+        </w:tc>
+        <w:tc>
+          <w:tcPr>
+            <w:tcW w:type="dxa" w:w="4535"/>
+          </w:tcPr>
+          <w:p>
+            <w:r/>
+            <w:r>
+              <w:rPr>
+                <w:sz w:val="18"/>
+              </w:rPr>
+              <w:t>CPU 亲和。曾有空闲满核问题，核数分配不能随默认值漂</w:t>
+            </w:r>
+          </w:p>
+        </w:tc>
+      </w:tr>
+      <w:tr>
+        <w:tc>
+          <w:tcPr>
+            <w:tcW w:type="dxa" w:w="3061"/>
+          </w:tcPr>
+          <w:p>
+            <w:r/>
+            <w:r>
+              <w:rPr>
+                <w:rFonts w:ascii="Consolas" w:hAnsi="Consolas"/>
+                <w:sz w:val="17"/>
+              </w:rPr>
+              <w:t>DYNAMIC_WEIGHT / TIME_WEIGHT / DYN_CONSTR_THRUST_WEIGHT / PLANNER_CW</w:t>
+            </w:r>
+          </w:p>
+        </w:tc>
+        <w:tc>
+          <w:tcPr>
+            <w:tcW w:type="dxa" w:w="1701"/>
+          </w:tcPr>
+          <w:p>
+            <w:r/>
+            <w:r>
+              <w:rPr>
+                <w:rFonts w:ascii="Consolas" w:hAnsi="Consolas"/>
+                <w:sz w:val="17"/>
+              </w:rPr>
+              <w:t>1e+2 / 1.5e+2 / 1e+3 / 3.0</w:t>
+            </w:r>
+          </w:p>
+        </w:tc>
+        <w:tc>
+          <w:tcPr>
+            <w:tcW w:type="dxa" w:w="4535"/>
+          </w:tcPr>
+          <w:p>
+            <w:r/>
+            <w:r>
+              <w:rPr>
+                <w:sz w:val="18"/>
+              </w:rPr>
+              <w:t>GCOPTER 权重，钉死当前值</w:t>
+            </w:r>
+          </w:p>
+        </w:tc>
+      </w:tr>
+    </w:tbl>
+    <w:p/>
+    <w:p>
+      <w:pPr>
+        <w:pStyle w:val="Heading2"/>
+      </w:pPr>
+      <w:r>
+        <w:rPr>
+          <w:rFonts w:ascii="微软雅黑" w:hAnsi="微软雅黑" w:eastAsia="微软雅黑"/>
+          <w:color w:val="1F5FA9"/>
+          <w:sz w:val="25"/>
+        </w:rPr>
+        <w:t>7.7 应该参数化、但现在写死在代码里的</w:t>
+      </w:r>
+    </w:p>
+    <w:p>
+      <w:r>
+        <w:rPr>
+          <w:b w:val="0"/>
+          <w:i w:val="0"/>
+        </w:rPr>
+        <w:t>以下值目前以字面量形式存在于源码中，既不在 .env 也不在 compose。按用户要求"把更多有需要的参数放到这两个文件里设置"，建议一并提升。</w:t>
+      </w:r>
+    </w:p>
+    <w:p>
+      <w:r>
+        <w:rPr>
+          <w:b/>
+          <w:i w:val="0"/>
+          <w:color w:val="A3302C"/>
+        </w:rPr>
+        <w:t>第一组：相机内参——必须参数化，而且必须分两路</w:t>
+      </w:r>
+    </w:p>
+    <w:p>
+      <w:r>
+        <w:rPr>
+          <w:b w:val="0"/>
+          <w:i w:val="0"/>
+        </w:rPr>
+        <w:t>SDK 的 aim_at 用一组写死的内参做几何解算，这组数与真机实测标定差了一个量级：</w:t>
+      </w:r>
+    </w:p>
+    <w:tbl>
+      <w:tblPr>
+        <w:tblStyle w:val="LightGrid-Accent1"/>
+        <w:tblW w:type="auto" w:w="0"/>
+        <w:jc w:val="center"/>
+        <w:tblLayout w:type="fixed"/>
+        <w:tblLook w:firstColumn="1" w:firstRow="1" w:lastColumn="0" w:lastRow="0" w:noHBand="0" w:noVBand="1" w:val="04A0"/>
+        <w:tblLayout w:type="fixed"/>
+      </w:tblPr>
+      <w:tblGrid>
+        <w:gridCol w:w="1587"/>
+        <w:gridCol w:w="2268"/>
+        <w:gridCol w:w="2835"/>
+        <w:gridCol w:w="2608"/>
+      </w:tblGrid>
+      <w:tr>
+        <w:tc>
+          <w:tcPr>
+            <w:tcW w:type="dxa" w:w="1587"/>
+          </w:tcPr>
+          <w:p>
+            <w:r/>
+            <w:r>
+              <w:rPr>
+                <w:b/>
+                <w:sz w:val="18"/>
+              </w:rPr>
+              <w:t>量</w:t>
+            </w:r>
+          </w:p>
+        </w:tc>
+        <w:tc>
+          <w:tcPr>
+            <w:tcW w:type="dxa" w:w="2268"/>
+          </w:tcPr>
+          <w:p>
+            <w:r/>
+            <w:r>
+              <w:rPr>
+                <w:b/>
+                <w:sz w:val="18"/>
+              </w:rPr>
+              <w:t>SDK 写死值</w:t>
+            </w:r>
+          </w:p>
+        </w:tc>
+        <w:tc>
+          <w:tcPr>
+            <w:tcW w:type="dxa" w:w="2835"/>
+          </w:tcPr>
+          <w:p>
+            <w:r/>
+            <w:r>
+              <w:rPr>
+                <w:b/>
+                <w:sz w:val="18"/>
+              </w:rPr>
+              <w:t>真机实测标定</w:t>
+            </w:r>
+          </w:p>
+        </w:tc>
+        <w:tc>
+          <w:tcPr>
+            <w:tcW w:type="dxa" w:w="2608"/>
+          </w:tcPr>
+          <w:p>
+            <w:r/>
+            <w:r>
+              <w:rPr>
+                <w:b/>
+                <w:sz w:val="18"/>
+              </w:rPr>
+              <w:t>偏差</w:t>
+            </w:r>
+          </w:p>
+        </w:tc>
+      </w:tr>
+      <w:tr>
+        <w:tc>
+          <w:tcPr>
+            <w:tcW w:type="dxa" w:w="1587"/>
+          </w:tcPr>
+          <w:p>
+            <w:r/>
+            <w:r>
+              <w:rPr>
+                <w:sz w:val="18"/>
+              </w:rPr>
+              <w:t>图像宽×高</w:t>
+            </w:r>
+          </w:p>
+        </w:tc>
+        <w:tc>
+          <w:tcPr>
+            <w:tcW w:type="dxa" w:w="2268"/>
+          </w:tcPr>
+          <w:p>
+            <w:r/>
+            <w:r>
+              <w:rPr>
+                <w:rFonts w:ascii="Consolas" w:hAnsi="Consolas"/>
+                <w:sz w:val="17"/>
+              </w:rPr>
+              <w:t>640 × 480</w:t>
+            </w:r>
+          </w:p>
+        </w:tc>
+        <w:tc>
+          <w:tcPr>
+            <w:tcW w:type="dxa" w:w="2835"/>
+          </w:tcPr>
+          <w:p>
+            <w:r/>
+            <w:r>
+              <w:rPr>
+                <w:rFonts w:ascii="Consolas" w:hAnsi="Consolas"/>
+                <w:sz w:val="17"/>
+              </w:rPr>
+              <w:t>1280 × 720</w:t>
+            </w:r>
+          </w:p>
+        </w:tc>
+        <w:tc>
+          <w:tcPr>
+            <w:tcW w:type="dxa" w:w="2608"/>
+          </w:tcPr>
+          <w:p>
+            <w:r/>
+            <w:r>
+              <w:rPr>
+                <w:sz w:val="18"/>
+              </w:rPr>
+              <w:t>分辨率差 2 倍，宽高比也不同</w:t>
+            </w:r>
+          </w:p>
+        </w:tc>
+      </w:tr>
+      <w:tr>
+        <w:tc>
+          <w:tcPr>
+            <w:tcW w:type="dxa" w:w="1587"/>
+          </w:tcPr>
+          <w:p>
+            <w:r/>
+            <w:r>
+              <w:rPr>
+                <w:sz w:val="18"/>
+              </w:rPr>
+              <w:t>焦距 fx</w:t>
+            </w:r>
+          </w:p>
+        </w:tc>
+        <w:tc>
+          <w:tcPr>
+            <w:tcW w:type="dxa" w:w="2268"/>
+          </w:tcPr>
+          <w:p>
+            <w:r/>
+            <w:r>
+              <w:rPr>
+                <w:rFonts w:ascii="Consolas" w:hAnsi="Consolas"/>
+                <w:sz w:val="17"/>
+              </w:rPr>
+              <w:t>381.35（按 HFOV 80° 反算）</w:t>
+            </w:r>
+          </w:p>
+        </w:tc>
+        <w:tc>
+          <w:tcPr>
+            <w:tcW w:type="dxa" w:w="2835"/>
+          </w:tcPr>
+          <w:p>
+            <w:r/>
+            <w:r>
+              <w:rPr>
+                <w:rFonts w:ascii="Consolas" w:hAnsi="Consolas"/>
+                <w:sz w:val="17"/>
+              </w:rPr>
+              <w:t>前视 1200.71 / 下视 1194.15</w:t>
+            </w:r>
+          </w:p>
+        </w:tc>
+        <w:tc>
+          <w:tcPr>
+            <w:tcW w:type="dxa" w:w="2608"/>
+          </w:tcPr>
+          <w:p>
+            <w:r/>
+            <w:r>
+              <w:rPr>
+                <w:sz w:val="18"/>
+              </w:rPr>
+              <w:t>约 3.1 倍</w:t>
+            </w:r>
+          </w:p>
+        </w:tc>
+      </w:tr>
+      <w:tr>
+        <w:tc>
+          <w:tcPr>
+            <w:tcW w:type="dxa" w:w="1587"/>
+          </w:tcPr>
+          <w:p>
+            <w:r/>
+            <w:r>
+              <w:rPr>
+                <w:sz w:val="18"/>
+              </w:rPr>
+              <w:t>HFOV</w:t>
+            </w:r>
+          </w:p>
+        </w:tc>
+        <w:tc>
+          <w:tcPr>
+            <w:tcW w:type="dxa" w:w="2268"/>
+          </w:tcPr>
+          <w:p>
+            <w:r/>
+            <w:r>
+              <w:rPr>
+                <w:rFonts w:ascii="Consolas" w:hAnsi="Consolas"/>
+                <w:sz w:val="17"/>
+              </w:rPr>
+              <w:t>80°</w:t>
+            </w:r>
+          </w:p>
+        </w:tc>
+        <w:tc>
+          <w:tcPr>
+            <w:tcW w:type="dxa" w:w="2835"/>
+          </w:tcPr>
+          <w:p>
+            <w:r/>
+            <w:r>
+              <w:rPr>
+                <w:rFonts w:ascii="Consolas" w:hAnsi="Consolas"/>
+                <w:sz w:val="17"/>
+              </w:rPr>
+              <w:t>前视 56.12° / 下视 56.38°</w:t>
+            </w:r>
+          </w:p>
+        </w:tc>
+        <w:tc>
+          <w:tcPr>
+            <w:tcW w:type="dxa" w:w="2608"/>
+          </w:tcPr>
+          <w:p>
+            <w:r/>
+            <w:r>
+              <w:rPr>
+                <w:sz w:val="18"/>
+              </w:rPr>
+              <w:t>差 24°</w:t>
+            </w:r>
+          </w:p>
+        </w:tc>
+      </w:tr>
+      <w:tr>
+        <w:tc>
+          <w:tcPr>
+            <w:tcW w:type="dxa" w:w="1587"/>
+          </w:tcPr>
+          <w:p>
+            <w:r/>
+            <w:r>
+              <w:rPr>
+                <w:sz w:val="18"/>
+              </w:rPr>
+              <w:t>主点 cx</w:t>
+            </w:r>
+          </w:p>
+        </w:tc>
+        <w:tc>
+          <w:tcPr>
+            <w:tcW w:type="dxa" w:w="2268"/>
+          </w:tcPr>
+          <w:p>
+            <w:r/>
+            <w:r>
+              <w:rPr>
+                <w:rFonts w:ascii="Consolas" w:hAnsi="Consolas"/>
+                <w:sz w:val="17"/>
+              </w:rPr>
+              <w:t>（隐含 320）</w:t>
+            </w:r>
+          </w:p>
+        </w:tc>
+        <w:tc>
+          <w:tcPr>
+            <w:tcW w:type="dxa" w:w="2835"/>
+          </w:tcPr>
+          <w:p>
+            <w:r/>
+            <w:r>
+              <w:rPr>
+                <w:rFonts w:ascii="Consolas" w:hAnsi="Consolas"/>
+                <w:sz w:val="17"/>
+              </w:rPr>
+              <w:t>前视 646.32 / 下视 654.08</w:t>
+            </w:r>
+          </w:p>
+        </w:tc>
+        <w:tc>
+          <w:tcPr>
+            <w:tcW w:type="dxa" w:w="2608"/>
+          </w:tcPr>
+          <w:p>
+            <w:r/>
+            <w:r>
+              <w:rPr>
+                <w:sz w:val="18"/>
+              </w:rPr>
+              <w:t>两路相差 31.9px，装配决定</w:t>
+            </w:r>
+          </w:p>
+        </w:tc>
+      </w:tr>
+      <w:tr>
+        <w:tc>
+          <w:tcPr>
+            <w:tcW w:type="dxa" w:w="1587"/>
+          </w:tcPr>
+          <w:p>
+            <w:r/>
+            <w:r>
+              <w:rPr>
+                <w:sz w:val="18"/>
+              </w:rPr>
+              <w:t>主点 cy</w:t>
+            </w:r>
+          </w:p>
+        </w:tc>
+        <w:tc>
+          <w:tcPr>
+            <w:tcW w:type="dxa" w:w="2268"/>
+          </w:tcPr>
+          <w:p>
+            <w:r/>
+            <w:r>
+              <w:rPr>
+                <w:rFonts w:ascii="Consolas" w:hAnsi="Consolas"/>
+                <w:sz w:val="17"/>
+              </w:rPr>
+              <w:t>（隐含 240）</w:t>
+            </w:r>
+          </w:p>
+        </w:tc>
+        <w:tc>
+          <w:tcPr>
+            <w:tcW w:type="dxa" w:w="2835"/>
+          </w:tcPr>
+          <w:p>
+            <w:r/>
+            <w:r>
+              <w:rPr>
+                <w:rFonts w:ascii="Consolas" w:hAnsi="Consolas"/>
+                <w:sz w:val="17"/>
+              </w:rPr>
+              <w:t>前视 327.88 / 下视 359.76</w:t>
+            </w:r>
+          </w:p>
+        </w:tc>
+        <w:tc>
+          <w:tcPr>
+            <w:tcW w:type="dxa" w:w="2608"/>
+          </w:tcPr>
+          <w:p>
+            <w:r/>
+            <w:r>
+              <w:rPr>
+                <w:sz w:val="18"/>
+              </w:rPr>
+              <w:t>同上</w:t>
+            </w:r>
+          </w:p>
+        </w:tc>
+      </w:tr>
+    </w:tbl>
+    <w:p/>
+    <w:p>
+      <w:pPr>
+        <w:spacing w:before="200"/>
+        <w:ind w:left="240"/>
+      </w:pPr>
+      <w:r>
+        <w:rPr>
+          <w:b/>
+          <w:color w:val="A3302C"/>
+        </w:rPr>
+        <w:t>两路必须分别配置，不能共用一组</w:t>
+      </w:r>
+    </w:p>
+    <w:p>
+      <w:pPr>
+        <w:spacing w:after="80"/>
+        <w:ind w:left="240"/>
+      </w:pPr>
+      <w:r>
+        <w:t>标定报告里写得很明确：两路同型号同镜头，焦距只差 0.55%，但主点差 31.9 px，这是装配差异，必须分别标定、不能互相套用。所以参数化时要开两组，不是一组。建议形如：</w:t>
+      </w:r>
+    </w:p>
+    <w:p>
+      <w:pPr>
+        <w:spacing w:after="80"/>
+        <w:ind w:left="240"/>
+      </w:pPr>
+      <w:r>
+        <w:t xml:space="preserve">    CAM_FRONT_W / CAM_FRONT_H / CAM_FRONT_FX / CAM_FRONT_CX / CAM_FRONT_CY</w:t>
+      </w:r>
+    </w:p>
+    <w:p>
+      <w:pPr>
+        <w:spacing w:after="80"/>
+        <w:ind w:left="240"/>
+      </w:pPr>
+      <w:r>
+        <w:t xml:space="preserve">    CAM_DOWN_W  / CAM_DOWN_H  / CAM_DOWN_FX  / CAM_DOWN_CX  / CAM_DOWN_CY</w:t>
+      </w:r>
+    </w:p>
+    <w:p>
+      <w:pPr>
+        <w:spacing w:after="80"/>
+        <w:ind w:left="240"/>
+      </w:pPr>
+      <w:r>
+        <w:t>标定结果已经是 ROS 格式的 camera_info.yaml，参数化的另一条路是让节点直接读 yaml、.env 只给文件路径（CAM_FRONT_INFO_YAML / CAM_DOWN_INFO_YAML）。这条更好：避免把 5 个数抄进 .env 时抄错，也让重新标定后不必改 .env。</w:t>
+      </w:r>
+    </w:p>
+    <w:p>
+      <w:pPr>
+        <w:spacing w:after="80"/>
+        <w:ind w:left="240"/>
+      </w:pPr>
+      <w:r>
+        <w:t>标定工具与当前结果在 tools/calib_tools/（README 里有 2026-09-27 实测表）。</w:t>
+      </w:r>
+    </w:p>
+    <w:p/>
+    <w:p>
+      <w:r>
+        <w:rPr>
+          <w:b/>
+          <w:i w:val="0"/>
+          <w:color w:val="A3302C"/>
+        </w:rPr>
+        <w:t>第二组：感知契约——话题名与 frame_id 约定</w:t>
+      </w:r>
+    </w:p>
+    <w:tbl>
+      <w:tblPr>
+        <w:tblStyle w:val="LightGrid-Accent1"/>
+        <w:tblW w:type="auto" w:w="0"/>
+        <w:jc w:val="center"/>
+        <w:tblLayout w:type="fixed"/>
+        <w:tblLook w:firstColumn="1" w:firstRow="1" w:lastColumn="0" w:lastRow="0" w:noHBand="0" w:noVBand="1" w:val="04A0"/>
+        <w:tblLayout w:type="fixed"/>
+      </w:tblPr>
+      <w:tblGrid>
+        <w:gridCol w:w="1814"/>
+        <w:gridCol w:w="2154"/>
+        <w:gridCol w:w="2608"/>
+        <w:gridCol w:w="2721"/>
+      </w:tblGrid>
+      <w:tr>
+        <w:tc>
+          <w:tcPr>
+            <w:tcW w:type="dxa" w:w="1814"/>
+          </w:tcPr>
+          <w:p>
+            <w:r/>
+            <w:r>
+              <w:rPr>
+                <w:b/>
+                <w:sz w:val="18"/>
+              </w:rPr>
+              <w:t>项</w:t>
+            </w:r>
+          </w:p>
+        </w:tc>
+        <w:tc>
+          <w:tcPr>
+            <w:tcW w:type="dxa" w:w="2154"/>
+          </w:tcPr>
+          <w:p>
+            <w:r/>
+            <w:r>
+              <w:rPr>
+                <w:b/>
+                <w:sz w:val="18"/>
+              </w:rPr>
+              <w:t>SDK 期望（仿真）</w:t>
+            </w:r>
+          </w:p>
+        </w:tc>
+        <w:tc>
+          <w:tcPr>
+            <w:tcW w:type="dxa" w:w="2608"/>
+          </w:tcPr>
+          <w:p>
+            <w:r/>
+            <w:r>
+              <w:rPr>
+                <w:b/>
+                <w:sz w:val="18"/>
+              </w:rPr>
+              <w:t>真机实际</w:t>
+            </w:r>
+          </w:p>
+        </w:tc>
+        <w:tc>
+          <w:tcPr>
+            <w:tcW w:type="dxa" w:w="2721"/>
+          </w:tcPr>
+          <w:p>
+            <w:r/>
+            <w:r>
+              <w:rPr>
+                <w:b/>
+                <w:sz w:val="18"/>
+              </w:rPr>
+              <w:t>参数化建议</w:t>
+            </w:r>
+          </w:p>
+        </w:tc>
+      </w:tr>
+      <w:tr>
+        <w:tc>
+          <w:tcPr>
+            <w:tcW w:type="dxa" w:w="1814"/>
+          </w:tcPr>
+          <w:p>
+            <w:r/>
+            <w:r>
+              <w:rPr>
+                <w:sz w:val="18"/>
+              </w:rPr>
+              <w:t>检测话题</w:t>
+            </w:r>
+          </w:p>
+        </w:tc>
+        <w:tc>
+          <w:tcPr>
+            <w:tcW w:type="dxa" w:w="2154"/>
+          </w:tcPr>
+          <w:p>
+            <w:r/>
+            <w:r>
+              <w:rPr>
+                <w:rFonts w:ascii="Consolas" w:hAnsi="Consolas"/>
+                <w:sz w:val="17"/>
+              </w:rPr>
+              <w:t>vision/detections</w:t>
+            </w:r>
+          </w:p>
+        </w:tc>
+        <w:tc>
+          <w:tcPr>
+            <w:tcW w:type="dxa" w:w="2608"/>
+          </w:tcPr>
+          <w:p>
+            <w:r/>
+            <w:r>
+              <w:rPr>
+                <w:rFonts w:ascii="Consolas" w:hAnsi="Consolas"/>
+                <w:sz w:val="17"/>
+              </w:rPr>
+              <w:t>vision/down/qr_detections 等按路分开</w:t>
+            </w:r>
+          </w:p>
+        </w:tc>
+        <w:tc>
+          <w:tcPr>
+            <w:tcW w:type="dxa" w:w="2721"/>
+          </w:tcPr>
+          <w:p>
+            <w:r/>
+            <w:r>
+              <w:rPr>
+                <w:rFonts w:ascii="Consolas" w:hAnsi="Consolas"/>
+                <w:sz w:val="17"/>
+              </w:rPr>
+              <w:t>DETECTION_TOPIC_FRONT / DETECTION_TOPIC_DOWN</w:t>
+            </w:r>
+          </w:p>
+        </w:tc>
+      </w:tr>
+      <w:tr>
+        <w:tc>
+          <w:tcPr>
+            <w:tcW w:type="dxa" w:w="1814"/>
+          </w:tcPr>
+          <w:p>
+            <w:r/>
+            <w:r>
+              <w:rPr>
+                <w:sz w:val="18"/>
+              </w:rPr>
+              <w:t>下视 frame_id 判据</w:t>
+            </w:r>
+          </w:p>
+        </w:tc>
+        <w:tc>
+          <w:tcPr>
+            <w:tcW w:type="dxa" w:w="2154"/>
+          </w:tcPr>
+          <w:p>
+            <w:r/>
+            <w:r>
+              <w:rPr>
+                <w:rFonts w:ascii="Consolas" w:hAnsi="Consolas"/>
+                <w:sz w:val="17"/>
+              </w:rPr>
+              <w:t>含 _camera_down_ 子串</w:t>
+            </w:r>
+          </w:p>
+        </w:tc>
+        <w:tc>
+          <w:tcPr>
+            <w:tcW w:type="dxa" w:w="2608"/>
+          </w:tcPr>
+          <w:p>
+            <w:r/>
+            <w:r>
+              <w:rPr>
+                <w:rFonts w:ascii="Consolas" w:hAnsi="Consolas"/>
+                <w:sz w:val="17"/>
+              </w:rPr>
+              <w:t>camera_down（launch 默认值）</w:t>
+            </w:r>
+          </w:p>
+        </w:tc>
+        <w:tc>
+          <w:tcPr>
+            <w:tcW w:type="dxa" w:w="2721"/>
+          </w:tcPr>
+          <w:p>
+            <w:r/>
+            <w:r>
+              <w:rPr>
+                <w:rFonts w:ascii="Consolas" w:hAnsi="Consolas"/>
+                <w:sz w:val="17"/>
+              </w:rPr>
+              <w:t>CAM_DOWN_FRAME_ID / CAM_FRONT_FRAME_ID</w:t>
+            </w:r>
+          </w:p>
+        </w:tc>
+      </w:tr>
+      <w:tr>
+        <w:tc>
+          <w:tcPr>
+            <w:tcW w:type="dxa" w:w="1814"/>
+          </w:tcPr>
+          <w:p>
+            <w:r/>
+            <w:r>
+              <w:rPr>
+                <w:sz w:val="18"/>
+              </w:rPr>
+              <w:t>ROS_DOMAIN_ID</w:t>
+            </w:r>
+          </w:p>
+        </w:tc>
+        <w:tc>
+          <w:tcPr>
+            <w:tcW w:type="dxa" w:w="2154"/>
+          </w:tcPr>
+          <w:p>
+            <w:r/>
+            <w:r>
+              <w:rPr>
+                <w:rFonts w:ascii="Consolas" w:hAnsi="Consolas"/>
+                <w:sz w:val="17"/>
+              </w:rPr>
+              <w:t>flight 20 / 选手容器 21</w:t>
+            </w:r>
+          </w:p>
+        </w:tc>
+        <w:tc>
+          <w:tcPr>
+            <w:tcW w:type="dxa" w:w="2608"/>
+          </w:tcPr>
+          <w:p>
+            <w:r/>
+            <w:r>
+              <w:rPr>
+                <w:rFonts w:ascii="Consolas" w:hAnsi="Consolas"/>
+                <w:sz w:val="17"/>
+              </w:rPr>
+              <w:t>flight-stack 20、vision-stack 未设(=0)</w:t>
+            </w:r>
+          </w:p>
+        </w:tc>
+        <w:tc>
+          <w:tcPr>
+            <w:tcW w:type="dxa" w:w="2721"/>
+          </w:tcPr>
+          <w:p>
+            <w:r/>
+            <w:r>
+              <w:rPr>
+                <w:rFonts w:ascii="Consolas" w:hAnsi="Consolas"/>
+                <w:sz w:val="17"/>
+              </w:rPr>
+              <w:t>vision-stack 服务必须显式加 ROS_DOMAIN_ID</w:t>
+            </w:r>
+          </w:p>
+        </w:tc>
+      </w:tr>
+    </w:tbl>
+    <w:p/>
+    <w:p>
+      <w:r>
+        <w:rPr>
+          <w:b w:val="0"/>
+          <w:i w:val="0"/>
+        </w:rPr>
+        <w:t>vision_stack 的节点其实已经把 sensor_id / topic / frame_id / conf_thres / engine_path 都做成了 declare_parameter，launch 也都声明了对应的 LaunchArgument——缺的只是最后一环：compose 没有把 .env 的值透传进去。真机 vision-stack 服务的 environment 块里现在只有 NVIDIA_VISIBLE_DEVICES、NVIDIA_DRIVER_CAPABILITIES 和 NAMESPACE 三项。所以这一组的改动量很小，只需在 compose 的 environment 里补变量、再在 launch 里用 EnvironmentVariable 接上。</w:t>
+      </w:r>
+    </w:p>
+    <w:p>
+      <w:r>
+        <w:rPr>
+          <w:b/>
+          <w:i w:val="0"/>
+        </w:rPr>
+        <w:t>第三组：SDK 判据阈值（建议，优先级低于前两组）</w:t>
+      </w:r>
+    </w:p>
+    <w:p>
+      <w:r>
+        <w:rPr>
+          <w:b w:val="0"/>
+          <w:i w:val="0"/>
+        </w:rPr>
+        <w:t>SDK 里有 42 个全大写类常量，都是字面量。其中与真机场地尺度直接相关的几组值得提升到 .env，便于换场地时不改代码：</w:t>
+      </w:r>
+    </w:p>
+    <w:tbl>
+      <w:tblPr>
+        <w:tblStyle w:val="LightGrid-Accent1"/>
+        <w:tblW w:type="auto" w:w="0"/>
+        <w:jc w:val="center"/>
+        <w:tblLayout w:type="fixed"/>
+        <w:tblLook w:firstColumn="1" w:firstRow="1" w:lastColumn="0" w:lastRow="0" w:noHBand="0" w:noVBand="1" w:val="04A0"/>
+        <w:tblLayout w:type="fixed"/>
+      </w:tblPr>
+      <w:tblGrid>
+        <w:gridCol w:w="3402"/>
+        <w:gridCol w:w="1701"/>
+        <w:gridCol w:w="4195"/>
+      </w:tblGrid>
+      <w:tr>
+        <w:tc>
+          <w:tcPr>
+            <w:tcW w:type="dxa" w:w="3402"/>
+          </w:tcPr>
+          <w:p>
+            <w:r/>
+            <w:r>
+              <w:rPr>
+                <w:b/>
+                <w:sz w:val="18"/>
+              </w:rPr>
+              <w:t>常量组</w:t>
+            </w:r>
+          </w:p>
+        </w:tc>
+        <w:tc>
+          <w:tcPr>
+            <w:tcW w:type="dxa" w:w="1701"/>
+          </w:tcPr>
+          <w:p>
+            <w:r/>
+            <w:r>
+              <w:rPr>
+                <w:b/>
+                <w:sz w:val="18"/>
+              </w:rPr>
+              <w:t>当前值</w:t>
+            </w:r>
+          </w:p>
+        </w:tc>
+        <w:tc>
+          <w:tcPr>
+            <w:tcW w:type="dxa" w:w="4195"/>
+          </w:tcPr>
+          <w:p>
+            <w:r/>
+            <w:r>
+              <w:rPr>
+                <w:b/>
+                <w:sz w:val="18"/>
+              </w:rPr>
+              <w:t>说明</w:t>
+            </w:r>
+          </w:p>
+        </w:tc>
+      </w:tr>
+      <w:tr>
+        <w:tc>
+          <w:tcPr>
+            <w:tcW w:type="dxa" w:w="3402"/>
+          </w:tcPr>
+          <w:p>
+            <w:r/>
+            <w:r>
+              <w:rPr>
+                <w:sz w:val="18"/>
+              </w:rPr>
+              <w:t>ROUTE_SKIP_M / FLY_ROUTE_ACCEPT_M / PASSED_M</w:t>
+            </w:r>
+          </w:p>
+        </w:tc>
+        <w:tc>
+          <w:tcPr>
+            <w:tcW w:type="dxa" w:w="1701"/>
+          </w:tcPr>
+          <w:p>
+            <w:r/>
+            <w:r>
+              <w:rPr>
+                <w:rFonts w:ascii="Consolas" w:hAnsi="Consolas"/>
+                <w:sz w:val="17"/>
+              </w:rPr>
+              <w:t>0.3 / 0.7 / 1.2</w:t>
+            </w:r>
+          </w:p>
+        </w:tc>
+        <w:tc>
+          <w:tcPr>
+            <w:tcW w:type="dxa" w:w="4195"/>
+          </w:tcPr>
+          <w:p>
+            <w:r/>
+            <w:r>
+              <w:rPr>
+                <w:sz w:val="18"/>
+              </w:rPr>
+              <w:t>航点判据三件套，严格递增关系，换场地要同比缩放</w:t>
+            </w:r>
+          </w:p>
+        </w:tc>
+      </w:tr>
+      <w:tr>
+        <w:tc>
+          <w:tcPr>
+            <w:tcW w:type="dxa" w:w="3402"/>
+          </w:tcPr>
+          <w:p>
+            <w:r/>
+            <w:r>
+              <w:rPr>
+                <w:sz w:val="18"/>
+              </w:rPr>
+              <w:t>DIRECT_CRUISE_MPS / DIRECT_SPEED_DEFAULT_MPS</w:t>
+            </w:r>
+          </w:p>
+        </w:tc>
+        <w:tc>
+          <w:tcPr>
+            <w:tcW w:type="dxa" w:w="1701"/>
+          </w:tcPr>
+          <w:p>
+            <w:r/>
+            <w:r>
+              <w:rPr>
+                <w:rFonts w:ascii="Consolas" w:hAnsi="Consolas"/>
+                <w:sz w:val="17"/>
+              </w:rPr>
+              <w:t>1.0 / 0.3</w:t>
+            </w:r>
+          </w:p>
+        </w:tc>
+        <w:tc>
+          <w:tcPr>
+            <w:tcW w:type="dxa" w:w="4195"/>
+          </w:tcPr>
+          <w:p>
+            <w:r/>
+            <w:r>
+              <w:rPr>
+                <w:sz w:val="18"/>
+              </w:rPr>
+              <w:t>直飞限速。1.0 是实测拐点，仅解散后使用</w:t>
+            </w:r>
+          </w:p>
+        </w:tc>
+      </w:tr>
+      <w:tr>
+        <w:tc>
+          <w:tcPr>
+            <w:tcW w:type="dxa" w:w="3402"/>
+          </w:tcPr>
+          <w:p>
+            <w:r/>
+            <w:r>
+              <w:rPr>
+                <w:sz w:val="18"/>
+              </w:rPr>
+              <w:t>LANDED_AGL_M / LANDED_MOVE_M / PAD_TOL_M</w:t>
+            </w:r>
+          </w:p>
+        </w:tc>
+        <w:tc>
+          <w:tcPr>
+            <w:tcW w:type="dxa" w:w="1701"/>
+          </w:tcPr>
+          <w:p>
+            <w:r/>
+            <w:r>
+              <w:rPr>
+                <w:rFonts w:ascii="Consolas" w:hAnsi="Consolas"/>
+                <w:sz w:val="17"/>
+              </w:rPr>
+              <w:t>0.45 / 0.1 / 1.0</w:t>
+            </w:r>
+          </w:p>
+        </w:tc>
+        <w:tc>
+          <w:tcPr>
+            <w:tcW w:type="dxa" w:w="4195"/>
+          </w:tcPr>
+          <w:p>
+            <w:r/>
+            <w:r>
+              <w:rPr>
+                <w:sz w:val="18"/>
+              </w:rPr>
+              <w:t>落地判据，与真机起降垫尺寸相关</w:t>
+            </w:r>
+          </w:p>
+        </w:tc>
+      </w:tr>
+      <w:tr>
+        <w:tc>
+          <w:tcPr>
+            <w:tcW w:type="dxa" w:w="3402"/>
+          </w:tcPr>
+          <w:p>
+            <w:r/>
+            <w:r>
+              <w:rPr>
+                <w:sz w:val="18"/>
+              </w:rPr>
+              <w:t>AIM_TOL_M / AIM_Z_MIN_M / AIM_Z_MAX_M</w:t>
+            </w:r>
+          </w:p>
+        </w:tc>
+        <w:tc>
+          <w:tcPr>
+            <w:tcW w:type="dxa" w:w="1701"/>
+          </w:tcPr>
+          <w:p>
+            <w:r/>
+            <w:r>
+              <w:rPr>
+                <w:rFonts w:ascii="Consolas" w:hAnsi="Consolas"/>
+                <w:sz w:val="17"/>
+              </w:rPr>
+              <w:t>0.12 / 0.8 / 4.0</w:t>
+            </w:r>
+          </w:p>
+        </w:tc>
+        <w:tc>
+          <w:tcPr>
+            <w:tcW w:type="dxa" w:w="4195"/>
+          </w:tcPr>
+          <w:p>
+            <w:r/>
+            <w:r>
+              <w:rPr>
+                <w:sz w:val="18"/>
+              </w:rPr>
+              <w:t>对准容差与高度窗口，与相机内参联动——内参改了这几项也要重核</w:t>
+            </w:r>
+          </w:p>
+        </w:tc>
+      </w:tr>
+      <w:tr>
+        <w:tc>
+          <w:tcPr>
+            <w:tcW w:type="dxa" w:w="3402"/>
+          </w:tcPr>
+          <w:p>
+            <w:r/>
+            <w:r>
+              <w:rPr>
+                <w:sz w:val="18"/>
+              </w:rPr>
+              <w:t>TAG_SIZE_M</w:t>
+            </w:r>
+          </w:p>
+        </w:tc>
+        <w:tc>
+          <w:tcPr>
+            <w:tcW w:type="dxa" w:w="1701"/>
+          </w:tcPr>
+          <w:p>
+            <w:r/>
+            <w:r>
+              <w:rPr>
+                <w:rFonts w:ascii="Consolas" w:hAnsi="Consolas"/>
+                <w:sz w:val="17"/>
+              </w:rPr>
+              <w:t>0.5</w:t>
+            </w:r>
+          </w:p>
+        </w:tc>
+        <w:tc>
+          <w:tcPr>
+            <w:tcW w:type="dxa" w:w="4195"/>
+          </w:tcPr>
+          <w:p>
+            <w:r/>
+            <w:r>
+              <w:rPr>
+                <w:sz w:val="18"/>
+              </w:rPr>
+              <w:t>AprilTag 实际边长，按框宽估距离用。换标靶即失效</w:t>
+            </w:r>
+          </w:p>
+        </w:tc>
+      </w:tr>
+      <w:tr>
+        <w:tc>
+          <w:tcPr>
+            <w:tcW w:type="dxa" w:w="3402"/>
+          </w:tcPr>
+          <w:p>
+            <w:r/>
+            <w:r>
+              <w:rPr>
+                <w:sz w:val="18"/>
+              </w:rPr>
+              <w:t>GRIP_CLOSE_PWM / GRIP_OPEN_PWM</w:t>
+            </w:r>
+          </w:p>
+        </w:tc>
+        <w:tc>
+          <w:tcPr>
+            <w:tcW w:type="dxa" w:w="1701"/>
+          </w:tcPr>
+          <w:p>
+            <w:r/>
+            <w:r>
+              <w:rPr>
+                <w:rFonts w:ascii="Consolas" w:hAnsi="Consolas"/>
+                <w:sz w:val="17"/>
+              </w:rPr>
+              <w:t>800 / 2000</w:t>
+            </w:r>
+          </w:p>
+        </w:tc>
+        <w:tc>
+          <w:tcPr>
+            <w:tcW w:type="dxa" w:w="4195"/>
+          </w:tcPr>
+          <w:p>
+            <w:r/>
+            <w:r>
+              <w:rPr>
+                <w:sz w:val="18"/>
+              </w:rPr>
+              <w:t>舵机 PWM，真机已验证为同值</w:t>
+            </w:r>
+          </w:p>
+        </w:tc>
+      </w:tr>
+      <w:tr>
+        <w:tc>
+          <w:tcPr>
+            <w:tcW w:type="dxa" w:w="3402"/>
+          </w:tcPr>
+          <w:p>
+            <w:r/>
+            <w:r>
+              <w:rPr>
+                <w:sz w:val="18"/>
+              </w:rPr>
+              <w:t>LAUNCH_FIRE_PWM / LAUNCH_LOAD_PWM</w:t>
+            </w:r>
+          </w:p>
+        </w:tc>
+        <w:tc>
+          <w:tcPr>
+            <w:tcW w:type="dxa" w:w="1701"/>
+          </w:tcPr>
+          <w:p>
+            <w:r/>
+            <w:r>
+              <w:rPr>
+                <w:rFonts w:ascii="Consolas" w:hAnsi="Consolas"/>
+                <w:sz w:val="17"/>
+              </w:rPr>
+              <w:t>2000 / 800</w:t>
+            </w:r>
+          </w:p>
+        </w:tc>
+        <w:tc>
+          <w:tcPr>
+            <w:tcW w:type="dxa" w:w="4195"/>
+          </w:tcPr>
+          <w:p>
+            <w:r/>
+            <w:r>
+              <w:rPr>
+                <w:sz w:val="18"/>
+              </w:rPr>
+              <w:t>同上</w:t>
+            </w:r>
+          </w:p>
+        </w:tc>
+      </w:tr>
+      <w:tr>
+        <w:tc>
+          <w:tcPr>
+            <w:tcW w:type="dxa" w:w="3402"/>
+          </w:tcPr>
+          <w:p>
+            <w:r/>
+            <w:r>
+              <w:rPr>
+                <w:sz w:val="18"/>
+              </w:rPr>
+              <w:t>SPOT_CLEAR_M / SPOT_CLEAR_WAIT_S</w:t>
+            </w:r>
+          </w:p>
+        </w:tc>
+        <w:tc>
+          <w:tcPr>
+            <w:tcW w:type="dxa" w:w="1701"/>
+          </w:tcPr>
+          <w:p>
+            <w:r/>
+            <w:r>
+              <w:rPr>
+                <w:rFonts w:ascii="Consolas" w:hAnsi="Consolas"/>
+                <w:sz w:val="17"/>
+              </w:rPr>
+              <w:t>2.0 / 120.0</w:t>
+            </w:r>
+          </w:p>
+        </w:tc>
+        <w:tc>
+          <w:tcPr>
+            <w:tcW w:type="dxa" w:w="4195"/>
+          </w:tcPr>
+          <w:p>
+            <w:r/>
+            <w:r>
+              <w:rPr>
+                <w:sz w:val="18"/>
+              </w:rPr>
+              <w:t>降落点避让判据</w:t>
+            </w:r>
+          </w:p>
+        </w:tc>
+      </w:tr>
+    </w:tbl>
+    <w:p/>
+    <w:p>
+      <w:pPr>
+        <w:pStyle w:val="Heading2"/>
+      </w:pPr>
+      <w:r>
+        <w:rPr>
+          <w:rFonts w:ascii="微软雅黑" w:hAnsi="微软雅黑" w:eastAsia="微软雅黑"/>
+          <w:color w:val="1F5FA9"/>
+          <w:sz w:val="25"/>
+        </w:rPr>
+        <w:t>7.8 仿真专有的噪声注入开关</w:t>
+      </w:r>
+    </w:p>
+    <w:p>
+      <w:r>
+        <w:rPr>
+          <w:b w:val="0"/>
+          <w:i w:val="0"/>
+        </w:rPr>
+        <w:t>这几项不是飞行参数，是仿真用来模拟真实世界不完美的开关。迁移方向相反：它们应该在仿真侧打开、调到接近真机实测，而不是搬到真机。</w:t>
+      </w:r>
+    </w:p>
+    <w:tbl>
+      <w:tblPr>
+        <w:tblStyle w:val="LightGrid-Accent1"/>
+        <w:tblW w:type="auto" w:w="0"/>
+        <w:jc w:val="center"/>
+        <w:tblLayout w:type="fixed"/>
+        <w:tblLook w:firstColumn="1" w:firstRow="1" w:lastColumn="0" w:lastRow="0" w:noHBand="0" w:noVBand="1" w:val="04A0"/>
+        <w:tblLayout w:type="fixed"/>
+      </w:tblPr>
+      <w:tblGrid>
+        <w:gridCol w:w="2494"/>
+        <w:gridCol w:w="1587"/>
+        <w:gridCol w:w="1701"/>
+        <w:gridCol w:w="3628"/>
+      </w:tblGrid>
+      <w:tr>
+        <w:tc>
+          <w:tcPr>
+            <w:tcW w:type="dxa" w:w="2494"/>
+          </w:tcPr>
+          <w:p>
+            <w:r/>
+            <w:r>
+              <w:rPr>
+                <w:b/>
+                <w:sz w:val="18"/>
+              </w:rPr>
+              <w:t>参数</w:t>
+            </w:r>
+          </w:p>
+        </w:tc>
+        <w:tc>
+          <w:tcPr>
+            <w:tcW w:type="dxa" w:w="1587"/>
+          </w:tcPr>
+          <w:p>
+            <w:r/>
+            <w:r>
+              <w:rPr>
+                <w:b/>
+                <w:sz w:val="18"/>
+              </w:rPr>
+              <w:t>仿真当前</w:t>
+            </w:r>
+          </w:p>
+        </w:tc>
+        <w:tc>
+          <w:tcPr>
+            <w:tcW w:type="dxa" w:w="1701"/>
+          </w:tcPr>
+          <w:p>
+            <w:r/>
+            <w:r>
+              <w:rPr>
+                <w:b/>
+                <w:sz w:val="18"/>
+              </w:rPr>
+              <w:t>真机</w:t>
+            </w:r>
+          </w:p>
+        </w:tc>
+        <w:tc>
+          <w:tcPr>
+            <w:tcW w:type="dxa" w:w="3628"/>
+          </w:tcPr>
+          <w:p>
+            <w:r/>
+            <w:r>
+              <w:rPr>
+                <w:b/>
+                <w:sz w:val="18"/>
+              </w:rPr>
+              <w:t>说明</w:t>
+            </w:r>
+          </w:p>
+        </w:tc>
+      </w:tr>
+      <w:tr>
+        <w:tc>
+          <w:tcPr>
+            <w:tcW w:type="dxa" w:w="2494"/>
+          </w:tcPr>
+          <w:p>
+            <w:r/>
+            <w:r>
+              <w:rPr>
+                <w:rFonts w:ascii="Consolas" w:hAnsi="Consolas"/>
+                <w:sz w:val="17"/>
+              </w:rPr>
+              <w:t>UWB_NOISE_STD</w:t>
+            </w:r>
+          </w:p>
+        </w:tc>
+        <w:tc>
+          <w:tcPr>
+            <w:tcW w:type="dxa" w:w="1587"/>
+          </w:tcPr>
+          <w:p>
+            <w:r/>
+            <w:r>
+              <w:rPr>
+                <w:rFonts w:ascii="Consolas" w:hAnsi="Consolas"/>
+                <w:sz w:val="17"/>
+              </w:rPr>
+              <w:t>0.05</w:t>
+            </w:r>
+          </w:p>
+        </w:tc>
+        <w:tc>
+          <w:tcPr>
+            <w:tcW w:type="dxa" w:w="1701"/>
+          </w:tcPr>
+          <w:p>
+            <w:r/>
+            <w:r>
+              <w:rPr>
+                <w:rFonts w:ascii="Consolas" w:hAnsi="Consolas"/>
+                <w:sz w:val="17"/>
+              </w:rPr>
+              <w:t>实测值未知</w:t>
+            </w:r>
+          </w:p>
+        </w:tc>
+        <w:tc>
+          <w:tcPr>
+            <w:tcW w:type="dxa" w:w="3628"/>
+          </w:tcPr>
+          <w:p>
+            <w:r/>
+            <w:r>
+              <w:rPr>
+                <w:sz w:val="18"/>
+              </w:rPr>
+              <w:t>见风险 R1；测法：scripts 里的 measure_static_noise.py</w:t>
+            </w:r>
+          </w:p>
+        </w:tc>
+      </w:tr>
+      <w:tr>
+        <w:tc>
+          <w:tcPr>
+            <w:tcW w:type="dxa" w:w="2494"/>
+          </w:tcPr>
+          <w:p>
+            <w:r/>
+            <w:r>
+              <w:rPr>
+                <w:rFonts w:ascii="Consolas" w:hAnsi="Consolas"/>
+                <w:sz w:val="17"/>
+              </w:rPr>
+              <w:t>UWB_OUTLIER_PROB</w:t>
+            </w:r>
+          </w:p>
+        </w:tc>
+        <w:tc>
+          <w:tcPr>
+            <w:tcW w:type="dxa" w:w="1587"/>
+          </w:tcPr>
+          <w:p>
+            <w:r/>
+            <w:r>
+              <w:rPr>
+                <w:rFonts w:ascii="Consolas" w:hAnsi="Consolas"/>
+                <w:sz w:val="17"/>
+              </w:rPr>
+              <w:t>0.0（关）</w:t>
+            </w:r>
+          </w:p>
+        </w:tc>
+        <w:tc>
+          <w:tcPr>
+            <w:tcW w:type="dxa" w:w="1701"/>
+          </w:tcPr>
+          <w:p>
+            <w:r/>
+            <w:r>
+              <w:rPr>
+                <w:rFonts w:ascii="Consolas" w:hAnsi="Consolas"/>
+                <w:sz w:val="17"/>
+              </w:rPr>
+              <w:t>真实存在</w:t>
+            </w:r>
+          </w:p>
+        </w:tc>
+        <w:tc>
+          <w:tcPr>
+            <w:tcW w:type="dxa" w:w="3628"/>
+          </w:tcPr>
+          <w:p>
+            <w:r/>
+            <w:r>
+              <w:rPr>
+                <w:sz w:val="18"/>
+              </w:rPr>
+              <w:t>仿真完全没有野值，选手程序没被野值考验过</w:t>
+            </w:r>
+          </w:p>
+        </w:tc>
+      </w:tr>
+      <w:tr>
+        <w:tc>
+          <w:tcPr>
+            <w:tcW w:type="dxa" w:w="2494"/>
+          </w:tcPr>
+          <w:p>
+            <w:r/>
+            <w:r>
+              <w:rPr>
+                <w:rFonts w:ascii="Consolas" w:hAnsi="Consolas"/>
+                <w:sz w:val="17"/>
+              </w:rPr>
+              <w:t>UWB_ABS_LATENCY_MS</w:t>
+            </w:r>
+          </w:p>
+        </w:tc>
+        <w:tc>
+          <w:tcPr>
+            <w:tcW w:type="dxa" w:w="1587"/>
+          </w:tcPr>
+          <w:p>
+            <w:r/>
+            <w:r>
+              <w:rPr>
+                <w:rFonts w:ascii="Consolas" w:hAnsi="Consolas"/>
+                <w:sz w:val="17"/>
+              </w:rPr>
+              <w:t>0.0（关）</w:t>
+            </w:r>
+          </w:p>
+        </w:tc>
+        <w:tc>
+          <w:tcPr>
+            <w:tcW w:type="dxa" w:w="1701"/>
+          </w:tcPr>
+          <w:p>
+            <w:r/>
+            <w:r>
+              <w:rPr>
+                <w:rFonts w:ascii="Consolas" w:hAnsi="Consolas"/>
+                <w:sz w:val="17"/>
+              </w:rPr>
+              <w:t>真实存在</w:t>
+            </w:r>
+          </w:p>
+        </w:tc>
+        <w:tc>
+          <w:tcPr>
+            <w:tcW w:type="dxa" w:w="3628"/>
+          </w:tcPr>
+          <w:p>
+            <w:r/>
+            <w:r>
+              <w:rPr>
+                <w:sz w:val="18"/>
+              </w:rPr>
+              <w:t>仿真无时延；真机实测反应链 t_r=0.534s</w:t>
+            </w:r>
+          </w:p>
+        </w:tc>
+      </w:tr>
+      <w:tr>
+        <w:tc>
+          <w:tcPr>
+            <w:tcW w:type="dxa" w:w="2494"/>
+          </w:tcPr>
+          <w:p>
+            <w:r/>
+            <w:r>
+              <w:rPr>
+                <w:rFonts w:ascii="Consolas" w:hAnsi="Consolas"/>
+                <w:sz w:val="17"/>
+              </w:rPr>
+              <w:t>ROS_DOMAIN_ID</w:t>
+            </w:r>
+          </w:p>
+        </w:tc>
+        <w:tc>
+          <w:tcPr>
+            <w:tcW w:type="dxa" w:w="1587"/>
+          </w:tcPr>
+          <w:p>
+            <w:r/>
+            <w:r>
+              <w:rPr>
+                <w:rFonts w:ascii="Consolas" w:hAnsi="Consolas"/>
+                <w:sz w:val="17"/>
+              </w:rPr>
+              <w:t>21（选手容器）</w:t>
+            </w:r>
+          </w:p>
+        </w:tc>
+        <w:tc>
+          <w:tcPr>
+            <w:tcW w:type="dxa" w:w="1701"/>
+          </w:tcPr>
+          <w:p>
+            <w:r/>
+            <w:r>
+              <w:rPr>
+                <w:rFonts w:ascii="Consolas" w:hAnsi="Consolas"/>
+                <w:sz w:val="17"/>
+              </w:rPr>
+              <w:t>20（flight-stack）</w:t>
+            </w:r>
+          </w:p>
+        </w:tc>
+        <w:tc>
+          <w:tcPr>
+            <w:tcW w:type="dxa" w:w="3628"/>
+          </w:tcPr>
+          <w:p>
+            <w:r/>
+            <w:r>
+              <w:rPr>
+                <w:sz w:val="18"/>
+              </w:rPr>
+              <w:t>有意隔离，防选手代码连错目标；但真机 vision-stack 未设=0，见 7.7 第二组</w:t>
             </w:r>
           </w:p>
         </w:tc>
@@ -12409,13 +17695,15 @@
         <w:tblStyle w:val="LightGrid-Accent1"/>
         <w:tblW w:type="auto" w:w="0"/>
         <w:jc w:val="center"/>
+        <w:tblLayout w:type="fixed"/>
         <w:tblLook w:firstColumn="1" w:firstRow="1" w:lastColumn="0" w:lastRow="0" w:noHBand="0" w:noVBand="1" w:val="04A0"/>
+        <w:tblLayout w:type="fixed"/>
       </w:tblPr>
       <w:tblGrid>
-        <w:gridCol w:w="2436"/>
-        <w:gridCol w:w="2436"/>
-        <w:gridCol w:w="2436"/>
-        <w:gridCol w:w="2436"/>
+        <w:gridCol w:w="794"/>
+        <w:gridCol w:w="2041"/>
+        <w:gridCol w:w="2835"/>
+        <w:gridCol w:w="3118"/>
       </w:tblGrid>
       <w:tr>
         <w:tc>

--- a/Sim2Real迁移方案.docx
+++ b/Sim2Real迁移方案.docx
@@ -12887,14 +12887,15 @@
         <w:tblLayout w:type="fixed"/>
       </w:tblPr>
       <w:tblGrid>
-        <w:gridCol w:w="2551"/>
-        <w:gridCol w:w="1247"/>
-        <w:gridCol w:w="5499"/>
+        <w:gridCol w:w="2041"/>
+        <w:gridCol w:w="1134"/>
+        <w:gridCol w:w="1134"/>
+        <w:gridCol w:w="4989"/>
       </w:tblGrid>
       <w:tr>
         <w:tc>
           <w:tcPr>
-            <w:tcW w:type="dxa" w:w="2551"/>
+            <w:tcW w:type="dxa" w:w="2041"/>
           </w:tcPr>
           <w:p>
             <w:r/>
@@ -12909,7 +12910,7 @@
         </w:tc>
         <w:tc>
           <w:tcPr>
-            <w:tcW w:type="dxa" w:w="1247"/>
+            <w:tcW w:type="dxa" w:w="1134"/>
           </w:tcPr>
           <w:p>
             <w:r/>
@@ -12918,13 +12919,13 @@
                 <w:b/>
                 <w:sz w:val="18"/>
               </w:rPr>
-              <w:t>V_MAX</w:t>
-            </w:r>
-          </w:p>
-        </w:tc>
-        <w:tc>
-          <w:tcPr>
-            <w:tcW w:type="dxa" w:w="5499"/>
+              <w:t>原值</w:t>
+            </w:r>
+          </w:p>
+        </w:tc>
+        <w:tc>
+          <w:tcPr>
+            <w:tcW w:type="dxa" w:w="1134"/>
           </w:tcPr>
           <w:p>
             <w:r/>
@@ -12933,7 +12934,22 @@
                 <w:b/>
                 <w:sz w:val="18"/>
               </w:rPr>
-              <w:t>来历</w:t>
+              <w:t>现值</w:t>
+            </w:r>
+          </w:p>
+        </w:tc>
+        <w:tc>
+          <w:tcPr>
+            <w:tcW w:type="dxa" w:w="4989"/>
+          </w:tcPr>
+          <w:p>
+            <w:r/>
+            <w:r>
+              <w:rPr>
+                <w:b/>
+                <w:sz w:val="18"/>
+              </w:rPr>
+              <w:t>处置</w:t>
             </w:r>
           </w:p>
         </w:tc>
@@ -12941,7 +12957,7 @@
       <w:tr>
         <w:tc>
           <w:tcPr>
-            <w:tcW w:type="dxa" w:w="2551"/>
+            <w:tcW w:type="dxa" w:w="2041"/>
           </w:tcPr>
           <w:p>
             <w:r/>
@@ -12956,7 +12972,7 @@
         </w:tc>
         <w:tc>
           <w:tcPr>
-            <w:tcW w:type="dxa" w:w="1247"/>
+            <w:tcW w:type="dxa" w:w="1134"/>
           </w:tcPr>
           <w:p>
             <w:r/>
@@ -12971,15 +12987,30 @@
         </w:tc>
         <w:tc>
           <w:tcPr>
-            <w:tcW w:type="dxa" w:w="5499"/>
-          </w:tcPr>
-          <w:p>
-            <w:r/>
-            <w:r>
-              <w:rPr>
-                <w:sz w:val="18"/>
-              </w:rPr>
-              <w:t>真机，飞行验证后的值</w:t>
+            <w:tcW w:type="dxa" w:w="1134"/>
+          </w:tcPr>
+          <w:p>
+            <w:r/>
+            <w:r>
+              <w:rPr>
+                <w:rFonts w:ascii="Consolas" w:hAnsi="Consolas"/>
+                <w:sz w:val="17"/>
+              </w:rPr>
+              <w:t>1.0</w:t>
+            </w:r>
+          </w:p>
+        </w:tc>
+        <w:tc>
+          <w:tcPr>
+            <w:tcW w:type="dxa" w:w="4989"/>
+          </w:tcPr>
+          <w:p>
+            <w:r/>
+            <w:r>
+              <w:rPr>
+                <w:sz w:val="18"/>
+              </w:rPr>
+              <w:t>2026-10-02 已回滚（用户确认是临时改的没回滚）</w:t>
             </w:r>
           </w:p>
         </w:tc>
@@ -12987,7 +13018,7 @@
       <w:tr>
         <w:tc>
           <w:tcPr>
-            <w:tcW w:type="dxa" w:w="2551"/>
+            <w:tcW w:type="dxa" w:w="2041"/>
           </w:tcPr>
           <w:p>
             <w:r/>
@@ -13002,7 +13033,7 @@
         </w:tc>
         <w:tc>
           <w:tcPr>
-            <w:tcW w:type="dxa" w:w="1247"/>
+            <w:tcW w:type="dxa" w:w="1134"/>
           </w:tcPr>
           <w:p>
             <w:r/>
@@ -13017,15 +13048,30 @@
         </w:tc>
         <w:tc>
           <w:tcPr>
-            <w:tcW w:type="dxa" w:w="5499"/>
-          </w:tcPr>
-          <w:p>
-            <w:r/>
-            <w:r>
-              <w:rPr>
-                <w:sz w:val="18"/>
-              </w:rPr>
-              <w:t>真机，比长机低 1.0</w:t>
+            <w:tcW w:type="dxa" w:w="1134"/>
+          </w:tcPr>
+          <w:p>
+            <w:r/>
+            <w:r>
+              <w:rPr>
+                <w:rFonts w:ascii="Consolas" w:hAnsi="Consolas"/>
+                <w:sz w:val="17"/>
+              </w:rPr>
+              <w:t>1.0</w:t>
+            </w:r>
+          </w:p>
+        </w:tc>
+        <w:tc>
+          <w:tcPr>
+            <w:tcW w:type="dxa" w:w="4989"/>
+          </w:tcPr>
+          <w:p>
+            <w:r/>
+            <w:r>
+              <w:rPr>
+                <w:sz w:val="18"/>
+              </w:rPr>
+              <w:t>同上，两机统一</w:t>
             </w:r>
           </w:p>
         </w:tc>
@@ -13033,7 +13079,7 @@
       <w:tr>
         <w:tc>
           <w:tcPr>
-            <w:tcW w:type="dxa" w:w="2551"/>
+            <w:tcW w:type="dxa" w:w="2041"/>
           </w:tcPr>
           <w:p>
             <w:r/>
@@ -13048,7 +13094,7 @@
         </w:tc>
         <w:tc>
           <w:tcPr>
-            <w:tcW w:type="dxa" w:w="1247"/>
+            <w:tcW w:type="dxa" w:w="1134"/>
           </w:tcPr>
           <w:p>
             <w:r/>
@@ -13063,15 +13109,30 @@
         </w:tc>
         <w:tc>
           <w:tcPr>
-            <w:tcW w:type="dxa" w:w="5499"/>
-          </w:tcPr>
-          <w:p>
-            <w:r/>
-            <w:r>
-              <w:rPr>
-                <w:sz w:val="18"/>
-              </w:rPr>
-              <w:t>仿真场地 20×25m，赛道短</w:t>
+            <w:tcW w:type="dxa" w:w="1134"/>
+          </w:tcPr>
+          <w:p>
+            <w:r/>
+            <w:r>
+              <w:rPr>
+                <w:rFonts w:ascii="Consolas" w:hAnsi="Consolas"/>
+                <w:sz w:val="17"/>
+              </w:rPr>
+              <w:t>1.0</w:t>
+            </w:r>
+          </w:p>
+        </w:tc>
+        <w:tc>
+          <w:tcPr>
+            <w:tcW w:type="dxa" w:w="4989"/>
+          </w:tcPr>
+          <w:p>
+            <w:r/>
+            <w:r>
+              <w:rPr>
+                <w:sz w:val="18"/>
+              </w:rPr>
+              <w:t>不动（仿真已冻结）</w:t>
             </w:r>
           </w:p>
         </w:tc>
@@ -13086,9 +13147,9 @@
       <w:r>
         <w:rPr>
           <w:b/>
-          <w:color w:val="A3302C"/>
+          <w:color w:val="17695A"/>
         </w:rPr>
-        <w:t>V_MAX 的两个问题</w:t>
+        <w:t>已处置（2026-10-02）</w:t>
       </w:r>
     </w:p>
     <w:p>
@@ -13097,7 +13158,7 @@
         <w:ind w:left="240"/>
       </w:pPr>
       <w:r>
-        <w:t>① 两机不等速是编队的隐患。僚机没有独立避障，只能沿长机实飞轨迹跟；长机 3.0、僚机 2.0 时，长机一旦真的跑到 2.0 以上，僚机就只能越掉越远，而编队间距判据不会把"僚机已达速度上限"和"僚机掉队"区分开。编队飞行前两机 V_MAX 必须取同一个值。</w:t>
+        <w:t>用户确认：3.0 是临时改的、一直没回滚。两机 V_MAX 已一并改回 1.0，与仿真侧取齐。改前两台 .env 均已备份为 .env.bak-&lt;时间戳&gt;。</w:t>
       </w:r>
     </w:p>
     <w:p>
@@ -13106,10 +13167,29 @@
         <w:ind w:left="240"/>
       </w:pPr>
       <w:r>
-        <w:t>② 真机 .env 自己的注释算出的安全速度是 0.3，不是 3.0。注释里按实测反应时间 t_r=0.534s 推出"INFLATION=0.8 允许的最大速度只有 0.325 m/s（水平对角）"，并明确记录"0.5→0.4→0.3"的下调过程。现值 3.0 比那套推导高一个数量级，说明注释与取值已经脱节——要么 3.0 是后来飞出来的新结论而注释没更新，要么 3.0 是临时改的没回滚。迁移前必须让用户确认哪个是真的，这是本章唯一需要用户裁决的参数。</w:t>
+        <w:t>这一改同时消掉了两个隐患：① 两机不等速——僚机没有独立避障、只能沿长机实飞轨迹跟，长机 3.0 而僚机 2.0 时，"僚机已达速度上限"和"僚机掉队"在编队间距判据里分不开；② 取值与注释脱节——.env 自己按实测 t_r=0.534s 推出的安全速度是 0.325(水平对角)/0.265(三维最坏)，3.0 高出一个数量级。</w:t>
+      </w:r>
+    </w:p>
+    <w:p>
+      <w:pPr>
+        <w:spacing w:after="80"/>
+        <w:ind w:left="240"/>
+      </w:pPr>
+      <w:r>
+        <w:t>⚠ 仍需注意：1.0 虽然回到了仿真口径，但依旧高于上面那个 0.325 的推导值。那套推导里的 150ms 姿态响应是估值、254ms 重规划间隔是在静止飞机上测的，两项都要在首飞后重测，再回头定 V_MAX 的最终值。首飞按低速起。</w:t>
       </w:r>
     </w:p>
     <w:p/>
+    <w:p>
+      <w:r>
+        <w:rPr>
+          <w:b/>
+          <w:i w:val="0"/>
+          <w:color w:val="A3302C"/>
+        </w:rPr>
+        <w:t>⚠ 生效条件：.env 在 compose up 时读取，不是热加载。改完时两台的 flight-stack-hw 容器都在运行，容器内注入的仍是旧值（NX01=3.0、NX02=2.0）。必须 down/up 重建容器才生效——重启动作留给用户，没有代做。</w:t>
+      </w:r>
+    </w:p>
     <w:p>
       <w:pPr>
         <w:pStyle w:val="Heading2"/>

--- a/Sim2Real迁移方案.docx
+++ b/Sim2Real迁移方案.docx
@@ -12250,7 +12250,7 @@
               <w:rPr>
                 <w:sz w:val="18"/>
               </w:rPr>
-              <w:t>真机用 DLIO，仿真用 fast_lio</w:t>
+              <w:t>⚠ 当前不生效：LOCALIZATION_SOURCE=uwb_imu 模式下 entrypoint 跳过 DLIO，实测 .101 容器里没有 dlio/point_lio 进程。只有切回 uwb_slam 才活</w:t>
             </w:r>
           </w:p>
         </w:tc>
@@ -12296,7 +12296,7 @@
               <w:rPr>
                 <w:sz w:val="18"/>
               </w:rPr>
-              <w:t>DLIO 的 IMU 源</w:t>
+              <w:t>⚠ 同上，当前不生效</w:t>
             </w:r>
           </w:p>
         </w:tc>
@@ -12342,7 +12342,7 @@
               <w:rPr>
                 <w:sz w:val="18"/>
               </w:rPr>
-              <w:t>2026-09-08 实测转正：位置正确跟随、200~280Hz、时间戳延迟稳定 0.27s。此前 09-06 判"不可用"是被 satu_acc 配置错误和 lidar_buffer 积压两个 bug 污染的假阴性</w:t>
+              <w:t>2026-09-08 实测转正（位置正确跟随、200~280Hz、时间戳延迟稳 0.27s）。⚠ 但当前同样不生效——uwb_imu 模式不起 point_lio。值要保留，切 uwb_slam 时就要用</w:t>
             </w:r>
           </w:p>
         </w:tc>
@@ -13200,7 +13200,7 @@
           <w:color w:val="1F5FA9"/>
           <w:sz w:val="25"/>
         </w:rPr>
-        <w:t>7.4 两机身份参数一项都没钉死——阻断级</w:t>
+        <w:t>7.4 两机身份参数：结论修正</w:t>
       </w:r>
     </w:p>
     <w:p>
@@ -13209,7 +13209,7 @@
           <w:b/>
           <w:i w:val="0"/>
         </w:rPr>
-        <w:t>NAMESPACE、AGENT_INDEX、NUM_AGENTS 这三项，在 NX01 和 NX02 的 .env 和 docker-compose.override.hw.yml 里都搜不到，于是两台机器一起走 compose 默认值：</w:t>
+        <w:t>本方案前一版把 NAMESPACE / AGENT_INDEX 写成"两机都没钉死、阻断级"。那个结论下得太快——只查了 .env 和 override，没查运行中的容器。2026-10-02 复查两台在跑的 flight-stack-hw，实际注入值是对的：</w:t>
       </w:r>
     </w:p>
     <w:tbl>
@@ -13223,9 +13223,9 @@
       </w:tblPr>
       <w:tblGrid>
         <w:gridCol w:w="1928"/>
-        <w:gridCol w:w="1474"/>
-        <w:gridCol w:w="1928"/>
-        <w:gridCol w:w="4082"/>
+        <w:gridCol w:w="1814"/>
+        <w:gridCol w:w="1814"/>
+        <w:gridCol w:w="3742"/>
       </w:tblGrid>
       <w:tr>
         <w:tc>
@@ -13245,7 +13245,7 @@
         </w:tc>
         <w:tc>
           <w:tcPr>
-            <w:tcW w:type="dxa" w:w="1474"/>
+            <w:tcW w:type="dxa" w:w="1814"/>
           </w:tcPr>
           <w:p>
             <w:r/>
@@ -13254,13 +13254,13 @@
                 <w:b/>
                 <w:sz w:val="18"/>
               </w:rPr>
-              <w:t>compose 默认</w:t>
-            </w:r>
-          </w:p>
-        </w:tc>
-        <w:tc>
-          <w:tcPr>
-            <w:tcW w:type="dxa" w:w="1928"/>
+              <w:t>NX01 容器实际</w:t>
+            </w:r>
+          </w:p>
+        </w:tc>
+        <w:tc>
+          <w:tcPr>
+            <w:tcW w:type="dxa" w:w="1814"/>
           </w:tcPr>
           <w:p>
             <w:r/>
@@ -13269,13 +13269,13 @@
                 <w:b/>
                 <w:sz w:val="18"/>
               </w:rPr>
-              <w:t>两机实际生效</w:t>
-            </w:r>
-          </w:p>
-        </w:tc>
-        <w:tc>
-          <w:tcPr>
-            <w:tcW w:type="dxa" w:w="4082"/>
+              <w:t>NX02 容器实际</w:t>
+            </w:r>
+          </w:p>
+        </w:tc>
+        <w:tc>
+          <w:tcPr>
+            <w:tcW w:type="dxa" w:w="3742"/>
           </w:tcPr>
           <w:p>
             <w:r/>
@@ -13284,7 +13284,7 @@
                 <w:b/>
                 <w:sz w:val="18"/>
               </w:rPr>
-              <w:t>后果</w:t>
+              <w:t>来源</w:t>
             </w:r>
           </w:p>
         </w:tc>
@@ -13307,7 +13307,7 @@
         </w:tc>
         <w:tc>
           <w:tcPr>
-            <w:tcW w:type="dxa" w:w="1474"/>
+            <w:tcW w:type="dxa" w:w="1814"/>
           </w:tcPr>
           <w:p>
             <w:r/>
@@ -13322,7 +13322,7 @@
         </w:tc>
         <w:tc>
           <w:tcPr>
-            <w:tcW w:type="dxa" w:w="1928"/>
+            <w:tcW w:type="dxa" w:w="1814"/>
           </w:tcPr>
           <w:p>
             <w:r/>
@@ -13331,21 +13331,21 @@
                 <w:rFonts w:ascii="Consolas" w:hAnsi="Consolas"/>
                 <w:sz w:val="17"/>
               </w:rPr>
-              <w:t>两台都是 NX01</w:t>
-            </w:r>
-          </w:p>
-        </w:tc>
-        <w:tc>
-          <w:tcPr>
-            <w:tcW w:type="dxa" w:w="4082"/>
-          </w:tcPr>
-          <w:p>
-            <w:r/>
-            <w:r>
-              <w:rPr>
-                <w:sz w:val="18"/>
-              </w:rPr>
-              <w:t>话题空间重名</w:t>
+              <w:t>NX02</w:t>
+            </w:r>
+          </w:p>
+        </w:tc>
+        <w:tc>
+          <w:tcPr>
+            <w:tcW w:type="dxa" w:w="3742"/>
+          </w:tcPr>
+          <w:p>
+            <w:r/>
+            <w:r>
+              <w:rPr>
+                <w:sz w:val="18"/>
+              </w:rPr>
+              <w:t>.namespace 文件 + control_server.py 注入</w:t>
             </w:r>
           </w:p>
         </w:tc>
@@ -13368,7 +13368,7 @@
         </w:tc>
         <w:tc>
           <w:tcPr>
-            <w:tcW w:type="dxa" w:w="1474"/>
+            <w:tcW w:type="dxa" w:w="1814"/>
           </w:tcPr>
           <w:p>
             <w:r/>
@@ -13383,7 +13383,7 @@
         </w:tc>
         <w:tc>
           <w:tcPr>
-            <w:tcW w:type="dxa" w:w="1928"/>
+            <w:tcW w:type="dxa" w:w="1814"/>
           </w:tcPr>
           <w:p>
             <w:r/>
@@ -13392,21 +13392,21 @@
                 <w:rFonts w:ascii="Consolas" w:hAnsi="Consolas"/>
                 <w:sz w:val="17"/>
               </w:rPr>
-              <w:t>两台都是 1</w:t>
-            </w:r>
-          </w:p>
-        </w:tc>
-        <w:tc>
-          <w:tcPr>
-            <w:tcW w:type="dxa" w:w="4082"/>
-          </w:tcPr>
-          <w:p>
-            <w:r/>
-            <w:r>
-              <w:rPr>
-                <w:sz w:val="18"/>
-              </w:rPr>
-              <w:t>tgt_system 都是 1，两机共用 /uas1，mavros 数据互串</w:t>
+              <w:t>2</w:t>
+            </w:r>
+          </w:p>
+        </w:tc>
+        <w:tc>
+          <w:tcPr>
+            <w:tcW w:type="dxa" w:w="3742"/>
+          </w:tcPr>
+          <w:p>
+            <w:r/>
+            <w:r>
+              <w:rPr>
+                <w:sz w:val="18"/>
+              </w:rPr>
+              <w:t>各机 docker-compose.hw.yml 的默认值（已分别改过）</w:t>
             </w:r>
           </w:p>
         </w:tc>
@@ -13429,7 +13429,7 @@
         </w:tc>
         <w:tc>
           <w:tcPr>
-            <w:tcW w:type="dxa" w:w="1474"/>
+            <w:tcW w:type="dxa" w:w="1814"/>
           </w:tcPr>
           <w:p>
             <w:r/>
@@ -13444,7 +13444,7 @@
         </w:tc>
         <w:tc>
           <w:tcPr>
-            <w:tcW w:type="dxa" w:w="1928"/>
+            <w:tcW w:type="dxa" w:w="1814"/>
           </w:tcPr>
           <w:p>
             <w:r/>
@@ -13459,21 +13459,109 @@
         </w:tc>
         <w:tc>
           <w:tcPr>
-            <w:tcW w:type="dxa" w:w="4082"/>
-          </w:tcPr>
-          <w:p>
-            <w:r/>
-            <w:r>
-              <w:rPr>
-                <w:sz w:val="18"/>
-              </w:rPr>
-              <w:t>这项凑巧是对的</w:t>
+            <w:tcW w:type="dxa" w:w="3742"/>
+          </w:tcPr>
+          <w:p>
+            <w:r/>
+            <w:r>
+              <w:rPr>
+                <w:sz w:val="18"/>
+              </w:rPr>
+              <w:t>compose 默认值</w:t>
+            </w:r>
+          </w:p>
+        </w:tc>
+      </w:tr>
+      <w:tr>
+        <w:tc>
+          <w:tcPr>
+            <w:tcW w:type="dxa" w:w="1928"/>
+          </w:tcPr>
+          <w:p>
+            <w:r/>
+            <w:r>
+              <w:rPr>
+                <w:rFonts w:ascii="Consolas" w:hAnsi="Consolas"/>
+                <w:sz w:val="17"/>
+              </w:rPr>
+              <w:t>ROS_DOMAIN_ID</w:t>
+            </w:r>
+          </w:p>
+        </w:tc>
+        <w:tc>
+          <w:tcPr>
+            <w:tcW w:type="dxa" w:w="1814"/>
+          </w:tcPr>
+          <w:p>
+            <w:r/>
+            <w:r>
+              <w:rPr>
+                <w:rFonts w:ascii="Consolas" w:hAnsi="Consolas"/>
+                <w:sz w:val="17"/>
+              </w:rPr>
+              <w:t>20</w:t>
+            </w:r>
+          </w:p>
+        </w:tc>
+        <w:tc>
+          <w:tcPr>
+            <w:tcW w:type="dxa" w:w="1814"/>
+          </w:tcPr>
+          <w:p>
+            <w:r/>
+            <w:r>
+              <w:rPr>
+                <w:rFonts w:ascii="Consolas" w:hAnsi="Consolas"/>
+                <w:sz w:val="17"/>
+              </w:rPr>
+              <w:t>20</w:t>
+            </w:r>
+          </w:p>
+        </w:tc>
+        <w:tc>
+          <w:tcPr>
+            <w:tcW w:type="dxa" w:w="3742"/>
+          </w:tcPr>
+          <w:p>
+            <w:r/>
+            <w:r>
+              <w:rPr>
+                <w:sz w:val="18"/>
+              </w:rPr>
+              <w:t>compose</w:t>
             </w:r>
           </w:p>
         </w:tc>
       </w:tr>
     </w:tbl>
     <w:p/>
+    <w:p>
+      <w:r>
+        <w:rPr>
+          <w:b w:val="0"/>
+          <w:i w:val="0"/>
+        </w:rPr>
+        <w:t>两套机制各自是成立的：</w:t>
+      </w:r>
+    </w:p>
+    <w:p>
+      <w:pPr>
+        <w:pStyle w:val="ListBullet"/>
+        <w:ind w:left="480"/>
+      </w:pPr>
+      <w:r>
+        <w:t>AGENT_INDEX —— NX02 那台的 compose 第 91 行默认值被改成了 2（NX01 是 1）。写死在本机文件里，任何启动方式都成立。</w:t>
+      </w:r>
+    </w:p>
+    <w:p>
+      <w:pPr>
+        <w:pStyle w:val="ListBullet"/>
+        <w:ind w:left="480"/>
+      </w:pPr>
+      <w:r>
+        <w:t>NAMESPACE —— 有意不放进 .env。control_server.py 把它列为 PARAMS_READONLY，值存在 docker_sim/.namespace（实测 NX01→NX01、NX02→NX02），run_compose 每次 up/restart 时以 extra_env 注入，改名走 POST /rename。两台的 control_server 都在跑。</w:t>
+      </w:r>
+    </w:p>
     <w:p>
       <w:pPr>
         <w:spacing w:before="200"/>
@@ -13482,9 +13570,9 @@
       <w:r>
         <w:rPr>
           <w:b/>
-          <w:color w:val="A3302C"/>
+          <w:color w:val="8A5A09"/>
         </w:rPr>
-        <w:t>这正是已知未修的那个故障</w:t>
+        <w:t>但有一条绕过路径，会制造"半错"状态</w:t>
       </w:r>
     </w:p>
     <w:p>
@@ -13493,7 +13581,7 @@
         <w:ind w:left="240"/>
       </w:pPr>
       <w:r>
-        <w:t>"两架 tgt_system 都是 1、共用 /uas1" 是此前就记录过的双机数据互串问题，修法是改 NX02 的 AGENT_INDEX 和 MAV_SYS_ID。本次实测确认：到 2026-10-02 仍未修复，两台机器的 .env 里都没有这三项。</w:t>
+        <w:t>两台的 compose 里 NAMESPACE 默认值都仍是 ${NAMESPACE:-NX01}（第 90 行，vision-stack 的第 378 行也是）。只要绕过 control_server 直接起容器，NAMESPACE 就回落成 NX01，而 AGENT_INDEX 仍是本机 compose 里的 2。</w:t>
       </w:r>
     </w:p>
     <w:p>
@@ -13502,7 +13590,7 @@
         <w:ind w:left="240"/>
       </w:pPr>
       <w:r>
-        <w:t>双机同时上电跑任务之前必须先修。单机测试看不出这个问题——只有两台同时在同一网段时才会互串，而互串的表现是姿态/位置数据错机，属于会直接炸机的那一类。</w:t>
+        <w:t>结果是 NX02 变成 NAMESPACE=NX01 + AGENT_INDEX=2：话题挂到 /NX01 跟真 NX01 撞，而 mavros 的 tgt_system=2。这比"两个都错"更难发现——话题名看着像 NX01 正常工作，实际是两台机器在同一个命名空间里互相覆盖。</w:t>
       </w:r>
     </w:p>
     <w:p>
@@ -13511,10 +13599,30 @@
         <w:ind w:left="240"/>
       </w:pPr>
       <w:r>
-        <w:t>修法：NX02 的 .env 里加 NAMESPACE=NX02、AGENT_INDEX=2，并同步 MAV_SYS_ID；NX01 显式写 NAMESPACE=NX01、AGENT_INDEX=1，不要依赖默认值。</w:t>
+        <w:t>绕过路径确实存在，不是假想：NX02 的 bash_history 里就有一条裸命令 `docker compose -f docker-compose.hw.yml up -d flight-stack-hw`，没有 NAMESPACE 前缀；仓库里还有 systemd unit flight-stack-hw.service，ExecStart 同样是裸 `docker compose up -d`（该 unit 当前未部署到 .102，但文件在仓库里，装上就会踩）。</w:t>
+      </w:r>
+    </w:p>
+    <w:p>
+      <w:pPr>
+        <w:spacing w:after="80"/>
+        <w:ind w:left="240"/>
+      </w:pPr>
+      <w:r>
+        <w:t>建议：把各机 compose 的 NAMESPACE 默认值改成本机实际值（NX02 那台改成 ${NAMESPACE:-NX02}），让绕过路径也得到正确结果；control_server 的注入保持不变，两层都对才安全。</w:t>
       </w:r>
     </w:p>
     <w:p/>
+    <w:p>
+      <w:r>
+        <w:rPr>
+          <w:b w:val="0"/>
+          <w:i w:val="0"/>
+          <w:color w:val="5A6472"/>
+          <w:sz w:val="18"/>
+        </w:rPr>
+        <w:t>⚠ 与此相关但未解决：此前记录的"两架 tgt_system 都是 1、共用 /uas1"互串故障，按本次实测的 AGENT_INDEX=1/2 来看，在当前启动方式下不会复现。该故障当时的具体启动方式已不可考，按上面的绕过路径解释得通。双机同时上电前仍应现场核一遍容器注入值，不要只看 .env。</w:t>
+      </w:r>
+    </w:p>
     <w:p>
       <w:pPr>
         <w:pStyle w:val="Heading2"/>

--- a/Sim2Real迁移方案.docx
+++ b/Sim2Real迁移方案.docx
@@ -13570,9 +13570,9 @@
       <w:r>
         <w:rPr>
           <w:b/>
-          <w:color w:val="8A5A09"/>
+          <w:color w:val="17695A"/>
         </w:rPr>
-        <w:t>但有一条绕过路径，会制造"半错"状态</w:t>
+        <w:t>曾有一条绕过路径——2026-10-02 已堵</w:t>
       </w:r>
     </w:p>
     <w:p>
@@ -13581,7 +13581,7 @@
         <w:ind w:left="240"/>
       </w:pPr>
       <w:r>
-        <w:t>两台的 compose 里 NAMESPACE 默认值都仍是 ${NAMESPACE:-NX01}（第 90 行，vision-stack 的第 378 行也是）。只要绕过 control_server 直接起容器，NAMESPACE 就回落成 NX01，而 AGENT_INDEX 仍是本机 compose 里的 2。</w:t>
+        <w:t>原先两台 compose 的 NAMESPACE 默认值都写 ${NAMESPACE:-NX01}（第 90 行，vision-stack 的第 378 行也是）。正常启动走 control_server 注入、值是对的；但绕过它裸起容器，NAMESPACE 就回落成 NX01，而 AGENT_INDEX 仍是本机 compose 里的 2——NX02 变成 NAMESPACE=NX01 + AGENT_INDEX=2：话题挂到 /NX01 跟真 NX01 撞，而 mavros 的 tgt_system=2。这比"两个都错"更难发现，话题名看着像 NX01 在正常工作，实际是两台机器在同一个命名空间里互相覆盖。</w:t>
       </w:r>
     </w:p>
     <w:p>
@@ -13590,7 +13590,7 @@
         <w:ind w:left="240"/>
       </w:pPr>
       <w:r>
-        <w:t>结果是 NX02 变成 NAMESPACE=NX01 + AGENT_INDEX=2：话题挂到 /NX01 跟真 NX01 撞，而 mavros 的 tgt_system=2。这比"两个都错"更难发现——话题名看着像 NX01 正常工作，实际是两台机器在同一个命名空间里互相覆盖。</w:t>
+        <w:t>绕过路径不是假想：NX02 的 bash_history 里就有裸命令 `docker compose -f docker-compose.hw.yml up -d flight-stack-hw`；仓库里的 systemd unit flight-stack-hw.service 的 ExecStart 同样是裸 up。</w:t>
       </w:r>
     </w:p>
     <w:p>
@@ -13599,18 +13599,256 @@
         <w:ind w:left="240"/>
       </w:pPr>
       <w:r>
-        <w:t>绕过路径确实存在，不是假想：NX02 的 bash_history 里就有一条裸命令 `docker compose -f docker-compose.hw.yml up -d flight-stack-hw`，没有 NAMESPACE 前缀；仓库里还有 systemd unit flight-stack-hw.service，ExecStart 同样是裸 `docker compose up -d`（该 unit 当前未部署到 .102，但文件在仓库里，装上就会踩）。</w:t>
+        <w:t>已处置：NX02 那台两处默认值改成 ${NAMESPACE:-NX02}（.101 两处本来就是 NX01、无需改动），改前备份为 docker-compose.hw.yml.bak-&lt;时间戳&gt;。</w:t>
       </w:r>
     </w:p>
-    <w:p>
-      <w:pPr>
-        <w:spacing w:after="80"/>
-        <w:ind w:left="240"/>
-      </w:pPr>
-      <w:r>
-        <w:t>建议：把各机 compose 的 NAMESPACE 默认值改成本机实际值（NX02 那台改成 ${NAMESPACE:-NX02}），让绕过路径也得到正确结果；control_server 的注入保持不变，两层都对才安全。</w:t>
-      </w:r>
-    </w:p>
+    <w:p/>
+    <w:tbl>
+      <w:tblPr>
+        <w:tblStyle w:val="LightGrid-Accent1"/>
+        <w:tblW w:type="auto" w:w="0"/>
+        <w:jc w:val="center"/>
+        <w:tblLayout w:type="fixed"/>
+        <w:tblLook w:firstColumn="1" w:firstRow="1" w:lastColumn="0" w:lastRow="0" w:noHBand="0" w:noVBand="1" w:val="04A0"/>
+        <w:tblLayout w:type="fixed"/>
+      </w:tblPr>
+      <w:tblGrid>
+        <w:gridCol w:w="3969"/>
+        <w:gridCol w:w="1928"/>
+        <w:gridCol w:w="3402"/>
+      </w:tblGrid>
+      <w:tr>
+        <w:tc>
+          <w:tcPr>
+            <w:tcW w:type="dxa" w:w="3969"/>
+          </w:tcPr>
+          <w:p>
+            <w:r/>
+            <w:r>
+              <w:rPr>
+                <w:b/>
+                <w:sz w:val="18"/>
+              </w:rPr>
+              <w:t>验证项</w:t>
+            </w:r>
+          </w:p>
+        </w:tc>
+        <w:tc>
+          <w:tcPr>
+            <w:tcW w:type="dxa" w:w="1928"/>
+          </w:tcPr>
+          <w:p>
+            <w:r/>
+            <w:r>
+              <w:rPr>
+                <w:b/>
+                <w:sz w:val="18"/>
+              </w:rPr>
+              <w:t>.101</w:t>
+            </w:r>
+          </w:p>
+        </w:tc>
+        <w:tc>
+          <w:tcPr>
+            <w:tcW w:type="dxa" w:w="3402"/>
+          </w:tcPr>
+          <w:p>
+            <w:r/>
+            <w:r>
+              <w:rPr>
+                <w:b/>
+                <w:sz w:val="18"/>
+              </w:rPr>
+              <w:t>.102</w:t>
+            </w:r>
+          </w:p>
+        </w:tc>
+      </w:tr>
+      <w:tr>
+        <w:tc>
+          <w:tcPr>
+            <w:tcW w:type="dxa" w:w="3969"/>
+          </w:tcPr>
+          <w:p>
+            <w:r/>
+            <w:r>
+              <w:rPr>
+                <w:sz w:val="18"/>
+              </w:rPr>
+              <w:t>裸启动（不带 NAMESPACE）解析出的 NAMESPACE</w:t>
+            </w:r>
+          </w:p>
+        </w:tc>
+        <w:tc>
+          <w:tcPr>
+            <w:tcW w:type="dxa" w:w="1928"/>
+          </w:tcPr>
+          <w:p>
+            <w:r/>
+            <w:r>
+              <w:rPr>
+                <w:rFonts w:ascii="Consolas" w:hAnsi="Consolas"/>
+                <w:sz w:val="17"/>
+              </w:rPr>
+              <w:t>NX01</w:t>
+            </w:r>
+          </w:p>
+        </w:tc>
+        <w:tc>
+          <w:tcPr>
+            <w:tcW w:type="dxa" w:w="3402"/>
+          </w:tcPr>
+          <w:p>
+            <w:r/>
+            <w:r>
+              <w:rPr>
+                <w:rFonts w:ascii="Consolas" w:hAnsi="Consolas"/>
+                <w:sz w:val="17"/>
+              </w:rPr>
+              <w:t>NX02</w:t>
+            </w:r>
+          </w:p>
+        </w:tc>
+      </w:tr>
+      <w:tr>
+        <w:tc>
+          <w:tcPr>
+            <w:tcW w:type="dxa" w:w="3969"/>
+          </w:tcPr>
+          <w:p>
+            <w:r/>
+            <w:r>
+              <w:rPr>
+                <w:sz w:val="18"/>
+              </w:rPr>
+              <w:t>裸启动解析出的 AGENT_INDEX</w:t>
+            </w:r>
+          </w:p>
+        </w:tc>
+        <w:tc>
+          <w:tcPr>
+            <w:tcW w:type="dxa" w:w="1928"/>
+          </w:tcPr>
+          <w:p>
+            <w:r/>
+            <w:r>
+              <w:rPr>
+                <w:rFonts w:ascii="Consolas" w:hAnsi="Consolas"/>
+                <w:sz w:val="17"/>
+              </w:rPr>
+              <w:t>1</w:t>
+            </w:r>
+          </w:p>
+        </w:tc>
+        <w:tc>
+          <w:tcPr>
+            <w:tcW w:type="dxa" w:w="3402"/>
+          </w:tcPr>
+          <w:p>
+            <w:r/>
+            <w:r>
+              <w:rPr>
+                <w:rFonts w:ascii="Consolas" w:hAnsi="Consolas"/>
+                <w:sz w:val="17"/>
+              </w:rPr>
+              <w:t>2</w:t>
+            </w:r>
+          </w:p>
+        </w:tc>
+      </w:tr>
+      <w:tr>
+        <w:tc>
+          <w:tcPr>
+            <w:tcW w:type="dxa" w:w="3969"/>
+          </w:tcPr>
+          <w:p>
+            <w:r/>
+            <w:r>
+              <w:rPr>
+                <w:sz w:val="18"/>
+              </w:rPr>
+              <w:t>显式传 NAMESPACE 时仍被覆盖</w:t>
+            </w:r>
+          </w:p>
+        </w:tc>
+        <w:tc>
+          <w:tcPr>
+            <w:tcW w:type="dxa" w:w="1928"/>
+          </w:tcPr>
+          <w:p>
+            <w:r/>
+            <w:r>
+              <w:rPr>
+                <w:rFonts w:ascii="Consolas" w:hAnsi="Consolas"/>
+                <w:sz w:val="17"/>
+              </w:rPr>
+              <w:t>—</w:t>
+            </w:r>
+          </w:p>
+        </w:tc>
+        <w:tc>
+          <w:tcPr>
+            <w:tcW w:type="dxa" w:w="3402"/>
+          </w:tcPr>
+          <w:p>
+            <w:r/>
+            <w:r>
+              <w:rPr>
+                <w:rFonts w:ascii="Consolas" w:hAnsi="Consolas"/>
+                <w:sz w:val="17"/>
+              </w:rPr>
+              <w:t>已验证（传 ZZTEST 生效）</w:t>
+            </w:r>
+          </w:p>
+        </w:tc>
+      </w:tr>
+      <w:tr>
+        <w:tc>
+          <w:tcPr>
+            <w:tcW w:type="dxa" w:w="3969"/>
+          </w:tcPr>
+          <w:p>
+            <w:r/>
+            <w:r>
+              <w:rPr>
+                <w:sz w:val="18"/>
+              </w:rPr>
+              <w:t>运行中容器</w:t>
+            </w:r>
+          </w:p>
+        </w:tc>
+        <w:tc>
+          <w:tcPr>
+            <w:tcW w:type="dxa" w:w="1928"/>
+          </w:tcPr>
+          <w:p>
+            <w:r/>
+            <w:r>
+              <w:rPr>
+                <w:rFonts w:ascii="Consolas" w:hAnsi="Consolas"/>
+                <w:sz w:val="17"/>
+              </w:rPr>
+              <w:t>NX01 / 1</w:t>
+            </w:r>
+          </w:p>
+        </w:tc>
+        <w:tc>
+          <w:tcPr>
+            <w:tcW w:type="dxa" w:w="3402"/>
+          </w:tcPr>
+          <w:p>
+            <w:r/>
+            <w:r>
+              <w:rPr>
+                <w:rFonts w:ascii="Consolas" w:hAnsi="Consolas"/>
+                <w:sz w:val="17"/>
+              </w:rPr>
+              <w:t>NX02 / 2（本来就对，无需重启）</w:t>
+            </w:r>
+          </w:p>
+        </w:tc>
+      </w:tr>
+    </w:tbl>
     <w:p/>
     <w:p>
       <w:r>
@@ -13620,7 +13858,18 @@
           <w:color w:val="5A6472"/>
           <w:sz w:val="18"/>
         </w:rPr>
-        <w:t>⚠ 与此相关但未解决：此前记录的"两架 tgt_system 都是 1、共用 /uas1"互串故障，按本次实测的 AGENT_INDEX=1/2 来看，在当前启动方式下不会复现。该故障当时的具体启动方式已不可考，按上面的绕过路径解释得通。双机同时上电前仍应现场核一遍容器注入值，不要只看 .env。</w:t>
+        <w:t>两层现在都对：control_server 的注入是主路径，compose 默认值是兜底，任一条单独成立。本项改动只影响将来的裸 up，当前运行的容器值没变，不需要重启。</w:t>
+      </w:r>
+    </w:p>
+    <w:p>
+      <w:r>
+        <w:rPr>
+          <w:b w:val="0"/>
+          <w:i w:val="0"/>
+          <w:color w:val="5A6472"/>
+          <w:sz w:val="18"/>
+        </w:rPr>
+        <w:t>⚠ 相关：此前记录的"两架 tgt_system 都是 1、共用 /uas1"互串故障，按本次实测的 AGENT_INDEX=1/2 来看，在当前启动方式下不会复现。该故障当时的具体启动方式已不可考，按上面的绕过路径解释得通。双机同时上电前仍应现场核一遍容器注入值，不要只看 .env。</w:t>
       </w:r>
     </w:p>
     <w:p>

--- a/Sim2Real迁移方案.docx
+++ b/Sim2Real迁移方案.docx
@@ -17279,6 +17279,654 @@
       </w:tr>
     </w:tbl>
     <w:p/>
+    <w:p>
+      <w:pPr>
+        <w:pStyle w:val="Heading2"/>
+      </w:pPr>
+      <w:r>
+        <w:rPr>
+          <w:rFonts w:ascii="微软雅黑" w:hAnsi="微软雅黑" w:eastAsia="微软雅黑"/>
+          <w:color w:val="1F5FA9"/>
+          <w:sz w:val="25"/>
+        </w:rPr>
+        <w:t>7.9 DDS 与网络参数（第五轮查漏，均为现场实测）</w:t>
+      </w:r>
+    </w:p>
+    <w:p>
+      <w:r>
+        <w:rPr>
+          <w:b/>
+          <w:i w:val="0"/>
+        </w:rPr>
+        <w:t>本轮查的是之前没碰过的面：时间同步、磁盘、DDS 发现配置。时间同步这块是干净的（见本节末），DDS 这块查出三条，其中两条互相关联。</w:t>
+      </w:r>
+    </w:p>
+    <w:p>
+      <w:r>
+        <w:rPr>
+          <w:b/>
+          <w:i w:val="0"/>
+          <w:color w:val="A3302C"/>
+        </w:rPr>
+        <w:t>① compose 里的 CYCLONEDDS_URI 是死配置，而且方向是反的</w:t>
+      </w:r>
+    </w:p>
+    <w:p>
+      <w:r>
+        <w:rPr>
+          <w:b w:val="0"/>
+          <w:i w:val="0"/>
+        </w:rPr>
+        <w:t>两台的 docker-compose.hw.yml 第 79 行有一段内联 XML，把 CycloneDDS 绑死到 enP8p1s0。注释记录了它的来由（2026-08-29）：当时 CycloneDDS 在有线和 WiFi 两块网卡上都发现/发布，往 WiFi 那条路的写入持续失败（日志里 4 万+条 ddsi_udp_conn_write failed，占日志总量 49%），怀疑撑满 RELIABLE writer 的历史缓存、阻塞 publish()，进而卡住 DLIO 的 IMU 回调——实测出现过 143.8 秒和 40.4 秒两次执行断档，恢复时 dt=143.586s 导致速度凭空暴涨、位姿跳飞。</w:t>
+      </w:r>
+    </w:p>
+    <w:p>
+      <w:r>
+        <w:rPr>
+          <w:b w:val="0"/>
+          <w:i w:val="0"/>
+        </w:rPr>
+        <w:t>但这段设置从来没有生效过。flight-stack-entrypoint.sh 第 298 行无条件执行：</w:t>
+      </w:r>
+    </w:p>
+    <w:tbl>
+      <w:tblPr>
+        <w:tblStyle w:val="LightGrid-Accent1"/>
+        <w:tblW w:type="auto" w:w="0"/>
+        <w:jc w:val="center"/>
+        <w:tblLayout w:type="fixed"/>
+        <w:tblLook w:firstColumn="1" w:firstRow="1" w:lastColumn="0" w:lastRow="0" w:noHBand="0" w:noVBand="1" w:val="04A0"/>
+        <w:tblLayout w:type="fixed"/>
+      </w:tblPr>
+      <w:tblGrid>
+        <w:gridCol w:w="2041"/>
+        <w:gridCol w:w="3969"/>
+        <w:gridCol w:w="3288"/>
+      </w:tblGrid>
+      <w:tr>
+        <w:tc>
+          <w:tcPr>
+            <w:tcW w:type="dxa" w:w="2041"/>
+          </w:tcPr>
+          <w:p>
+            <w:r/>
+            <w:r>
+              <w:rPr>
+                <w:b/>
+                <w:sz w:val="18"/>
+              </w:rPr>
+              <w:t>位置</w:t>
+            </w:r>
+          </w:p>
+        </w:tc>
+        <w:tc>
+          <w:tcPr>
+            <w:tcW w:type="dxa" w:w="3969"/>
+          </w:tcPr>
+          <w:p>
+            <w:r/>
+            <w:r>
+              <w:rPr>
+                <w:b/>
+                <w:sz w:val="18"/>
+              </w:rPr>
+              <w:t>内容</w:t>
+            </w:r>
+          </w:p>
+        </w:tc>
+        <w:tc>
+          <w:tcPr>
+            <w:tcW w:type="dxa" w:w="3288"/>
+          </w:tcPr>
+          <w:p>
+            <w:r/>
+            <w:r>
+              <w:rPr>
+                <w:b/>
+                <w:sz w:val="18"/>
+              </w:rPr>
+              <w:t>效果</w:t>
+            </w:r>
+          </w:p>
+        </w:tc>
+      </w:tr>
+      <w:tr>
+        <w:tc>
+          <w:tcPr>
+            <w:tcW w:type="dxa" w:w="2041"/>
+          </w:tcPr>
+          <w:p>
+            <w:r/>
+            <w:r>
+              <w:rPr>
+                <w:sz w:val="18"/>
+              </w:rPr>
+              <w:t>compose 第 79 行</w:t>
+            </w:r>
+          </w:p>
+        </w:tc>
+        <w:tc>
+          <w:tcPr>
+            <w:tcW w:type="dxa" w:w="3969"/>
+          </w:tcPr>
+          <w:p>
+            <w:r/>
+            <w:r>
+              <w:rPr>
+                <w:rFonts w:ascii="Consolas" w:hAnsi="Consolas"/>
+                <w:sz w:val="17"/>
+              </w:rPr>
+              <w:t>CYCLONEDDS_URI=&lt;内联 XML, enP8p1s0&gt;</w:t>
+            </w:r>
+          </w:p>
+        </w:tc>
+        <w:tc>
+          <w:tcPr>
+            <w:tcW w:type="dxa" w:w="3288"/>
+          </w:tcPr>
+          <w:p>
+            <w:r/>
+            <w:r>
+              <w:rPr>
+                <w:sz w:val="18"/>
+              </w:rPr>
+              <w:t>被下面一行整个覆盖</w:t>
+            </w:r>
+          </w:p>
+        </w:tc>
+      </w:tr>
+      <w:tr>
+        <w:tc>
+          <w:tcPr>
+            <w:tcW w:type="dxa" w:w="2041"/>
+          </w:tcPr>
+          <w:p>
+            <w:r/>
+            <w:r>
+              <w:rPr>
+                <w:sz w:val="18"/>
+              </w:rPr>
+              <w:t>entrypoint 第 298 行</w:t>
+            </w:r>
+          </w:p>
+        </w:tc>
+        <w:tc>
+          <w:tcPr>
+            <w:tcW w:type="dxa" w:w="3969"/>
+          </w:tcPr>
+          <w:p>
+            <w:r/>
+            <w:r>
+              <w:rPr>
+                <w:rFonts w:ascii="Consolas" w:hAnsi="Consolas"/>
+                <w:sz w:val="17"/>
+              </w:rPr>
+              <w:t>export CYCLONEDDS_URI="file:///tmp/docker_sim_cyclonedds.xml"</w:t>
+            </w:r>
+          </w:p>
+        </w:tc>
+        <w:tc>
+          <w:tcPr>
+            <w:tcW w:type="dxa" w:w="3288"/>
+          </w:tcPr>
+          <w:p>
+            <w:r/>
+            <w:r>
+              <w:rPr>
+                <w:sz w:val="18"/>
+              </w:rPr>
+              <w:t>改指向 entrypoint 自己生成的文件</w:t>
+            </w:r>
+          </w:p>
+        </w:tc>
+      </w:tr>
+      <w:tr>
+        <w:tc>
+          <w:tcPr>
+            <w:tcW w:type="dxa" w:w="2041"/>
+          </w:tcPr>
+          <w:p>
+            <w:r/>
+            <w:r>
+              <w:rPr>
+                <w:sz w:val="18"/>
+              </w:rPr>
+              <w:t>entrypoint 第 300 行起</w:t>
+            </w:r>
+          </w:p>
+        </w:tc>
+        <w:tc>
+          <w:tcPr>
+            <w:tcW w:type="dxa" w:w="3969"/>
+          </w:tcPr>
+          <w:p>
+            <w:r/>
+            <w:r>
+              <w:rPr>
+                <w:rFonts w:ascii="Consolas" w:hAnsi="Consolas"/>
+                <w:sz w:val="17"/>
+              </w:rPr>
+              <w:t>按 HW_NETWORK_INTERFACE 生成 XML</w:t>
+            </w:r>
+          </w:p>
+        </w:tc>
+        <w:tc>
+          <w:tcPr>
+            <w:tcW w:type="dxa" w:w="3288"/>
+          </w:tcPr>
+          <w:p>
+            <w:r/>
+            <w:r>
+              <w:rPr>
+                <w:sz w:val="18"/>
+              </w:rPr>
+              <w:t>实际绑定 wlP1p1s0（WiFi）</w:t>
+            </w:r>
+          </w:p>
+        </w:tc>
+      </w:tr>
+    </w:tbl>
+    <w:p/>
+    <w:p>
+      <w:r>
+        <w:rPr>
+          <w:b w:val="0"/>
+          <w:i w:val="0"/>
+        </w:rPr>
+        <w:t>实测佐证：容器日志里有 "DEPLOY_TARGET=hw：CycloneDDS网卡锁定改成 wlP1p1s0"；容器内 /tmp/docker_sim_cyclonedds.xml 的 NetworkInterface 确实是 wlP1p1s0；运行中的 ego_planner_node 进程加载的是 librmw_cyclonedds_cpp.so + libddsc，所以绑定是活的、只是绑到了 WiFi。</w:t>
+      </w:r>
+    </w:p>
+    <w:p>
+      <w:r>
+        <w:rPr>
+          <w:b w:val="0"/>
+          <w:i w:val="0"/>
+          <w:color w:val="5A6472"/>
+          <w:sz w:val="18"/>
+        </w:rPr>
+        <w:t>补充：enP8p1s0 是各机到自己 MID360 的点对点雷达链路（两台都是 192.168.1.5，本就不需要互通），DDS 绑到那上面本来也到不了地面站和友机。所以"绑有线"这个方案即便生效也不成立——真正要解决 WiFi 写失败，得走静态 Peer（见下）。</w:t>
+      </w:r>
+    </w:p>
+    <w:p>
+      <w:r>
+        <w:rPr>
+          <w:b/>
+          <w:i w:val="0"/>
+          <w:color w:val="A3302C"/>
+        </w:rPr>
+        <w:t>② 当初要防的那个失败，现在仍在复现</w:t>
+      </w:r>
+    </w:p>
+    <w:tbl>
+      <w:tblPr>
+        <w:tblStyle w:val="LightGrid-Accent1"/>
+        <w:tblW w:type="auto" w:w="0"/>
+        <w:jc w:val="center"/>
+        <w:tblLayout w:type="fixed"/>
+        <w:tblLook w:firstColumn="1" w:firstRow="1" w:lastColumn="0" w:lastRow="0" w:noHBand="0" w:noVBand="1" w:val="04A0"/>
+        <w:tblLayout w:type="fixed"/>
+      </w:tblPr>
+      <w:tblGrid>
+        <w:gridCol w:w="1701"/>
+        <w:gridCol w:w="1474"/>
+        <w:gridCol w:w="2494"/>
+        <w:gridCol w:w="1020"/>
+        <w:gridCol w:w="2608"/>
+      </w:tblGrid>
+      <w:tr>
+        <w:tc>
+          <w:tcPr>
+            <w:tcW w:type="dxa" w:w="1701"/>
+          </w:tcPr>
+          <w:p>
+            <w:r/>
+            <w:r>
+              <w:rPr>
+                <w:b/>
+                <w:sz w:val="18"/>
+              </w:rPr>
+              <w:t>机器</w:t>
+            </w:r>
+          </w:p>
+        </w:tc>
+        <w:tc>
+          <w:tcPr>
+            <w:tcW w:type="dxa" w:w="1474"/>
+          </w:tcPr>
+          <w:p>
+            <w:r/>
+            <w:r>
+              <w:rPr>
+                <w:b/>
+                <w:sz w:val="18"/>
+              </w:rPr>
+              <w:t>日志总行</w:t>
+            </w:r>
+          </w:p>
+        </w:tc>
+        <w:tc>
+          <w:tcPr>
+            <w:tcW w:type="dxa" w:w="2494"/>
+          </w:tcPr>
+          <w:p>
+            <w:r/>
+            <w:r>
+              <w:rPr>
+                <w:b/>
+                <w:sz w:val="18"/>
+              </w:rPr>
+              <w:t>ddsi_udp_conn_write 失败</w:t>
+            </w:r>
+          </w:p>
+        </w:tc>
+        <w:tc>
+          <w:tcPr>
+            <w:tcW w:type="dxa" w:w="1020"/>
+          </w:tcPr>
+          <w:p>
+            <w:r/>
+            <w:r>
+              <w:rPr>
+                <w:b/>
+                <w:sz w:val="18"/>
+              </w:rPr>
+              <w:t>占比</w:t>
+            </w:r>
+          </w:p>
+        </w:tc>
+        <w:tc>
+          <w:tcPr>
+            <w:tcW w:type="dxa" w:w="2608"/>
+          </w:tcPr>
+          <w:p>
+            <w:r/>
+            <w:r>
+              <w:rPr>
+                <w:b/>
+                <w:sz w:val="18"/>
+              </w:rPr>
+              <w:t>发生窗口</w:t>
+            </w:r>
+          </w:p>
+        </w:tc>
+      </w:tr>
+      <w:tr>
+        <w:tc>
+          <w:tcPr>
+            <w:tcW w:type="dxa" w:w="1701"/>
+          </w:tcPr>
+          <w:p>
+            <w:r/>
+            <w:r>
+              <w:rPr>
+                <w:sz w:val="18"/>
+              </w:rPr>
+              <w:t>NX01 (.101)</w:t>
+            </w:r>
+          </w:p>
+        </w:tc>
+        <w:tc>
+          <w:tcPr>
+            <w:tcW w:type="dxa" w:w="1474"/>
+          </w:tcPr>
+          <w:p>
+            <w:r/>
+            <w:r>
+              <w:rPr>
+                <w:rFonts w:ascii="Consolas" w:hAnsi="Consolas"/>
+                <w:sz w:val="17"/>
+              </w:rPr>
+              <w:t>365393</w:t>
+            </w:r>
+          </w:p>
+        </w:tc>
+        <w:tc>
+          <w:tcPr>
+            <w:tcW w:type="dxa" w:w="2494"/>
+          </w:tcPr>
+          <w:p>
+            <w:r/>
+            <w:r>
+              <w:rPr>
+                <w:rFonts w:ascii="Consolas" w:hAnsi="Consolas"/>
+                <w:sz w:val="17"/>
+              </w:rPr>
+              <w:t>0</w:t>
+            </w:r>
+          </w:p>
+        </w:tc>
+        <w:tc>
+          <w:tcPr>
+            <w:tcW w:type="dxa" w:w="1020"/>
+          </w:tcPr>
+          <w:p>
+            <w:r/>
+            <w:r>
+              <w:rPr>
+                <w:rFonts w:ascii="Consolas" w:hAnsi="Consolas"/>
+                <w:sz w:val="17"/>
+              </w:rPr>
+              <w:t>0%</w:t>
+            </w:r>
+          </w:p>
+        </w:tc>
+        <w:tc>
+          <w:tcPr>
+            <w:tcW w:type="dxa" w:w="2608"/>
+          </w:tcPr>
+          <w:p>
+            <w:r/>
+            <w:r>
+              <w:rPr>
+                <w:sz w:val="18"/>
+              </w:rPr>
+              <w:t>—</w:t>
+            </w:r>
+          </w:p>
+        </w:tc>
+      </w:tr>
+      <w:tr>
+        <w:tc>
+          <w:tcPr>
+            <w:tcW w:type="dxa" w:w="1701"/>
+          </w:tcPr>
+          <w:p>
+            <w:r/>
+            <w:r>
+              <w:rPr>
+                <w:sz w:val="18"/>
+              </w:rPr>
+              <w:t>NX02 (.102)</w:t>
+            </w:r>
+          </w:p>
+        </w:tc>
+        <w:tc>
+          <w:tcPr>
+            <w:tcW w:type="dxa" w:w="1474"/>
+          </w:tcPr>
+          <w:p>
+            <w:r/>
+            <w:r>
+              <w:rPr>
+                <w:rFonts w:ascii="Consolas" w:hAnsi="Consolas"/>
+                <w:sz w:val="17"/>
+              </w:rPr>
+              <w:t>99581</w:t>
+            </w:r>
+          </w:p>
+        </w:tc>
+        <w:tc>
+          <w:tcPr>
+            <w:tcW w:type="dxa" w:w="2494"/>
+          </w:tcPr>
+          <w:p>
+            <w:r/>
+            <w:r>
+              <w:rPr>
+                <w:rFonts w:ascii="Consolas" w:hAnsi="Consolas"/>
+                <w:sz w:val="17"/>
+              </w:rPr>
+              <w:t>4211</w:t>
+            </w:r>
+          </w:p>
+        </w:tc>
+        <w:tc>
+          <w:tcPr>
+            <w:tcW w:type="dxa" w:w="1020"/>
+          </w:tcPr>
+          <w:p>
+            <w:r/>
+            <w:r>
+              <w:rPr>
+                <w:rFonts w:ascii="Consolas" w:hAnsi="Consolas"/>
+                <w:sz w:val="17"/>
+              </w:rPr>
+              <w:t>4.2%</w:t>
+            </w:r>
+          </w:p>
+        </w:tc>
+        <w:tc>
+          <w:tcPr>
+            <w:tcW w:type="dxa" w:w="2608"/>
+          </w:tcPr>
+          <w:p>
+            <w:r/>
+            <w:r>
+              <w:rPr>
+                <w:sz w:val="18"/>
+              </w:rPr>
+              <w:t>启动后约 6 分钟起，持续 2.0 分钟</w:t>
+            </w:r>
+          </w:p>
+        </w:tc>
+      </w:tr>
+    </w:tbl>
+    <w:p/>
+    <w:p>
+      <w:r>
+        <w:rPr>
+          <w:b w:val="0"/>
+          <w:i w:val="0"/>
+        </w:rPr>
+        <w:t>失败目标地址分布：3466 条指向本机 192.168.2.102 的各端口，351 条指向 239.255.0.1:12400——后者正是 CycloneDDS 的发现组播组。两台 WiFi 链路当时都正常（5745MHz、信号 -28/-32 dBm、TX 错误与丢弃均为 0，.102 的信号还更好），所以不是链路质量问题，是发现阶段的组播写入问题。该现象已停止（最后一条在 4 小时前），属于启动期突发而非持续故障，但它与 2026-08-29 那次位姿跳飞是同一类。</w:t>
+      </w:r>
+    </w:p>
+    <w:p>
+      <w:r>
+        <w:rPr>
+          <w:b/>
+          <w:i w:val="0"/>
+          <w:color w:val="A3302C"/>
+        </w:rPr>
+        <w:t>③ GCS_PEER_ADDRESS 两机都是空的——发现完全依赖 WiFi 组播</w:t>
+      </w:r>
+    </w:p>
+    <w:p>
+      <w:r>
+        <w:rPr>
+          <w:b w:val="0"/>
+          <w:i w:val="0"/>
+        </w:rPr>
+        <w:t>entrypoint 第 301 行起的逻辑：GCS_PEER_ADDRESS 非空时在 XML 里加 &lt;Peers&gt; 块做静态单播发现，留空则只写组播。实测两机注入值均为空，生成的 XML 里确实没有 &lt;Peers&gt; 段。entrypoint 自己的注释就是这么写的：</w:t>
+      </w:r>
+    </w:p>
+    <w:p>
+      <w:pPr>
+        <w:spacing w:before="200"/>
+        <w:ind w:left="240"/>
+      </w:pPr>
+      <w:r>
+        <w:rPr>
+          <w:b/>
+          <w:color w:val="A3302C"/>
+        </w:rPr>
+        <w:t>代码注释原文（flight-stack-entrypoint.sh 第 292~298 行）</w:t>
+      </w:r>
+    </w:p>
+    <w:p>
+      <w:pPr>
+        <w:spacing w:after="80"/>
+        <w:ind w:left="240"/>
+      </w:pPr>
+      <w:r>
+        <w:t>"GCS_PEER_ADDRESS（GCS的静态IP，留空则不加Peers块、退回纯组播——组播在很多WiFi AP上不可靠，见DEBUG_JOURNAL.md 2026-08-14相关讨论，能填就尽量填）。这两个值都没有在真实网络环境里验证过，是这批骨架代码里最需要现场确认的部分。"</w:t>
+      </w:r>
+    </w:p>
+    <w:p>
+      <w:pPr>
+        <w:spacing w:after="80"/>
+        <w:ind w:left="240"/>
+      </w:pPr>
+      <w:r>
+        <w:t>地面站的 IP 已经确定：192.168.2.103（本轮实测，它同时是局域网 NTP 服务器）。直接填上即可。</w:t>
+      </w:r>
+    </w:p>
+    <w:p>
+      <w:pPr>
+        <w:spacing w:after="80"/>
+        <w:ind w:left="240"/>
+      </w:pPr>
+      <w:r>
+        <w:t>⚠ 但 entrypoint 的模板只支持一个 Peer，填了之后 GCS↔飞机 走单播，飞机↔飞机 仍然只能靠组播——而双机编队要的 swarm 协同（calcSwarmCost/broadcast_bspline）恰恰是机间通信。要彻底稳住，模板得改成支持多个 Peer，把友机也列进去。</w:t>
+      </w:r>
+    </w:p>
+    <w:p/>
+    <w:p>
+      <w:r>
+        <w:rPr>
+          <w:b/>
+          <w:i w:val="0"/>
+          <w:color w:val="8A5A09"/>
+        </w:rPr>
+        <w:t>④ HW_NETWORK_INTERFACE 的级别要提升</w:t>
+      </w:r>
+    </w:p>
+    <w:p>
+      <w:r>
+        <w:rPr>
+          <w:b w:val="0"/>
+          <w:i w:val="0"/>
+        </w:rPr>
+        <w:t>它才是真正决定 DDS 绑哪块网卡的变量（compose 的 CYCLONEDDS_URI 不起作用），但它只有 compose 默认值 wlP1p1s0、没在任何 .env 里钉死；而 entrypoint 自己的兜底默认值是 eth0——这两台 Jetson 上根本没有叫 eth0 的网卡。只要 compose 的默认值被改动或丢失，DDS 就会绑到一块不存在的网卡上。本参数在 7.6 第二档里列为 P1，据本轮发现应提升为 P0。</w:t>
+      </w:r>
+    </w:p>
+    <w:p>
+      <w:r>
+        <w:rPr>
+          <w:b/>
+          <w:i w:val="0"/>
+          <w:color w:val="17695A"/>
+        </w:rPr>
+        <w:t>本轮查过、确认没问题的：</w:t>
+      </w:r>
+    </w:p>
+    <w:p>
+      <w:pPr>
+        <w:pStyle w:val="ListBullet"/>
+        <w:ind w:left="480"/>
+      </w:pPr>
+      <w:r>
+        <w:t>时间同步 —— 两机都对时到 192.168.2.103（即地面站本机），实测偏差 73 µs / 94 µs，机间差约 0.17 ms。地面站的 /etc/chrony/conf.d/gcs-server.conf 里已有 allow 192.168.2.0/24 + local stratum 10，注释写明"外网断了(飞行现场常见)也继续服务，用本机时钟"。赛场无网络的情况已经覆盖，不需要动。</w:t>
+      </w:r>
+    </w:p>
+    <w:p>
+      <w:pPr>
+        <w:pStyle w:val="ListBullet"/>
+        <w:ind w:left="480"/>
+      </w:pPr>
+      <w:r>
+        <w:t>照片回传路径 —— 两机都把 runtime_logs 挂成了容器内的 /logs，SDK 的 PHOTO_DIR=/logs/照片 有落点。（选手程序跑在地面站，照片实际落在地面站，机上这个挂载是给飞行栈自己的日志用的。）</w:t>
+      </w:r>
+    </w:p>
+    <w:p>
+      <w:pPr>
+        <w:pStyle w:val="ListBullet"/>
+        <w:ind w:left="480"/>
+      </w:pPr>
+      <w:r>
+        <w:t>磁盘 —— 两机根分区都是 937G 用 29%，不紧张。但 runtime_logs 差异很大：.101 只有 168K 而 .102 有 6.1G，赛前建议对齐一次。</w:t>
+      </w:r>
+    </w:p>
     <w:p>
       <w:pPr>
         <w:pStyle w:val="Heading2"/>

--- a/Sim2Real迁移方案.docx
+++ b/Sim2Real迁移方案.docx
@@ -17816,9 +17816,9 @@
         <w:rPr>
           <w:b/>
           <w:i w:val="0"/>
-          <w:color w:val="A3302C"/>
+          <w:color w:val="17695A"/>
         </w:rPr>
-        <w:t>③ GCS_PEER_ADDRESS 两机都是空的——发现完全依赖 WiFi 组播</w:t>
+        <w:t>③ GCS_PEER_ADDRESS 两机都是空的——2026-10-02 已配</w:t>
       </w:r>
     </w:p>
     <w:p>
@@ -17827,50 +17827,500 @@
           <w:b w:val="0"/>
           <w:i w:val="0"/>
         </w:rPr>
-        <w:t>entrypoint 第 301 行起的逻辑：GCS_PEER_ADDRESS 非空时在 XML 里加 &lt;Peers&gt; 块做静态单播发现，留空则只写组播。实测两机注入值均为空，生成的 XML 里确实没有 &lt;Peers&gt; 段。entrypoint 自己的注释就是这么写的：</w:t>
+        <w:t>entrypoint 第 301 行起的逻辑：GCS_PEER_ADDRESS 非空时在 XML 里加 &lt;Peers&gt; 块做静态单播发现，留空则只写组播。实测两机注入值均为空，生成的 XML 里确实没有 &lt;Peers&gt; 段。entrypoint 自己的注释写着："组播在很多 WiFi AP 上不可靠，能填就尽量填"、"这两个值都没有在真实网络环境里验证过，是这批骨架代码里最需要现场确认的部分"。</w:t>
       </w:r>
     </w:p>
     <w:p>
-      <w:pPr>
-        <w:spacing w:before="200"/>
-        <w:ind w:left="240"/>
-      </w:pPr>
       <w:r>
         <w:rPr>
           <w:b/>
-          <w:color w:val="A3302C"/>
+          <w:i w:val="0"/>
         </w:rPr>
-        <w:t>代码注释原文（flight-stack-entrypoint.sh 第 292~298 行）</w:t>
+        <w:t>地面站那半边其实早就配好了</w:t>
       </w:r>
     </w:p>
     <w:p>
-      <w:pPr>
-        <w:spacing w:after="80"/>
-        <w:ind w:left="240"/>
-      </w:pPr>
       <w:r>
-        <w:t>"GCS_PEER_ADDRESS（GCS的静态IP，留空则不加Peers块、退回纯组播——组播在很多WiFi AP上不可靠，见DEBUG_JOURNAL.md 2026-08-14相关讨论，能填就尽量填）。这两个值都没有在真实网络环境里验证过，是这批骨架代码里最需要现场确认的部分。"</w:t>
+        <w:rPr>
+          <w:b w:val="0"/>
+          <w:i w:val="0"/>
+        </w:rPr>
+        <w:t>gcs/cyclonedds_gcs.xml（站点专属、已 gitignore）2026-09-25 就填了实际值：NetworkInterface address=192.168.2.103，Peers 列了 192.168.2.101 和 192.168.2.102 两个。该文件以单文件 bind mount 挂进 gcs 容器的 /opt/cyclonedds_gcs.xml，容器内 inode 与宿主一致，即生效中。（同目录的 cyclonedds_gcs.xml.example 仍是带 PLACEHOLDER 的模板，别拿它当实际配置看。）</w:t>
       </w:r>
     </w:p>
     <w:p>
-      <w:pPr>
-        <w:spacing w:after="80"/>
-        <w:ind w:left="240"/>
-      </w:pPr>
       <w:r>
-        <w:t>地面站的 IP 已经确定：192.168.2.103（本轮实测，它同时是局域网 NTP 服务器）。直接填上即可。</w:t>
+        <w:rPr>
+          <w:b w:val="0"/>
+          <w:i w:val="0"/>
+        </w:rPr>
+        <w:t>所以缺的一直只是飞机这半边。而该文件自己的注释就写明："双向都要配，只配一边发现不了对方"。</w:t>
       </w:r>
     </w:p>
     <w:p>
-      <w:pPr>
-        <w:spacing w:after="80"/>
-        <w:ind w:left="240"/>
-      </w:pPr>
       <w:r>
-        <w:t>⚠ 但 entrypoint 的模板只支持一个 Peer，填了之后 GCS↔飞机 走单播，飞机↔飞机 仍然只能靠组播——而双机编队要的 swarm 协同（calcSwarmCost/broadcast_bspline）恰恰是机间通信。要彻底稳住，模板得改成支持多个 Peer，把友机也列进去。</w:t>
+        <w:rPr>
+          <w:b/>
+          <w:i w:val="0"/>
+          <w:color w:val="17695A"/>
+        </w:rPr>
+        <w:t>已处置：两机 .env 补了 GCS_PEER_ADDRESS，entrypoint 模板改成支持多 Peer</w:t>
       </w:r>
     </w:p>
+    <w:tbl>
+      <w:tblPr>
+        <w:tblStyle w:val="LightGrid-Accent1"/>
+        <w:tblW w:type="auto" w:w="0"/>
+        <w:jc w:val="center"/>
+        <w:tblLayout w:type="fixed"/>
+        <w:tblLook w:firstColumn="1" w:firstRow="1" w:lastColumn="0" w:lastRow="0" w:noHBand="0" w:noVBand="1" w:val="04A0"/>
+        <w:tblLayout w:type="fixed"/>
+      </w:tblPr>
+      <w:tblGrid>
+        <w:gridCol w:w="1701"/>
+        <w:gridCol w:w="2154"/>
+        <w:gridCol w:w="2608"/>
+        <w:gridCol w:w="2835"/>
+      </w:tblGrid>
+      <w:tr>
+        <w:tc>
+          <w:tcPr>
+            <w:tcW w:type="dxa" w:w="1701"/>
+          </w:tcPr>
+          <w:p>
+            <w:r/>
+            <w:r>
+              <w:rPr>
+                <w:b/>
+                <w:sz w:val="18"/>
+              </w:rPr>
+              <w:t>机器</w:t>
+            </w:r>
+          </w:p>
+        </w:tc>
+        <w:tc>
+          <w:tcPr>
+            <w:tcW w:type="dxa" w:w="2154"/>
+          </w:tcPr>
+          <w:p>
+            <w:r/>
+            <w:r>
+              <w:rPr>
+                <w:b/>
+                <w:sz w:val="18"/>
+              </w:rPr>
+              <w:t>GCS_PEER_ADDRESS</w:t>
+            </w:r>
+          </w:p>
+        </w:tc>
+        <w:tc>
+          <w:tcPr>
+            <w:tcW w:type="dxa" w:w="2608"/>
+          </w:tcPr>
+          <w:p>
+            <w:r/>
+            <w:r>
+              <w:rPr>
+                <w:b/>
+                <w:sz w:val="18"/>
+              </w:rPr>
+              <w:t>DDS_PEER_ADDRESSES（新增）</w:t>
+            </w:r>
+          </w:p>
+        </w:tc>
+        <w:tc>
+          <w:tcPr>
+            <w:tcW w:type="dxa" w:w="2835"/>
+          </w:tcPr>
+          <w:p>
+            <w:r/>
+            <w:r>
+              <w:rPr>
+                <w:b/>
+                <w:sz w:val="18"/>
+              </w:rPr>
+              <w:t>说明</w:t>
+            </w:r>
+          </w:p>
+        </w:tc>
+      </w:tr>
+      <w:tr>
+        <w:tc>
+          <w:tcPr>
+            <w:tcW w:type="dxa" w:w="1701"/>
+          </w:tcPr>
+          <w:p>
+            <w:r/>
+            <w:r>
+              <w:rPr>
+                <w:sz w:val="18"/>
+              </w:rPr>
+              <w:t>NX01 (.101)</w:t>
+            </w:r>
+          </w:p>
+        </w:tc>
+        <w:tc>
+          <w:tcPr>
+            <w:tcW w:type="dxa" w:w="2154"/>
+          </w:tcPr>
+          <w:p>
+            <w:r/>
+            <w:r>
+              <w:rPr>
+                <w:rFonts w:ascii="Consolas" w:hAnsi="Consolas"/>
+                <w:sz w:val="17"/>
+              </w:rPr>
+              <w:t>192.168.2.103</w:t>
+            </w:r>
+          </w:p>
+        </w:tc>
+        <w:tc>
+          <w:tcPr>
+            <w:tcW w:type="dxa" w:w="2608"/>
+          </w:tcPr>
+          <w:p>
+            <w:r/>
+            <w:r>
+              <w:rPr>
+                <w:rFonts w:ascii="Consolas" w:hAnsi="Consolas"/>
+                <w:sz w:val="17"/>
+              </w:rPr>
+              <w:t>192.168.2.102</w:t>
+            </w:r>
+          </w:p>
+        </w:tc>
+        <w:tc>
+          <w:tcPr>
+            <w:tcW w:type="dxa" w:w="2835"/>
+          </w:tcPr>
+          <w:p>
+            <w:r/>
+            <w:r>
+              <w:rPr>
+                <w:sz w:val="18"/>
+              </w:rPr>
+              <w:t>地面站 + 友机 NX02</w:t>
+            </w:r>
+          </w:p>
+        </w:tc>
+      </w:tr>
+      <w:tr>
+        <w:tc>
+          <w:tcPr>
+            <w:tcW w:type="dxa" w:w="1701"/>
+          </w:tcPr>
+          <w:p>
+            <w:r/>
+            <w:r>
+              <w:rPr>
+                <w:sz w:val="18"/>
+              </w:rPr>
+              <w:t>NX02 (.102)</w:t>
+            </w:r>
+          </w:p>
+        </w:tc>
+        <w:tc>
+          <w:tcPr>
+            <w:tcW w:type="dxa" w:w="2154"/>
+          </w:tcPr>
+          <w:p>
+            <w:r/>
+            <w:r>
+              <w:rPr>
+                <w:rFonts w:ascii="Consolas" w:hAnsi="Consolas"/>
+                <w:sz w:val="17"/>
+              </w:rPr>
+              <w:t>192.168.2.103</w:t>
+            </w:r>
+          </w:p>
+        </w:tc>
+        <w:tc>
+          <w:tcPr>
+            <w:tcW w:type="dxa" w:w="2608"/>
+          </w:tcPr>
+          <w:p>
+            <w:r/>
+            <w:r>
+              <w:rPr>
+                <w:rFonts w:ascii="Consolas" w:hAnsi="Consolas"/>
+                <w:sz w:val="17"/>
+              </w:rPr>
+              <w:t>192.168.2.101</w:t>
+            </w:r>
+          </w:p>
+        </w:tc>
+        <w:tc>
+          <w:tcPr>
+            <w:tcW w:type="dxa" w:w="2835"/>
+          </w:tcPr>
+          <w:p>
+            <w:r/>
+            <w:r>
+              <w:rPr>
+                <w:sz w:val="18"/>
+              </w:rPr>
+              <w:t>地面站 + 友机 NX01</w:t>
+            </w:r>
+          </w:p>
+        </w:tc>
+      </w:tr>
+      <w:tr>
+        <w:tc>
+          <w:tcPr>
+            <w:tcW w:type="dxa" w:w="1701"/>
+          </w:tcPr>
+          <w:p>
+            <w:r/>
+            <w:r>
+              <w:rPr>
+                <w:sz w:val="18"/>
+              </w:rPr>
+              <w:t>地面站 (.103)</w:t>
+            </w:r>
+          </w:p>
+        </w:tc>
+        <w:tc>
+          <w:tcPr>
+            <w:tcW w:type="dxa" w:w="2154"/>
+          </w:tcPr>
+          <w:p>
+            <w:r/>
+            <w:r>
+              <w:rPr>
+                <w:rFonts w:ascii="Consolas" w:hAnsi="Consolas"/>
+                <w:sz w:val="17"/>
+              </w:rPr>
+              <w:t>—</w:t>
+            </w:r>
+          </w:p>
+        </w:tc>
+        <w:tc>
+          <w:tcPr>
+            <w:tcW w:type="dxa" w:w="2608"/>
+          </w:tcPr>
+          <w:p>
+            <w:r/>
+            <w:r>
+              <w:rPr>
+                <w:rFonts w:ascii="Consolas" w:hAnsi="Consolas"/>
+                <w:sz w:val="17"/>
+              </w:rPr>
+              <w:t>—</w:t>
+            </w:r>
+          </w:p>
+        </w:tc>
+        <w:tc>
+          <w:tcPr>
+            <w:tcW w:type="dxa" w:w="2835"/>
+          </w:tcPr>
+          <w:p>
+            <w:r/>
+            <w:r>
+              <w:rPr>
+                <w:sz w:val="18"/>
+              </w:rPr>
+              <w:t>xml 里已有 .101/.102 两个 Peer，无需改动</w:t>
+            </w:r>
+          </w:p>
+        </w:tc>
+      </w:tr>
+    </w:tbl>
     <w:p/>
+    <w:p>
+      <w:r>
+        <w:rPr>
+          <w:b w:val="0"/>
+          <w:i w:val="0"/>
+        </w:rPr>
+        <w:t>entrypoint 的改动：原模板只认 GCS_PEER_ADDRESS 一个地址、只能写出一个 &lt;Peer&gt;，于是 GCS↔飞机 走单播而 飞机↔飞机 仍只能靠组播——双机编队的 swarm 协同（ego_planner 的 calcSwarmCost / broadcast_bspline）走的恰恰是机间通信，组播被 AP 丢弃时会直接掉编队，而且不报错、只表现为僚机不动。新增 DDS_PEER_ADDRESSES（逗号分隔、可多个），与 GCS_PEER_ADDRESS 合并去重后生成任意多个 &lt;Peer&gt;；两者都留空时退回纯组播，行为与改动前一致。</w:t>
+      </w:r>
+    </w:p>
+    <w:p>
+      <w:r>
+        <w:rPr>
+          <w:b/>
+          <w:i w:val="0"/>
+        </w:rPr>
+        <w:t>离线验证（未启动容器，直接跑生成片段）：</w:t>
+      </w:r>
+    </w:p>
+    <w:tbl>
+      <w:tblPr>
+        <w:tblStyle w:val="LightGrid-Accent1"/>
+        <w:tblW w:type="auto" w:w="0"/>
+        <w:jc w:val="center"/>
+        <w:tblLayout w:type="fixed"/>
+        <w:tblLook w:firstColumn="1" w:firstRow="1" w:lastColumn="0" w:lastRow="0" w:noHBand="0" w:noVBand="1" w:val="04A0"/>
+        <w:tblLayout w:type="fixed"/>
+      </w:tblPr>
+      <w:tblGrid>
+        <w:gridCol w:w="2268"/>
+        <w:gridCol w:w="7030"/>
+      </w:tblGrid>
+      <w:tr>
+        <w:tc>
+          <w:tcPr>
+            <w:tcW w:type="dxa" w:w="2268"/>
+          </w:tcPr>
+          <w:p>
+            <w:r/>
+            <w:r>
+              <w:rPr>
+                <w:b/>
+                <w:sz w:val="18"/>
+              </w:rPr>
+              <w:t>用例</w:t>
+            </w:r>
+          </w:p>
+        </w:tc>
+        <w:tc>
+          <w:tcPr>
+            <w:tcW w:type="dxa" w:w="7030"/>
+          </w:tcPr>
+          <w:p>
+            <w:r/>
+            <w:r>
+              <w:rPr>
+                <w:b/>
+                <w:sz w:val="18"/>
+              </w:rPr>
+              <w:t>生成结果</w:t>
+            </w:r>
+          </w:p>
+        </w:tc>
+      </w:tr>
+      <w:tr>
+        <w:tc>
+          <w:tcPr>
+            <w:tcW w:type="dxa" w:w="2268"/>
+          </w:tcPr>
+          <w:p>
+            <w:r/>
+            <w:r>
+              <w:rPr>
+                <w:sz w:val="18"/>
+              </w:rPr>
+              <w:t>GCS + 友机</w:t>
+            </w:r>
+          </w:p>
+        </w:tc>
+        <w:tc>
+          <w:tcPr>
+            <w:tcW w:type="dxa" w:w="7030"/>
+          </w:tcPr>
+          <w:p>
+            <w:r/>
+            <w:r>
+              <w:rPr>
+                <w:sz w:val="18"/>
+              </w:rPr>
+              <w:t>两个 &lt;Peer&gt;，顺序 .103 / .102，XML 解析通过</w:t>
+            </w:r>
+          </w:p>
+        </w:tc>
+      </w:tr>
+      <w:tr>
+        <w:tc>
+          <w:tcPr>
+            <w:tcW w:type="dxa" w:w="2268"/>
+          </w:tcPr>
+          <w:p>
+            <w:r/>
+            <w:r>
+              <w:rPr>
+                <w:sz w:val="18"/>
+              </w:rPr>
+              <w:t>仅 GCS</w:t>
+            </w:r>
+          </w:p>
+        </w:tc>
+        <w:tc>
+          <w:tcPr>
+            <w:tcW w:type="dxa" w:w="7030"/>
+          </w:tcPr>
+          <w:p>
+            <w:r/>
+            <w:r>
+              <w:rPr>
+                <w:sz w:val="18"/>
+              </w:rPr>
+              <w:t>一个 &lt;Peer&gt;，XML 解析通过</w:t>
+            </w:r>
+          </w:p>
+        </w:tc>
+      </w:tr>
+      <w:tr>
+        <w:tc>
+          <w:tcPr>
+            <w:tcW w:type="dxa" w:w="2268"/>
+          </w:tcPr>
+          <w:p>
+            <w:r/>
+            <w:r>
+              <w:rPr>
+                <w:sz w:val="18"/>
+              </w:rPr>
+              <w:t>两者皆空</w:t>
+            </w:r>
+          </w:p>
+        </w:tc>
+        <w:tc>
+          <w:tcPr>
+            <w:tcW w:type="dxa" w:w="7030"/>
+          </w:tcPr>
+          <w:p>
+            <w:r/>
+            <w:r>
+              <w:rPr>
+                <w:sz w:val="18"/>
+              </w:rPr>
+              <w:t>无 &lt;Discovery&gt; 块，退回纯组播（向后兼容）</w:t>
+            </w:r>
+          </w:p>
+        </w:tc>
+      </w:tr>
+      <w:tr>
+        <w:tc>
+          <w:tcPr>
+            <w:tcW w:type="dxa" w:w="2268"/>
+          </w:tcPr>
+          <w:p>
+            <w:r/>
+            <w:r>
+              <w:rPr>
+                <w:sz w:val="18"/>
+              </w:rPr>
+              <w:t>含重复与多值</w:t>
+            </w:r>
+          </w:p>
+        </w:tc>
+        <w:tc>
+          <w:tcPr>
+            <w:tcW w:type="dxa" w:w="7030"/>
+          </w:tcPr>
+          <w:p>
+            <w:r/>
+            <w:r>
+              <w:rPr>
+                <w:sz w:val="18"/>
+              </w:rPr>
+              <w:t>.103/.103/.102/.104 去重为三个 &lt;Peer&gt;，XML 解析通过</w:t>
+            </w:r>
+          </w:p>
+        </w:tc>
+      </w:tr>
+    </w:tbl>
+    <w:p/>
+    <w:p>
+      <w:r>
+        <w:rPr>
+          <w:b/>
+          <w:i w:val="0"/>
+          <w:color w:val="A3302C"/>
+        </w:rPr>
+        <w:t>⚠ 需要重建镜像才生效：entrypoint 是 COPY 进镜像的（Dockerfile.flight-stack 第 1209 行 COPY ... /opt/entrypoint.sh），不是挂载。改宿主文件不影响现有容器，必须重建 flight-stack-hw 镜像。.env 和 compose 的改动则只需 down/up。</w:t>
+      </w:r>
+    </w:p>
     <w:p>
       <w:r>
         <w:rPr>

--- a/Sim2Real迁移方案.docx
+++ b/Sim2Real迁移方案.docx
@@ -18377,6 +18377,1055 @@
         <w:t>磁盘 —— 两机根分区都是 937G 用 29%，不紧张。但 runtime_logs 差异很大：.101 只有 168K 而 .102 有 6.1G，赛前建议对齐一次。</w:t>
       </w:r>
     </w:p>
+    <w:p>
+      <w:pPr>
+        <w:pStyle w:val="Heading2"/>
+      </w:pPr>
+      <w:r>
+        <w:rPr>
+          <w:rFonts w:ascii="微软雅黑" w:hAnsi="微软雅黑" w:eastAsia="微软雅黑"/>
+          <w:color w:val="1F5FA9"/>
+          <w:sz w:val="25"/>
+        </w:rPr>
+        <w:t>7.10 vision-stack：三处配置缺失与一处行为差异（第六轮，均已实测并处置）</w:t>
+      </w:r>
+    </w:p>
+    <w:p>
+      <w:r>
+        <w:rPr>
+          <w:b/>
+          <w:i w:val="0"/>
+        </w:rPr>
+        <w:t>本轮把视觉这条链从飞机一直追到地面站选手容器。查出三处配置缺失，彼此叠加，表现都是"看着正常、就是收不到"；另有一处仿真与真机的行为差异，属于会静默失效的那一类。</w:t>
+      </w:r>
+    </w:p>
+    <w:p>
+      <w:r>
+        <w:rPr>
+          <w:b/>
+          <w:i w:val="0"/>
+          <w:color w:val="A3302C"/>
+        </w:rPr>
+        <w:t>① 三处缺失（互相掩盖，必须一起补）</w:t>
+      </w:r>
+    </w:p>
+    <w:tbl>
+      <w:tblPr>
+        <w:tblStyle w:val="LightGrid-Accent1"/>
+        <w:tblW w:type="auto" w:w="0"/>
+        <w:jc w:val="center"/>
+        <w:tblLayout w:type="fixed"/>
+        <w:tblLook w:firstColumn="1" w:firstRow="1" w:lastColumn="0" w:lastRow="0" w:noHBand="0" w:noVBand="1" w:val="04A0"/>
+        <w:tblLayout w:type="fixed"/>
+      </w:tblPr>
+      <w:tblGrid>
+        <w:gridCol w:w="2154"/>
+        <w:gridCol w:w="2494"/>
+        <w:gridCol w:w="4649"/>
+      </w:tblGrid>
+      <w:tr>
+        <w:tc>
+          <w:tcPr>
+            <w:tcW w:type="dxa" w:w="2154"/>
+          </w:tcPr>
+          <w:p>
+            <w:r/>
+            <w:r>
+              <w:rPr>
+                <w:b/>
+                <w:sz w:val="18"/>
+              </w:rPr>
+              <w:t>缺的项</w:t>
+            </w:r>
+          </w:p>
+        </w:tc>
+        <w:tc>
+          <w:tcPr>
+            <w:tcW w:type="dxa" w:w="2494"/>
+          </w:tcPr>
+          <w:p>
+            <w:r/>
+            <w:r>
+              <w:rPr>
+                <w:b/>
+                <w:sz w:val="18"/>
+              </w:rPr>
+              <w:t>原状</w:t>
+            </w:r>
+          </w:p>
+        </w:tc>
+        <w:tc>
+          <w:tcPr>
+            <w:tcW w:type="dxa" w:w="4649"/>
+          </w:tcPr>
+          <w:p>
+            <w:r/>
+            <w:r>
+              <w:rPr>
+                <w:b/>
+                <w:sz w:val="18"/>
+              </w:rPr>
+              <w:t>后果</w:t>
+            </w:r>
+          </w:p>
+        </w:tc>
+      </w:tr>
+      <w:tr>
+        <w:tc>
+          <w:tcPr>
+            <w:tcW w:type="dxa" w:w="2154"/>
+          </w:tcPr>
+          <w:p>
+            <w:r/>
+            <w:r>
+              <w:rPr>
+                <w:rFonts w:ascii="Consolas" w:hAnsi="Consolas"/>
+                <w:sz w:val="17"/>
+              </w:rPr>
+              <w:t>ROS_DOMAIN_ID</w:t>
+            </w:r>
+          </w:p>
+        </w:tc>
+        <w:tc>
+          <w:tcPr>
+            <w:tcW w:type="dxa" w:w="2494"/>
+          </w:tcPr>
+          <w:p>
+            <w:r/>
+            <w:r>
+              <w:rPr>
+                <w:sz w:val="18"/>
+              </w:rPr>
+              <w:t>未设 → 默认域 0</w:t>
+            </w:r>
+          </w:p>
+        </w:tc>
+        <w:tc>
+          <w:tcPr>
+            <w:tcW w:type="dxa" w:w="4649"/>
+          </w:tcPr>
+          <w:p>
+            <w:r/>
+            <w:r>
+              <w:rPr>
+                <w:sz w:val="18"/>
+              </w:rPr>
+              <w:t>flight-stack 在域 20，检测发在域 0，飞行栈和选手程序都收不到</w:t>
+            </w:r>
+          </w:p>
+        </w:tc>
+      </w:tr>
+      <w:tr>
+        <w:tc>
+          <w:tcPr>
+            <w:tcW w:type="dxa" w:w="2154"/>
+          </w:tcPr>
+          <w:p>
+            <w:r/>
+            <w:r>
+              <w:rPr>
+                <w:rFonts w:ascii="Consolas" w:hAnsi="Consolas"/>
+                <w:sz w:val="17"/>
+              </w:rPr>
+              <w:t>RMW_IMPLEMENTATION</w:t>
+            </w:r>
+          </w:p>
+        </w:tc>
+        <w:tc>
+          <w:tcPr>
+            <w:tcW w:type="dxa" w:w="2494"/>
+          </w:tcPr>
+          <w:p>
+            <w:r/>
+            <w:r>
+              <w:rPr>
+                <w:sz w:val="18"/>
+              </w:rPr>
+              <w:t>未设 → 镜像默认 FastDDS</w:t>
+            </w:r>
+          </w:p>
+        </w:tc>
+        <w:tc>
+          <w:tcPr>
+            <w:tcW w:type="dxa" w:w="4649"/>
+          </w:tcPr>
+          <w:p>
+            <w:r/>
+            <w:r>
+              <w:rPr>
+                <w:sz w:val="18"/>
+              </w:rPr>
+              <w:t>全系统其余部分都是 CycloneDDS。端点能发现、能匹配，用户数据过不来</w:t>
+            </w:r>
+          </w:p>
+        </w:tc>
+      </w:tr>
+      <w:tr>
+        <w:tc>
+          <w:tcPr>
+            <w:tcW w:type="dxa" w:w="2154"/>
+          </w:tcPr>
+          <w:p>
+            <w:r/>
+            <w:r>
+              <w:rPr>
+                <w:rFonts w:ascii="Consolas" w:hAnsi="Consolas"/>
+                <w:sz w:val="17"/>
+              </w:rPr>
+              <w:t>CYCLONEDDS_URI</w:t>
+            </w:r>
+          </w:p>
+        </w:tc>
+        <w:tc>
+          <w:tcPr>
+            <w:tcW w:type="dxa" w:w="2494"/>
+          </w:tcPr>
+          <w:p>
+            <w:r/>
+            <w:r>
+              <w:rPr>
+                <w:sz w:val="18"/>
+              </w:rPr>
+              <w:t>未设</w:t>
+            </w:r>
+          </w:p>
+        </w:tc>
+        <w:tc>
+          <w:tcPr>
+            <w:tcW w:type="dxa" w:w="4649"/>
+          </w:tcPr>
+          <w:p>
+            <w:r/>
+            <w:r>
+              <w:rPr>
+                <w:sz w:val="18"/>
+              </w:rPr>
+              <w:t>自动挑网卡，可能挑中雷达专网 enP8p1s0；且享受不到静态 Peer，WiFi 上仍靠组播发现</w:t>
+            </w:r>
+          </w:p>
+        </w:tc>
+      </w:tr>
+    </w:tbl>
+    <w:p/>
+    <w:p>
+      <w:r>
+        <w:rPr>
+          <w:b w:val="0"/>
+          <w:i w:val="0"/>
+        </w:rPr>
+        <w:t>三者有依赖关系：补了 RMW 之后 CYCLONEDDS_URI 才会被读——FastDDS 不认它。这与 flight-stack compose 里那段被 entrypoint 覆盖的 CYCLONEDDS_URI 是同一类失效（见 7.9 ①），gcs/docker-compose.yml 的注释早就记过"没设 RMW_IMPLEMENTATION 时 FastDDS 不会去读它"。</w:t>
+      </w:r>
+    </w:p>
+    <w:p>
+      <w:r>
+        <w:rPr>
+          <w:b/>
+          <w:i w:val="0"/>
+        </w:rPr>
+        <w:t>实测对照（地面站选手容器订阅，真机发布端本机实测 12 Hz）：</w:t>
+      </w:r>
+    </w:p>
+    <w:tbl>
+      <w:tblPr>
+        <w:tblStyle w:val="LightGrid-Accent1"/>
+        <w:tblW w:type="auto" w:w="0"/>
+        <w:jc w:val="center"/>
+        <w:tblLayout w:type="fixed"/>
+        <w:tblLook w:firstColumn="1" w:firstRow="1" w:lastColumn="0" w:lastRow="0" w:noHBand="0" w:noVBand="1" w:val="04A0"/>
+        <w:tblLayout w:type="fixed"/>
+      </w:tblPr>
+      <w:tblGrid>
+        <w:gridCol w:w="3742"/>
+        <w:gridCol w:w="2268"/>
+        <w:gridCol w:w="3288"/>
+      </w:tblGrid>
+      <w:tr>
+        <w:tc>
+          <w:tcPr>
+            <w:tcW w:type="dxa" w:w="3742"/>
+          </w:tcPr>
+          <w:p>
+            <w:r/>
+            <w:r>
+              <w:rPr>
+                <w:b/>
+                <w:sz w:val="18"/>
+              </w:rPr>
+              <w:t>话题</w:t>
+            </w:r>
+          </w:p>
+        </w:tc>
+        <w:tc>
+          <w:tcPr>
+            <w:tcW w:type="dxa" w:w="2268"/>
+          </w:tcPr>
+          <w:p>
+            <w:r/>
+            <w:r>
+              <w:rPr>
+                <w:b/>
+                <w:sz w:val="18"/>
+              </w:rPr>
+              <w:t>补 RMW 前</w:t>
+            </w:r>
+          </w:p>
+        </w:tc>
+        <w:tc>
+          <w:tcPr>
+            <w:tcW w:type="dxa" w:w="3288"/>
+          </w:tcPr>
+          <w:p>
+            <w:r/>
+            <w:r>
+              <w:rPr>
+                <w:b/>
+                <w:sz w:val="18"/>
+              </w:rPr>
+              <w:t>补 RMW 后</w:t>
+            </w:r>
+          </w:p>
+        </w:tc>
+      </w:tr>
+      <w:tr>
+        <w:tc>
+          <w:tcPr>
+            <w:tcW w:type="dxa" w:w="3742"/>
+          </w:tcPr>
+          <w:p>
+            <w:r/>
+            <w:r>
+              <w:rPr>
+                <w:rFonts w:ascii="Consolas" w:hAnsi="Consolas"/>
+                <w:sz w:val="17"/>
+              </w:rPr>
+              <w:t>/NX01/vision/front/detections</w:t>
+            </w:r>
+          </w:p>
+        </w:tc>
+        <w:tc>
+          <w:tcPr>
+            <w:tcW w:type="dxa" w:w="2268"/>
+          </w:tcPr>
+          <w:p>
+            <w:r/>
+            <w:r>
+              <w:rPr>
+                <w:sz w:val="18"/>
+              </w:rPr>
+              <w:t>0 条 / 20 秒</w:t>
+            </w:r>
+          </w:p>
+        </w:tc>
+        <w:tc>
+          <w:tcPr>
+            <w:tcW w:type="dxa" w:w="3288"/>
+          </w:tcPr>
+          <w:p>
+            <w:r/>
+            <w:r>
+              <w:rPr>
+                <w:sz w:val="18"/>
+              </w:rPr>
+              <w:t>249 条 / 20 秒（≈12.5 Hz）</w:t>
+            </w:r>
+          </w:p>
+        </w:tc>
+      </w:tr>
+      <w:tr>
+        <w:tc>
+          <w:tcPr>
+            <w:tcW w:type="dxa" w:w="3742"/>
+          </w:tcPr>
+          <w:p>
+            <w:r/>
+            <w:r>
+              <w:rPr>
+                <w:rFonts w:ascii="Consolas" w:hAnsi="Consolas"/>
+                <w:sz w:val="17"/>
+              </w:rPr>
+              <w:t>/NX02/vision/down/detections</w:t>
+            </w:r>
+          </w:p>
+        </w:tc>
+        <w:tc>
+          <w:tcPr>
+            <w:tcW w:type="dxa" w:w="2268"/>
+          </w:tcPr>
+          <w:p>
+            <w:r/>
+            <w:r>
+              <w:rPr>
+                <w:sz w:val="18"/>
+              </w:rPr>
+              <w:t>0 条 / 20 秒</w:t>
+            </w:r>
+          </w:p>
+        </w:tc>
+        <w:tc>
+          <w:tcPr>
+            <w:tcW w:type="dxa" w:w="3288"/>
+          </w:tcPr>
+          <w:p>
+            <w:r/>
+            <w:r>
+              <w:rPr>
+                <w:sz w:val="18"/>
+              </w:rPr>
+              <w:t>257 条 / 20 秒</w:t>
+            </w:r>
+          </w:p>
+        </w:tc>
+      </w:tr>
+      <w:tr>
+        <w:tc>
+          <w:tcPr>
+            <w:tcW w:type="dxa" w:w="3742"/>
+          </w:tcPr>
+          <w:p>
+            <w:r/>
+            <w:r>
+              <w:rPr>
+                <w:rFonts w:ascii="Consolas" w:hAnsi="Consolas"/>
+                <w:sz w:val="17"/>
+              </w:rPr>
+              <w:t>/NX01/uwb/pose_abs（对照，flight-stack）</w:t>
+            </w:r>
+          </w:p>
+        </w:tc>
+        <w:tc>
+          <w:tcPr>
+            <w:tcW w:type="dxa" w:w="2268"/>
+          </w:tcPr>
+          <w:p>
+            <w:r/>
+            <w:r>
+              <w:rPr>
+                <w:sz w:val="18"/>
+              </w:rPr>
+              <w:t>717 条 / 15 秒</w:t>
+            </w:r>
+          </w:p>
+        </w:tc>
+        <w:tc>
+          <w:tcPr>
+            <w:tcW w:type="dxa" w:w="3288"/>
+          </w:tcPr>
+          <w:p>
+            <w:r/>
+            <w:r>
+              <w:rPr>
+                <w:sz w:val="18"/>
+              </w:rPr>
+              <w:t>718 条 / 15 秒</w:t>
+            </w:r>
+          </w:p>
+        </w:tc>
+      </w:tr>
+    </w:tbl>
+    <w:p/>
+    <w:p>
+      <w:r>
+        <w:rPr>
+          <w:b w:val="0"/>
+          <w:i w:val="0"/>
+          <w:color w:val="5A6472"/>
+          <w:sz w:val="18"/>
+        </w:rPr>
+        <w:t>补后收包率与发布端本机实测一致，无丢包。排查中曾因"从地面站成功读到了 vision 节点的 engine_path 参数"而一度排除 RMW 不一致——那是服务的请求/应答路径，与话题数据面不是一回事，不能互相代表。</w:t>
+      </w:r>
+    </w:p>
+    <w:p>
+      <w:r>
+        <w:rPr>
+          <w:b w:val="0"/>
+          <w:i w:val="0"/>
+          <w:color w:val="17695A"/>
+        </w:rPr>
+        <w:t>已处置：两机 vision-stack 服务 environment 增加三行，均已备份 compose。vision-stack 的代码与模型是卷挂载，不需要重建镜像。</w:t>
+      </w:r>
+    </w:p>
+    <w:p>
+      <w:r>
+        <w:rPr>
+          <w:b/>
+          <w:i w:val="0"/>
+          <w:color w:val="8A5A09"/>
+        </w:rPr>
+        <w:t>② 检测节点的生命周期：真机不随栈自启，且不持久化</w:t>
+      </w:r>
+    </w:p>
+    <w:tbl>
+      <w:tblPr>
+        <w:tblStyle w:val="LightGrid-Accent1"/>
+        <w:tblW w:type="auto" w:w="0"/>
+        <w:jc w:val="center"/>
+        <w:tblLayout w:type="fixed"/>
+        <w:tblLook w:firstColumn="1" w:firstRow="1" w:lastColumn="0" w:lastRow="0" w:noHBand="0" w:noVBand="1" w:val="04A0"/>
+        <w:tblLayout w:type="fixed"/>
+      </w:tblPr>
+      <w:tblGrid>
+        <w:gridCol w:w="2268"/>
+        <w:gridCol w:w="3288"/>
+        <w:gridCol w:w="3742"/>
+      </w:tblGrid>
+      <w:tr>
+        <w:tc>
+          <w:tcPr>
+            <w:tcW w:type="dxa" w:w="2268"/>
+          </w:tcPr>
+          <w:p>
+            <w:r/>
+            <w:r>
+              <w:rPr>
+                <w:b/>
+                <w:sz w:val="18"/>
+              </w:rPr>
+            </w:r>
+          </w:p>
+        </w:tc>
+        <w:tc>
+          <w:tcPr>
+            <w:tcW w:type="dxa" w:w="3288"/>
+          </w:tcPr>
+          <w:p>
+            <w:r/>
+            <w:r>
+              <w:rPr>
+                <w:b/>
+                <w:sz w:val="18"/>
+              </w:rPr>
+              <w:t>仿真</w:t>
+            </w:r>
+          </w:p>
+        </w:tc>
+        <w:tc>
+          <w:tcPr>
+            <w:tcW w:type="dxa" w:w="3742"/>
+          </w:tcPr>
+          <w:p>
+            <w:r/>
+            <w:r>
+              <w:rPr>
+                <w:b/>
+                <w:sz w:val="18"/>
+              </w:rPr>
+              <w:t>真机</w:t>
+            </w:r>
+          </w:p>
+        </w:tc>
+      </w:tr>
+      <w:tr>
+        <w:tc>
+          <w:tcPr>
+            <w:tcW w:type="dxa" w:w="2268"/>
+          </w:tcPr>
+          <w:p>
+            <w:r/>
+            <w:r>
+              <w:rPr>
+                <w:sz w:val="18"/>
+              </w:rPr>
+              <w:t>谁拉起</w:t>
+            </w:r>
+          </w:p>
+        </w:tc>
+        <w:tc>
+          <w:tcPr>
+            <w:tcW w:type="dxa" w:w="3288"/>
+          </w:tcPr>
+          <w:p>
+            <w:r/>
+            <w:r>
+              <w:rPr>
+                <w:sz w:val="18"/>
+              </w:rPr>
+              <w:t>flight-stack entrypoint，随栈自动启动</w:t>
+            </w:r>
+          </w:p>
+        </w:tc>
+        <w:tc>
+          <w:tcPr>
+            <w:tcW w:type="dxa" w:w="3742"/>
+          </w:tcPr>
+          <w:p>
+            <w:r/>
+            <w:r>
+              <w:rPr>
+                <w:sz w:val="18"/>
+              </w:rPr>
+              <w:t>POST /vision/mode，外部拉起</w:t>
+            </w:r>
+          </w:p>
+        </w:tc>
+      </w:tr>
+      <w:tr>
+        <w:tc>
+          <w:tcPr>
+            <w:tcW w:type="dxa" w:w="2268"/>
+          </w:tcPr>
+          <w:p>
+            <w:r/>
+            <w:r>
+              <w:rPr>
+                <w:sz w:val="18"/>
+              </w:rPr>
+              <w:t>容器起来等于有检测吗</w:t>
+            </w:r>
+          </w:p>
+        </w:tc>
+        <w:tc>
+          <w:tcPr>
+            <w:tcW w:type="dxa" w:w="3288"/>
+          </w:tcPr>
+          <w:p>
+            <w:r/>
+            <w:r>
+              <w:rPr>
+                <w:sz w:val="18"/>
+              </w:rPr>
+              <w:t>是</w:t>
+            </w:r>
+          </w:p>
+        </w:tc>
+        <w:tc>
+          <w:tcPr>
+            <w:tcW w:type="dxa" w:w="3742"/>
+          </w:tcPr>
+          <w:p>
+            <w:r/>
+            <w:r>
+              <w:rPr>
+                <w:sz w:val="18"/>
+              </w:rPr>
+              <w:t>否——容器跑 sleep infinity，不调接口一个节点都没有</w:t>
+            </w:r>
+          </w:p>
+        </w:tc>
+      </w:tr>
+      <w:tr>
+        <w:tc>
+          <w:tcPr>
+            <w:tcW w:type="dxa" w:w="2268"/>
+          </w:tcPr>
+          <w:p>
+            <w:r/>
+            <w:r>
+              <w:rPr>
+                <w:sz w:val="18"/>
+              </w:rPr>
+              <w:t>起来之后</w:t>
+            </w:r>
+          </w:p>
+        </w:tc>
+        <w:tc>
+          <w:tcPr>
+            <w:tcW w:type="dxa" w:w="3288"/>
+          </w:tcPr>
+          <w:p>
+            <w:r/>
+            <w:r>
+              <w:rPr>
+                <w:sz w:val="18"/>
+              </w:rPr>
+              <w:t>常开，整场不关</w:t>
+            </w:r>
+          </w:p>
+        </w:tc>
+        <w:tc>
+          <w:tcPr>
+            <w:tcW w:type="dxa" w:w="3742"/>
+          </w:tcPr>
+          <w:p>
+            <w:r/>
+            <w:r>
+              <w:rPr>
+                <w:sz w:val="18"/>
+              </w:rPr>
+              <w:t>常开，15 Hz 持续发布</w:t>
+            </w:r>
+          </w:p>
+        </w:tc>
+      </w:tr>
+      <w:tr>
+        <w:tc>
+          <w:tcPr>
+            <w:tcW w:type="dxa" w:w="2268"/>
+          </w:tcPr>
+          <w:p>
+            <w:r/>
+            <w:r>
+              <w:rPr>
+                <w:sz w:val="18"/>
+              </w:rPr>
+              <w:t>没检测到时</w:t>
+            </w:r>
+          </w:p>
+        </w:tc>
+        <w:tc>
+          <w:tcPr>
+            <w:tcW w:type="dxa" w:w="3288"/>
+          </w:tcPr>
+          <w:p>
+            <w:r/>
+            <w:r>
+              <w:rPr>
+                <w:sz w:val="18"/>
+              </w:rPr>
+              <w:t>发空数组（频率可当健康信号）</w:t>
+            </w:r>
+          </w:p>
+        </w:tc>
+        <w:tc>
+          <w:tcPr>
+            <w:tcW w:type="dxa" w:w="3742"/>
+          </w:tcPr>
+          <w:p>
+            <w:r/>
+            <w:r>
+              <w:rPr>
+                <w:sz w:val="18"/>
+              </w:rPr>
+              <w:t>同左</w:t>
+            </w:r>
+          </w:p>
+        </w:tc>
+      </w:tr>
+      <w:tr>
+        <w:tc>
+          <w:tcPr>
+            <w:tcW w:type="dxa" w:w="2268"/>
+          </w:tcPr>
+          <w:p>
+            <w:r/>
+            <w:r>
+              <w:rPr>
+                <w:sz w:val="18"/>
+              </w:rPr>
+              <w:t>相机</w:t>
+            </w:r>
+          </w:p>
+        </w:tc>
+        <w:tc>
+          <w:tcPr>
+            <w:tcW w:type="dxa" w:w="3288"/>
+          </w:tcPr>
+          <w:p>
+            <w:r/>
+            <w:r>
+              <w:rPr>
+                <w:sz w:val="18"/>
+              </w:rPr>
+              <w:t>一个可动关节相机，前视/下视切视角</w:t>
+            </w:r>
+          </w:p>
+        </w:tc>
+        <w:tc>
+          <w:tcPr>
+            <w:tcW w:type="dxa" w:w="3742"/>
+          </w:tcPr>
+          <w:p>
+            <w:r/>
+            <w:r>
+              <w:rPr>
+                <w:sz w:val="18"/>
+              </w:rPr>
+              <w:t>两个物理 IMX219，各一个独立进程</w:t>
+            </w:r>
+          </w:p>
+        </w:tc>
+      </w:tr>
+      <w:tr>
+        <w:tc>
+          <w:tcPr>
+            <w:tcW w:type="dxa" w:w="2268"/>
+          </w:tcPr>
+          <w:p>
+            <w:r/>
+            <w:r>
+              <w:rPr>
+                <w:sz w:val="18"/>
+              </w:rPr>
+              <w:t>模式持久化</w:t>
+            </w:r>
+          </w:p>
+        </w:tc>
+        <w:tc>
+          <w:tcPr>
+            <w:tcW w:type="dxa" w:w="3288"/>
+          </w:tcPr>
+          <w:p>
+            <w:r/>
+            <w:r>
+              <w:rPr>
+                <w:sz w:val="18"/>
+              </w:rPr>
+              <w:t>不适用</w:t>
+            </w:r>
+          </w:p>
+        </w:tc>
+        <w:tc>
+          <w:tcPr>
+            <w:tcW w:type="dxa" w:w="3742"/>
+          </w:tcPr>
+          <w:p>
+            <w:r/>
+            <w:r>
+              <w:rPr>
+                <w:sz w:val="18"/>
+              </w:rPr>
+              <w:t>不持久化，机上无状态文件，重启不恢复</w:t>
+            </w:r>
+          </w:p>
+        </w:tc>
+      </w:tr>
+    </w:tbl>
+    <w:p/>
+    <w:p>
+      <w:r>
+        <w:rPr>
+          <w:b/>
+          <w:i w:val="0"/>
+        </w:rPr>
+        <w:t>后果：照仿真的习惯操作真机，会出现"飞行栈一切正常、wait_for_detection 永远等不到"的情况，而且话题根本不存在（不是发空数组），失败是静默的。起飞前必须有显式的视觉就绪判据，不能只看容器状态——判据是四条检测话题都在且频率非零。</w:t>
+      </w:r>
+    </w:p>
+    <w:p>
+      <w:r>
+        <w:rPr>
+          <w:b w:val="0"/>
+          <w:i w:val="0"/>
+          <w:color w:val="5A6472"/>
+          <w:sz w:val="18"/>
+        </w:rPr>
+        <w:t>常开的代价（实测）：两个 yolo 进程各占 83% CPU，合计约 8 核中的 2 核；各占内存 2.3%；连续运行 9 分 39 秒无启停。</w:t>
+      </w:r>
+    </w:p>
+    <w:p>
+      <w:r>
+        <w:rPr>
+          <w:b/>
+          <w:i w:val="0"/>
+          <w:color w:val="8A5A09"/>
+        </w:rPr>
+        <w:t>③ 操作顺序上的一个陷阱</w:t>
+      </w:r>
+    </w:p>
+    <w:p>
+      <w:r>
+        <w:rPr>
+          <w:b w:val="0"/>
+          <w:i w:val="0"/>
+        </w:rPr>
+        <w:t>vision-stack 没有把 colcon 产物放在卷里，`docker compose up -d --force-recreate vision-stack` 会连编译产物一起销毁，之后节点起不来、报 Package 'vision_stack' not found。control_server.py 第 125 行的注释写明了这条，所以它对 vision 的 restart 走的是 `docker compose restart`。</w:t>
+      </w:r>
+    </w:p>
+    <w:p>
+      <w:r>
+        <w:rPr>
+          <w:b w:val="0"/>
+          <w:i w:val="0"/>
+        </w:rPr>
+        <w:t>但改环境变量又必须 force-recreate——`docker compose restart` 沿用旧环境变量，改了不生效且不报错。两者有真实冲突，正确顺序是：</w:t>
+      </w:r>
+    </w:p>
+    <w:tbl>
+      <w:tblPr>
+        <w:tblStyle w:val="LightGrid-Accent1"/>
+        <w:tblW w:type="auto" w:w="0"/>
+        <w:jc w:val="center"/>
+        <w:tblLayout w:type="fixed"/>
+        <w:tblLook w:firstColumn="1" w:firstRow="1" w:lastColumn="0" w:lastRow="0" w:noHBand="0" w:noVBand="1" w:val="04A0"/>
+        <w:tblLayout w:type="fixed"/>
+      </w:tblPr>
+      <w:tblGrid>
+        <w:gridCol w:w="680"/>
+        <w:gridCol w:w="4649"/>
+        <w:gridCol w:w="3969"/>
+      </w:tblGrid>
+      <w:tr>
+        <w:tc>
+          <w:tcPr>
+            <w:tcW w:type="dxa" w:w="680"/>
+          </w:tcPr>
+          <w:p>
+            <w:r/>
+            <w:r>
+              <w:rPr>
+                <w:b/>
+                <w:sz w:val="18"/>
+              </w:rPr>
+              <w:t>步</w:t>
+            </w:r>
+          </w:p>
+        </w:tc>
+        <w:tc>
+          <w:tcPr>
+            <w:tcW w:type="dxa" w:w="4649"/>
+          </w:tcPr>
+          <w:p>
+            <w:r/>
+            <w:r>
+              <w:rPr>
+                <w:b/>
+                <w:sz w:val="18"/>
+              </w:rPr>
+              <w:t>动作</w:t>
+            </w:r>
+          </w:p>
+        </w:tc>
+        <w:tc>
+          <w:tcPr>
+            <w:tcW w:type="dxa" w:w="3969"/>
+          </w:tcPr>
+          <w:p>
+            <w:r/>
+            <w:r>
+              <w:rPr>
+                <w:b/>
+                <w:sz w:val="18"/>
+              </w:rPr>
+              <w:t>说明</w:t>
+            </w:r>
+          </w:p>
+        </w:tc>
+      </w:tr>
+      <w:tr>
+        <w:tc>
+          <w:tcPr>
+            <w:tcW w:type="dxa" w:w="680"/>
+          </w:tcPr>
+          <w:p>
+            <w:r/>
+            <w:r>
+              <w:rPr>
+                <w:sz w:val="18"/>
+              </w:rPr>
+              <w:t>1</w:t>
+            </w:r>
+          </w:p>
+        </w:tc>
+        <w:tc>
+          <w:tcPr>
+            <w:tcW w:type="dxa" w:w="4649"/>
+          </w:tcPr>
+          <w:p>
+            <w:r/>
+            <w:r>
+              <w:rPr>
+                <w:rFonts w:ascii="Consolas" w:hAnsi="Consolas"/>
+                <w:sz w:val="17"/>
+              </w:rPr>
+              <w:t>docker compose up -d --force-recreate vision-stack</w:t>
+            </w:r>
+          </w:p>
+        </w:tc>
+        <w:tc>
+          <w:tcPr>
+            <w:tcW w:type="dxa" w:w="3969"/>
+          </w:tcPr>
+          <w:p>
+            <w:r/>
+            <w:r>
+              <w:rPr>
+                <w:sz w:val="18"/>
+              </w:rPr>
+              <w:t>为了读到新的 env</w:t>
+            </w:r>
+          </w:p>
+        </w:tc>
+      </w:tr>
+      <w:tr>
+        <w:tc>
+          <w:tcPr>
+            <w:tcW w:type="dxa" w:w="680"/>
+          </w:tcPr>
+          <w:p>
+            <w:r/>
+            <w:r>
+              <w:rPr>
+                <w:sz w:val="18"/>
+              </w:rPr>
+              <w:t>2</w:t>
+            </w:r>
+          </w:p>
+        </w:tc>
+        <w:tc>
+          <w:tcPr>
+            <w:tcW w:type="dxa" w:w="4649"/>
+          </w:tcPr>
+          <w:p>
+            <w:r/>
+            <w:r>
+              <w:rPr>
+                <w:rFonts w:ascii="Consolas" w:hAnsi="Consolas"/>
+                <w:sz w:val="17"/>
+              </w:rPr>
+              <w:t>colcon build --symlink-install（容器内 /opt/vision_ws）</w:t>
+            </w:r>
+          </w:p>
+        </w:tc>
+        <w:tc>
+          <w:tcPr>
+            <w:tcW w:type="dxa" w:w="3969"/>
+          </w:tcPr>
+          <w:p>
+            <w:r/>
+            <w:r>
+              <w:rPr>
+                <w:sz w:val="18"/>
+              </w:rPr>
+              <w:t>实测仅 2.5 秒，纯 Python 包</w:t>
+            </w:r>
+          </w:p>
+        </w:tc>
+      </w:tr>
+      <w:tr>
+        <w:tc>
+          <w:tcPr>
+            <w:tcW w:type="dxa" w:w="680"/>
+          </w:tcPr>
+          <w:p>
+            <w:r/>
+            <w:r>
+              <w:rPr>
+                <w:sz w:val="18"/>
+              </w:rPr>
+              <w:t>3</w:t>
+            </w:r>
+          </w:p>
+        </w:tc>
+        <w:tc>
+          <w:tcPr>
+            <w:tcW w:type="dxa" w:w="4649"/>
+          </w:tcPr>
+          <w:p>
+            <w:r/>
+            <w:r>
+              <w:rPr>
+                <w:rFonts w:ascii="Consolas" w:hAnsi="Consolas"/>
+                <w:sz w:val="17"/>
+              </w:rPr>
+              <w:t>POST /vision/mode 逐路起节点</w:t>
+            </w:r>
+          </w:p>
+        </w:tc>
+        <w:tc>
+          <w:tcPr>
+            <w:tcW w:type="dxa" w:w="3969"/>
+          </w:tcPr>
+          <w:p>
+            <w:r/>
+            <w:r>
+              <w:rPr>
+                <w:sz w:val="18"/>
+              </w:rPr>
+              <w:t>cam="all" 只能配 mode="stop"，起节点必须 cam0/cam1 分别调</w:t>
+            </w:r>
+          </w:p>
+        </w:tc>
+      </w:tr>
+    </w:tbl>
+    <w:p/>
     <w:p>
       <w:pPr>
         <w:pStyle w:val="Heading2"/>

--- a/Sim2Real迁移方案.docx
+++ b/Sim2Real迁移方案.docx
@@ -19420,6 +19420,2275 @@
                 <w:sz w:val="18"/>
               </w:rPr>
               <w:t>cam="all" 只能配 mode="stop"，起节点必须 cam0/cam1 分别调</w:t>
+            </w:r>
+          </w:p>
+        </w:tc>
+      </w:tr>
+    </w:tbl>
+    <w:p/>
+    <w:p>
+      <w:pPr>
+        <w:pStyle w:val="Heading2"/>
+      </w:pPr>
+      <w:r>
+        <w:rPr>
+          <w:rFonts w:ascii="微软雅黑" w:hAnsi="微软雅黑" w:eastAsia="微软雅黑"/>
+          <w:color w:val="1F5FA9"/>
+          <w:sz w:val="25"/>
+        </w:rPr>
+        <w:t>7.11 机载迁移执行记录（2026-10-02 实施，两机已就位）</w:t>
+      </w:r>
+    </w:p>
+    <w:p>
+      <w:r>
+        <w:rPr>
+          <w:b/>
+          <w:i w:val="0"/>
+        </w:rPr>
+        <w:t>本节记录实际做了什么、为什么这么选，以及验证手段。所有改动都在两台飞机本地（真机的 docker-compose.hw.yml / entrypoint / 源码在本地仓库没有副本），每次改前均有备份。</w:t>
+      </w:r>
+    </w:p>
+    <w:p>
+      <w:r>
+        <w:rPr>
+          <w:b/>
+          <w:i w:val="0"/>
+        </w:rPr>
+        <w:t>① 任务中间件 contest_mission</w:t>
+      </w:r>
+    </w:p>
+    <w:p>
+      <w:r>
+        <w:rPr>
+          <w:b w:val="0"/>
+          <w:i w:val="0"/>
+        </w:rPr>
+        <w:t>真机此前完全没有这个包——源码、镜像、Dockerfile 三处都没有。已整包同步到两机，Dockerfile 新增独立 workspace 构建段（含 ros-humble-vision-msgs）。entrypoint 的 hw 分支只启动选手程序真正用到的 5 个：</w:t>
+      </w:r>
+    </w:p>
+    <w:tbl>
+      <w:tblPr>
+        <w:tblStyle w:val="LightGrid-Accent1"/>
+        <w:tblW w:type="auto" w:w="0"/>
+        <w:jc w:val="center"/>
+        <w:tblLayout w:type="fixed"/>
+        <w:tblLook w:firstColumn="1" w:firstRow="1" w:lastColumn="0" w:lastRow="0" w:noHBand="0" w:noVBand="1" w:val="04A0"/>
+        <w:tblLayout w:type="fixed"/>
+      </w:tblPr>
+      <w:tblGrid>
+        <w:gridCol w:w="2608"/>
+        <w:gridCol w:w="6690"/>
+      </w:tblGrid>
+      <w:tr>
+        <w:tc>
+          <w:tcPr>
+            <w:tcW w:type="dxa" w:w="2608"/>
+          </w:tcPr>
+          <w:p>
+            <w:r/>
+            <w:r>
+              <w:rPr>
+                <w:b/>
+                <w:sz w:val="18"/>
+              </w:rPr>
+              <w:t>启动的节点</w:t>
+            </w:r>
+          </w:p>
+        </w:tc>
+        <w:tc>
+          <w:tcPr>
+            <w:tcW w:type="dxa" w:w="6690"/>
+          </w:tcPr>
+          <w:p>
+            <w:r/>
+            <w:r>
+              <w:rPr>
+                <w:b/>
+                <w:sz w:val="18"/>
+              </w:rPr>
+              <w:t>为什么必须机载</w:t>
+            </w:r>
+          </w:p>
+        </w:tc>
+      </w:tr>
+      <w:tr>
+        <w:tc>
+          <w:tcPr>
+            <w:tcW w:type="dxa" w:w="2608"/>
+          </w:tcPr>
+          <w:p>
+            <w:r/>
+            <w:r>
+              <w:rPr>
+                <w:rFonts w:ascii="Consolas" w:hAnsi="Consolas"/>
+                <w:sz w:val="17"/>
+              </w:rPr>
+              <w:t>position_cmd_relay_node</w:t>
+            </w:r>
+          </w:p>
+        </w:tc>
+        <w:tc>
+          <w:tcPr>
+            <w:tcW w:type="dxa" w:w="6690"/>
+          </w:tcPr>
+          <w:p>
+            <w:r/>
+            <w:r>
+              <w:rPr>
+                <w:sz w:val="18"/>
+              </w:rPr>
+              <w:t>控制指令多路复用：ego_planner 的 position_cmd + 编队 formation_cmd + 精降 precision_land_cmd → position_cmd_relayed。这是飞行控制主回路，跨 WiFi 不可接受</w:t>
+            </w:r>
+          </w:p>
+        </w:tc>
+      </w:tr>
+      <w:tr>
+        <w:tc>
+          <w:tcPr>
+            <w:tcW w:type="dxa" w:w="2608"/>
+          </w:tcPr>
+          <w:p>
+            <w:r/>
+            <w:r>
+              <w:rPr>
+                <w:rFonts w:ascii="Consolas" w:hAnsi="Consolas"/>
+                <w:sz w:val="17"/>
+              </w:rPr>
+              <w:t>precision_servo_node</w:t>
+            </w:r>
+          </w:p>
+        </w:tc>
+        <w:tc>
+          <w:tcPr>
+            <w:tcW w:type="dxa" w:w="6690"/>
+          </w:tcPr>
+          <w:p>
+            <w:r/>
+            <w:r>
+              <w:rPr>
+                <w:sz w:val="18"/>
+              </w:rPr>
+              <w:t>视觉伺服闭环（检测→位置指令）。aim_at(camera=down) 与 center_on_target() 都走它</w:t>
+            </w:r>
+          </w:p>
+        </w:tc>
+      </w:tr>
+      <w:tr>
+        <w:tc>
+          <w:tcPr>
+            <w:tcW w:type="dxa" w:w="2608"/>
+          </w:tcPr>
+          <w:p>
+            <w:r/>
+            <w:r>
+              <w:rPr>
+                <w:rFonts w:ascii="Consolas" w:hAnsi="Consolas"/>
+                <w:sz w:val="17"/>
+              </w:rPr>
+              <w:t>target_locate_node</w:t>
+            </w:r>
+          </w:p>
+        </w:tc>
+        <w:tc>
+          <w:tcPr>
+            <w:tcW w:type="dxa" w:w="6690"/>
+          </w:tcPr>
+          <w:p>
+            <w:r/>
+            <w:r>
+              <w:rPr>
+                <w:sz w:val="18"/>
+              </w:rPr>
+              <w:t>按图像时间戳对里程计插值/外推 + 测距仪高度算目标地面坐标，时间对齐敏感</w:t>
+            </w:r>
+          </w:p>
+        </w:tc>
+      </w:tr>
+      <w:tr>
+        <w:tc>
+          <w:tcPr>
+            <w:tcW w:type="dxa" w:w="2608"/>
+          </w:tcPr>
+          <w:p>
+            <w:r/>
+            <w:r>
+              <w:rPr>
+                <w:rFonts w:ascii="Consolas" w:hAnsi="Consolas"/>
+                <w:sz w:val="17"/>
+              </w:rPr>
+              <w:t>formation_follower_node</w:t>
+            </w:r>
+          </w:p>
+        </w:tc>
+        <w:tc>
+          <w:tcPr>
+            <w:tcW w:type="dxa" w:w="6690"/>
+          </w:tcPr>
+          <w:p>
+            <w:r/>
+            <w:r>
+              <w:rPr>
+                <w:sz w:val="18"/>
+              </w:rPr>
+              <w:t>僚机沿长机实飞轨迹跟随，持续轨迹跟随</w:t>
+            </w:r>
+          </w:p>
+        </w:tc>
+      </w:tr>
+      <w:tr>
+        <w:tc>
+          <w:tcPr>
+            <w:tcW w:type="dxa" w:w="2608"/>
+          </w:tcPr>
+          <w:p>
+            <w:r/>
+            <w:r>
+              <w:rPr>
+                <w:rFonts w:ascii="Consolas" w:hAnsi="Consolas"/>
+                <w:sz w:val="17"/>
+              </w:rPr>
+              <w:t>takeoff_monitor_node</w:t>
+            </w:r>
+          </w:p>
+        </w:tc>
+        <w:tc>
+          <w:tcPr>
+            <w:tcW w:type="dxa" w:w="6690"/>
+          </w:tcPr>
+          <w:p>
+            <w:r/>
+            <w:r>
+              <w:rPr>
+                <w:sz w:val="18"/>
+              </w:rPr>
+              <w:t>提供 Takeoff action，起飞完成判定留在机上，链路延迟只影响拿到结论的快慢——走 WiFi 的真机比仿真更需要</w:t>
+            </w:r>
+          </w:p>
+        </w:tc>
+      </w:tr>
+    </w:tbl>
+    <w:p/>
+    <w:p>
+      <w:r>
+        <w:rPr>
+          <w:b w:val="0"/>
+          <w:i w:val="0"/>
+          <w:color w:val="5A6472"/>
+          <w:sz w:val="18"/>
+        </w:rPr>
+        <w:t>不启动的 4 个及依据：actuator_action_node（四个程序都不调 do_action，set_servos 直接走 mavros/cmd/command 的 CommandLong）；camera_tag_detect_node（真机走 vision-stack）；fire_pillar_aim_node / pillar_detector_node（SDK 与四个程序提及均为 0）。核验方法：对比两边 entrypoint 的全部 ros2 run/launch，仿真 33 项、真机 29 项，差的 4 项即上述，且没有真机独有而仿真缺失的节点。</w:t>
+      </w:r>
+    </w:p>
+    <w:p>
+      <w:r>
+        <w:rPr>
+          <w:b/>
+          <w:i w:val="0"/>
+          <w:color w:val="A3302C"/>
+        </w:rPr>
+        <w:t>② 一个会在构建时才炸的硬阻断</w:t>
+      </w:r>
+    </w:p>
+    <w:p>
+      <w:r>
+        <w:rPr>
+          <w:b w:val="0"/>
+          <w:i w:val="0"/>
+        </w:rPr>
+        <w:t>真机的 quadrotor_msgs 缺 Takeoff.action 和 FormationFollow.action 两个定义，而 takeoff_monitor_node / formation_follower_node 用的正是它们。已补两个 .action 文件，并在 CMakeLists.txt 加 find_package(action_msgs) + 注册、package.xml 加 &lt;depend&gt;。真机那两个构建文件除缺这几行外与仿真一致，没有真机改动被覆盖。</w:t>
+      </w:r>
+    </w:p>
+    <w:p>
+      <w:r>
+        <w:rPr>
+          <w:b/>
+          <w:i w:val="0"/>
+        </w:rPr>
+        <w:t>③ ego_planner 补丁：整块替换而非追加</w:t>
+      </w:r>
+    </w:p>
+    <w:p>
+      <w:r>
+        <w:rPr>
+          <w:b w:val="0"/>
+          <w:i w:val="0"/>
+        </w:rPr>
+        <w:t>真机原本应用 11 个补丁，仿真 24 个，且真机的集合是仿真的子集。采用整块替换（而不是往块尾追加），这样打完之后两边规划器源码一致，也避开追加时与已有补丁的上下文冲突。关键是：**只改 Dockerfile 的补丁列表，staging/ 源码一个字节没动**，所以真机独有的源码改动全部保留。</w:t>
+      </w:r>
+    </w:p>
+    <w:p>
+      <w:r>
+        <w:rPr>
+          <w:b/>
+          <w:i w:val="0"/>
+        </w:rPr>
+        <w:t>干跑验证（把真机源码拷进临时 git 仓库逐个 git apply --check，不用重建）：17 个可应用 / 7 个失败。</w:t>
+      </w:r>
+    </w:p>
+    <w:tbl>
+      <w:tblPr>
+        <w:tblStyle w:val="LightGrid-Accent1"/>
+        <w:tblW w:type="auto" w:w="0"/>
+        <w:jc w:val="center"/>
+        <w:tblLayout w:type="fixed"/>
+        <w:tblLook w:firstColumn="1" w:firstRow="1" w:lastColumn="0" w:lastRow="0" w:noHBand="0" w:noVBand="1" w:val="04A0"/>
+        <w:tblLayout w:type="fixed"/>
+      </w:tblPr>
+      <w:tblGrid>
+        <w:gridCol w:w="3742"/>
+        <w:gridCol w:w="5556"/>
+      </w:tblGrid>
+      <w:tr>
+        <w:tc>
+          <w:tcPr>
+            <w:tcW w:type="dxa" w:w="3742"/>
+          </w:tcPr>
+          <w:p>
+            <w:r/>
+            <w:r>
+              <w:rPr>
+                <w:b/>
+                <w:sz w:val="18"/>
+              </w:rPr>
+              <w:t>失败的补丁</w:t>
+            </w:r>
+          </w:p>
+        </w:tc>
+        <w:tc>
+          <w:tcPr>
+            <w:tcW w:type="dxa" w:w="5556"/>
+          </w:tcPr>
+          <w:p>
+            <w:r/>
+            <w:r>
+              <w:rPr>
+                <w:b/>
+                <w:sz w:val="18"/>
+              </w:rPr>
+              <w:t>性质</w:t>
+            </w:r>
+          </w:p>
+        </w:tc>
+      </w:tr>
+      <w:tr>
+        <w:tc>
+          <w:tcPr>
+            <w:tcW w:type="dxa" w:w="3742"/>
+          </w:tcPr>
+          <w:p>
+            <w:r/>
+            <w:r>
+              <w:rPr>
+                <w:sz w:val="18"/>
+              </w:rPr>
+              <w:t>swarm_frame_alignment / terminal_collision_check / waypoint_recursive_spin_fix / rebound_arclength_underflow</w:t>
+            </w:r>
+          </w:p>
+        </w:tc>
+        <w:tc>
+          <w:tcPr>
+            <w:tcW w:type="dxa" w:w="5556"/>
+          </w:tcPr>
+          <w:p>
+            <w:r/>
+            <w:r>
+              <w:rPr>
+                <w:sz w:val="18"/>
+              </w:rPr>
+              <w:t>内容已直接内置在真机源码里（源码里分别出现 8/1/4/16 处），打不上是正常的，无功能缺口</w:t>
+            </w:r>
+          </w:p>
+        </w:tc>
+      </w:tr>
+      <w:tr>
+        <w:tc>
+          <w:tcPr>
+            <w:tcW w:type="dxa" w:w="3742"/>
+          </w:tcPr>
+          <w:p>
+            <w:r/>
+            <w:r>
+              <w:rPr>
+                <w:sz w:val="18"/>
+              </w:rPr>
+              <w:t>goal_z_from_msg</w:t>
+            </w:r>
+          </w:p>
+        </w:tc>
+        <w:tc>
+          <w:tcPr>
+            <w:tcW w:type="dxa" w:w="5556"/>
+          </w:tcPr>
+          <w:p>
+            <w:r/>
+            <w:r>
+              <w:rPr>
+                <w:sz w:val="18"/>
+              </w:rPr>
+              <w:t>真机 2026-08-22 就独立修过同一问题（源码有自己的注释），比仿真的补丁还早</w:t>
+            </w:r>
+          </w:p>
+        </w:tc>
+      </w:tr>
+      <w:tr>
+        <w:tc>
+          <w:tcPr>
+            <w:tcW w:type="dxa" w:w="3742"/>
+          </w:tcPr>
+          <w:p>
+            <w:r/>
+            <w:r>
+              <w:rPr>
+                <w:sz w:val="18"/>
+              </w:rPr>
+              <w:t>manual_target_goal_marker</w:t>
+            </w:r>
+          </w:p>
+        </w:tc>
+        <w:tc>
+          <w:tcPr>
+            <w:tcW w:type="dxa" w:w="5556"/>
+          </w:tcPr>
+          <w:p>
+            <w:r/>
+            <w:r>
+              <w:rPr>
+                <w:sz w:val="18"/>
+              </w:rPr>
+              <w:t>纯可视化（一行 displayGoalPoint，RViz 里把目标点画成红球）。地面站指点飞行的功能不依赖它。已直接改入真机源码</w:t>
+            </w:r>
+          </w:p>
+        </w:tc>
+      </w:tr>
+      <w:tr>
+        <w:tc>
+          <w:tcPr>
+            <w:tcW w:type="dxa" w:w="3742"/>
+          </w:tcPr>
+          <w:p>
+            <w:r/>
+            <w:r>
+              <w:rPr>
+                <w:sz w:val="18"/>
+              </w:rPr>
+              <w:t>multi_traj_select</w:t>
+            </w:r>
+          </w:p>
+        </w:tc>
+        <w:tc>
+          <w:tcPr>
+            <w:tcW w:type="dxa" w:w="5556"/>
+          </w:tcPr>
+          <w:p>
+            <w:r/>
+            <w:r>
+              <w:rPr>
+                <w:sz w:val="18"/>
+              </w:rPr>
+              <w:t>多轨迹择优，真机连 select_lambda_* 那组静态量都没有。属优化项非功能项，未迁</w:t>
+            </w:r>
+          </w:p>
+        </w:tc>
+      </w:tr>
+    </w:tbl>
+    <w:p/>
+    <w:p>
+      <w:pPr>
+        <w:spacing w:before="200"/>
+        <w:ind w:left="240"/>
+      </w:pPr>
+      <w:r>
+        <w:rPr>
+          <w:b/>
+          <w:color w:val="17695A"/>
+        </w:rPr>
+        <w:t>max_vel_runtime：SDK 关键项，已按真机源码重排</w:t>
+      </w:r>
+    </w:p>
+    <w:p>
+      <w:pPr>
+        <w:spacing w:after="80"/>
+        <w:ind w:left="240"/>
+      </w:pPr>
+      <w:r>
+        <w:t>set_max_vel() 的运行时生效靠这个补丁，而整套编队间距控制建在它上面。真机 planner_manager.cpp 因为有自己的 astar_z_weight 改动，原补丁上下文对不上。</w:t>
+      </w:r>
+    </w:p>
+    <w:p>
+      <w:pPr>
+        <w:spacing w:after="80"/>
+        <w:ind w:left="240"/>
+      </w:pPr>
+      <w:r>
+        <w:t>已按真机源码重新生成补丁（同名替换，Dockerfile 不用改；原仿真版留存为 .simver-&lt;时间戳&gt;），干跑验证通过，可应用数 16 → 17。</w:t>
+      </w:r>
+    </w:p>
+    <w:p/>
+    <w:p>
+      <w:r>
+        <w:rPr>
+          <w:b/>
+          <w:i w:val="0"/>
+        </w:rPr>
+        <w:t>④ 控制链路改线与真机独有改动的保全</w:t>
+      </w:r>
+    </w:p>
+    <w:p>
+      <w:r>
+        <w:rPr>
+          <w:b w:val="0"/>
+          <w:i w:val="0"/>
+        </w:rPr>
+        <w:t>pt4ctrl_hw.launch.py 的 cmd remap 由 position_cmd 改为 position_cmd_relayed（清单 E1）——不改的话编队和精降的指令到不了控制器。</w:t>
+      </w:r>
+    </w:p>
+    <w:p>
+      <w:r>
+        <w:rPr>
+          <w:b/>
+          <w:i w:val="0"/>
+        </w:rPr>
+        <w:t>比对确认真机独有、本次全部保留的源码改动：</w:t>
+      </w:r>
+    </w:p>
+    <w:tbl>
+      <w:tblPr>
+        <w:tblStyle w:val="LightGrid-Accent1"/>
+        <w:tblW w:type="auto" w:w="0"/>
+        <w:jc w:val="center"/>
+        <w:tblLayout w:type="fixed"/>
+        <w:tblLook w:firstColumn="1" w:firstRow="1" w:lastColumn="0" w:lastRow="0" w:noHBand="0" w:noVBand="1" w:val="04A0"/>
+        <w:tblLayout w:type="fixed"/>
+      </w:tblPr>
+      <w:tblGrid>
+        <w:gridCol w:w="2721"/>
+        <w:gridCol w:w="6576"/>
+      </w:tblGrid>
+      <w:tr>
+        <w:tc>
+          <w:tcPr>
+            <w:tcW w:type="dxa" w:w="2721"/>
+          </w:tcPr>
+          <w:p>
+            <w:r/>
+            <w:r>
+              <w:rPr>
+                <w:b/>
+                <w:sz w:val="18"/>
+              </w:rPr>
+              <w:t>文件</w:t>
+            </w:r>
+          </w:p>
+        </w:tc>
+        <w:tc>
+          <w:tcPr>
+            <w:tcW w:type="dxa" w:w="6576"/>
+          </w:tcPr>
+          <w:p>
+            <w:r/>
+            <w:r>
+              <w:rPr>
+                <w:b/>
+                <w:sz w:val="18"/>
+              </w:rPr>
+              <w:t>真机独有内容</w:t>
+            </w:r>
+          </w:p>
+        </w:tc>
+      </w:tr>
+      <w:tr>
+        <w:tc>
+          <w:tcPr>
+            <w:tcW w:type="dxa" w:w="2721"/>
+          </w:tcPr>
+          <w:p>
+            <w:r/>
+            <w:r>
+              <w:rPr>
+                <w:rFonts w:ascii="Consolas" w:hAnsi="Consolas"/>
+                <w:sz w:val="17"/>
+              </w:rPr>
+              <w:t>planner_manager.cpp</w:t>
+            </w:r>
+          </w:p>
+        </w:tc>
+        <w:tc>
+          <w:tcPr>
+            <w:tcW w:type="dxa" w:w="6576"/>
+          </w:tcPr>
+          <w:p>
+            <w:r/>
+            <w:r>
+              <w:rPr>
+                <w:sz w:val="18"/>
+              </w:rPr>
+              <w:t>manager/astar_z_weight + setZWeight()，即 EGO_ASTAR_Z_WEIGHT 的实现</w:t>
+            </w:r>
+          </w:p>
+        </w:tc>
+      </w:tr>
+      <w:tr>
+        <w:tc>
+          <w:tcPr>
+            <w:tcW w:type="dxa" w:w="2721"/>
+          </w:tcPr>
+          <w:p>
+            <w:r/>
+            <w:r>
+              <w:rPr>
+                <w:rFonts w:ascii="Consolas" w:hAnsi="Consolas"/>
+                <w:sz w:val="17"/>
+              </w:rPr>
+              <w:t>ego_replan_fsm.cpp</w:t>
+            </w:r>
+          </w:p>
+        </w:tc>
+        <w:tc>
+          <w:tcPr>
+            <w:tcW w:type="dxa" w:w="6576"/>
+          </w:tcPr>
+          <w:p>
+            <w:r/>
+            <w:r>
+              <w:rPr>
+                <w:sz w:val="18"/>
+              </w:rPr>
+              <w:t>publishSelfAsStaticObstacle 心跳、swarm/use_frame_alignment、num_agents</w:t>
+            </w:r>
+          </w:p>
+        </w:tc>
+      </w:tr>
+      <w:tr>
+        <w:tc>
+          <w:tcPr>
+            <w:tcW w:type="dxa" w:w="2721"/>
+          </w:tcPr>
+          <w:p>
+            <w:r/>
+            <w:r>
+              <w:rPr>
+                <w:rFonts w:ascii="Consolas" w:hAnsi="Consolas"/>
+                <w:sz w:val="17"/>
+              </w:rPr>
+              <w:t>bspline_optimizer.cpp</w:t>
+            </w:r>
+          </w:p>
+        </w:tc>
+        <w:tc>
+          <w:tcPr>
+            <w:tcW w:type="dxa" w:w="6576"/>
+          </w:tcPr>
+          <w:p>
+            <w:r/>
+            <w:r>
+              <w:rPr>
+                <w:sz w:val="18"/>
+              </w:rPr>
+              <w:t>碰撞检查由"只查前 2/3"改为查全程（安全相关）</w:t>
+            </w:r>
+          </w:p>
+        </w:tc>
+      </w:tr>
+      <w:tr>
+        <w:tc>
+          <w:tcPr>
+            <w:tcW w:type="dxa" w:w="2721"/>
+          </w:tcPr>
+          <w:p>
+            <w:r/>
+            <w:r>
+              <w:rPr>
+                <w:rFonts w:ascii="Consolas" w:hAnsi="Consolas"/>
+                <w:sz w:val="17"/>
+              </w:rPr>
+              <w:t>pt4ctrl 的 PX4CtrlFSM/PX4CtrlParam</w:t>
+            </w:r>
+          </w:p>
+        </w:tc>
+        <w:tc>
+          <w:tcPr>
+            <w:tcW w:type="dxa" w:w="6576"/>
+          </w:tcPr>
+          <w:p>
+            <w:r/>
+            <w:r>
+              <w:rPr>
+                <w:sz w:val="18"/>
+              </w:rPr>
+              <w:t>autotakeoff 修复、yaw-lock 开关</w:t>
+            </w:r>
+          </w:p>
+        </w:tc>
+      </w:tr>
+    </w:tbl>
+    <w:p/>
+    <w:p>
+      <w:r>
+        <w:rPr>
+          <w:b/>
+          <w:i w:val="0"/>
+          <w:color w:val="A3302C"/>
+        </w:rPr>
+        <w:t>⑤ vision-stack 的两处契约</w:t>
+      </w:r>
+    </w:p>
+    <w:tbl>
+      <w:tblPr>
+        <w:tblStyle w:val="LightGrid-Accent1"/>
+        <w:tblW w:type="auto" w:w="0"/>
+        <w:jc w:val="center"/>
+        <w:tblLayout w:type="fixed"/>
+        <w:tblLook w:firstColumn="1" w:firstRow="1" w:lastColumn="0" w:lastRow="0" w:noHBand="0" w:noVBand="1" w:val="04A0"/>
+        <w:tblLayout w:type="fixed"/>
+      </w:tblPr>
+      <w:tblGrid>
+        <w:gridCol w:w="1474"/>
+        <w:gridCol w:w="3628"/>
+        <w:gridCol w:w="4195"/>
+      </w:tblGrid>
+      <w:tr>
+        <w:tc>
+          <w:tcPr>
+            <w:tcW w:type="dxa" w:w="1474"/>
+          </w:tcPr>
+          <w:p>
+            <w:r/>
+            <w:r>
+              <w:rPr>
+                <w:b/>
+                <w:sz w:val="18"/>
+              </w:rPr>
+              <w:t>项</w:t>
+            </w:r>
+          </w:p>
+        </w:tc>
+        <w:tc>
+          <w:tcPr>
+            <w:tcW w:type="dxa" w:w="3628"/>
+          </w:tcPr>
+          <w:p>
+            <w:r/>
+            <w:r>
+              <w:rPr>
+                <w:b/>
+                <w:sz w:val="18"/>
+              </w:rPr>
+              <w:t>改动</w:t>
+            </w:r>
+          </w:p>
+        </w:tc>
+        <w:tc>
+          <w:tcPr>
+            <w:tcW w:type="dxa" w:w="4195"/>
+          </w:tcPr>
+          <w:p>
+            <w:r/>
+            <w:r>
+              <w:rPr>
+                <w:b/>
+                <w:sz w:val="18"/>
+              </w:rPr>
+              <w:t>不改的后果</w:t>
+            </w:r>
+          </w:p>
+        </w:tc>
+      </w:tr>
+      <w:tr>
+        <w:tc>
+          <w:tcPr>
+            <w:tcW w:type="dxa" w:w="1474"/>
+          </w:tcPr>
+          <w:p>
+            <w:r/>
+            <w:r>
+              <w:rPr>
+                <w:rFonts w:ascii="Consolas" w:hAnsi="Consolas"/>
+                <w:sz w:val="17"/>
+              </w:rPr>
+              <w:t>frame_id</w:t>
+            </w:r>
+          </w:p>
+        </w:tc>
+        <w:tc>
+          <w:tcPr>
+            <w:tcW w:type="dxa" w:w="3628"/>
+          </w:tcPr>
+          <w:p>
+            <w:r/>
+            <w:r>
+              <w:rPr>
+                <w:sz w:val="18"/>
+              </w:rPr>
+              <w:t>camera_down → {ns}_camera_down_optical_frame</w:t>
+            </w:r>
+          </w:p>
+        </w:tc>
+        <w:tc>
+          <w:tcPr>
+            <w:tcW w:type="dxa" w:w="4195"/>
+          </w:tcPr>
+          <w:p>
+            <w:r/>
+            <w:r>
+              <w:rPr>
+                <w:sz w:val="18"/>
+              </w:rPr>
+              <w:t>precision_servo_node 用 "_camera_down_" 子串区分两路相机，原值不含前后下划线，判据直接 return，下视视觉伺服整条链不工作且不报错</w:t>
+            </w:r>
+          </w:p>
+        </w:tc>
+      </w:tr>
+      <w:tr>
+        <w:tc>
+          <w:tcPr>
+            <w:tcW w:type="dxa" w:w="1474"/>
+          </w:tcPr>
+          <w:p>
+            <w:r/>
+            <w:r>
+              <w:rPr>
+                <w:rFonts w:ascii="Consolas" w:hAnsi="Consolas"/>
+                <w:sz w:val="17"/>
+              </w:rPr>
+              <w:t>camera_info</w:t>
+            </w:r>
+          </w:p>
+        </w:tc>
+        <w:tc>
+          <w:tcPr>
+            <w:tcW w:type="dxa" w:w="3628"/>
+          </w:tcPr>
+          <w:p>
+            <w:r/>
+            <w:r>
+              <w:rPr>
+                <w:sz w:val="18"/>
+              </w:rPr>
+              <w:t>yolo_detector_node 新增发布 CameraInfo 到 {ns}_{label}_camera/camera_info，内参用 2026-09-27 实测标定值</w:t>
+            </w:r>
+          </w:p>
+        </w:tc>
+        <w:tc>
+          <w:tcPr>
+            <w:tcW w:type="dxa" w:w="4195"/>
+          </w:tcPr>
+          <w:p>
+            <w:r/>
+            <w:r>
+              <w:rPr>
+                <w:sz w:val="18"/>
+              </w:rPr>
+              <w:t>target_locate_node 要靠内参把像素变成相机系射线；原先只有 image_publisher_node 发的占位内参（HFOV 78° 粗估）</w:t>
+            </w:r>
+          </w:p>
+        </w:tc>
+      </w:tr>
+    </w:tbl>
+    <w:p/>
+    <w:p>
+      <w:r>
+        <w:rPr>
+          <w:b w:val="0"/>
+          <w:i w:val="0"/>
+          <w:color w:val="5A6472"/>
+          <w:sz w:val="18"/>
+        </w:rPr>
+        <w:t>同时按用户要求移除了 vision 的 qr 分支（control_server 的 mode 分支 + 取值校验 + 地面站前端两个下拉选项）：比赛目标靠 YOLO 识别（best_960：StoveCabinet/Campfire/FireBomb），二维码不参与，留着只会让人误选到一个没有下游消费者的模式。qr_detect_node.py 文件保留，需要时可手工 ros2 run。</w:t>
+      </w:r>
+    </w:p>
+    <w:p>
+      <w:r>
+        <w:rPr>
+          <w:b/>
+          <w:i w:val="0"/>
+          <w:color w:val="8A5A09"/>
+        </w:rPr>
+        <w:t>⑥ 仍存在的一项差异（未迁，已评估）</w:t>
+      </w:r>
+    </w:p>
+    <w:p>
+      <w:r>
+        <w:rPr>
+          <w:b w:val="0"/>
+          <w:i w:val="0"/>
+        </w:rPr>
+        <w:t>ego_planner_bridge/rviz_goal_bridge_node.py：仿真 440 行 / 真机 258 行，代码差 92 行。话题是全的（waypoint_queue/state/cancel/progress、term_goal 真机都有），缺的是：</w:t>
+      </w:r>
+    </w:p>
+    <w:p>
+      <w:pPr>
+        <w:pStyle w:val="ListBullet"/>
+        <w:ind w:left="480"/>
+      </w:pPr>
+      <w:r>
+        <w:t>目标点持续重变换（2026-09-03 加，GOAL_RETRANSFORM 默认开）——目标点原本是一次性坐标变换，之后 θ* 被在线标定修正也不回溯。仿真实测两机最终位置系统性偏离目标 0.07~0.16 m。这是今天唯一的活跃行为差异，但仍在 goto 的到点判据（0.3 m）内，且精降走视觉伺服不走这条路。</w:t>
+      </w:r>
+    </w:p>
+    <w:p>
+      <w:pPr>
+        <w:pStyle w:val="ListBullet"/>
+        <w:ind w:left="480"/>
+      </w:pPr>
+      <w:r>
+        <w:t>flythrough_radius_m —— 不是活跃缺口：仿真 .env 的 WAYPOINT_FLYTHROUGH_M=0.0 本来就关着（拐点用协调转弯方案），两边行为一致。但真机这个参数根本不存在，将来在真机设这个变量会静默无效。（本文件早先版本写过"真机节点兜底默认也是 0.0、行为凑巧一致"，那是错的。）</w:t>
+      </w:r>
+    </w:p>
+    <w:p>
+      <w:r>
+        <w:rPr>
+          <w:b w:val="0"/>
+          <w:i w:val="0"/>
+          <w:color w:val="5A6472"/>
+          <w:sz w:val="18"/>
+        </w:rPr>
+        <w:t>建议：先把现有改动重建验证通过并实飞一次，再单独做这一项——今天已经改了补丁集、中间件、控制链路接线、视觉契约多层，再叠一个航点变换的行为改动，出问题难定位。</w:t>
+      </w:r>
+    </w:p>
+    <w:p>
+      <w:pPr>
+        <w:pStyle w:val="Heading2"/>
+      </w:pPr>
+      <w:r>
+        <w:rPr>
+          <w:rFonts w:ascii="微软雅黑" w:hAnsi="微软雅黑" w:eastAsia="微软雅黑"/>
+          <w:color w:val="1F5FA9"/>
+          <w:sz w:val="25"/>
+        </w:rPr>
+        <w:t>7.12 选手程序相关参数的外置状态</w:t>
+      </w:r>
+    </w:p>
+    <w:p>
+      <w:r>
+        <w:rPr>
+          <w:b/>
+          <w:i w:val="0"/>
+        </w:rPr>
+        <w:t>"选手程序要用的规划/控制关键参数有没有拉到 compose/.env"——按能不能从外部调分三类。</w:t>
+      </w:r>
+    </w:p>
+    <w:p>
+      <w:r>
+        <w:rPr>
+          <w:b/>
+          <w:i w:val="0"/>
+          <w:color w:val="17695A"/>
+        </w:rPr>
+        <w:t>① 已外置（本轮补齐）</w:t>
+      </w:r>
+    </w:p>
+    <w:p>
+      <w:r>
+        <w:rPr>
+          <w:b w:val="0"/>
+          <w:i w:val="0"/>
+        </w:rPr>
+        <w:t>编队跟随有 15 个可调参数，此前真机 compose 一个都没透传，entrypoint 只能走各自的兜底默认值。而编队间距是考核项，这正是现场最需要能调的一组。已全部加入 compose，默认值与仿真逐项一致：</w:t>
+      </w:r>
+    </w:p>
+    <w:tbl>
+      <w:tblPr>
+        <w:tblStyle w:val="LightGrid-Accent1"/>
+        <w:tblW w:type="auto" w:w="0"/>
+        <w:jc w:val="center"/>
+        <w:tblLayout w:type="fixed"/>
+        <w:tblLook w:firstColumn="1" w:firstRow="1" w:lastColumn="0" w:lastRow="0" w:noHBand="0" w:noVBand="1" w:val="04A0"/>
+        <w:tblLayout w:type="fixed"/>
+      </w:tblPr>
+      <w:tblGrid>
+        <w:gridCol w:w="3175"/>
+        <w:gridCol w:w="1361"/>
+        <w:gridCol w:w="4762"/>
+      </w:tblGrid>
+      <w:tr>
+        <w:tc>
+          <w:tcPr>
+            <w:tcW w:type="dxa" w:w="3175"/>
+          </w:tcPr>
+          <w:p>
+            <w:r/>
+            <w:r>
+              <w:rPr>
+                <w:b/>
+                <w:sz w:val="18"/>
+              </w:rPr>
+              <w:t>参数</w:t>
+            </w:r>
+          </w:p>
+        </w:tc>
+        <w:tc>
+          <w:tcPr>
+            <w:tcW w:type="dxa" w:w="1361"/>
+          </w:tcPr>
+          <w:p>
+            <w:r/>
+            <w:r>
+              <w:rPr>
+                <w:b/>
+                <w:sz w:val="18"/>
+              </w:rPr>
+              <w:t>默认</w:t>
+            </w:r>
+          </w:p>
+        </w:tc>
+        <w:tc>
+          <w:tcPr>
+            <w:tcW w:type="dxa" w:w="4762"/>
+          </w:tcPr>
+          <w:p>
+            <w:r/>
+            <w:r>
+              <w:rPr>
+                <w:b/>
+                <w:sz w:val="18"/>
+              </w:rPr>
+              <w:t>作用</w:t>
+            </w:r>
+          </w:p>
+        </w:tc>
+      </w:tr>
+      <w:tr>
+        <w:tc>
+          <w:tcPr>
+            <w:tcW w:type="dxa" w:w="3175"/>
+          </w:tcPr>
+          <w:p>
+            <w:r/>
+            <w:r>
+              <w:rPr>
+                <w:rFonts w:ascii="Consolas" w:hAnsi="Consolas"/>
+                <w:sz w:val="17"/>
+              </w:rPr>
+              <w:t>FORMATION_RATE_HEADROOM</w:t>
+            </w:r>
+          </w:p>
+        </w:tc>
+        <w:tc>
+          <w:tcPr>
+            <w:tcW w:type="dxa" w:w="1361"/>
+          </w:tcPr>
+          <w:p>
+            <w:r/>
+            <w:r>
+              <w:rPr>
+                <w:rFonts w:ascii="Consolas" w:hAnsi="Consolas"/>
+                <w:sz w:val="17"/>
+              </w:rPr>
+              <w:t>1.5</w:t>
+            </w:r>
+          </w:p>
+        </w:tc>
+        <w:tc>
+          <w:tcPr>
+            <w:tcW w:type="dxa" w:w="4762"/>
+          </w:tcPr>
+          <w:p>
+            <w:r/>
+            <w:r>
+              <w:rPr>
+                <w:sz w:val="18"/>
+              </w:rPr>
+              <w:t>参考点变化率余量。1.0=最快只能跟长机同速，落后追不回来</w:t>
+            </w:r>
+          </w:p>
+        </w:tc>
+      </w:tr>
+      <w:tr>
+        <w:tc>
+          <w:tcPr>
+            <w:tcW w:type="dxa" w:w="3175"/>
+          </w:tcPr>
+          <w:p>
+            <w:r/>
+            <w:r>
+              <w:rPr>
+                <w:rFonts w:ascii="Consolas" w:hAnsi="Consolas"/>
+                <w:sz w:val="17"/>
+              </w:rPr>
+              <w:t>FORMATION_REF_ACCEL</w:t>
+            </w:r>
+          </w:p>
+        </w:tc>
+        <w:tc>
+          <w:tcPr>
+            <w:tcW w:type="dxa" w:w="1361"/>
+          </w:tcPr>
+          <w:p>
+            <w:r/>
+            <w:r>
+              <w:rPr>
+                <w:rFonts w:ascii="Consolas" w:hAnsi="Consolas"/>
+                <w:sz w:val="17"/>
+              </w:rPr>
+              <w:t>0.3</w:t>
+            </w:r>
+          </w:p>
+        </w:tc>
+        <w:tc>
+          <w:tcPr>
+            <w:tcW w:type="dxa" w:w="4762"/>
+          </w:tcPr>
+          <w:p>
+            <w:r/>
+            <w:r>
+              <w:rPr>
+                <w:sz w:val="18"/>
+              </w:rPr>
+              <w:t>[m/s²] 参考点加速度上限</w:t>
+            </w:r>
+          </w:p>
+        </w:tc>
+      </w:tr>
+      <w:tr>
+        <w:tc>
+          <w:tcPr>
+            <w:tcW w:type="dxa" w:w="3175"/>
+          </w:tcPr>
+          <w:p>
+            <w:r/>
+            <w:r>
+              <w:rPr>
+                <w:rFonts w:ascii="Consolas" w:hAnsi="Consolas"/>
+                <w:sz w:val="17"/>
+              </w:rPr>
+              <w:t>FORMATION_CORNER_FF_R / _MIN</w:t>
+            </w:r>
+          </w:p>
+        </w:tc>
+        <w:tc>
+          <w:tcPr>
+            <w:tcW w:type="dxa" w:w="1361"/>
+          </w:tcPr>
+          <w:p>
+            <w:r/>
+            <w:r>
+              <w:rPr>
+                <w:rFonts w:ascii="Consolas" w:hAnsi="Consolas"/>
+                <w:sz w:val="17"/>
+              </w:rPr>
+              <w:t>2.0 / 0.4</w:t>
+            </w:r>
+          </w:p>
+        </w:tc>
+        <w:tc>
+          <w:tcPr>
+            <w:tcW w:type="dxa" w:w="4762"/>
+          </w:tcPr>
+          <w:p>
+            <w:r/>
+            <w:r>
+              <w:rPr>
+                <w:sz w:val="18"/>
+              </w:rPr>
+              <w:t>拐点前馈作用半径与最小比例</w:t>
+            </w:r>
+          </w:p>
+        </w:tc>
+      </w:tr>
+      <w:tr>
+        <w:tc>
+          <w:tcPr>
+            <w:tcW w:type="dxa" w:w="3175"/>
+          </w:tcPr>
+          <w:p>
+            <w:r/>
+            <w:r>
+              <w:rPr>
+                <w:rFonts w:ascii="Consolas" w:hAnsi="Consolas"/>
+                <w:sz w:val="17"/>
+              </w:rPr>
+              <w:t>FORMATION_CATCHUP_GAIN</w:t>
+            </w:r>
+          </w:p>
+        </w:tc>
+        <w:tc>
+          <w:tcPr>
+            <w:tcW w:type="dxa" w:w="1361"/>
+          </w:tcPr>
+          <w:p>
+            <w:r/>
+            <w:r>
+              <w:rPr>
+                <w:rFonts w:ascii="Consolas" w:hAnsi="Consolas"/>
+                <w:sz w:val="17"/>
+              </w:rPr>
+              <w:t>0.0</w:t>
+            </w:r>
+          </w:p>
+        </w:tc>
+        <w:tc>
+          <w:tcPr>
+            <w:tcW w:type="dxa" w:w="4762"/>
+          </w:tcPr>
+          <w:p>
+            <w:r/>
+            <w:r>
+              <w:rPr>
+                <w:sz w:val="18"/>
+              </w:rPr>
+              <w:t>追赶项增益，0=关闭</w:t>
+            </w:r>
+          </w:p>
+        </w:tc>
+      </w:tr>
+      <w:tr>
+        <w:tc>
+          <w:tcPr>
+            <w:tcW w:type="dxa" w:w="3175"/>
+          </w:tcPr>
+          <w:p>
+            <w:r/>
+            <w:r>
+              <w:rPr>
+                <w:rFonts w:ascii="Consolas" w:hAnsi="Consolas"/>
+                <w:sz w:val="17"/>
+              </w:rPr>
+              <w:t>FORMATION_CATCHUP_RATIO_MAX</w:t>
+            </w:r>
+          </w:p>
+        </w:tc>
+        <w:tc>
+          <w:tcPr>
+            <w:tcW w:type="dxa" w:w="1361"/>
+          </w:tcPr>
+          <w:p>
+            <w:r/>
+            <w:r>
+              <w:rPr>
+                <w:rFonts w:ascii="Consolas" w:hAnsi="Consolas"/>
+                <w:sz w:val="17"/>
+              </w:rPr>
+              <w:t>1.3</w:t>
+            </w:r>
+          </w:p>
+        </w:tc>
+        <w:tc>
+          <w:tcPr>
+            <w:tcW w:type="dxa" w:w="4762"/>
+          </w:tcPr>
+          <w:p>
+            <w:r/>
+            <w:r>
+              <w:rPr>
+                <w:sz w:val="18"/>
+              </w:rPr>
+              <w:t>追赶时最多比长机快多少倍</w:t>
+            </w:r>
+          </w:p>
+        </w:tc>
+      </w:tr>
+      <w:tr>
+        <w:tc>
+          <w:tcPr>
+            <w:tcW w:type="dxa" w:w="3175"/>
+          </w:tcPr>
+          <w:p>
+            <w:r/>
+            <w:r>
+              <w:rPr>
+                <w:rFonts w:ascii="Consolas" w:hAnsi="Consolas"/>
+                <w:sz w:val="17"/>
+              </w:rPr>
+              <w:t>FORMATION_CATCHUP_DEADBAND_M</w:t>
+            </w:r>
+          </w:p>
+        </w:tc>
+        <w:tc>
+          <w:tcPr>
+            <w:tcW w:type="dxa" w:w="1361"/>
+          </w:tcPr>
+          <w:p>
+            <w:r/>
+            <w:r>
+              <w:rPr>
+                <w:rFonts w:ascii="Consolas" w:hAnsi="Consolas"/>
+                <w:sz w:val="17"/>
+              </w:rPr>
+              <w:t>0.5</w:t>
+            </w:r>
+          </w:p>
+        </w:tc>
+        <w:tc>
+          <w:tcPr>
+            <w:tcW w:type="dxa" w:w="4762"/>
+          </w:tcPr>
+          <w:p>
+            <w:r/>
+            <w:r>
+              <w:rPr>
+                <w:sz w:val="18"/>
+              </w:rPr>
+              <w:t>[m] 落后多少以内不追</w:t>
+            </w:r>
+          </w:p>
+        </w:tc>
+      </w:tr>
+      <w:tr>
+        <w:tc>
+          <w:tcPr>
+            <w:tcW w:type="dxa" w:w="3175"/>
+          </w:tcPr>
+          <w:p>
+            <w:r/>
+            <w:r>
+              <w:rPr>
+                <w:rFonts w:ascii="Consolas" w:hAnsi="Consolas"/>
+                <w:sz w:val="17"/>
+              </w:rPr>
+              <w:t>FORMATION_LOOKAHEAD_M / _MAX_LEAD_M</w:t>
+            </w:r>
+          </w:p>
+        </w:tc>
+        <w:tc>
+          <w:tcPr>
+            <w:tcW w:type="dxa" w:w="1361"/>
+          </w:tcPr>
+          <w:p>
+            <w:r/>
+            <w:r>
+              <w:rPr>
+                <w:rFonts w:ascii="Consolas" w:hAnsi="Consolas"/>
+                <w:sz w:val="17"/>
+              </w:rPr>
+              <w:t>0.6 / 2.0</w:t>
+            </w:r>
+          </w:p>
+        </w:tc>
+        <w:tc>
+          <w:tcPr>
+            <w:tcW w:type="dxa" w:w="4762"/>
+          </w:tcPr>
+          <w:p>
+            <w:r/>
+            <w:r>
+              <w:rPr>
+                <w:sz w:val="18"/>
+              </w:rPr>
+              <w:t>参考点前瞻距离 / 最多领先多少</w:t>
+            </w:r>
+          </w:p>
+        </w:tc>
+      </w:tr>
+      <w:tr>
+        <w:tc>
+          <w:tcPr>
+            <w:tcW w:type="dxa" w:w="3175"/>
+          </w:tcPr>
+          <w:p>
+            <w:r/>
+            <w:r>
+              <w:rPr>
+                <w:rFonts w:ascii="Consolas" w:hAnsi="Consolas"/>
+                <w:sz w:val="17"/>
+              </w:rPr>
+              <w:t>FORMATION_FF_TAU_S</w:t>
+            </w:r>
+          </w:p>
+        </w:tc>
+        <w:tc>
+          <w:tcPr>
+            <w:tcW w:type="dxa" w:w="1361"/>
+          </w:tcPr>
+          <w:p>
+            <w:r/>
+            <w:r>
+              <w:rPr>
+                <w:rFonts w:ascii="Consolas" w:hAnsi="Consolas"/>
+                <w:sz w:val="17"/>
+              </w:rPr>
+              <w:t>0.5</w:t>
+            </w:r>
+          </w:p>
+        </w:tc>
+        <w:tc>
+          <w:tcPr>
+            <w:tcW w:type="dxa" w:w="4762"/>
+          </w:tcPr>
+          <w:p>
+            <w:r/>
+            <w:r>
+              <w:rPr>
+                <w:sz w:val="18"/>
+              </w:rPr>
+              <w:t>[s] 前馈速率低通时间常数</w:t>
+            </w:r>
+          </w:p>
+        </w:tc>
+      </w:tr>
+      <w:tr>
+        <w:tc>
+          <w:tcPr>
+            <w:tcW w:type="dxa" w:w="3175"/>
+          </w:tcPr>
+          <w:p>
+            <w:r/>
+            <w:r>
+              <w:rPr>
+                <w:rFonts w:ascii="Consolas" w:hAnsi="Consolas"/>
+                <w:sz w:val="17"/>
+              </w:rPr>
+              <w:t>FORMATION_BIAS_TRIM_GAIN / _MAX_M</w:t>
+            </w:r>
+          </w:p>
+        </w:tc>
+        <w:tc>
+          <w:tcPr>
+            <w:tcW w:type="dxa" w:w="1361"/>
+          </w:tcPr>
+          <w:p>
+            <w:r/>
+            <w:r>
+              <w:rPr>
+                <w:rFonts w:ascii="Consolas" w:hAnsi="Consolas"/>
+                <w:sz w:val="17"/>
+              </w:rPr>
+              <w:t>0.15 / 1.5</w:t>
+            </w:r>
+          </w:p>
+        </w:tc>
+        <w:tc>
+          <w:tcPr>
+            <w:tcW w:type="dxa" w:w="4762"/>
+          </w:tcPr>
+          <w:p>
+            <w:r/>
+            <w:r>
+              <w:rPr>
+                <w:sz w:val="18"/>
+              </w:rPr>
+              <w:t>间距偏置修正增益与上限</w:t>
+            </w:r>
+          </w:p>
+        </w:tc>
+      </w:tr>
+      <w:tr>
+        <w:tc>
+          <w:tcPr>
+            <w:tcW w:type="dxa" w:w="3175"/>
+          </w:tcPr>
+          <w:p>
+            <w:r/>
+            <w:r>
+              <w:rPr>
+                <w:rFonts w:ascii="Consolas" w:hAnsi="Consolas"/>
+                <w:sz w:val="17"/>
+              </w:rPr>
+              <w:t>FORMATION_PRUNE_CHORD_M</w:t>
+            </w:r>
+          </w:p>
+        </w:tc>
+        <w:tc>
+          <w:tcPr>
+            <w:tcW w:type="dxa" w:w="1361"/>
+          </w:tcPr>
+          <w:p>
+            <w:r/>
+            <w:r>
+              <w:rPr>
+                <w:rFonts w:ascii="Consolas" w:hAnsi="Consolas"/>
+                <w:sz w:val="17"/>
+              </w:rPr>
+              <w:t>2.5</w:t>
+            </w:r>
+          </w:p>
+        </w:tc>
+        <w:tc>
+          <w:tcPr>
+            <w:tcW w:type="dxa" w:w="4762"/>
+          </w:tcPr>
+          <w:p>
+            <w:r/>
+            <w:r>
+              <w:rPr>
+                <w:sz w:val="18"/>
+              </w:rPr>
+              <w:t>[m] 长机轨迹抽稀最大弦长</w:t>
+            </w:r>
+          </w:p>
+        </w:tc>
+      </w:tr>
+      <w:tr>
+        <w:tc>
+          <w:tcPr>
+            <w:tcW w:type="dxa" w:w="3175"/>
+          </w:tcPr>
+          <w:p>
+            <w:r/>
+            <w:r>
+              <w:rPr>
+                <w:rFonts w:ascii="Consolas" w:hAnsi="Consolas"/>
+                <w:sz w:val="17"/>
+              </w:rPr>
+              <w:t>FORMATION_TURN_IN_PLACE</w:t>
+            </w:r>
+          </w:p>
+        </w:tc>
+        <w:tc>
+          <w:tcPr>
+            <w:tcW w:type="dxa" w:w="1361"/>
+          </w:tcPr>
+          <w:p>
+            <w:r/>
+            <w:r>
+              <w:rPr>
+                <w:rFonts w:ascii="Consolas" w:hAnsi="Consolas"/>
+                <w:sz w:val="17"/>
+              </w:rPr>
+              <w:t>true</w:t>
+            </w:r>
+          </w:p>
+        </w:tc>
+        <w:tc>
+          <w:tcPr>
+            <w:tcW w:type="dxa" w:w="4762"/>
+          </w:tcPr>
+          <w:p>
+            <w:r/>
+            <w:r>
+              <w:rPr>
+                <w:sz w:val="18"/>
+              </w:rPr>
+              <w:t>拐点是否原地转向。协调转弯把间距 std 0.49→0.28</w:t>
+            </w:r>
+          </w:p>
+        </w:tc>
+      </w:tr>
+      <w:tr>
+        <w:tc>
+          <w:tcPr>
+            <w:tcW w:type="dxa" w:w="3175"/>
+          </w:tcPr>
+          <w:p>
+            <w:r/>
+            <w:r>
+              <w:rPr>
+                <w:rFonts w:ascii="Consolas" w:hAnsi="Consolas"/>
+                <w:sz w:val="17"/>
+              </w:rPr>
+              <w:t>FORMATION_YAW_SLEW_DPS</w:t>
+            </w:r>
+          </w:p>
+        </w:tc>
+        <w:tc>
+          <w:tcPr>
+            <w:tcW w:type="dxa" w:w="1361"/>
+          </w:tcPr>
+          <w:p>
+            <w:r/>
+            <w:r>
+              <w:rPr>
+                <w:rFonts w:ascii="Consolas" w:hAnsi="Consolas"/>
+                <w:sz w:val="17"/>
+              </w:rPr>
+              <w:t>60.0</w:t>
+            </w:r>
+          </w:p>
+        </w:tc>
+        <w:tc>
+          <w:tcPr>
+            <w:tcW w:type="dxa" w:w="4762"/>
+          </w:tcPr>
+          <w:p>
+            <w:r/>
+            <w:r>
+              <w:rPr>
+                <w:sz w:val="18"/>
+              </w:rPr>
+              <w:t>[deg/s] 偏航转动速率上限</w:t>
+            </w:r>
+          </w:p>
+        </w:tc>
+      </w:tr>
+      <w:tr>
+        <w:tc>
+          <w:tcPr>
+            <w:tcW w:type="dxa" w:w="3175"/>
+          </w:tcPr>
+          <w:p>
+            <w:r/>
+            <w:r>
+              <w:rPr>
+                <w:rFonts w:ascii="Consolas" w:hAnsi="Consolas"/>
+                <w:sz w:val="17"/>
+              </w:rPr>
+              <w:t>TARGET_LOCATE_ODOM_STAMP_OFFSET_S</w:t>
+            </w:r>
+          </w:p>
+        </w:tc>
+        <w:tc>
+          <w:tcPr>
+            <w:tcW w:type="dxa" w:w="1361"/>
+          </w:tcPr>
+          <w:p>
+            <w:r/>
+            <w:r>
+              <w:rPr>
+                <w:rFonts w:ascii="Consolas" w:hAnsi="Consolas"/>
+                <w:sz w:val="17"/>
+              </w:rPr>
+              <w:t>0.0</w:t>
+            </w:r>
+          </w:p>
+        </w:tc>
+        <w:tc>
+          <w:tcPr>
+            <w:tcW w:type="dxa" w:w="4762"/>
+          </w:tcPr>
+          <w:p>
+            <w:r/>
+            <w:r>
+              <w:rPr>
+                <w:sz w:val="18"/>
+              </w:rPr>
+              <w:t>⚠ 真机墙钟填 0，仿真那边是 1735689600</w:t>
+            </w:r>
+          </w:p>
+        </w:tc>
+      </w:tr>
+    </w:tbl>
+    <w:p/>
+    <w:p>
+      <w:r>
+        <w:rPr>
+          <w:b/>
+          <w:i w:val="0"/>
+        </w:rPr>
+        <w:t>另已钉进 .env（钉的都是当前 compose 默认值，不是调整）：</w:t>
+      </w:r>
+    </w:p>
+    <w:tbl>
+      <w:tblPr>
+        <w:tblStyle w:val="LightGrid-Accent1"/>
+        <w:tblW w:type="auto" w:w="0"/>
+        <w:jc w:val="center"/>
+        <w:tblLayout w:type="fixed"/>
+        <w:tblLook w:firstColumn="1" w:firstRow="1" w:lastColumn="0" w:lastRow="0" w:noHBand="0" w:noVBand="1" w:val="04A0"/>
+        <w:tblLayout w:type="fixed"/>
+      </w:tblPr>
+      <w:tblGrid>
+        <w:gridCol w:w="2608"/>
+        <w:gridCol w:w="1134"/>
+        <w:gridCol w:w="5556"/>
+      </w:tblGrid>
+      <w:tr>
+        <w:tc>
+          <w:tcPr>
+            <w:tcW w:type="dxa" w:w="2608"/>
+          </w:tcPr>
+          <w:p>
+            <w:r/>
+            <w:r>
+              <w:rPr>
+                <w:b/>
+                <w:sz w:val="18"/>
+              </w:rPr>
+              <w:t>参数</w:t>
+            </w:r>
+          </w:p>
+        </w:tc>
+        <w:tc>
+          <w:tcPr>
+            <w:tcW w:type="dxa" w:w="1134"/>
+          </w:tcPr>
+          <w:p>
+            <w:r/>
+            <w:r>
+              <w:rPr>
+                <w:b/>
+                <w:sz w:val="18"/>
+              </w:rPr>
+              <w:t>值</w:t>
+            </w:r>
+          </w:p>
+        </w:tc>
+        <w:tc>
+          <w:tcPr>
+            <w:tcW w:type="dxa" w:w="5556"/>
+          </w:tcPr>
+          <w:p>
+            <w:r/>
+            <w:r>
+              <w:rPr>
+                <w:b/>
+                <w:sz w:val="18"/>
+              </w:rPr>
+              <w:t>说明</w:t>
+            </w:r>
+          </w:p>
+        </w:tc>
+      </w:tr>
+      <w:tr>
+        <w:tc>
+          <w:tcPr>
+            <w:tcW w:type="dxa" w:w="2608"/>
+          </w:tcPr>
+          <w:p>
+            <w:r/>
+            <w:r>
+              <w:rPr>
+                <w:rFonts w:ascii="Consolas" w:hAnsi="Consolas"/>
+                <w:sz w:val="17"/>
+              </w:rPr>
+              <w:t>GOAL_RADIUS / GOAL_SEEN_RADIUS</w:t>
+            </w:r>
+          </w:p>
+        </w:tc>
+        <w:tc>
+          <w:tcPr>
+            <w:tcW w:type="dxa" w:w="1134"/>
+          </w:tcPr>
+          <w:p>
+            <w:r/>
+            <w:r>
+              <w:rPr>
+                <w:rFonts w:ascii="Consolas" w:hAnsi="Consolas"/>
+                <w:sz w:val="17"/>
+              </w:rPr>
+              <w:t>0.3 / 3.0</w:t>
+            </w:r>
+          </w:p>
+        </w:tc>
+        <w:tc>
+          <w:tcPr>
+            <w:tcW w:type="dxa" w:w="5556"/>
+          </w:tcPr>
+          <w:p>
+            <w:r/>
+            <w:r>
+              <w:rPr>
+                <w:sz w:val="18"/>
+              </w:rPr>
+              <w:t>goto() 的规划器侧到点判据。⚠ SDK 侧还有自己一套（ROUTE_SKIP_M 0.3 / FLY_ROUTE_ACCEPT_M 0.7 / PASSED_M 1.2），数值相近但语义不同、改一边不联动，排查到点问题要同时看</w:t>
+            </w:r>
+          </w:p>
+        </w:tc>
+      </w:tr>
+      <w:tr>
+        <w:tc>
+          <w:tcPr>
+            <w:tcW w:type="dxa" w:w="2608"/>
+          </w:tcPr>
+          <w:p>
+            <w:r/>
+            <w:r>
+              <w:rPr>
+                <w:rFonts w:ascii="Consolas" w:hAnsi="Consolas"/>
+                <w:sz w:val="17"/>
+              </w:rPr>
+              <w:t>EGO_YAW_DOT_MAX</w:t>
+            </w:r>
+          </w:p>
+        </w:tc>
+        <w:tc>
+          <w:tcPr>
+            <w:tcW w:type="dxa" w:w="1134"/>
+          </w:tcPr>
+          <w:p>
+            <w:r/>
+            <w:r>
+              <w:rPr>
+                <w:rFonts w:ascii="Consolas" w:hAnsi="Consolas"/>
+                <w:sz w:val="17"/>
+              </w:rPr>
+              <w:t>0.8</w:t>
+            </w:r>
+          </w:p>
+        </w:tc>
+        <w:tc>
+          <w:tcPr>
+            <w:tcW w:type="dxa" w:w="5556"/>
+          </w:tcPr>
+          <w:p>
+            <w:r/>
+            <w:r>
+              <w:rPr>
+                <w:sz w:val="18"/>
+              </w:rPr>
+              <w:t>[rad/s] 偏航角速度上限，经 launch 到 traj_server/yaw_dot_max。仿真里"拐点偏航过快、来回动作好几次"调的就是它</w:t>
+            </w:r>
+          </w:p>
+        </w:tc>
+      </w:tr>
+      <w:tr>
+        <w:tc>
+          <w:tcPr>
+            <w:tcW w:type="dxa" w:w="2608"/>
+          </w:tcPr>
+          <w:p>
+            <w:r/>
+            <w:r>
+              <w:rPr>
+                <w:rFonts w:ascii="Consolas" w:hAnsi="Consolas"/>
+                <w:sz w:val="17"/>
+              </w:rPr>
+              <w:t>PX4CTRL_YAW_LOCK_ENABLED</w:t>
+            </w:r>
+          </w:p>
+        </w:tc>
+        <w:tc>
+          <w:tcPr>
+            <w:tcW w:type="dxa" w:w="1134"/>
+          </w:tcPr>
+          <w:p>
+            <w:r/>
+            <w:r>
+              <w:rPr>
+                <w:rFonts w:ascii="Consolas" w:hAnsi="Consolas"/>
+                <w:sz w:val="17"/>
+              </w:rPr>
+              <w:t>true</w:t>
+            </w:r>
+          </w:p>
+        </w:tc>
+        <w:tc>
+          <w:tcPr>
+            <w:tcW w:type="dxa" w:w="5556"/>
+          </w:tcPr>
+          <w:p>
+            <w:r/>
+            <w:r>
+              <w:rPr>
+                <w:sz w:val="18"/>
+              </w:rPr>
+              <w:t>pt4ctrl 偏航锁定</w:t>
+            </w:r>
+          </w:p>
+        </w:tc>
+      </w:tr>
+      <w:tr>
+        <w:tc>
+          <w:tcPr>
+            <w:tcW w:type="dxa" w:w="2608"/>
+          </w:tcPr>
+          <w:p>
+            <w:r/>
+            <w:r>
+              <w:rPr>
+                <w:rFonts w:ascii="Consolas" w:hAnsi="Consolas"/>
+                <w:sz w:val="17"/>
+              </w:rPr>
+              <w:t>A_MAX</w:t>
+            </w:r>
+          </w:p>
+        </w:tc>
+        <w:tc>
+          <w:tcPr>
+            <w:tcW w:type="dxa" w:w="1134"/>
+          </w:tcPr>
+          <w:p>
+            <w:r/>
+            <w:r>
+              <w:rPr>
+                <w:rFonts w:ascii="Consolas" w:hAnsi="Consolas"/>
+                <w:sz w:val="17"/>
+              </w:rPr>
+              <w:t>3.0</w:t>
+            </w:r>
+          </w:p>
+        </w:tc>
+        <w:tc>
+          <w:tcPr>
+            <w:tcW w:type="dxa" w:w="5556"/>
+          </w:tcPr>
+          <w:p>
+            <w:r/>
+            <w:r>
+              <w:rPr>
+                <w:sz w:val="18"/>
+              </w:rPr>
+              <w:t>⚠ .env 里 V_MAX 那段停止距离推导全程用 a=3.0，但 A_MAX 自己从没锁过</w:t>
+            </w:r>
+          </w:p>
+        </w:tc>
+      </w:tr>
+    </w:tbl>
+    <w:p/>
+    <w:p>
+      <w:r>
+        <w:rPr>
+          <w:b/>
+          <w:i w:val="0"/>
+          <w:color w:val="17695A"/>
+        </w:rPr>
+        <w:t>② 本来就该是话题、不该做成 env（设计正确）</w:t>
+      </w:r>
+    </w:p>
+    <w:tbl>
+      <w:tblPr>
+        <w:tblStyle w:val="LightGrid-Accent1"/>
+        <w:tblW w:type="auto" w:w="0"/>
+        <w:jc w:val="center"/>
+        <w:tblLayout w:type="fixed"/>
+        <w:tblLook w:firstColumn="1" w:firstRow="1" w:lastColumn="0" w:lastRow="0" w:noHBand="0" w:noVBand="1" w:val="04A0"/>
+        <w:tblLayout w:type="fixed"/>
+      </w:tblPr>
+      <w:tblGrid>
+        <w:gridCol w:w="3969"/>
+        <w:gridCol w:w="5329"/>
+      </w:tblGrid>
+      <w:tr>
+        <w:tc>
+          <w:tcPr>
+            <w:tcW w:type="dxa" w:w="3969"/>
+          </w:tcPr>
+          <w:p>
+            <w:r/>
+            <w:r>
+              <w:rPr>
+                <w:b/>
+                <w:sz w:val="18"/>
+              </w:rPr>
+              <w:t>能力</w:t>
+            </w:r>
+          </w:p>
+        </w:tc>
+        <w:tc>
+          <w:tcPr>
+            <w:tcW w:type="dxa" w:w="5329"/>
+          </w:tcPr>
+          <w:p>
+            <w:r/>
+            <w:r>
+              <w:rPr>
+                <w:b/>
+                <w:sz w:val="18"/>
+              </w:rPr>
+              <w:t>走什么</w:t>
+            </w:r>
+          </w:p>
+        </w:tc>
+      </w:tr>
+      <w:tr>
+        <w:tc>
+          <w:tcPr>
+            <w:tcW w:type="dxa" w:w="3969"/>
+          </w:tcPr>
+          <w:p>
+            <w:r/>
+            <w:r>
+              <w:rPr>
+                <w:sz w:val="18"/>
+              </w:rPr>
+              <w:t>face_yaw() / set_yaw_mode_velocity/constant/point()</w:t>
+            </w:r>
+          </w:p>
+        </w:tc>
+        <w:tc>
+          <w:tcPr>
+            <w:tcW w:type="dxa" w:w="5329"/>
+          </w:tcPr>
+          <w:p>
+            <w:r/>
+            <w:r>
+              <w:rPr>
+                <w:sz w:val="18"/>
+              </w:rPr>
+              <w:t>traj_server/yaw_mode + traj_server/yaw_param 话题</w:t>
+            </w:r>
+          </w:p>
+        </w:tc>
+      </w:tr>
+      <w:tr>
+        <w:tc>
+          <w:tcPr>
+            <w:tcW w:type="dxa" w:w="3969"/>
+          </w:tcPr>
+          <w:p>
+            <w:r/>
+            <w:r>
+              <w:rPr>
+                <w:sz w:val="18"/>
+              </w:rPr>
+              <w:t>fixed_altitude()</w:t>
+            </w:r>
+          </w:p>
+        </w:tc>
+        <w:tc>
+          <w:tcPr>
+            <w:tcW w:type="dxa" w:w="5329"/>
+          </w:tcPr>
+          <w:p>
+            <w:r/>
+            <w:r>
+              <w:rPr>
+                <w:sz w:val="18"/>
+              </w:rPr>
+              <w:t>traj_server/alt_mode 话题</w:t>
+            </w:r>
+          </w:p>
+        </w:tc>
+      </w:tr>
+      <w:tr>
+        <w:tc>
+          <w:tcPr>
+            <w:tcW w:type="dxa" w:w="3969"/>
+          </w:tcPr>
+          <w:p>
+            <w:r/>
+            <w:r>
+              <w:rPr>
+                <w:sz w:val="18"/>
+              </w:rPr>
+              <w:t>takeoff(height_m=…)</w:t>
+            </w:r>
+          </w:p>
+        </w:tc>
+        <w:tc>
+          <w:tcPr>
+            <w:tcW w:type="dxa" w:w="5329"/>
+          </w:tcPr>
+          <w:p>
+            <w:r/>
+            <w:r>
+              <w:rPr>
+                <w:sz w:val="18"/>
+              </w:rPr>
+              <w:t>set_parameters 运行时改 pt4ctrl 的 auto_takeoff_land.takeoff_height</w:t>
+            </w:r>
+          </w:p>
+        </w:tc>
+      </w:tr>
+      <w:tr>
+        <w:tc>
+          <w:tcPr>
+            <w:tcW w:type="dxa" w:w="3969"/>
+          </w:tcPr>
+          <w:p>
+            <w:r/>
+            <w:r>
+              <w:rPr>
+                <w:sz w:val="18"/>
+              </w:rPr>
+              <w:t>set_max_vel()</w:t>
+            </w:r>
+          </w:p>
+        </w:tc>
+        <w:tc>
+          <w:tcPr>
+            <w:tcW w:type="dxa" w:w="5329"/>
+          </w:tcPr>
+          <w:p>
+            <w:r/>
+            <w:r>
+              <w:rPr>
+                <w:sz w:val="18"/>
+              </w:rPr>
+              <w:t>ros2 param set manager/max_vel（靠 max_vel_runtime 补丁才生效）</w:t>
+            </w:r>
+          </w:p>
+        </w:tc>
+      </w:tr>
+    </w:tbl>
+    <w:p/>
+    <w:p>
+      <w:r>
+        <w:rPr>
+          <w:b w:val="0"/>
+          <w:i w:val="0"/>
+          <w:color w:val="5A6472"/>
+          <w:sz w:val="18"/>
+        </w:rPr>
+        <w:t>这些是选手程序运行中动态切换的，做成环境变量反而不对。对应的 4 个 traj_server 补丁本轮已迁并验证可应用。</w:t>
+      </w:r>
+    </w:p>
+    <w:p>
+      <w:r>
+        <w:rPr>
+          <w:b/>
+          <w:i w:val="0"/>
+          <w:color w:val="8A5A09"/>
+        </w:rPr>
+        <w:t>③ 尚未外置（待办）</w:t>
+      </w:r>
+    </w:p>
+    <w:tbl>
+      <w:tblPr>
+        <w:tblStyle w:val="LightGrid-Accent1"/>
+        <w:tblW w:type="auto" w:w="0"/>
+        <w:jc w:val="center"/>
+        <w:tblLayout w:type="fixed"/>
+        <w:tblLook w:firstColumn="1" w:firstRow="1" w:lastColumn="0" w:lastRow="0" w:noHBand="0" w:noVBand="1" w:val="04A0"/>
+        <w:tblLayout w:type="fixed"/>
+      </w:tblPr>
+      <w:tblGrid>
+        <w:gridCol w:w="2494"/>
+        <w:gridCol w:w="2608"/>
+        <w:gridCol w:w="4195"/>
+      </w:tblGrid>
+      <w:tr>
+        <w:tc>
+          <w:tcPr>
+            <w:tcW w:type="dxa" w:w="2494"/>
+          </w:tcPr>
+          <w:p>
+            <w:r/>
+            <w:r>
+              <w:rPr>
+                <w:b/>
+                <w:sz w:val="18"/>
+              </w:rPr>
+              <w:t>项</w:t>
+            </w:r>
+          </w:p>
+        </w:tc>
+        <w:tc>
+          <w:tcPr>
+            <w:tcW w:type="dxa" w:w="2608"/>
+          </w:tcPr>
+          <w:p>
+            <w:r/>
+            <w:r>
+              <w:rPr>
+                <w:b/>
+                <w:sz w:val="18"/>
+              </w:rPr>
+              <w:t>现状</w:t>
+            </w:r>
+          </w:p>
+        </w:tc>
+        <w:tc>
+          <w:tcPr>
+            <w:tcW w:type="dxa" w:w="4195"/>
+          </w:tcPr>
+          <w:p>
+            <w:r/>
+            <w:r>
+              <w:rPr>
+                <w:b/>
+                <w:sz w:val="18"/>
+              </w:rPr>
+              <w:t>处置</w:t>
+            </w:r>
+          </w:p>
+        </w:tc>
+      </w:tr>
+      <w:tr>
+        <w:tc>
+          <w:tcPr>
+            <w:tcW w:type="dxa" w:w="2494"/>
+          </w:tcPr>
+          <w:p>
+            <w:r/>
+            <w:r>
+              <w:rPr>
+                <w:sz w:val="18"/>
+              </w:rPr>
+              <w:t>pt4ctrl 的 takeoff_height 默认值</w:t>
+            </w:r>
+          </w:p>
+        </w:tc>
+        <w:tc>
+          <w:tcPr>
+            <w:tcW w:type="dxa" w:w="2608"/>
+          </w:tcPr>
+          <w:p>
+            <w:r/>
+            <w:r>
+              <w:rPr>
+                <w:sz w:val="18"/>
+              </w:rPr>
+              <w:t>ctrl_param_fpv.yaml 里写死 1.0，.env 改不了</w:t>
+            </w:r>
+          </w:p>
+        </w:tc>
+        <w:tc>
+          <w:tcPr>
+            <w:tcW w:type="dxa" w:w="4195"/>
+          </w:tcPr>
+          <w:p>
+            <w:r/>
+            <w:r>
+              <w:rPr>
+                <w:sz w:val="18"/>
+              </w:rPr>
+              <w:t>⚠ 当前**用不到**：四个 lite + 四个 normal 共 24 处 takeoff 调用**全部显式传 height_m=CRUISE_AGL_M(2.0)**，SDK 内部两处也带高度，唯一的裸 takeoff() 在 docstring 示例里。建议下次重建时一并加 PX4CTRL_TAKEOFF_HEIGHT（一行 launch + 一行 compose + .env），理由：选手自写程序可能裸调，拿到的 1.0 是 pt4ctrl 的 FPV 默认值不是按本场地定的</w:t>
+            </w:r>
+          </w:p>
+        </w:tc>
+      </w:tr>
+      <w:tr>
+        <w:tc>
+          <w:tcPr>
+            <w:tcW w:type="dxa" w:w="2494"/>
+          </w:tcPr>
+          <w:p>
+            <w:r/>
+            <w:r>
+              <w:rPr>
+                <w:sz w:val="18"/>
+              </w:rPr>
+              <w:t>precision_servo / takeoff_monitor 的内部参数</w:t>
+            </w:r>
+          </w:p>
+        </w:tc>
+        <w:tc>
+          <w:tcPr>
+            <w:tcW w:type="dxa" w:w="2608"/>
+          </w:tcPr>
+          <w:p>
+            <w:r/>
+            <w:r>
+              <w:rPr>
+                <w:sz w:val="18"/>
+              </w:rPr>
+              <w:t>两边 entrypoint 都没传 -p，走节点内 declare_parameter 默认值</w:t>
+            </w:r>
+          </w:p>
+        </w:tc>
+        <w:tc>
+          <w:tcPr>
+            <w:tcW w:type="dxa" w:w="4195"/>
+          </w:tcPr>
+          <w:p>
+            <w:r/>
+            <w:r>
+              <w:rPr>
+                <w:sz w:val="18"/>
+              </w:rPr>
+              <w:t>要外置得先改节点，优先级低</w:t>
+            </w:r>
+          </w:p>
+        </w:tc>
+      </w:tr>
+      <w:tr>
+        <w:tc>
+          <w:tcPr>
+            <w:tcW w:type="dxa" w:w="2494"/>
+          </w:tcPr>
+          <w:p>
+            <w:r/>
+            <w:r>
+              <w:rPr>
+                <w:sz w:val="18"/>
+              </w:rPr>
+              <w:t>SDK 的 42 个类常量</w:t>
+            </w:r>
+          </w:p>
+        </w:tc>
+        <w:tc>
+          <w:tcPr>
+            <w:tcW w:type="dxa" w:w="2608"/>
+          </w:tcPr>
+          <w:p>
+            <w:r/>
+            <w:r>
+              <w:rPr>
+                <w:sz w:val="18"/>
+              </w:rPr>
+              <w:t>ROUTE_SKIP_M / FLY_ROUTE_ACCEPT_M / PASSED_M / DIRECT_CRUISE_MPS / AIM_TOL_M / PAD_TOL_M 等写死在 capabilities.py</w:t>
+            </w:r>
+          </w:p>
+        </w:tc>
+        <w:tc>
+          <w:tcPr>
+            <w:tcW w:type="dxa" w:w="4195"/>
+          </w:tcPr>
+          <w:p>
+            <w:r/>
+            <w:r>
+              <w:rPr>
+                <w:sz w:val="18"/>
+              </w:rPr>
+              <w:t>跑在地面站选手容器，不归机载 compose 管；SDK 在冻结范围内</w:t>
             </w:r>
           </w:p>
         </w:tc>

--- a/Sim2Real迁移方案.docx
+++ b/Sim2Real迁移方案.docx
@@ -21695,6 +21695,880 @@
       </w:tr>
     </w:tbl>
     <w:p/>
+    <w:p>
+      <w:pPr>
+        <w:pStyle w:val="Heading2"/>
+      </w:pPr>
+      <w:r>
+        <w:rPr>
+          <w:rFonts w:ascii="微软雅黑" w:hAnsi="微软雅黑" w:eastAsia="微软雅黑"/>
+          <w:color w:val="1F5FA9"/>
+          <w:sz w:val="25"/>
+        </w:rPr>
+        <w:t>7.13 重建后的上机验证（K12/K13 结果与新发现）</w:t>
+      </w:r>
+    </w:p>
+    <w:p>
+      <w:r>
+        <w:rPr>
+          <w:b/>
+          <w:i w:val="0"/>
+        </w:rPr>
+        <w:t>2026-10-02 两机重建完成后实测。K12 没有依赖构建日志——直接查新镜像里打完补丁的源码，比 grep 日志硬，也不怕日志没保留。</w:t>
+      </w:r>
+    </w:p>
+    <w:p>
+      <w:r>
+        <w:rPr>
+          <w:b/>
+          <w:i w:val="0"/>
+          <w:color w:val="17695A"/>
+        </w:rPr>
+        <w:t>K12 镜像内容核验（两机结果完全一致）</w:t>
+      </w:r>
+    </w:p>
+    <w:tbl>
+      <w:tblPr>
+        <w:tblStyle w:val="LightGrid-Accent1"/>
+        <w:tblW w:type="auto" w:w="0"/>
+        <w:jc w:val="center"/>
+        <w:tblLayout w:type="fixed"/>
+        <w:tblLook w:firstColumn="1" w:firstRow="1" w:lastColumn="0" w:lastRow="0" w:noHBand="0" w:noVBand="1" w:val="04A0"/>
+        <w:tblLayout w:type="fixed"/>
+      </w:tblPr>
+      <w:tblGrid>
+        <w:gridCol w:w="4762"/>
+        <w:gridCol w:w="4535"/>
+      </w:tblGrid>
+      <w:tr>
+        <w:tc>
+          <w:tcPr>
+            <w:tcW w:type="dxa" w:w="4762"/>
+          </w:tcPr>
+          <w:p>
+            <w:r/>
+            <w:r>
+              <w:rPr>
+                <w:b/>
+                <w:sz w:val="18"/>
+              </w:rPr>
+              <w:t>验证项</w:t>
+            </w:r>
+          </w:p>
+        </w:tc>
+        <w:tc>
+          <w:tcPr>
+            <w:tcW w:type="dxa" w:w="4535"/>
+          </w:tcPr>
+          <w:p>
+            <w:r/>
+            <w:r>
+              <w:rPr>
+                <w:b/>
+                <w:sz w:val="18"/>
+              </w:rPr>
+              <w:t>结果</w:t>
+            </w:r>
+          </w:p>
+        </w:tc>
+      </w:tr>
+      <w:tr>
+        <w:tc>
+          <w:tcPr>
+            <w:tcW w:type="dxa" w:w="4762"/>
+          </w:tcPr>
+          <w:p>
+            <w:r/>
+            <w:r>
+              <w:rPr>
+                <w:sz w:val="18"/>
+              </w:rPr>
+              <w:t>yaw_mode（face_yaw 全套）</w:t>
+            </w:r>
+          </w:p>
+        </w:tc>
+        <w:tc>
+          <w:tcPr>
+            <w:tcW w:type="dxa" w:w="4535"/>
+          </w:tcPr>
+          <w:p>
+            <w:r/>
+            <w:r>
+              <w:rPr>
+                <w:sz w:val="18"/>
+              </w:rPr>
+              <w:t>18 处</w:t>
+            </w:r>
+          </w:p>
+        </w:tc>
+      </w:tr>
+      <w:tr>
+        <w:tc>
+          <w:tcPr>
+            <w:tcW w:type="dxa" w:w="4762"/>
+          </w:tcPr>
+          <w:p>
+            <w:r/>
+            <w:r>
+              <w:rPr>
+                <w:sz w:val="18"/>
+              </w:rPr>
+              <w:t>alt_mode（fixed_altitude 定高）</w:t>
+            </w:r>
+          </w:p>
+        </w:tc>
+        <w:tc>
+          <w:tcPr>
+            <w:tcW w:type="dxa" w:w="4535"/>
+          </w:tcPr>
+          <w:p>
+            <w:r/>
+            <w:r>
+              <w:rPr>
+                <w:sz w:val="18"/>
+              </w:rPr>
+              <w:t>7 处</w:t>
+            </w:r>
+          </w:p>
+        </w:tc>
+      </w:tr>
+      <w:tr>
+        <w:tc>
+          <w:tcPr>
+            <w:tcW w:type="dxa" w:w="4762"/>
+          </w:tcPr>
+          <w:p>
+            <w:r/>
+            <w:r>
+              <w:rPr>
+                <w:sz w:val="18"/>
+              </w:rPr>
+              <w:t>yaw_param</w:t>
+            </w:r>
+          </w:p>
+        </w:tc>
+        <w:tc>
+          <w:tcPr>
+            <w:tcW w:type="dxa" w:w="4535"/>
+          </w:tcPr>
+          <w:p>
+            <w:r/>
+            <w:r>
+              <w:rPr>
+                <w:sz w:val="18"/>
+              </w:rPr>
+              <w:t>2 处</w:t>
+            </w:r>
+          </w:p>
+        </w:tc>
+      </w:tr>
+      <w:tr>
+        <w:tc>
+          <w:tcPr>
+            <w:tcW w:type="dxa" w:w="4762"/>
+          </w:tcPr>
+          <w:p>
+            <w:r/>
+            <w:r>
+              <w:rPr>
+                <w:sz w:val="18"/>
+              </w:rPr>
+              <w:t>max_vel_runtime（set_max_vel 运行时生效）</w:t>
+            </w:r>
+          </w:p>
+        </w:tc>
+        <w:tc>
+          <w:tcPr>
+            <w:tcW w:type="dxa" w:w="4535"/>
+          </w:tcPr>
+          <w:p>
+            <w:r/>
+            <w:r>
+              <w:rPr>
+                <w:sz w:val="18"/>
+              </w:rPr>
+              <w:t>4 处</w:t>
+            </w:r>
+          </w:p>
+        </w:tc>
+      </w:tr>
+      <w:tr>
+        <w:tc>
+          <w:tcPr>
+            <w:tcW w:type="dxa" w:w="4762"/>
+          </w:tcPr>
+          <w:p>
+            <w:r/>
+            <w:r>
+              <w:rPr>
+                <w:sz w:val="18"/>
+              </w:rPr>
+              <w:t>grid_map_inflation_z（撞柱根因修法）</w:t>
+            </w:r>
+          </w:p>
+        </w:tc>
+        <w:tc>
+          <w:tcPr>
+            <w:tcW w:type="dxa" w:w="4535"/>
+          </w:tcPr>
+          <w:p>
+            <w:r/>
+            <w:r>
+              <w:rPr>
+                <w:sz w:val="18"/>
+              </w:rPr>
+              <w:t>4 处</w:t>
+            </w:r>
+          </w:p>
+        </w:tc>
+      </w:tr>
+      <w:tr>
+        <w:tc>
+          <w:tcPr>
+            <w:tcW w:type="dxa" w:w="4762"/>
+          </w:tcPr>
+          <w:p>
+            <w:r/>
+            <w:r>
+              <w:rPr>
+                <w:sz w:val="18"/>
+              </w:rPr>
+              <w:t>poly_reset</w:t>
+            </w:r>
+          </w:p>
+        </w:tc>
+        <w:tc>
+          <w:tcPr>
+            <w:tcW w:type="dxa" w:w="4535"/>
+          </w:tcPr>
+          <w:p>
+            <w:r/>
+            <w:r>
+              <w:rPr>
+                <w:sz w:val="18"/>
+              </w:rPr>
+              <w:t>6 处</w:t>
+            </w:r>
+          </w:p>
+        </w:tc>
+      </w:tr>
+      <w:tr>
+        <w:tc>
+          <w:tcPr>
+            <w:tcW w:type="dxa" w:w="4762"/>
+          </w:tcPr>
+          <w:p>
+            <w:r/>
+            <w:r>
+              <w:rPr>
+                <w:sz w:val="18"/>
+              </w:rPr>
+              <w:t>目标点可视化 displayGoalPoint</w:t>
+            </w:r>
+          </w:p>
+        </w:tc>
+        <w:tc>
+          <w:tcPr>
+            <w:tcW w:type="dxa" w:w="4535"/>
+          </w:tcPr>
+          <w:p>
+            <w:r/>
+            <w:r>
+              <w:rPr>
+                <w:sz w:val="18"/>
+              </w:rPr>
+              <w:t>4 处</w:t>
+            </w:r>
+          </w:p>
+        </w:tc>
+      </w:tr>
+      <w:tr>
+        <w:tc>
+          <w:tcPr>
+            <w:tcW w:type="dxa" w:w="4762"/>
+          </w:tcPr>
+          <w:p>
+            <w:r/>
+            <w:r>
+              <w:rPr>
+                <w:sz w:val="18"/>
+              </w:rPr>
+              <w:t>contest_mission 安装</w:t>
+            </w:r>
+          </w:p>
+        </w:tc>
+        <w:tc>
+          <w:tcPr>
+            <w:tcW w:type="dxa" w:w="4535"/>
+          </w:tcPr>
+          <w:p>
+            <w:r/>
+            <w:r>
+              <w:rPr>
+                <w:sz w:val="18"/>
+              </w:rPr>
+              <w:t>是，12 个节点可执行</w:t>
+            </w:r>
+          </w:p>
+        </w:tc>
+      </w:tr>
+      <w:tr>
+        <w:tc>
+          <w:tcPr>
+            <w:tcW w:type="dxa" w:w="4762"/>
+          </w:tcPr>
+          <w:p>
+            <w:r/>
+            <w:r>
+              <w:rPr>
+                <w:sz w:val="18"/>
+              </w:rPr>
+              <w:t>Takeoff / FormationFollow action</w:t>
+            </w:r>
+          </w:p>
+        </w:tc>
+        <w:tc>
+          <w:tcPr>
+            <w:tcW w:type="dxa" w:w="4535"/>
+          </w:tcPr>
+          <w:p>
+            <w:r/>
+            <w:r>
+              <w:rPr>
+                <w:sz w:val="18"/>
+              </w:rPr>
+              <w:t>均已生成</w:t>
+            </w:r>
+          </w:p>
+        </w:tc>
+      </w:tr>
+    </w:tbl>
+    <w:p/>
+    <w:p>
+      <w:r>
+        <w:rPr>
+          <w:b/>
+          <w:i w:val="0"/>
+          <w:color w:val="17695A"/>
+        </w:rPr>
+        <w:t>K13 起栈验证（全部通过）</w:t>
+      </w:r>
+    </w:p>
+    <w:tbl>
+      <w:tblPr>
+        <w:tblStyle w:val="LightGrid-Accent1"/>
+        <w:tblW w:type="auto" w:w="0"/>
+        <w:jc w:val="center"/>
+        <w:tblLayout w:type="fixed"/>
+        <w:tblLook w:firstColumn="1" w:firstRow="1" w:lastColumn="0" w:lastRow="0" w:noHBand="0" w:noVBand="1" w:val="04A0"/>
+        <w:tblLayout w:type="fixed"/>
+      </w:tblPr>
+      <w:tblGrid>
+        <w:gridCol w:w="2608"/>
+        <w:gridCol w:w="6690"/>
+      </w:tblGrid>
+      <w:tr>
+        <w:tc>
+          <w:tcPr>
+            <w:tcW w:type="dxa" w:w="2608"/>
+          </w:tcPr>
+          <w:p>
+            <w:r/>
+            <w:r>
+              <w:rPr>
+                <w:b/>
+                <w:sz w:val="18"/>
+              </w:rPr>
+              <w:t>项</w:t>
+            </w:r>
+          </w:p>
+        </w:tc>
+        <w:tc>
+          <w:tcPr>
+            <w:tcW w:type="dxa" w:w="6690"/>
+          </w:tcPr>
+          <w:p>
+            <w:r/>
+            <w:r>
+              <w:rPr>
+                <w:b/>
+                <w:sz w:val="18"/>
+              </w:rPr>
+              <w:t>结果</w:t>
+            </w:r>
+          </w:p>
+        </w:tc>
+      </w:tr>
+      <w:tr>
+        <w:tc>
+          <w:tcPr>
+            <w:tcW w:type="dxa" w:w="2608"/>
+          </w:tcPr>
+          <w:p>
+            <w:r/>
+            <w:r>
+              <w:rPr>
+                <w:sz w:val="18"/>
+              </w:rPr>
+              <w:t>5 个 contest_mission 节点</w:t>
+            </w:r>
+          </w:p>
+        </w:tc>
+        <w:tc>
+          <w:tcPr>
+            <w:tcW w:type="dxa" w:w="6690"/>
+          </w:tcPr>
+          <w:p>
+            <w:r/>
+            <w:r>
+              <w:rPr>
+                <w:sz w:val="18"/>
+              </w:rPr>
+              <w:t>两机各 5 个全在（DDS 视图会因发现时序显示不全，用容器内进程列表才可靠）</w:t>
+            </w:r>
+          </w:p>
+        </w:tc>
+      </w:tr>
+      <w:tr>
+        <w:tc>
+          <w:tcPr>
+            <w:tcW w:type="dxa" w:w="2608"/>
+          </w:tcPr>
+          <w:p>
+            <w:r/>
+            <w:r>
+              <w:rPr>
+                <w:sz w:val="18"/>
+              </w:rPr>
+              <w:t>position_cmd_relayed 链路</w:t>
+            </w:r>
+          </w:p>
+        </w:tc>
+        <w:tc>
+          <w:tcPr>
+            <w:tcW w:type="dxa" w:w="6690"/>
+          </w:tcPr>
+          <w:p>
+            <w:r/>
+            <w:r>
+              <w:rPr>
+                <w:sz w:val="18"/>
+              </w:rPr>
+              <w:t>发布者 1 / 订阅者 1，pt4ctrl 的 cmd remap 接对</w:t>
+            </w:r>
+          </w:p>
+        </w:tc>
+      </w:tr>
+      <w:tr>
+        <w:tc>
+          <w:tcPr>
+            <w:tcW w:type="dxa" w:w="2608"/>
+          </w:tcPr>
+          <w:p>
+            <w:r/>
+            <w:r>
+              <w:rPr>
+                <w:sz w:val="18"/>
+              </w:rPr>
+              <w:t>检测话题 + frame_id</w:t>
+            </w:r>
+          </w:p>
+        </w:tc>
+        <w:tc>
+          <w:tcPr>
+            <w:tcW w:type="dxa" w:w="6690"/>
+          </w:tcPr>
+          <w:p>
+            <w:r/>
+            <w:r>
+              <w:rPr>
+                <w:sz w:val="18"/>
+              </w:rPr>
+              <w:t>选手容器收到 712 条/30 秒；NX01_camera_down_optical_frame 362 条、NX01_camera_front_optical_frame 350 条</w:t>
+            </w:r>
+          </w:p>
+        </w:tc>
+      </w:tr>
+      <w:tr>
+        <w:tc>
+          <w:tcPr>
+            <w:tcW w:type="dxa" w:w="2608"/>
+          </w:tcPr>
+          <w:p>
+            <w:r/>
+            <w:r>
+              <w:rPr>
+                <w:sz w:val="18"/>
+              </w:rPr>
+              <w:t>CameraInfo 内参</w:t>
+            </w:r>
+          </w:p>
+        </w:tc>
+        <w:tc>
+          <w:tcPr>
+            <w:tcW w:type="dxa" w:w="6690"/>
+          </w:tcPr>
+          <w:p>
+            <w:r/>
+            <w:r>
+              <w:rPr>
+                <w:sz w:val="18"/>
+              </w:rPr>
+              <w:t>前视 fx=1200.71、下视 fx=1194.15，实测标定值且分路正确</w:t>
+            </w:r>
+          </w:p>
+        </w:tc>
+      </w:tr>
+    </w:tbl>
+    <w:p/>
+    <w:p>
+      <w:r>
+        <w:rPr>
+          <w:b/>
+          <w:i w:val="0"/>
+          <w:color w:val="A3302C"/>
+        </w:rPr>
+        <w:t>① 验证中查出的阻断级缺口：检测话题名对不上</w:t>
+      </w:r>
+    </w:p>
+    <w:p>
+      <w:r>
+        <w:rPr>
+          <w:b w:val="0"/>
+          <w:i w:val="0"/>
+        </w:rPr>
+        <w:t>本文件第 3.2 节早就记过"检测话题与 class_id 两套命名"，但前几轮只改了 frame_id 和 camera_info，**漏了话题名本身**。实测：</w:t>
+      </w:r>
+    </w:p>
+    <w:p>
+      <w:r>
+        <w:rPr>
+          <w:b w:val="0"/>
+          <w:i w:val="0"/>
+          <w:sz w:val="18"/>
+        </w:rPr>
+        <w:t xml:space="preserve">    vision-stack 发布：  vision/front/detections   vision/down/detections</w:t>
+      </w:r>
+    </w:p>
+    <w:p>
+      <w:r>
+        <w:rPr>
+          <w:b w:val="0"/>
+          <w:i w:val="0"/>
+          <w:sz w:val="18"/>
+        </w:rPr>
+        <w:t xml:space="preserve">    中间件/SDK 订阅：    vision/detections   ← Publisher count: 0，订阅者 2 个</w:t>
+      </w:r>
+    </w:p>
+    <w:p>
+      <w:r>
+        <w:rPr>
+          <w:b w:val="0"/>
+          <w:i w:val="0"/>
+        </w:rPr>
+        <w:t>precision_servo_node 和 target_locate_node 都在等一个永远不会来的话题，SDK 的 wait_for_detection() 订的也是这个名字。整条视觉链断开，而且不报错。</w:t>
+      </w:r>
+    </w:p>
+    <w:p>
+      <w:r>
+        <w:rPr>
+          <w:b w:val="0"/>
+          <w:i w:val="0"/>
+          <w:color w:val="17695A"/>
+        </w:rPr>
+        <w:t>已按仿真约定修：两路相机发到**同一个话题** vision/detections，靠 header.frame_id 区分——precision_servo 的 "_camera_down_" 子串判据正是为此设计的，跟前一轮改好的 frame_id 正好配套。改的是 control_server 里 topic 的默认值；地面站前端确认无分路话题引用，改动安全。修后 Publisher count 由 0 变 2。</w:t>
+      </w:r>
+    </w:p>
+    <w:p>
+      <w:r>
+        <w:rPr>
+          <w:b/>
+          <w:i w:val="0"/>
+          <w:color w:val="8A5A09"/>
+        </w:rPr>
+        <w:t>② 验证中我自己引入的一个崩溃（已修，值得记）</w:t>
+      </w:r>
+    </w:p>
+    <w:p>
+      <w:r>
+        <w:rPr>
+          <w:b w:val="0"/>
+          <w:i w:val="0"/>
+        </w:rPr>
+        <w:t>上一轮给 yolo_detector_node 加 CameraInfo 发布时，用了 det_msg.header —— 而 det_msg 是**检测循环内**的单个检测消息，零检测时根本不存在。节点一上机就 UnboundLocalError 变僵尸进程，而 control_server 报的是"已启动"（docker exec -d 返回成功，进程随后才死）。已改用外层数组消息的 msg.header。</w:t>
+      </w:r>
+    </w:p>
+    <w:p>
+      <w:r>
+        <w:rPr>
+          <w:b w:val="0"/>
+          <w:i w:val="0"/>
+          <w:color w:val="5A6472"/>
+          <w:sz w:val="18"/>
+        </w:rPr>
+        <w:t>这个 bug 在仿真里不会暴露——仿真视野里一直有目标，循环必然跑过一次。只有真机空视野才触发。教训：按消息结构改代码时，要专门想"这个变量在空集合分支下存在吗"。</w:t>
+      </w:r>
+    </w:p>
+    <w:p>
+      <w:r>
+        <w:rPr>
+          <w:b/>
+          <w:i w:val="0"/>
+        </w:rPr>
+        <w:t>③ 三条排查用的注意事项</w:t>
+      </w:r>
+    </w:p>
+    <w:p>
+      <w:pPr>
+        <w:pStyle w:val="ListBullet"/>
+        <w:ind w:left="480"/>
+      </w:pPr>
+      <w:r>
+        <w:t>gcs-gcs-1 容器里没装 vision_msgs，用它 ros2 topic echo 检测话题会报 "message type invalid" 并静默返回空——会被误判成"收不到"。排查视觉链要用选手容器（contestant-sdk）当消费端，那才是生产路径。</w:t>
+      </w:r>
+    </w:p>
+    <w:p>
+      <w:pPr>
+        <w:pStyle w:val="ListBullet"/>
+        <w:ind w:left="480"/>
+      </w:pPr>
+      <w:r>
+        <w:t>control_server.py 改了必须 systemctl restart uav-control-server 才生效（服务常驻，进程跑的是内存里的旧代码）。改完不重启，POST /vision/mode 仍按旧默认值起节点。</w:t>
+      </w:r>
+    </w:p>
+    <w:p>
+      <w:pPr>
+        <w:pStyle w:val="ListBullet"/>
+        <w:ind w:left="480"/>
+      </w:pPr>
+      <w:r>
+        <w:t>docker run 的默认 bridge 网络在两机上都坏了（iptables raw 表不存在），临时跑容器要加 --network none 或 --network host。不影响 network_mode: host 的飞行栈容器。</w:t>
+      </w:r>
+    </w:p>
+    <w:p>
+      <w:r>
+        <w:rPr>
+          <w:b/>
+          <w:i w:val="0"/>
+          <w:color w:val="8A5A09"/>
+        </w:rPr>
+        <w:t>④ 一个起飞后要复查的隐患</w:t>
+      </w:r>
+    </w:p>
+    <w:p>
+      <w:r>
+        <w:rPr>
+          <w:b w:val="0"/>
+          <w:i w:val="0"/>
+        </w:rPr>
+        <w:t>gt_cloud_bridge_node 在真机的**主职责不是注障碍**，是"原始点云→odom 系"——uwb_imu 模式下 DLIO 不跑，没人发 grid_map 要吃的 dlio/odom_node/pointcloud/deskewed，所以这个节点关不掉（实测占 34% CPU，是在 Python 里逐帧变换 MID360 点云）。</w:t>
+      </w:r>
+    </w:p>
+    <w:p>
+      <w:r>
+        <w:rPr>
+          <w:b/>
+          <w:i w:val="0"/>
+        </w:rPr>
+        <w:t>但它的静态障碍注入是副业，默认开启、默认坐标是 [4.5,7.0, -4.5,7.0, 0.0,0.0]，而真机 compose 完全没透传 STATIC_OBSTACLES_*。当前**没有注入**——world 这个 frame 在飞机起飞前不存在（起飞点原点未锁定），每帧走到 lookup_transform 就失败返回。但一旦起飞锁定原点、world→odom 建立，它就会按默认值注入三根 1×1 m、高 0.2~5.0 m 的虚拟柱子，其中 (0,0) 就是起飞点。这些默认值是谁的场地、对不对，没人确认过。建议起飞前把 STATIC_OBSTACLES_ENABLED=false 显式透传并钉死。</w:t>
+      </w:r>
+    </w:p>
+    <w:p>
+      <w:r>
+        <w:rPr>
+          <w:b/>
+          <w:i w:val="0"/>
+        </w:rPr>
+        <w:t>⑤ 待机态 CPU 实测（飞行前）</w:t>
+      </w:r>
+    </w:p>
+    <w:p>
+      <w:r>
+        <w:rPr>
+          <w:b w:val="0"/>
+          <w:i w:val="0"/>
+        </w:rPr>
+        <w:t>两机空闲均只剩约 5%（.101 5.6% id / .102 4.9% id），且系统态 sy 占 23~26%、hi+si 还有 6~7%——内核态这么高通常意味着大量 syscall 或中断，很可能是 DDS 收发（节点多、话题频率高）和点云处理的开销。</w:t>
+      </w:r>
+    </w:p>
+    <w:tbl>
+      <w:tblPr>
+        <w:tblStyle w:val="LightGrid-Accent1"/>
+        <w:tblW w:type="auto" w:w="0"/>
+        <w:jc w:val="center"/>
+        <w:tblLayout w:type="fixed"/>
+        <w:tblLook w:firstColumn="1" w:firstRow="1" w:lastColumn="0" w:lastRow="0" w:noHBand="0" w:noVBand="1" w:val="04A0"/>
+        <w:tblLayout w:type="fixed"/>
+      </w:tblPr>
+      <w:tblGrid>
+        <w:gridCol w:w="4762"/>
+        <w:gridCol w:w="4535"/>
+      </w:tblGrid>
+      <w:tr>
+        <w:tc>
+          <w:tcPr>
+            <w:tcW w:type="dxa" w:w="4762"/>
+          </w:tcPr>
+          <w:p>
+            <w:r/>
+            <w:r>
+              <w:rPr>
+                <w:b/>
+                <w:sz w:val="18"/>
+              </w:rPr>
+              <w:t>部分</w:t>
+            </w:r>
+          </w:p>
+        </w:tc>
+        <w:tc>
+          <w:tcPr>
+            <w:tcW w:type="dxa" w:w="4535"/>
+          </w:tcPr>
+          <w:p>
+            <w:r/>
+            <w:r>
+              <w:rPr>
+                <w:b/>
+                <w:sz w:val="18"/>
+              </w:rPr>
+              <w:t>占 8 核</w:t>
+            </w:r>
+          </w:p>
+        </w:tc>
+      </w:tr>
+      <w:tr>
+        <w:tc>
+          <w:tcPr>
+            <w:tcW w:type="dxa" w:w="4762"/>
+          </w:tcPr>
+          <w:p>
+            <w:r/>
+            <w:r>
+              <w:rPr>
+                <w:sz w:val="18"/>
+              </w:rPr>
+              <w:t>视觉 2 个 yolo</w:t>
+            </w:r>
+          </w:p>
+        </w:tc>
+        <w:tc>
+          <w:tcPr>
+            <w:tcW w:type="dxa" w:w="4535"/>
+          </w:tcPr>
+          <w:p>
+            <w:r/>
+            <w:r>
+              <w:rPr>
+                <w:sz w:val="18"/>
+              </w:rPr>
+              <w:t>18~19%</w:t>
+            </w:r>
+          </w:p>
+        </w:tc>
+      </w:tr>
+      <w:tr>
+        <w:tc>
+          <w:tcPr>
+            <w:tcW w:type="dxa" w:w="4762"/>
+          </w:tcPr>
+          <w:p>
+            <w:r/>
+            <w:r>
+              <w:rPr>
+                <w:sz w:val="18"/>
+              </w:rPr>
+              <w:t>新迁的 5 个 contest_mission 节点</w:t>
+            </w:r>
+          </w:p>
+        </w:tc>
+        <w:tc>
+          <w:tcPr>
+            <w:tcW w:type="dxa" w:w="4535"/>
+          </w:tcPr>
+          <w:p>
+            <w:r/>
+            <w:r>
+              <w:rPr>
+                <w:sz w:val="18"/>
+              </w:rPr>
+              <w:t>12%</w:t>
+            </w:r>
+          </w:p>
+        </w:tc>
+      </w:tr>
+      <w:tr>
+        <w:tc>
+          <w:tcPr>
+            <w:tcW w:type="dxa" w:w="4762"/>
+          </w:tcPr>
+          <w:p>
+            <w:r/>
+            <w:r>
+              <w:rPr>
+                <w:sz w:val="18"/>
+              </w:rPr>
+              <w:t>ego_planner_node</w:t>
+            </w:r>
+          </w:p>
+        </w:tc>
+        <w:tc>
+          <w:tcPr>
+            <w:tcW w:type="dxa" w:w="4535"/>
+          </w:tcPr>
+          <w:p>
+            <w:r/>
+            <w:r>
+              <w:rPr>
+                <w:sz w:val="18"/>
+              </w:rPr>
+              <w:t>8~10%</w:t>
+            </w:r>
+          </w:p>
+        </w:tc>
+      </w:tr>
+      <w:tr>
+        <w:tc>
+          <w:tcPr>
+            <w:tcW w:type="dxa" w:w="4762"/>
+          </w:tcPr>
+          <w:p>
+            <w:r/>
+            <w:r>
+              <w:rPr>
+                <w:sz w:val="18"/>
+              </w:rPr>
+              <w:t>gt_cloud_bridge（点云变换）</w:t>
+            </w:r>
+          </w:p>
+        </w:tc>
+        <w:tc>
+          <w:tcPr>
+            <w:tcW w:type="dxa" w:w="4535"/>
+          </w:tcPr>
+          <w:p>
+            <w:r/>
+            <w:r>
+              <w:rPr>
+                <w:sz w:val="18"/>
+              </w:rPr>
+              <w:t>4%</w:t>
+            </w:r>
+          </w:p>
+        </w:tc>
+      </w:tr>
+    </w:tbl>
+    <w:p/>
+    <w:p>
+      <w:r>
+        <w:rPr>
+          <w:b w:val="0"/>
+          <w:i w:val="0"/>
+          <w:color w:val="5A6472"/>
+          <w:sz w:val="18"/>
+        </w:rPr>
+        <w:t>5 个新节点那 12% 的共同源头已查明：它们**全都订阅同一条 85 Hz 的 dlio/odom_node/odom**（实测 676 条/8 秒），五个 Python 节点各自以 85 Hz 跑 rclpy 回调。这不是哪个节点写得差，是 rclpy 固有开销×5。而且此刻 position_cmd 和 uwb/pose_abs 都是 0 条（没起飞、没规划），所以这 12% 是**纯待机开销**，飞起来只会更高。</w:t>
+      </w:r>
+    </w:p>
     <w:p>
       <w:pPr>
         <w:pStyle w:val="Heading2"/>

--- a/Sim2Real迁移方案.docx
+++ b/Sim2Real迁移方案.docx
@@ -22350,9 +22350,9 @@
         <w:rPr>
           <w:b/>
           <w:i w:val="0"/>
-          <w:color w:val="8A5A09"/>
+          <w:color w:val="A3302C"/>
         </w:rPr>
-        <w:t>④ 一个起飞后要复查的隐患</w:t>
+        <w:t>④ 一条被推翻的结论，以及由此定下的一条规则</w:t>
       </w:r>
     </w:p>
     <w:p>
@@ -22361,18 +22361,323 @@
           <w:b w:val="0"/>
           <w:i w:val="0"/>
         </w:rPr>
-        <w:t>gt_cloud_bridge_node 在真机的**主职责不是注障碍**，是"原始点云→odom 系"——uwb_imu 模式下 DLIO 不跑，没人发 grid_map 要吃的 dlio/odom_node/pointcloud/deskewed，所以这个节点关不掉（实测占 34% CPU，是在 Python 里逐帧变换 MID360 点云）。</w:t>
+        <w:t>本节早先版本写过："gt_cloud_bridge_node 的静态障碍注入默认开启、默认坐标是 [4.5,7.0,-4.5,7.0,0.0,0.0]，起飞锁定原点后会注入三根虚拟柱子，其中 (0,0) 就是起飞点"，并据此列为起飞前必做项。**这个结论是错的。**</w:t>
+      </w:r>
+    </w:p>
+    <w:tbl>
+      <w:tblPr>
+        <w:tblStyle w:val="LightGrid-Accent1"/>
+        <w:tblW w:type="auto" w:w="0"/>
+        <w:jc w:val="center"/>
+        <w:tblLayout w:type="fixed"/>
+        <w:tblLook w:firstColumn="1" w:firstRow="1" w:lastColumn="0" w:lastRow="0" w:noHBand="0" w:noVBand="1" w:val="04A0"/>
+        <w:tblLayout w:type="fixed"/>
+      </w:tblPr>
+      <w:tblGrid>
+        <w:gridCol w:w="3175"/>
+        <w:gridCol w:w="3061"/>
+        <w:gridCol w:w="3061"/>
+      </w:tblGrid>
+      <w:tr>
+        <w:tc>
+          <w:tcPr>
+            <w:tcW w:type="dxa" w:w="3175"/>
+          </w:tcPr>
+          <w:p>
+            <w:r/>
+            <w:r>
+              <w:rPr>
+                <w:b/>
+                <w:sz w:val="18"/>
+              </w:rPr>
+            </w:r>
+          </w:p>
+        </w:tc>
+        <w:tc>
+          <w:tcPr>
+            <w:tcW w:type="dxa" w:w="3061"/>
+          </w:tcPr>
+          <w:p>
+            <w:r/>
+            <w:r>
+              <w:rPr>
+                <w:b/>
+                <w:sz w:val="18"/>
+              </w:rPr>
+              <w:t>仿真侧 src</w:t>
+            </w:r>
+          </w:p>
+        </w:tc>
+        <w:tc>
+          <w:tcPr>
+            <w:tcW w:type="dxa" w:w="3061"/>
+          </w:tcPr>
+          <w:p>
+            <w:r/>
+            <w:r>
+              <w:rPr>
+                <w:b/>
+                <w:sz w:val="18"/>
+              </w:rPr>
+              <w:t>真机侧 src</w:t>
+            </w:r>
+          </w:p>
+        </w:tc>
+      </w:tr>
+      <w:tr>
+        <w:tc>
+          <w:tcPr>
+            <w:tcW w:type="dxa" w:w="3175"/>
+          </w:tcPr>
+          <w:p>
+            <w:r/>
+            <w:r>
+              <w:rPr>
+                <w:sz w:val="18"/>
+              </w:rPr>
+              <w:t>gt_cloud_bridge_node.py 行数</w:t>
+            </w:r>
+          </w:p>
+        </w:tc>
+        <w:tc>
+          <w:tcPr>
+            <w:tcW w:type="dxa" w:w="3061"/>
+          </w:tcPr>
+          <w:p>
+            <w:r/>
+            <w:r>
+              <w:rPr>
+                <w:sz w:val="18"/>
+              </w:rPr>
+              <w:t>304</w:t>
+            </w:r>
+          </w:p>
+        </w:tc>
+        <w:tc>
+          <w:tcPr>
+            <w:tcW w:type="dxa" w:w="3061"/>
+          </w:tcPr>
+          <w:p>
+            <w:r/>
+            <w:r>
+              <w:rPr>
+                <w:sz w:val="18"/>
+              </w:rPr>
+              <w:t>206</w:t>
+            </w:r>
+          </w:p>
+        </w:tc>
+      </w:tr>
+      <w:tr>
+        <w:tc>
+          <w:tcPr>
+            <w:tcW w:type="dxa" w:w="3175"/>
+          </w:tcPr>
+          <w:p>
+            <w:r/>
+            <w:r>
+              <w:rPr>
+                <w:sz w:val="18"/>
+              </w:rPr>
+              <w:t>static_obstacles 出现次数</w:t>
+            </w:r>
+          </w:p>
+        </w:tc>
+        <w:tc>
+          <w:tcPr>
+            <w:tcW w:type="dxa" w:w="3061"/>
+          </w:tcPr>
+          <w:p>
+            <w:r/>
+            <w:r>
+              <w:rPr>
+                <w:sz w:val="18"/>
+              </w:rPr>
+              <w:t>8</w:t>
+            </w:r>
+          </w:p>
+        </w:tc>
+        <w:tc>
+          <w:tcPr>
+            <w:tcW w:type="dxa" w:w="3061"/>
+          </w:tcPr>
+          <w:p>
+            <w:r/>
+            <w:r>
+              <w:rPr>
+                <w:sz w:val="18"/>
+              </w:rPr>
+              <w:t>0</w:t>
+            </w:r>
+          </w:p>
+        </w:tc>
+      </w:tr>
+      <w:tr>
+        <w:tc>
+          <w:tcPr>
+            <w:tcW w:type="dxa" w:w="3175"/>
+          </w:tcPr>
+          <w:p>
+            <w:r/>
+            <w:r>
+              <w:rPr>
+                <w:sz w:val="18"/>
+              </w:rPr>
+              <w:t>_build_injected_points 函数</w:t>
+            </w:r>
+          </w:p>
+        </w:tc>
+        <w:tc>
+          <w:tcPr>
+            <w:tcW w:type="dxa" w:w="3061"/>
+          </w:tcPr>
+          <w:p>
+            <w:r/>
+            <w:r>
+              <w:rPr>
+                <w:sz w:val="18"/>
+              </w:rPr>
+              <w:t>有</w:t>
+            </w:r>
+          </w:p>
+        </w:tc>
+        <w:tc>
+          <w:tcPr>
+            <w:tcW w:type="dxa" w:w="3061"/>
+          </w:tcPr>
+          <w:p>
+            <w:r/>
+            <w:r>
+              <w:rPr>
+                <w:sz w:val="18"/>
+              </w:rPr>
+              <w:t>无</w:t>
+            </w:r>
+          </w:p>
+        </w:tc>
+      </w:tr>
+    </w:tbl>
+    <w:p/>
+    <w:p>
+      <w:r>
+        <w:rPr>
+          <w:b w:val="0"/>
+          <w:i w:val="0"/>
+        </w:rPr>
+        <w:t>真机这个节点根本没有静态障碍注入功能，它在真机的职责只有"原始点云 → odom 系"（uwb_imu 模式下 DLIO 不跑，没人发 grid_map 要吃的 deskewed 点云）。错因是：读源码时用的是本地仓库路径 src/gt_odom_bridge/...，那是**仿真侧**的副本，却当成真机的来分析。</w:t>
       </w:r>
     </w:p>
     <w:p>
       <w:r>
         <w:rPr>
-          <w:b/>
+          <w:b w:val="0"/>
           <w:i w:val="0"/>
+          <w:color w:val="5A6472"/>
+          <w:sz w:val="18"/>
         </w:rPr>
-        <w:t>但它的静态障碍注入是副业，默认开启、默认坐标是 [4.5,7.0, -4.5,7.0, 0.0,0.0]，而真机 compose 完全没透传 STATIC_OBSTACLES_*。当前**没有注入**——world 这个 frame 在飞机起飞前不存在（起飞点原点未锁定），每帧走到 lookup_transform 就失败返回。但一旦起飞锁定原点、world→odom 建立，它就会按默认值注入三根 1×1 m、高 0.2~5.0 m 的虚拟柱子，其中 (0,0) 就是起飞点。这些默认值是谁的场地、对不对，没人确认过。建议起飞前把 STATIC_OBSTACLES_ENABLED=false 显式透传并钉死。</w:t>
+        <w:t>运行时实测一句话定案：对该节点 ros2 param get static_obstacles_enabled 返回 "Parameter not set"，set 返回 "Invalid access to undeclared parameter(s)" ——节点连这个参数都没声明。</w:t>
       </w:r>
     </w:p>
+    <w:p>
+      <w:pPr>
+        <w:spacing w:before="200"/>
+        <w:ind w:left="240"/>
+      </w:pPr>
+      <w:r>
+        <w:rPr>
+          <w:b/>
+          <w:color w:val="A3302C"/>
+        </w:rPr>
+        <w:t>更糟的是，错误结论导致的改动本身会弄坏飞行栈</w:t>
+      </w:r>
+    </w:p>
+    <w:p>
+      <w:pPr>
+        <w:spacing w:after="80"/>
+        <w:ind w:left="240"/>
+      </w:pPr>
+      <w:r>
+        <w:t>按那个结论，已经给 entrypoint 加过 -p static_obstacles_enabled:=...、compose 加过透传、.env 钉过 false。</w:t>
+      </w:r>
+    </w:p>
+    <w:p>
+      <w:pPr>
+        <w:spacing w:after="80"/>
+        <w:ind w:left="240"/>
+      </w:pPr>
+      <w:r>
+        <w:t>ROS2 里给节点传一个**它没有 declare 过**的参数，节点会启动即报错退出。也就是说这个"修复"会在下次重建后让 gt_cloud_bridge_node 起不来，而它是 grid_map 的点云来源——整个规划器都会没有障碍物输入。</w:t>
+      </w:r>
+    </w:p>
+    <w:p>
+      <w:pPr>
+        <w:spacing w:after="80"/>
+        <w:ind w:left="240"/>
+      </w:pPr>
+      <w:r>
+        <w:t>三处改动已全部回滚：entrypoint 恢复原样（保留一段说明注释，记下曾加过什么、为什么回滚，免得以后有人按仿真源码再推一遍同样的结论）；compose 与 .env 里那两项直接删掉——它们已经成了死配置，正是本文件一路在批评的那一类。</w:t>
+      </w:r>
+    </w:p>
+    <w:p/>
+    <w:p>
+      <w:pPr>
+        <w:spacing w:before="200"/>
+        <w:ind w:left="240"/>
+      </w:pPr>
+      <w:r>
+        <w:rPr>
+          <w:b/>
+          <w:color w:val="1F5FA9"/>
+        </w:rPr>
+        <w:t>由此定下的规则：判断真机行为，一律读真机上的那份文件</w:t>
+      </w:r>
+    </w:p>
+    <w:p>
+      <w:pPr>
+        <w:spacing w:after="80"/>
+        <w:ind w:left="240"/>
+      </w:pPr>
+      <w:r>
+        <w:t>真机与仿真的 src/ 已经分叉。2026-10-02 实测 8 个包里 7 个内容不同，而且差异不是小修小补：</w:t>
+      </w:r>
+    </w:p>
+    <w:p>
+      <w:pPr>
+        <w:spacing w:after="80"/>
+        <w:ind w:left="240"/>
+      </w:pPr>
+      <w:r>
+        <w:t>· gt_cloud_bridge_node.py —— 仿真 304 行 / 真机 206 行，整个功能真机没有</w:t>
+      </w:r>
+    </w:p>
+    <w:p>
+      <w:pPr>
+        <w:spacing w:after="80"/>
+        <w:ind w:left="240"/>
+      </w:pPr>
+      <w:r>
+        <w:t>· rviz_goal_bridge_node.py —— 仿真 440 行 / 真机 258 行</w:t>
+      </w:r>
+    </w:p>
+    <w:p>
+      <w:pPr>
+        <w:spacing w:after="80"/>
+        <w:ind w:left="240"/>
+      </w:pPr>
+      <w:r>
+        <w:t>· planner_manager.cpp / ego_replan_fsm.cpp / bspline_optimizer.cpp / pt4ctrl —— 真机有自己独立演进的改动（.bak-2026* 为证）</w:t>
+      </w:r>
+    </w:p>
+    <w:p>
+      <w:pPr>
+        <w:spacing w:after="80"/>
+        <w:ind w:left="240"/>
+      </w:pPr>
+      <w:r>
+        <w:t>做法：① 读真机文件用 ssh nvidia@192.168.2.10X 'cat ~/ai_uav/docker_sim/&lt;path&gt;'；② 更硬的判据是**问运行中的节点**（ros2 param get / ros2 topic info -v）；③ 改之前先比对两边指纹，确认自己改的是哪一份。</w:t>
+      </w:r>
+    </w:p>
+    <w:p/>
     <w:p>
       <w:r>
         <w:rPr>

--- a/Sim2Real迁移方案.docx
+++ b/Sim2Real迁移方案.docx
@@ -22872,6 +22872,916 @@
           <w:sz w:val="18"/>
         </w:rPr>
         <w:t>5 个新节点那 12% 的共同源头已查明：它们**全都订阅同一条 85 Hz 的 dlio/odom_node/odom**（实测 676 条/8 秒），五个 Python 节点各自以 85 Hz 跑 rclpy 回调。这不是哪个节点写得差，是 rclpy 固有开销×5。而且此刻 position_cmd 和 uwb/pose_abs 都是 0 条（没起飞、没规划），所以这 12% 是**纯待机开销**，飞起来只会更高。</w:t>
+      </w:r>
+    </w:p>
+    <w:p>
+      <w:pPr>
+        <w:pStyle w:val="Heading2"/>
+      </w:pPr>
+      <w:r>
+        <w:rPr>
+          <w:rFonts w:ascii="微软雅黑" w:hAnsi="微软雅黑" w:eastAsia="微软雅黑"/>
+          <w:color w:val="1F5FA9"/>
+          <w:sz w:val="25"/>
+        </w:rPr>
+        <w:t>7.14 目标识别、拍照与真机运行入口（2026-10-03）</w:t>
+      </w:r>
+    </w:p>
+    <w:p>
+      <w:r>
+        <w:rPr>
+          <w:b/>
+          <w:i w:val="0"/>
+          <w:color w:val="17695A"/>
+        </w:rPr>
+        <w:t>① AprilTag 与 YOLO 并行检测</w:t>
+      </w:r>
+    </w:p>
+    <w:p>
+      <w:r>
+        <w:rPr>
+          <w:b w:val="0"/>
+          <w:i w:val="0"/>
+        </w:rPr>
+        <w:t>四个选手程序找的是 apriltag:0/1/2（共 13 处），而真机 best_960 模型只认 StoveCabinet / Campfire / FireBomb——wait_for_detection("apriltag:2") 在真机永远等不到。用户定的方向是"真机补 AprilTag 节点与 YOLO 并行"。</w:t>
+      </w:r>
+    </w:p>
+    <w:p>
+      <w:r>
+        <w:rPr>
+          <w:b w:val="0"/>
+          <w:i w:val="0"/>
+        </w:rPr>
+        <w:t>做法：**在 yolo_detector_node 里复用已经抓到的那一帧**，而不是另起进程。两个硬理由——nvarguscamerasrc 同一路相机只能被一个进程抓，另起进程会跟 YOLO 抢相机；机载 CPU 已经很紧（待机只剩约 5% 空闲）。用 cv2.aruco 的 APRILTAG_36h11 字典，镜像里 cv2 5.0.0 自带，**零新依赖、不用重建镜像**（vision_stack 是卷挂载 + egg-link）。</w:t>
+      </w:r>
+    </w:p>
+    <w:p>
+      <w:r>
+        <w:rPr>
+          <w:b w:val="0"/>
+          <w:i w:val="0"/>
+        </w:rPr>
+        <w:t>输出格式跟仿真 camera_tag_detect_node 逐字一致：class_id='apriltag:&lt;id&gt;'、score=1.0、bbox 用中心+宽高，下游 SDK/precision_servo/target_locate 不用改。</w:t>
+      </w:r>
+    </w:p>
+    <w:p>
+      <w:r>
+        <w:rPr>
+          <w:b/>
+          <w:i w:val="0"/>
+        </w:rPr>
+        <w:t>CPU 代价与两手降本（实测，用 /proc/&lt;pid&gt;/stat 两次采样算差值——ps 的 pcpu 是生命周期均值，节点刚起时会被 TensorRT 引擎加载污染，早先测到的 427% 就是这么来的）：</w:t>
+      </w:r>
+    </w:p>
+    <w:tbl>
+      <w:tblPr>
+        <w:tblStyle w:val="LightGrid-Accent1"/>
+        <w:tblW w:type="auto" w:w="0"/>
+        <w:jc w:val="center"/>
+        <w:tblLayout w:type="fixed"/>
+        <w:tblLook w:firstColumn="1" w:firstRow="1" w:lastColumn="0" w:lastRow="0" w:noHBand="0" w:noVBand="1" w:val="04A0"/>
+        <w:tblLayout w:type="fixed"/>
+      </w:tblPr>
+      <w:tblGrid>
+        <w:gridCol w:w="3742"/>
+        <w:gridCol w:w="2494"/>
+        <w:gridCol w:w="3061"/>
+      </w:tblGrid>
+      <w:tr>
+        <w:tc>
+          <w:tcPr>
+            <w:tcW w:type="dxa" w:w="3742"/>
+          </w:tcPr>
+          <w:p>
+            <w:r/>
+            <w:r>
+              <w:rPr>
+                <w:b/>
+                <w:sz w:val="18"/>
+              </w:rPr>
+              <w:t>阶段</w:t>
+            </w:r>
+          </w:p>
+        </w:tc>
+        <w:tc>
+          <w:tcPr>
+            <w:tcW w:type="dxa" w:w="2494"/>
+          </w:tcPr>
+          <w:p>
+            <w:r/>
+            <w:r>
+              <w:rPr>
+                <w:b/>
+                <w:sz w:val="18"/>
+              </w:rPr>
+              <w:t>两进程合计</w:t>
+            </w:r>
+          </w:p>
+        </w:tc>
+        <w:tc>
+          <w:tcPr>
+            <w:tcW w:type="dxa" w:w="3061"/>
+          </w:tcPr>
+          <w:p>
+            <w:r/>
+            <w:r>
+              <w:rPr>
+                <w:b/>
+                <w:sz w:val="18"/>
+              </w:rPr>
+              <w:t>占 8 核</w:t>
+            </w:r>
+          </w:p>
+        </w:tc>
+      </w:tr>
+      <w:tr>
+        <w:tc>
+          <w:tcPr>
+            <w:tcW w:type="dxa" w:w="3742"/>
+          </w:tcPr>
+          <w:p>
+            <w:r/>
+            <w:r>
+              <w:rPr>
+                <w:sz w:val="18"/>
+              </w:rPr>
+              <w:t>只有 YOLO（基线）</w:t>
+            </w:r>
+          </w:p>
+        </w:tc>
+        <w:tc>
+          <w:tcPr>
+            <w:tcW w:type="dxa" w:w="2494"/>
+          </w:tcPr>
+          <w:p>
+            <w:r/>
+            <w:r>
+              <w:rPr>
+                <w:sz w:val="18"/>
+              </w:rPr>
+              <w:t>147~155%</w:t>
+            </w:r>
+          </w:p>
+        </w:tc>
+        <w:tc>
+          <w:tcPr>
+            <w:tcW w:type="dxa" w:w="3061"/>
+          </w:tcPr>
+          <w:p>
+            <w:r/>
+            <w:r>
+              <w:rPr>
+                <w:sz w:val="18"/>
+              </w:rPr>
+              <w:t>18~19%</w:t>
+            </w:r>
+          </w:p>
+        </w:tc>
+      </w:tr>
+      <w:tr>
+        <w:tc>
+          <w:tcPr>
+            <w:tcW w:type="dxa" w:w="3742"/>
+          </w:tcPr>
+          <w:p>
+            <w:r/>
+            <w:r>
+              <w:rPr>
+                <w:sz w:val="18"/>
+              </w:rPr>
+              <w:t>加 AprilTag，全分辨率逐帧</w:t>
+            </w:r>
+          </w:p>
+        </w:tc>
+        <w:tc>
+          <w:tcPr>
+            <w:tcW w:type="dxa" w:w="2494"/>
+          </w:tcPr>
+          <w:p>
+            <w:r/>
+            <w:r>
+              <w:rPr>
+                <w:sz w:val="18"/>
+              </w:rPr>
+              <w:t>288~299%</w:t>
+            </w:r>
+          </w:p>
+        </w:tc>
+        <w:tc>
+          <w:tcPr>
+            <w:tcW w:type="dxa" w:w="3061"/>
+          </w:tcPr>
+          <w:p>
+            <w:r/>
+            <w:r>
+              <w:rPr>
+                <w:sz w:val="18"/>
+              </w:rPr>
+              <w:t>36~37%</w:t>
+            </w:r>
+          </w:p>
+        </w:tc>
+      </w:tr>
+      <w:tr>
+        <w:tc>
+          <w:tcPr>
+            <w:tcW w:type="dxa" w:w="3742"/>
+          </w:tcPr>
+          <w:p>
+            <w:r/>
+            <w:r>
+              <w:rPr>
+                <w:sz w:val="18"/>
+              </w:rPr>
+              <w:t>加隔帧(÷3) + 降分辨率(0.5)</w:t>
+            </w:r>
+          </w:p>
+        </w:tc>
+        <w:tc>
+          <w:tcPr>
+            <w:tcW w:type="dxa" w:w="2494"/>
+          </w:tcPr>
+          <w:p>
+            <w:r/>
+            <w:r>
+              <w:rPr>
+                <w:sz w:val="18"/>
+              </w:rPr>
+              <w:t>168~197%</w:t>
+            </w:r>
+          </w:p>
+        </w:tc>
+        <w:tc>
+          <w:tcPr>
+            <w:tcW w:type="dxa" w:w="3061"/>
+          </w:tcPr>
+          <w:p>
+            <w:r/>
+            <w:r>
+              <w:rPr>
+                <w:sz w:val="18"/>
+              </w:rPr>
+              <w:t>21~25%</w:t>
+            </w:r>
+          </w:p>
+        </w:tc>
+      </w:tr>
+    </w:tbl>
+    <w:p/>
+    <w:p>
+      <w:r>
+        <w:rPr>
+          <w:b w:val="0"/>
+          <w:i w:val="0"/>
+          <w:color w:val="5A6472"/>
+          <w:sz w:val="18"/>
+        </w:rPr>
+        <w:t>增量由 +18 个百分点压到 +3~6 个百分点。两个参数都可调：apriltag_every_n=3、apriltag_scale=0.5。标靶是静止目标、aim_at 本就是"对准—稳定—重测"的迭代式，4 Hz 够用。⚠ 降分辨率后 bbox 坐标必须按比例还原回全分辨率，否则 aim_at 按 1280×720 的内参算角度会整体偏。</w:t>
+      </w:r>
+    </w:p>
+    <w:p>
+      <w:r>
+        <w:rPr>
+          <w:b/>
+          <w:i w:val="0"/>
+          <w:color w:val="17695A"/>
+        </w:rPr>
+        <w:t>② 拍照回传的图像源</w:t>
+      </w:r>
+    </w:p>
+    <w:p>
+      <w:r>
+        <w:rPr>
+          <w:b w:val="0"/>
+          <w:i w:val="0"/>
+        </w:rPr>
+        <w:t>三个程序都调了 sdk.snapshot()（groundfire/mission 的地面火情用 camera=down，highrise/mission 的高层火情逐栋拍），但 capture_photo 订的是 {ns}_{cam}_camera/image_raw，而真机**一条图像话题都没有**——yolo 节点直接用 GStreamer 抓帧推理、不往 ROS 发图像，而发图像的 image_publisher_node 跑起来又会跟它抢相机。</w:t>
+      </w:r>
+    </w:p>
+    <w:p>
+      <w:r>
+        <w:rPr>
+          <w:b w:val="0"/>
+          <w:i w:val="0"/>
+        </w:rPr>
+        <w:t>同样复用那一帧，加发 sensor_msgs/Image。两个省开销的设计：**只在 get_subscription_count() &gt; 0 时才发**（1280×720×3 = 2.76 MB/帧，平时没人看就一分 CPU 和带宽都不占）；**2 Hz**（拍照是一次性动作，最多等 0.5 秒）。</w:t>
+      </w:r>
+    </w:p>
+    <w:p>
+      <w:r>
+        <w:rPr>
+          <w:b w:val="0"/>
+          <w:i w:val="0"/>
+          <w:color w:val="5A6472"/>
+          <w:sz w:val="18"/>
+        </w:rPr>
+        <w:t>实测：选手容器收到 height=720 width=1280 encoding=bgr8 step=3840，frame_id=NX01_camera_front_optical_frame。四条图像话题齐。</w:t>
+      </w:r>
+    </w:p>
+    <w:p>
+      <w:r>
+        <w:rPr>
+          <w:b/>
+          <w:i w:val="0"/>
+        </w:rPr>
+        <w:t>③ 标靶尺寸：真机也是 0.5 米（用户 2026-10-03 确认）</w:t>
+      </w:r>
+    </w:p>
+    <w:p>
+      <w:r>
+        <w:rPr>
+          <w:b w:val="0"/>
+          <w:i w:val="0"/>
+        </w:rPr>
+        <w:t>SDK 的 TAG_SIZE_M=0.5 真机同样成立，不用改。⚠ 但距离公式是 dist = FOCAL_PX × TAG_SIZE_M / bbox_width，TAG_SIZE_M 对了而 FOCAL_PX=381.35 仍然错 3.1 倍（真机 ≈1200），**估出的距离会偏小到约 1/3**。那是 D9，在冻结的 SDK 里。</w:t>
+      </w:r>
+    </w:p>
+    <w:p>
+      <w:r>
+        <w:rPr>
+          <w:b/>
+          <w:i w:val="0"/>
+          <w:color w:val="17695A"/>
+        </w:rPr>
+        <w:t>④ 真机运行入口三件套</w:t>
+      </w:r>
+    </w:p>
+    <w:p>
+      <w:r>
+        <w:rPr>
+          <w:b w:val="0"/>
+          <w:i w:val="0"/>
+        </w:rPr>
+        <w:t>仿真的 run.sh 深度绑定仿真容器（SIMWORLD/FSNX01、等 Gazebo 的 "Ready for takeoff"、收尾时 compose down），不能靠改域号复用。新增三个脚本，均不进仿真流程、不改任何已冻结的文件。</w:t>
+      </w:r>
+    </w:p>
+    <w:tbl>
+      <w:tblPr>
+        <w:tblStyle w:val="LightGrid-Accent1"/>
+        <w:tblW w:type="auto" w:w="0"/>
+        <w:jc w:val="center"/>
+        <w:tblLayout w:type="fixed"/>
+        <w:tblLook w:firstColumn="1" w:firstRow="1" w:lastColumn="0" w:lastRow="0" w:noHBand="0" w:noVBand="1" w:val="04A0"/>
+        <w:tblLayout w:type="fixed"/>
+      </w:tblPr>
+      <w:tblGrid>
+        <w:gridCol w:w="1928"/>
+        <w:gridCol w:w="1020"/>
+        <w:gridCol w:w="6350"/>
+      </w:tblGrid>
+      <w:tr>
+        <w:tc>
+          <w:tcPr>
+            <w:tcW w:type="dxa" w:w="1928"/>
+          </w:tcPr>
+          <w:p>
+            <w:r/>
+            <w:r>
+              <w:rPr>
+                <w:b/>
+                <w:sz w:val="18"/>
+              </w:rPr>
+              <w:t>脚本</w:t>
+            </w:r>
+          </w:p>
+        </w:tc>
+        <w:tc>
+          <w:tcPr>
+            <w:tcW w:type="dxa" w:w="1020"/>
+          </w:tcPr>
+          <w:p>
+            <w:r/>
+            <w:r>
+              <w:rPr>
+                <w:b/>
+                <w:sz w:val="18"/>
+              </w:rPr>
+              <w:t>行数</w:t>
+            </w:r>
+          </w:p>
+        </w:tc>
+        <w:tc>
+          <w:tcPr>
+            <w:tcW w:type="dxa" w:w="6350"/>
+          </w:tcPr>
+          <w:p>
+            <w:r/>
+            <w:r>
+              <w:rPr>
+                <w:b/>
+                <w:sz w:val="18"/>
+              </w:rPr>
+              <w:t>职责</w:t>
+            </w:r>
+          </w:p>
+        </w:tc>
+      </w:tr>
+      <w:tr>
+        <w:tc>
+          <w:tcPr>
+            <w:tcW w:type="dxa" w:w="1928"/>
+          </w:tcPr>
+          <w:p>
+            <w:r/>
+            <w:r>
+              <w:rPr>
+                <w:rFonts w:ascii="Consolas" w:hAnsi="Consolas"/>
+                <w:sz w:val="17"/>
+              </w:rPr>
+              <w:t>run_real.sh</w:t>
+            </w:r>
+          </w:p>
+        </w:tc>
+        <w:tc>
+          <w:tcPr>
+            <w:tcW w:type="dxa" w:w="1020"/>
+          </w:tcPr>
+          <w:p>
+            <w:r/>
+            <w:r>
+              <w:rPr>
+                <w:sz w:val="18"/>
+              </w:rPr>
+              <w:t>200</w:t>
+            </w:r>
+          </w:p>
+        </w:tc>
+        <w:tc>
+          <w:tcPr>
+            <w:tcW w:type="dxa" w:w="6350"/>
+          </w:tcPr>
+          <w:p>
+            <w:r/>
+            <w:r>
+              <w:rPr>
+                <w:sz w:val="18"/>
+              </w:rPr>
+              <w:t>跑程序。五道前置闸门，实跑验证通过（未起选手程序、未飞）</w:t>
+            </w:r>
+          </w:p>
+        </w:tc>
+      </w:tr>
+      <w:tr>
+        <w:tc>
+          <w:tcPr>
+            <w:tcW w:type="dxa" w:w="1928"/>
+          </w:tcPr>
+          <w:p>
+            <w:r/>
+            <w:r>
+              <w:rPr>
+                <w:rFonts w:ascii="Consolas" w:hAnsi="Consolas"/>
+                <w:sz w:val="17"/>
+              </w:rPr>
+              <w:t>stop_real.sh</w:t>
+            </w:r>
+          </w:p>
+        </w:tc>
+        <w:tc>
+          <w:tcPr>
+            <w:tcW w:type="dxa" w:w="1020"/>
+          </w:tcPr>
+          <w:p>
+            <w:r/>
+            <w:r>
+              <w:rPr>
+                <w:sz w:val="18"/>
+              </w:rPr>
+              <w:t>93</w:t>
+            </w:r>
+          </w:p>
+        </w:tc>
+        <w:tc>
+          <w:tcPr>
+            <w:tcW w:type="dxa" w:w="6350"/>
+          </w:tcPr>
+          <w:p>
+            <w:r/>
+            <w:r>
+              <w:rPr>
+                <w:sz w:val="18"/>
+              </w:rPr>
+              <w:t>急停/收尾。掐掉选手程序与监视，不动机载栈</w:t>
+            </w:r>
+          </w:p>
+        </w:tc>
+      </w:tr>
+      <w:tr>
+        <w:tc>
+          <w:tcPr>
+            <w:tcW w:type="dxa" w:w="1928"/>
+          </w:tcPr>
+          <w:p>
+            <w:r/>
+            <w:r>
+              <w:rPr>
+                <w:rFonts w:ascii="Consolas" w:hAnsi="Consolas"/>
+                <w:sz w:val="17"/>
+              </w:rPr>
+              <w:t>vision_real.sh</w:t>
+            </w:r>
+          </w:p>
+        </w:tc>
+        <w:tc>
+          <w:tcPr>
+            <w:tcW w:type="dxa" w:w="1020"/>
+          </w:tcPr>
+          <w:p>
+            <w:r/>
+            <w:r>
+              <w:rPr>
+                <w:sz w:val="18"/>
+              </w:rPr>
+              <w:t>72</w:t>
+            </w:r>
+          </w:p>
+        </w:tc>
+        <w:tc>
+          <w:tcPr>
+            <w:tcW w:type="dxa" w:w="6350"/>
+          </w:tcPr>
+          <w:p>
+            <w:r/>
+            <w:r>
+              <w:rPr>
+                <w:sz w:val="18"/>
+              </w:rPr>
+              <w:t>up / down / status。机载检测节点不随栈自启也不持久化</w:t>
+            </w:r>
+          </w:p>
+        </w:tc>
+      </w:tr>
+    </w:tbl>
+    <w:p/>
+    <w:p>
+      <w:r>
+        <w:rPr>
+          <w:b/>
+          <w:i w:val="0"/>
+        </w:rPr>
+        <w:t>run_real.sh 的五道闸门：</w:t>
+      </w:r>
+    </w:p>
+    <w:tbl>
+      <w:tblPr>
+        <w:tblStyle w:val="LightGrid-Accent1"/>
+        <w:tblW w:type="auto" w:w="0"/>
+        <w:jc w:val="center"/>
+        <w:tblLayout w:type="fixed"/>
+        <w:tblLook w:firstColumn="1" w:firstRow="1" w:lastColumn="0" w:lastRow="0" w:noHBand="0" w:noVBand="1" w:val="04A0"/>
+        <w:tblLayout w:type="fixed"/>
+      </w:tblPr>
+      <w:tblGrid>
+        <w:gridCol w:w="1474"/>
+        <w:gridCol w:w="3061"/>
+        <w:gridCol w:w="4762"/>
+      </w:tblGrid>
+      <w:tr>
+        <w:tc>
+          <w:tcPr>
+            <w:tcW w:type="dxa" w:w="1474"/>
+          </w:tcPr>
+          <w:p>
+            <w:r/>
+            <w:r>
+              <w:rPr>
+                <w:b/>
+                <w:sz w:val="18"/>
+              </w:rPr>
+              <w:t>闸门</w:t>
+            </w:r>
+          </w:p>
+        </w:tc>
+        <w:tc>
+          <w:tcPr>
+            <w:tcW w:type="dxa" w:w="3061"/>
+          </w:tcPr>
+          <w:p>
+            <w:r/>
+            <w:r>
+              <w:rPr>
+                <w:b/>
+                <w:sz w:val="18"/>
+              </w:rPr>
+              <w:t>判据</w:t>
+            </w:r>
+          </w:p>
+        </w:tc>
+        <w:tc>
+          <w:tcPr>
+            <w:tcW w:type="dxa" w:w="4762"/>
+          </w:tcPr>
+          <w:p>
+            <w:r/>
+            <w:r>
+              <w:rPr>
+                <w:b/>
+                <w:sz w:val="18"/>
+              </w:rPr>
+              <w:t>不拦住的后果</w:t>
+            </w:r>
+          </w:p>
+        </w:tc>
+      </w:tr>
+      <w:tr>
+        <w:tc>
+          <w:tcPr>
+            <w:tcW w:type="dxa" w:w="1474"/>
+          </w:tcPr>
+          <w:p>
+            <w:r/>
+            <w:r>
+              <w:rPr>
+                <w:sz w:val="18"/>
+              </w:rPr>
+              <w:t>可达性</w:t>
+            </w:r>
+          </w:p>
+        </w:tc>
+        <w:tc>
+          <w:tcPr>
+            <w:tcW w:type="dxa" w:w="3061"/>
+          </w:tcPr>
+          <w:p>
+            <w:r/>
+            <w:r>
+              <w:rPr>
+                <w:sz w:val="18"/>
+              </w:rPr>
+              <w:t>ping 两机</w:t>
+            </w:r>
+          </w:p>
+        </w:tc>
+        <w:tc>
+          <w:tcPr>
+            <w:tcW w:type="dxa" w:w="4762"/>
+          </w:tcPr>
+          <w:p>
+            <w:r/>
+            <w:r>
+              <w:rPr>
+                <w:sz w:val="18"/>
+              </w:rPr>
+              <w:t>—</w:t>
+            </w:r>
+          </w:p>
+        </w:tc>
+      </w:tr>
+      <w:tr>
+        <w:tc>
+          <w:tcPr>
+            <w:tcW w:type="dxa" w:w="1474"/>
+          </w:tcPr>
+          <w:p>
+            <w:r/>
+            <w:r>
+              <w:rPr>
+                <w:sz w:val="18"/>
+              </w:rPr>
+              <w:t>机载栈</w:t>
+            </w:r>
+          </w:p>
+        </w:tc>
+        <w:tc>
+          <w:tcPr>
+            <w:tcW w:type="dxa" w:w="3061"/>
+          </w:tcPr>
+          <w:p>
+            <w:r/>
+            <w:r>
+              <w:rPr>
+                <w:sz w:val="18"/>
+              </w:rPr>
+              <w:t>/status 的 flight_up / vision_up</w:t>
+            </w:r>
+          </w:p>
+        </w:tc>
+        <w:tc>
+          <w:tcPr>
+            <w:tcW w:type="dxa" w:w="4762"/>
+          </w:tcPr>
+          <w:p>
+            <w:r/>
+            <w:r>
+              <w:rPr>
+                <w:sz w:val="18"/>
+              </w:rPr>
+              <w:t>比"端口有响应"硬得多</w:t>
+            </w:r>
+          </w:p>
+        </w:tc>
+      </w:tr>
+      <w:tr>
+        <w:tc>
+          <w:tcPr>
+            <w:tcW w:type="dxa" w:w="1474"/>
+          </w:tcPr>
+          <w:p>
+            <w:r/>
+            <w:r>
+              <w:rPr>
+                <w:sz w:val="18"/>
+              </w:rPr>
+              <w:t>命名空间对应</w:t>
+            </w:r>
+          </w:p>
+        </w:tc>
+        <w:tc>
+          <w:tcPr>
+            <w:tcW w:type="dxa" w:w="3061"/>
+          </w:tcPr>
+          <w:p>
+            <w:r/>
+            <w:r>
+              <w:rPr>
+                <w:sz w:val="18"/>
+              </w:rPr>
+              <w:t>.101 必须报 NX01、.102 必须报 NX02</w:t>
+            </w:r>
+          </w:p>
+        </w:tc>
+        <w:tc>
+          <w:tcPr>
+            <w:tcW w:type="dxa" w:w="4762"/>
+          </w:tcPr>
+          <w:p>
+            <w:r/>
+            <w:r>
+              <w:rPr>
+                <w:sz w:val="18"/>
+              </w:rPr>
+              <w:t>.namespace 配反的话话题全错位且不报错</w:t>
+            </w:r>
+          </w:p>
+        </w:tc>
+      </w:tr>
+      <w:tr>
+        <w:tc>
+          <w:tcPr>
+            <w:tcW w:type="dxa" w:w="1474"/>
+          </w:tcPr>
+          <w:p>
+            <w:r/>
+            <w:r>
+              <w:rPr>
+                <w:sz w:val="18"/>
+              </w:rPr>
+              <w:t>视觉就绪</w:t>
+            </w:r>
+          </w:p>
+        </w:tc>
+        <w:tc>
+          <w:tcPr>
+            <w:tcW w:type="dxa" w:w="3061"/>
+          </w:tcPr>
+          <w:p>
+            <w:r/>
+            <w:r>
+              <w:rPr>
+                <w:sz w:val="18"/>
+              </w:rPr>
+              <w:t>两条 vision/detections 都要有发布者</w:t>
+            </w:r>
+          </w:p>
+        </w:tc>
+        <w:tc>
+          <w:tcPr>
+            <w:tcW w:type="dxa" w:w="4762"/>
+          </w:tcPr>
+          <w:p>
+            <w:r/>
+            <w:r>
+              <w:rPr>
+                <w:sz w:val="18"/>
+              </w:rPr>
+              <w:t>检测节点不随栈自启，不查就是"飞行栈一切正常但 wait_for_detection 永远超时"</w:t>
+            </w:r>
+          </w:p>
+        </w:tc>
+      </w:tr>
+      <w:tr>
+        <w:tc>
+          <w:tcPr>
+            <w:tcW w:type="dxa" w:w="1474"/>
+          </w:tcPr>
+          <w:p>
+            <w:r/>
+            <w:r>
+              <w:rPr>
+                <w:sz w:val="18"/>
+              </w:rPr>
+              <w:t>声光域号</w:t>
+            </w:r>
+          </w:p>
+        </w:tc>
+        <w:tc>
+          <w:tcPr>
+            <w:tcW w:type="dxa" w:w="3061"/>
+          </w:tcPr>
+          <w:p>
+            <w:r/>
+            <w:r>
+              <w:rPr>
+                <w:sz w:val="18"/>
+              </w:rPr>
+              <w:t>必须是 20</w:t>
+            </w:r>
+          </w:p>
+        </w:tc>
+        <w:tc>
+          <w:tcPr>
+            <w:tcW w:type="dxa" w:w="4762"/>
+          </w:tcPr>
+          <w:p>
+            <w:r/>
+            <w:r>
+              <w:rPr>
+                <w:sz w:val="18"/>
+              </w:rPr>
+              <w:t>播报静默失效。实测当时是 21，脚本正确报了警</w:t>
+            </w:r>
+          </w:p>
+        </w:tc>
+      </w:tr>
+    </w:tbl>
+    <w:p/>
+    <w:p>
+      <w:pPr>
+        <w:spacing w:before="200"/>
+        <w:ind w:left="240"/>
+      </w:pPr>
+      <w:r>
+        <w:rPr>
+          <w:b/>
+          <w:color w:val="A3302C"/>
+        </w:rPr>
+        <w:t>stop_real.sh 必须读清楚的一条</w:t>
+      </w:r>
+    </w:p>
+    <w:p>
+      <w:pPr>
+        <w:spacing w:after="80"/>
+        <w:ind w:left="240"/>
+      </w:pPr>
+      <w:r>
+        <w:t>**掐掉选手程序不会让飞机降落。** 选手程序发的是任务级指令，掐掉之后机载 ego_planner 会把手上最后一条轨迹执行完、然后悬停在那里。</w:t>
+      </w:r>
+    </w:p>
+    <w:p>
+      <w:pPr>
+        <w:spacing w:after="80"/>
+        <w:ind w:left="240"/>
+      </w:pPr>
+      <w:r>
+        <w:t>真正的应急手段是**遥控器接管**——这是安全保障手段（用户 2026-10-03 明确），PX4CTRL_NO_RC=false 实测确认，飞行时遥控器必须在手。</w:t>
+      </w:r>
+    </w:p>
+    <w:p>
+      <w:pPr>
+        <w:spacing w:after="80"/>
+        <w:ind w:left="240"/>
+      </w:pPr>
+      <w:r>
+        <w:t>--land 是显式可选项，发 TakeoffLand{LAND} 就地降落，落点不保证是起降垫，用之前要确认正下方无人无障碍。</w:t>
+      </w:r>
+    </w:p>
+    <w:p/>
+    <w:p>
+      <w:r>
+        <w:rPr>
+          <w:b w:val="0"/>
+          <w:i w:val="0"/>
+          <w:color w:val="5A6472"/>
+          <w:sz w:val="18"/>
+        </w:rPr>
+        <w:t>进程清理沿用 stop.sh 的祖先链排除法：pkill 按模式匹配会连自己的 bash -c 一起杀掉，本项目在这上面栽过三次。</w:t>
+      </w:r>
+    </w:p>
+    <w:p>
+      <w:r>
+        <w:rPr>
+          <w:b/>
+          <w:i w:val="0"/>
+        </w:rPr>
+        <w:t>⑤ 两处状态更正</w:t>
+      </w:r>
+    </w:p>
+    <w:p>
+      <w:pPr>
+        <w:pStyle w:val="ListBullet"/>
+        <w:ind w:left="480"/>
+      </w:pPr>
+      <w:r>
+        <w:t>pt4ctrl 不再是"未实测"。代码里三处活注释（entrypoint 文件头、每次起栈都会打印的启动提示、pt4ctrl_hw.launch.py 文件头与 yaw_lock 处）都写着"未实测，务必先台架验证"——用户 2026-10-03 确认已测试过，四处均已更新。保留了"何时由谁确认"而不是直接删掉：注释与实情脱节在本项目反复出现（雷达"前倾25°"、V_MAX 注释与取值差一个数量级、静态障碍那条），留下溯源信息比抹掉有用。"需要真实遥控器已按 RC_MAP_* 配好"这句保留——那是安全要求，没过期。</w:t>
+      </w:r>
+    </w:p>
+    <w:p>
+      <w:pPr>
+        <w:pStyle w:val="ListBullet"/>
+        <w:ind w:left="480"/>
+      </w:pPr>
+      <w:r>
+        <w:t>声光已切真机域。原先 contestant-sound-light 跑在 ROS_DOMAIN_ID=21（仿真域），真机飞行时播报收不到。已用 ./start_sound_light_server.sh --real /dev/ttyUSB0 重起（要先 stop_sound_light_server.sh 关旧的），串口已打开待命，run_real.sh 的闸门复验五道全绿。</w:t>
       </w:r>
     </w:p>
     <w:p>

--- a/Sim2Real迁移方案.docx
+++ b/Sim2Real迁移方案.docx
@@ -23784,6 +23784,625 @@
         <w:t>声光已切真机域。原先 contestant-sound-light 跑在 ROS_DOMAIN_ID=21（仿真域），真机飞行时播报收不到。已用 ./start_sound_light_server.sh --real /dev/ttyUSB0 重起（要先 stop_sound_light_server.sh 关旧的），串口已打开待命，run_real.sh 的闸门复验五道全绿。</w:t>
       </w:r>
     </w:p>
+    <w:p>
+      <w:pPr>
+        <w:pStyle w:val="Heading2"/>
+      </w:pPr>
+      <w:r>
+        <w:rPr>
+          <w:rFonts w:ascii="微软雅黑" w:hAnsi="微软雅黑" w:eastAsia="微软雅黑"/>
+          <w:color w:val="1F5FA9"/>
+          <w:sz w:val="25"/>
+        </w:rPr>
+        <w:t>7.15 aim_at 的内参：改读 camera_info（2026-10-03，SDK 已解冻）</w:t>
+      </w:r>
+    </w:p>
+    <w:p>
+      <w:r>
+        <w:rPr>
+          <w:b/>
+          <w:i w:val="0"/>
+        </w:rPr>
+        <w:t>这是迁移清单 D8/D9/D11/D12 四项的统一解法。此前 SDK 把相机内参写死成 640x480 / FOCAL_PX=381.35（仿真 Gazebo 相机、HFOV 80°），真机是 1280x720 / fx≈1200——量化后果：**画面正中的目标会被算成偏 40.55°**，对准会往一边猛飞；距离估计偏小到约 1/3。</w:t>
+      </w:r>
+    </w:p>
+    <w:p>
+      <w:r>
+        <w:rPr>
+          <w:b/>
+          <w:i w:val="0"/>
+          <w:color w:val="17695A"/>
+        </w:rPr>
+        <w:t>为什么"读 camera_info"能让一份代码两边都对</w:t>
+      </w:r>
+    </w:p>
+    <w:p>
+      <w:r>
+        <w:rPr>
+          <w:b w:val="0"/>
+          <w:i w:val="0"/>
+        </w:rPr>
+        <w:t>因为两边的话题名**完全一致**，而内容各自正确：</w:t>
+      </w:r>
+    </w:p>
+    <w:tbl>
+      <w:tblPr>
+        <w:tblStyle w:val="LightGrid-Accent1"/>
+        <w:tblW w:type="auto" w:w="0"/>
+        <w:jc w:val="center"/>
+        <w:tblLayout w:type="fixed"/>
+        <w:tblLook w:firstColumn="1" w:firstRow="1" w:lastColumn="0" w:lastRow="0" w:noHBand="0" w:noVBand="1" w:val="04A0"/>
+        <w:tblLayout w:type="fixed"/>
+      </w:tblPr>
+      <w:tblGrid>
+        <w:gridCol w:w="1134"/>
+        <w:gridCol w:w="3969"/>
+        <w:gridCol w:w="4195"/>
+      </w:tblGrid>
+      <w:tr>
+        <w:tc>
+          <w:tcPr>
+            <w:tcW w:type="dxa" w:w="1134"/>
+          </w:tcPr>
+          <w:p>
+            <w:r/>
+            <w:r>
+              <w:rPr>
+                <w:b/>
+                <w:sz w:val="18"/>
+              </w:rPr>
+            </w:r>
+          </w:p>
+        </w:tc>
+        <w:tc>
+          <w:tcPr>
+            <w:tcW w:type="dxa" w:w="3969"/>
+          </w:tcPr>
+          <w:p>
+            <w:r/>
+            <w:r>
+              <w:rPr>
+                <w:b/>
+                <w:sz w:val="18"/>
+              </w:rPr>
+              <w:t>谁发的</w:t>
+            </w:r>
+          </w:p>
+        </w:tc>
+        <w:tc>
+          <w:tcPr>
+            <w:tcW w:type="dxa" w:w="4195"/>
+          </w:tcPr>
+          <w:p>
+            <w:r/>
+            <w:r>
+              <w:rPr>
+                <w:b/>
+                <w:sz w:val="18"/>
+              </w:rPr>
+              <w:t>内容</w:t>
+            </w:r>
+          </w:p>
+        </w:tc>
+      </w:tr>
+      <w:tr>
+        <w:tc>
+          <w:tcPr>
+            <w:tcW w:type="dxa" w:w="1134"/>
+          </w:tcPr>
+          <w:p>
+            <w:r/>
+            <w:r>
+              <w:rPr>
+                <w:sz w:val="18"/>
+              </w:rPr>
+              <w:t>仿真</w:t>
+            </w:r>
+          </w:p>
+        </w:tc>
+        <w:tc>
+          <w:tcPr>
+            <w:tcW w:type="dxa" w:w="3969"/>
+          </w:tcPr>
+          <w:p>
+            <w:r/>
+            <w:r>
+              <w:rPr>
+                <w:sz w:val="18"/>
+              </w:rPr>
+              <w:t>libgazebo_ros_camera.so 按 &lt;camera_name&gt; 发</w:t>
+            </w:r>
+          </w:p>
+        </w:tc>
+        <w:tc>
+          <w:tcPr>
+            <w:tcW w:type="dxa" w:w="4195"/>
+          </w:tcPr>
+          <w:p>
+            <w:r/>
+            <w:r>
+              <w:rPr>
+                <w:sz w:val="18"/>
+              </w:rPr>
+              <w:t>Gazebo 相机模型真值（640x480，HFOV 80°）</w:t>
+            </w:r>
+          </w:p>
+        </w:tc>
+      </w:tr>
+      <w:tr>
+        <w:tc>
+          <w:tcPr>
+            <w:tcW w:type="dxa" w:w="1134"/>
+          </w:tcPr>
+          <w:p>
+            <w:r/>
+            <w:r>
+              <w:rPr>
+                <w:sz w:val="18"/>
+              </w:rPr>
+              <w:t>真机</w:t>
+            </w:r>
+          </w:p>
+        </w:tc>
+        <w:tc>
+          <w:tcPr>
+            <w:tcW w:type="dxa" w:w="3969"/>
+          </w:tcPr>
+          <w:p>
+            <w:r/>
+            <w:r>
+              <w:rPr>
+                <w:sz w:val="18"/>
+              </w:rPr>
+              <w:t>yolo_detector_node（2026-10-03 新增）</w:t>
+            </w:r>
+          </w:p>
+        </w:tc>
+        <w:tc>
+          <w:tcPr>
+            <w:tcW w:type="dxa" w:w="4195"/>
+          </w:tcPr>
+          <w:p>
+            <w:r/>
+            <w:r>
+              <w:rPr>
+                <w:sz w:val="18"/>
+              </w:rPr>
+              <w:t>2026-09-27 实测标定值（1280x720，前视 fx=1200.71 / 下视 1194.15）</w:t>
+            </w:r>
+          </w:p>
+        </w:tc>
+      </w:tr>
+    </w:tbl>
+    <w:p/>
+    <w:p>
+      <w:r>
+        <w:rPr>
+          <w:b w:val="0"/>
+          <w:i w:val="0"/>
+        </w:rPr>
+        <w:t>话题名都是 {ns}_{cam}_camera/camera_info——仿真那边由 Gazebo 相机插件的 camera_name 决定，真机那边是我按同一规则补的。所以**不需要环境变量、不需要 if sim/real 分支、选手什么都不用改**，同一份 SDK 在两边各自拿到对的内参。</w:t>
+      </w:r>
+    </w:p>
+    <w:p>
+      <w:r>
+        <w:rPr>
+          <w:b/>
+          <w:i w:val="0"/>
+        </w:rPr>
+        <w:t>改动四处</w:t>
+      </w:r>
+    </w:p>
+    <w:tbl>
+      <w:tblPr>
+        <w:tblStyle w:val="LightGrid-Accent1"/>
+        <w:tblW w:type="auto" w:w="0"/>
+        <w:jc w:val="center"/>
+        <w:tblLayout w:type="fixed"/>
+        <w:tblLook w:firstColumn="1" w:firstRow="1" w:lastColumn="0" w:lastRow="0" w:noHBand="0" w:noVBand="1" w:val="04A0"/>
+        <w:tblLayout w:type="fixed"/>
+      </w:tblPr>
+      <w:tblGrid>
+        <w:gridCol w:w="2835"/>
+        <w:gridCol w:w="6463"/>
+      </w:tblGrid>
+      <w:tr>
+        <w:tc>
+          <w:tcPr>
+            <w:tcW w:type="dxa" w:w="2835"/>
+          </w:tcPr>
+          <w:p>
+            <w:r/>
+            <w:r>
+              <w:rPr>
+                <w:b/>
+                <w:sz w:val="18"/>
+              </w:rPr>
+              <w:t>位置</w:t>
+            </w:r>
+          </w:p>
+        </w:tc>
+        <w:tc>
+          <w:tcPr>
+            <w:tcW w:type="dxa" w:w="6463"/>
+          </w:tcPr>
+          <w:p>
+            <w:r/>
+            <w:r>
+              <w:rPr>
+                <w:b/>
+                <w:sz w:val="18"/>
+              </w:rPr>
+              <w:t>做什么</w:t>
+            </w:r>
+          </w:p>
+        </w:tc>
+      </w:tr>
+      <w:tr>
+        <w:tc>
+          <w:tcPr>
+            <w:tcW w:type="dxa" w:w="2835"/>
+          </w:tcPr>
+          <w:p>
+            <w:r/>
+            <w:r>
+              <w:rPr>
+                <w:rFonts w:ascii="Consolas" w:hAnsi="Consolas"/>
+                <w:sz w:val="17"/>
+              </w:rPr>
+              <w:t>_CAMINFO_TOPIC_SUFFIX</w:t>
+            </w:r>
+          </w:p>
+        </w:tc>
+        <w:tc>
+          <w:tcPr>
+            <w:tcW w:type="dxa" w:w="6463"/>
+          </w:tcPr>
+          <w:p>
+            <w:r/>
+            <w:r>
+              <w:rPr>
+                <w:sz w:val="18"/>
+              </w:rPr>
+              <w:t>两路相机的 camera_info 话题后缀</w:t>
+            </w:r>
+          </w:p>
+        </w:tc>
+      </w:tr>
+      <w:tr>
+        <w:tc>
+          <w:tcPr>
+            <w:tcW w:type="dxa" w:w="2835"/>
+          </w:tcPr>
+          <w:p>
+            <w:r/>
+            <w:r>
+              <w:rPr>
+                <w:rFonts w:ascii="Consolas" w:hAnsi="Consolas"/>
+                <w:sz w:val="17"/>
+              </w:rPr>
+              <w:t>_ensure_caminfo_sub()</w:t>
+            </w:r>
+          </w:p>
+        </w:tc>
+        <w:tc>
+          <w:tcPr>
+            <w:tcW w:type="dxa" w:w="6463"/>
+          </w:tcPr>
+          <w:p>
+            <w:r/>
+            <w:r>
+              <w:rPr>
+                <w:sz w:val="18"/>
+              </w:rPr>
+              <w:t>懒订阅——只有真要对准时才建，没用到的那一路不占资源</w:t>
+            </w:r>
+          </w:p>
+        </w:tc>
+      </w:tr>
+      <w:tr>
+        <w:tc>
+          <w:tcPr>
+            <w:tcW w:type="dxa" w:w="2835"/>
+          </w:tcPr>
+          <w:p>
+            <w:r/>
+            <w:r>
+              <w:rPr>
+                <w:rFonts w:ascii="Consolas" w:hAnsi="Consolas"/>
+                <w:sz w:val="17"/>
+              </w:rPr>
+              <w:t>_camera_intrinsics(camera)</w:t>
+            </w:r>
+          </w:p>
+        </w:tc>
+        <w:tc>
+          <w:tcPr>
+            <w:tcW w:type="dxa" w:w="6463"/>
+          </w:tcPr>
+          <w:p>
+            <w:r/>
+            <w:r>
+              <w:rPr>
+                <w:sz w:val="18"/>
+              </w:rPr>
+              <w:t>优先用 camera_info 的 K（fx=k[0], cx=k[2], cy=k[5]）；刚建订阅时等最多 2 秒；仍没有就回退到类常量</w:t>
+            </w:r>
+          </w:p>
+        </w:tc>
+      </w:tr>
+      <w:tr>
+        <w:tc>
+          <w:tcPr>
+            <w:tcW w:type="dxa" w:w="2835"/>
+          </w:tcPr>
+          <w:p>
+            <w:r/>
+            <w:r>
+              <w:rPr>
+                <w:rFonts w:ascii="Consolas" w:hAnsi="Consolas"/>
+                <w:sz w:val="17"/>
+              </w:rPr>
+              <w:t>aim_at 的三行几何</w:t>
+            </w:r>
+          </w:p>
+        </w:tc>
+        <w:tc>
+          <w:tcPr>
+            <w:tcW w:type="dxa" w:w="6463"/>
+          </w:tcPr>
+          <w:p>
+            <w:r/>
+            <w:r>
+              <w:rPr>
+                <w:sz w:val="18"/>
+              </w:rPr>
+              <w:t>dx/dy/dist 改用 fx、cx、cy，不再用 IMAGE_W/2 和 FOCAL_PX</w:t>
+            </w:r>
+          </w:p>
+        </w:tc>
+      </w:tr>
+    </w:tbl>
+    <w:p/>
+    <w:p>
+      <w:r>
+        <w:rPr>
+          <w:b/>
+          <w:i w:val="0"/>
+        </w:rPr>
+        <w:t>⚠ 前视和下视**必须分别取**——实测两路主点差 31.9 px（装配决定，标定报告里写明"必须分别标定、不能互相套用"），套用另一路会把对准带偏。</w:t>
+      </w:r>
+    </w:p>
+    <w:p>
+      <w:r>
+        <w:rPr>
+          <w:b/>
+          <w:i w:val="0"/>
+          <w:color w:val="17695A"/>
+        </w:rPr>
+        <w:t>不影响仿真的保证</w:t>
+      </w:r>
+    </w:p>
+    <w:p>
+      <w:pPr>
+        <w:pStyle w:val="ListBullet"/>
+        <w:ind w:left="480"/>
+      </w:pPr>
+      <w:r>
+        <w:t>回退路径保留：订不到 camera_info 时，行为跟改动之前**逐字一致**（381.35 / 320 / 240）。类常量没删，只是降级成兜底值，注释写明了来历。</w:t>
+      </w:r>
+    </w:p>
+    <w:p>
+      <w:pPr>
+        <w:pStyle w:val="ListBullet"/>
+        <w:ind w:left="480"/>
+      </w:pPr>
+      <w:r>
+        <w:t>20 个现有单元测试全过。</w:t>
+      </w:r>
+    </w:p>
+    <w:p>
+      <w:pPr>
+        <w:pStyle w:val="ListBullet"/>
+        <w:ind w:left="480"/>
+      </w:pPr>
+      <w:r>
+        <w:t>另写了针对性验证，两条分支都测：无 camera_info 时回退值正确；有 camera_info 时前视取到 (1200.71, 646.32, 327.88)、下视取到 (1194.15, 654.08, 359.76)，且两路不同。</w:t>
+      </w:r>
+    </w:p>
+    <w:tbl>
+      <w:tblPr>
+        <w:tblStyle w:val="LightGrid-Accent1"/>
+        <w:tblW w:type="auto" w:w="0"/>
+        <w:jc w:val="center"/>
+        <w:tblLayout w:type="fixed"/>
+        <w:tblLook w:firstColumn="1" w:firstRow="1" w:lastColumn="0" w:lastRow="0" w:noHBand="0" w:noVBand="1" w:val="04A0"/>
+        <w:tblLayout w:type="fixed"/>
+      </w:tblPr>
+      <w:tblGrid>
+        <w:gridCol w:w="4762"/>
+        <w:gridCol w:w="4535"/>
+      </w:tblGrid>
+      <w:tr>
+        <w:tc>
+          <w:tcPr>
+            <w:tcW w:type="dxa" w:w="4762"/>
+          </w:tcPr>
+          <w:p>
+            <w:r/>
+            <w:r>
+              <w:rPr>
+                <w:b/>
+                <w:sz w:val="18"/>
+              </w:rPr>
+              <w:t>画面正中的目标 (x=646.32)</w:t>
+            </w:r>
+          </w:p>
+        </w:tc>
+        <w:tc>
+          <w:tcPr>
+            <w:tcW w:type="dxa" w:w="4535"/>
+          </w:tcPr>
+          <w:p>
+            <w:r/>
+            <w:r>
+              <w:rPr>
+                <w:b/>
+                <w:sz w:val="18"/>
+              </w:rPr>
+              <w:t>算出的偏角</w:t>
+            </w:r>
+          </w:p>
+        </w:tc>
+      </w:tr>
+      <w:tr>
+        <w:tc>
+          <w:tcPr>
+            <w:tcW w:type="dxa" w:w="4762"/>
+          </w:tcPr>
+          <w:p>
+            <w:r/>
+            <w:r>
+              <w:rPr>
+                <w:sz w:val="18"/>
+              </w:rPr>
+              <w:t>用 camera_info 的标定值</w:t>
+            </w:r>
+          </w:p>
+        </w:tc>
+        <w:tc>
+          <w:tcPr>
+            <w:tcW w:type="dxa" w:w="4535"/>
+          </w:tcPr>
+          <w:p>
+            <w:r/>
+            <w:r>
+              <w:rPr>
+                <w:sz w:val="18"/>
+              </w:rPr>
+              <w:t>+0.00°（正确）</w:t>
+            </w:r>
+          </w:p>
+        </w:tc>
+      </w:tr>
+      <w:tr>
+        <w:tc>
+          <w:tcPr>
+            <w:tcW w:type="dxa" w:w="4762"/>
+          </w:tcPr>
+          <w:p>
+            <w:r/>
+            <w:r>
+              <w:rPr>
+                <w:sz w:val="18"/>
+              </w:rPr>
+              <w:t>用改动前的写死常量</w:t>
+            </w:r>
+          </w:p>
+        </w:tc>
+        <w:tc>
+          <w:tcPr>
+            <w:tcW w:type="dxa" w:w="4535"/>
+          </w:tcPr>
+          <w:p>
+            <w:r/>
+            <w:r>
+              <w:rPr>
+                <w:sz w:val="18"/>
+              </w:rPr>
+              <w:t>+40.55°（会往一边猛飞）</w:t>
+            </w:r>
+          </w:p>
+        </w:tc>
+      </w:tr>
+    </w:tbl>
+    <w:p/>
+    <w:p>
+      <w:r>
+        <w:rPr>
+          <w:b/>
+          <w:i w:val="0"/>
+        </w:rPr>
+        <w:t>不受影响的两条路</w:t>
+      </w:r>
+    </w:p>
+    <w:p>
+      <w:pPr>
+        <w:pStyle w:val="ListBullet"/>
+        <w:ind w:left="480"/>
+      </w:pPr>
+      <w:r>
+        <w:t>aim_at(camera='down') 走的是 center_on_target() 的 precision_servo 闭环，那是像素级 P 控制、本来就不需要内参。</w:t>
+      </w:r>
+    </w:p>
+    <w:p>
+      <w:pPr>
+        <w:pStyle w:val="ListBullet"/>
+        <w:ind w:left="480"/>
+      </w:pPr>
+      <w:r>
+        <w:t>capture_photo 只是取图存盘，不做几何解算。</w:t>
+      </w:r>
+    </w:p>
+    <w:p>
+      <w:pPr>
+        <w:spacing w:before="200"/>
+        <w:ind w:left="240"/>
+      </w:pPr>
+      <w:r>
+        <w:rPr>
+          <w:b/>
+          <w:color w:val="1F5FA9"/>
+        </w:rPr>
+        <w:t>生效前提：要重建 contestant-sdk 镜像</w:t>
+      </w:r>
+    </w:p>
+    <w:p>
+      <w:pPr>
+        <w:spacing w:after="80"/>
+        <w:ind w:left="240"/>
+      </w:pPr>
+      <w:r>
+        <w:t>contest_sdk **不上飞机**——真机上既没有它的源码，机载镜像里也没有（已实测确认）。它只跑在地面站的选手容器里，由 docker/Dockerfile.contestant-sdk 构建。</w:t>
+      </w:r>
+    </w:p>
+    <w:p>
+      <w:pPr>
+        <w:spacing w:after="80"/>
+        <w:ind w:left="240"/>
+      </w:pPr>
+      <w:r>
+        <w:t>所以这个改动不需要动机载镜像，但需要在地面站重建 contestant-sdk：</w:t>
+      </w:r>
+    </w:p>
+    <w:p>
+      <w:pPr>
+        <w:spacing w:after="80"/>
+        <w:ind w:left="240"/>
+      </w:pPr>
+      <w:r>
+        <w:t xml:space="preserve">    docker build -f docker/Dockerfile.contestant-sdk -t contestant-sdk:latest .</w:t>
+      </w:r>
+    </w:p>
+    <w:p>
+      <w:pPr>
+        <w:spacing w:after="80"/>
+        <w:ind w:left="240"/>
+      </w:pPr>
+      <w:r>
+        <w:t>1.39 GB、纯 Python 包，比 flight-stack 那个 14.9 GB 快得多。</w:t>
+      </w:r>
+    </w:p>
+    <w:p>
+      <w:pPr>
+        <w:spacing w:after="80"/>
+        <w:ind w:left="240"/>
+      </w:pPr>
+      <w:r>
+        <w:t>⚠ 另外 TAG_SIZE_M=0.5 真机也成立（用户 2026-10-03 确认），所以距离公式 dist = fx × TAG_SIZE_M / bbox_width 的两个因子现在都对了。</w:t>
+      </w:r>
+    </w:p>
+    <w:p/>
     <w:p>
       <w:pPr>
         <w:pStyle w:val="Heading2"/>

--- a/Sim2Real迁移方案.docx
+++ b/Sim2Real迁移方案.docx
@@ -24402,6 +24402,561 @@
         <w:t>⚠ 另外 TAG_SIZE_M=0.5 真机也成立（用户 2026-10-03 确认），所以距离公式 dist = fx × TAG_SIZE_M / bbox_width 的两个因子现在都对了。</w:t>
       </w:r>
     </w:p>
+    <w:p/>
+    <w:p>
+      <w:pPr>
+        <w:pStyle w:val="Heading2"/>
+      </w:pPr>
+      <w:r>
+        <w:rPr>
+          <w:rFonts w:ascii="微软雅黑" w:hAnsi="微软雅黑" w:eastAsia="微软雅黑"/>
+          <w:color w:val="1F5FA9"/>
+          <w:sz w:val="25"/>
+        </w:rPr>
+        <w:t>7.16 参数钉死收尾与 OMEGA_MAX 的查证（2026-10-03）</w:t>
+      </w:r>
+    </w:p>
+    <w:p>
+      <w:r>
+        <w:rPr>
+          <w:b/>
+          <w:i w:val="0"/>
+        </w:rPr>
+        <w:t>"钉死"的含义：把值**显式写进 .env**，不再依赖 compose 的 ${VAR:-默认值}。行为一个字节不变（钉的就是当前默认值），变的是三件事——值住在 .env 而不是 compose（改 compose 不再连带改飞行行为）；两机可以各自取不同值；排查时一处看全。反面教材就在 .env 里：V_MAX 那一大段注释全程用 a=3.0 推导停止距离，而 A_MAX 自己一直没钉死，注释依赖一个没锁的值。</w:t>
+      </w:r>
+    </w:p>
+    <w:p>
+      <w:r>
+        <w:rPr>
+          <w:b/>
+          <w:i w:val="0"/>
+          <w:color w:val="17695A"/>
+        </w:rPr>
+        <w:t>本轮钉死 37 项，两机 .env 由 41 项增至 89 项</w:t>
+      </w:r>
+    </w:p>
+    <w:tbl>
+      <w:tblPr>
+        <w:tblStyle w:val="LightGrid-Accent1"/>
+        <w:tblW w:type="auto" w:w="0"/>
+        <w:jc w:val="center"/>
+        <w:tblLayout w:type="fixed"/>
+        <w:tblLook w:firstColumn="1" w:firstRow="1" w:lastColumn="0" w:lastRow="0" w:noHBand="0" w:noVBand="1" w:val="04A0"/>
+        <w:tblLayout w:type="fixed"/>
+      </w:tblPr>
+      <w:tblGrid>
+        <w:gridCol w:w="2041"/>
+        <w:gridCol w:w="680"/>
+        <w:gridCol w:w="6576"/>
+      </w:tblGrid>
+      <w:tr>
+        <w:tc>
+          <w:tcPr>
+            <w:tcW w:type="dxa" w:w="2041"/>
+          </w:tcPr>
+          <w:p>
+            <w:r/>
+            <w:r>
+              <w:rPr>
+                <w:b/>
+                <w:sz w:val="18"/>
+              </w:rPr>
+              <w:t>类别</w:t>
+            </w:r>
+          </w:p>
+        </w:tc>
+        <w:tc>
+          <w:tcPr>
+            <w:tcW w:type="dxa" w:w="680"/>
+          </w:tcPr>
+          <w:p>
+            <w:r/>
+            <w:r>
+              <w:rPr>
+                <w:b/>
+                <w:sz w:val="18"/>
+              </w:rPr>
+              <w:t>项数</w:t>
+            </w:r>
+          </w:p>
+        </w:tc>
+        <w:tc>
+          <w:tcPr>
+            <w:tcW w:type="dxa" w:w="6576"/>
+          </w:tcPr>
+          <w:p>
+            <w:r/>
+            <w:r>
+              <w:rPr>
+                <w:b/>
+                <w:sz w:val="18"/>
+              </w:rPr>
+              <w:t>内容与理由</w:t>
+            </w:r>
+          </w:p>
+        </w:tc>
+      </w:tr>
+      <w:tr>
+        <w:tc>
+          <w:tcPr>
+            <w:tcW w:type="dxa" w:w="2041"/>
+          </w:tcPr>
+          <w:p>
+            <w:r/>
+            <w:r>
+              <w:rPr>
+                <w:sz w:val="18"/>
+              </w:rPr>
+              <w:t>控制器增益与推力模型</w:t>
+            </w:r>
+          </w:p>
+        </w:tc>
+        <w:tc>
+          <w:tcPr>
+            <w:tcW w:type="dxa" w:w="680"/>
+          </w:tcPr>
+          <w:p>
+            <w:r/>
+            <w:r>
+              <w:rPr>
+                <w:sz w:val="18"/>
+              </w:rPr>
+              <w:t>12</w:t>
+            </w:r>
+          </w:p>
+        </w:tc>
+        <w:tc>
+          <w:tcPr>
+            <w:tcW w:type="dxa" w:w="6576"/>
+          </w:tcPr>
+          <w:p>
+            <w:r/>
+            <w:r>
+              <w:rPr>
+                <w:sz w:val="18"/>
+              </w:rPr>
+              <w:t>KP0/1/2、KANGP/R/Y、THRUST_K1/K2/K3、MAX_ANGLE_DEG、MAX_MANUAL_VEL、NO_RC。⚠ 此前同一组增益一半钉死一半漂着——KV0/1/2 与 LOW_VOLTAGE 早就钉了，KP/KANG/THRUST 却只有 compose 默认值。NO_RC=false 尤其要钉：遥控器是安全保障手段，改 true 等于拆掉接管能力</w:t>
+            </w:r>
+          </w:p>
+        </w:tc>
+      </w:tr>
+      <w:tr>
+        <w:tc>
+          <w:tcPr>
+            <w:tcW w:type="dxa" w:w="2041"/>
+          </w:tcPr>
+          <w:p>
+            <w:r/>
+            <w:r>
+              <w:rPr>
+                <w:sz w:val="18"/>
+              </w:rPr>
+              <w:t>编队跟随</w:t>
+            </w:r>
+          </w:p>
+        </w:tc>
+        <w:tc>
+          <w:tcPr>
+            <w:tcW w:type="dxa" w:w="680"/>
+          </w:tcPr>
+          <w:p>
+            <w:r/>
+            <w:r>
+              <w:rPr>
+                <w:sz w:val="18"/>
+              </w:rPr>
+              <w:t>16</w:t>
+            </w:r>
+          </w:p>
+        </w:tc>
+        <w:tc>
+          <w:tcPr>
+            <w:tcW w:type="dxa" w:w="6576"/>
+          </w:tcPr>
+          <w:p>
+            <w:r/>
+            <w:r>
+              <w:rPr>
+                <w:sz w:val="18"/>
+              </w:rPr>
+              <w:t>15 个 FORMATION_* + TARGET_LOCATE_ODOM_STAMP_OFFSET_S。编队间距是考核项，这组最需要现场可调</w:t>
+            </w:r>
+          </w:p>
+        </w:tc>
+      </w:tr>
+      <w:tr>
+        <w:tc>
+          <w:tcPr>
+            <w:tcW w:type="dxa" w:w="2041"/>
+          </w:tcPr>
+          <w:p>
+            <w:r/>
+            <w:r>
+              <w:rPr>
+                <w:sz w:val="18"/>
+              </w:rPr>
+              <w:t>规划器余项</w:t>
+            </w:r>
+          </w:p>
+        </w:tc>
+        <w:tc>
+          <w:tcPr>
+            <w:tcW w:type="dxa" w:w="680"/>
+          </w:tcPr>
+          <w:p>
+            <w:r/>
+            <w:r>
+              <w:rPr>
+                <w:sz w:val="18"/>
+              </w:rPr>
+              <w:t>9</w:t>
+            </w:r>
+          </w:p>
+        </w:tc>
+        <w:tc>
+          <w:tcPr>
+            <w:tcW w:type="dxa" w:w="6576"/>
+          </w:tcPr>
+          <w:p>
+            <w:r/>
+            <w:r>
+              <w:rPr>
+                <w:sz w:val="18"/>
+              </w:rPr>
+              <w:t>EGO_DIST0 / LAMBDA_COLLISION / LAMBDA_FEASIBILITY（只钉不调——撞 3# 柱根因已定位为点云丢帧，不在这三项）、SWARM_CLEARANCE、REPLAN_THRESH、NO_REPLAN_THRESH、USE_FRAME_ALIGNMENT、J_MAX、PLANNER_CW</w:t>
+            </w:r>
+          </w:p>
+        </w:tc>
+      </w:tr>
+      <w:tr>
+        <w:tc>
+          <w:tcPr>
+            <w:tcW w:type="dxa" w:w="2041"/>
+          </w:tcPr>
+          <w:p>
+            <w:r/>
+            <w:r>
+              <w:rPr>
+                <w:sz w:val="18"/>
+              </w:rPr>
+              <w:t>传感器与硬件地址</w:t>
+            </w:r>
+          </w:p>
+        </w:tc>
+        <w:tc>
+          <w:tcPr>
+            <w:tcW w:type="dxa" w:w="680"/>
+          </w:tcPr>
+          <w:p>
+            <w:r/>
+            <w:r>
+              <w:rPr>
+                <w:sz w:val="18"/>
+              </w:rPr>
+              <w:t>9</w:t>
+            </w:r>
+          </w:p>
+        </w:tc>
+        <w:tc>
+          <w:tcPr>
+            <w:tcW w:type="dxa" w:w="6576"/>
+          </w:tcPr>
+          <w:p>
+            <w:r/>
+            <w:r>
+              <w:rPr>
+                <w:sz w:val="18"/>
+              </w:rPr>
+              <w:t>HW_NETWORK_INTERFACE（真正决定 CycloneDDS 绑哪块网卡，entrypoint 兜底是不存在的 eth0）、UWB 三项 + IMU 话题、LIDAR 两项、PCLOUD 三项、POINT_LIO_CPU_CORES</w:t>
+            </w:r>
+          </w:p>
+        </w:tc>
+      </w:tr>
+    </w:tbl>
+    <w:p/>
+    <w:p>
+      <w:r>
+        <w:rPr>
+          <w:b w:val="0"/>
+          <w:i w:val="0"/>
+          <w:color w:val="5A6472"/>
+          <w:sz w:val="18"/>
+        </w:rPr>
+        <w:t>验证方式：钉死后重新 docker compose config，逐项比对解析值与钉之前的默认值——18 个抽样项全部一致，确认行为未变。</w:t>
+      </w:r>
+    </w:p>
+    <w:p>
+      <w:r>
+        <w:rPr>
+          <w:b/>
+          <w:i w:val="0"/>
+          <w:color w:val="8A5A09"/>
+        </w:rPr>
+        <w:t>刻意不钉的三类</w:t>
+      </w:r>
+    </w:p>
+    <w:p>
+      <w:pPr>
+        <w:pStyle w:val="ListBullet"/>
+        <w:ind w:left="480"/>
+      </w:pPr>
+      <w:r>
+        <w:t>NAMESPACE / AGENT_INDEX / NUM_AGENTS —— 身份参数有专门机制（.namespace 文件 + control_server 注入），钉进 .env 会跟那套打架。</w:t>
+      </w:r>
+    </w:p>
+    <w:p>
+      <w:pPr>
+        <w:pStyle w:val="ListBullet"/>
+        <w:ind w:left="480"/>
+      </w:pPr>
+      <w:r>
+        <w:t>DISPLAY / BUILD_JOBS / VAR —— 环境与构建用，VAR 还是 compose 里的文档示例。</w:t>
+      </w:r>
+    </w:p>
+    <w:p>
+      <w:pPr>
+        <w:pStyle w:val="ListBullet"/>
+        <w:ind w:left="480"/>
+      </w:pPr>
+      <w:r>
+        <w:t>OMEGA_MAX —— 见下。</w:t>
+      </w:r>
+    </w:p>
+    <w:p>
+      <w:pPr>
+        <w:spacing w:before="200"/>
+        <w:ind w:left="240"/>
+      </w:pPr>
+      <w:r>
+        <w:rPr>
+          <w:b/>
+          <w:color w:val="1F5FA9"/>
+        </w:rPr>
+        <w:t>OMEGA_MAX 查证：数字没错，但当前完全不生效</w:t>
+      </w:r>
+    </w:p>
+    <w:p>
+      <w:pPr>
+        <w:spacing w:after="80"/>
+        <w:ind w:left="240"/>
+      </w:pPr>
+      <w:r>
+        <w:t>先前本文件把 OMEGA_MAX=0.10472 rad/s（6°/s）列为"疑似多做了一次度/弧度换算"。追完调用链后这个怀疑**不成立**，真实情况是另一回事：</w:t>
+      </w:r>
+    </w:p>
+    <w:p>
+      <w:pPr>
+        <w:spacing w:after="80"/>
+        <w:ind w:left="240"/>
+      </w:pPr>
+      <w:r>
+        <w:t>链路：compose → entrypoint:480 → /tmp/vehicle_profile_runtime.yaml → mighty_node 的 ros__parameters.omega_max → lbfgs_solver.cpp 里 roll/pitch/yaw 合成的**机体角速度**可行性约束（用在优化目标函数里）。</w:t>
+      </w:r>
+    </w:p>
+    <w:p>
+      <w:pPr>
+        <w:spacing w:after="80"/>
+        <w:ind w:left="240"/>
+      </w:pPr>
+      <w:r>
+        <w:t>而真机 PLANNER=ego_planner，**mighty 根本没在跑**——所以这个参数当前一点作用都没有。</w:t>
+      </w:r>
+    </w:p>
+    <w:p>
+      <w:pPr>
+        <w:spacing w:after="80"/>
+        <w:ind w:left="240"/>
+      </w:pPr>
+      <w:r>
+        <w:t>0.10472 的来历是一次概念混淆：当时误以为它对应 traj_server 的最大偏航角速度。后来已改用专用的 EGO_YAW_DOT_MAX（默认 0.8 rad/s ≈ 45.8°/s，贴着 PX4 的 MPC_YAWRAUTO_MAX 硬顶 45°/s——曾试过提到 180°/s，两架飞机反复炸机，又改了回来）。OMEGA_MAX 这个数就留在原地没人动，因为它那条路已经不用了。</w:t>
+      </w:r>
+    </w:p>
+    <w:p>
+      <w:pPr>
+        <w:spacing w:after="80"/>
+        <w:ind w:left="240"/>
+      </w:pPr>
+      <w:r>
+        <w:t>所以不钉，只在 .env 里写明"当前不生效、数字无依据、切回 PLANNER=mighty 时必须重定"。钉死一个不生效的值只会让人误以为它在起作用——这正是本项目反复踩的"死配置误导排查"。</w:t>
+      </w:r>
+    </w:p>
+    <w:p/>
+    <w:p>
+      <w:r>
+        <w:rPr>
+          <w:b/>
+          <w:i w:val="0"/>
+          <w:color w:val="17695A"/>
+        </w:rPr>
+        <w:t>顺带确认 G2（声光串口）</w:t>
+      </w:r>
+    </w:p>
+    <w:tbl>
+      <w:tblPr>
+        <w:tblStyle w:val="LightGrid-Accent1"/>
+        <w:tblW w:type="auto" w:w="0"/>
+        <w:jc w:val="center"/>
+        <w:tblLayout w:type="fixed"/>
+        <w:tblLook w:firstColumn="1" w:firstRow="1" w:lastColumn="0" w:lastRow="0" w:noHBand="0" w:noVBand="1" w:val="04A0"/>
+        <w:tblLayout w:type="fixed"/>
+      </w:tblPr>
+      <w:tblGrid>
+        <w:gridCol w:w="2494"/>
+        <w:gridCol w:w="6803"/>
+      </w:tblGrid>
+      <w:tr>
+        <w:tc>
+          <w:tcPr>
+            <w:tcW w:type="dxa" w:w="2494"/>
+          </w:tcPr>
+          <w:p>
+            <w:r/>
+            <w:r>
+              <w:rPr>
+                <w:b/>
+                <w:sz w:val="18"/>
+              </w:rPr>
+              <w:t>检查项</w:t>
+            </w:r>
+          </w:p>
+        </w:tc>
+        <w:tc>
+          <w:tcPr>
+            <w:tcW w:type="dxa" w:w="6803"/>
+          </w:tcPr>
+          <w:p>
+            <w:r/>
+            <w:r>
+              <w:rPr>
+                <w:b/>
+                <w:sz w:val="18"/>
+              </w:rPr>
+              <w:t>结果</w:t>
+            </w:r>
+          </w:p>
+        </w:tc>
+      </w:tr>
+      <w:tr>
+        <w:tc>
+          <w:tcPr>
+            <w:tcW w:type="dxa" w:w="2494"/>
+          </w:tcPr>
+          <w:p>
+            <w:r/>
+            <w:r>
+              <w:rPr>
+                <w:sz w:val="18"/>
+              </w:rPr>
+              <w:t>brltty 服务</w:t>
+            </w:r>
+          </w:p>
+        </w:tc>
+        <w:tc>
+          <w:tcPr>
+            <w:tcW w:type="dxa" w:w="6803"/>
+          </w:tcPr>
+          <w:p>
+            <w:r/>
+            <w:r>
+              <w:rPr>
+                <w:sz w:val="18"/>
+              </w:rPr>
+              <w:t>inactive + **masked**（masked 比 disabled 更强，连依赖拉起都不行）</w:t>
+            </w:r>
+          </w:p>
+        </w:tc>
+      </w:tr>
+      <w:tr>
+        <w:tc>
+          <w:tcPr>
+            <w:tcW w:type="dxa" w:w="2494"/>
+          </w:tcPr>
+          <w:p>
+            <w:r/>
+            <w:r>
+              <w:rPr>
+                <w:sz w:val="18"/>
+              </w:rPr>
+              <w:t>brltty 包</w:t>
+            </w:r>
+          </w:p>
+        </w:tc>
+        <w:tc>
+          <w:tcPr>
+            <w:tcW w:type="dxa" w:w="6803"/>
+          </w:tcPr>
+          <w:p>
+            <w:r/>
+            <w:r>
+              <w:rPr>
+                <w:sz w:val="18"/>
+              </w:rPr>
+              <w:t>rc 状态——二进制已卸载，只剩配置文件</w:t>
+            </w:r>
+          </w:p>
+        </w:tc>
+      </w:tr>
+      <w:tr>
+        <w:tc>
+          <w:tcPr>
+            <w:tcW w:type="dxa" w:w="2494"/>
+          </w:tcPr>
+          <w:p>
+            <w:r/>
+            <w:r>
+              <w:rPr>
+                <w:sz w:val="18"/>
+              </w:rPr>
+              <w:t>brltty udev 规则</w:t>
+            </w:r>
+          </w:p>
+        </w:tc>
+        <w:tc>
+          <w:tcPr>
+            <w:tcW w:type="dxa" w:w="6803"/>
+          </w:tcPr>
+          <w:p>
+            <w:r/>
+            <w:r>
+              <w:rPr>
+                <w:sz w:val="18"/>
+              </w:rPr>
+              <w:t>不存在（它抢 CH340 正是靠这个）</w:t>
+            </w:r>
+          </w:p>
+        </w:tc>
+      </w:tr>
+      <w:tr>
+        <w:tc>
+          <w:tcPr>
+            <w:tcW w:type="dxa" w:w="2494"/>
+          </w:tcPr>
+          <w:p>
+            <w:r/>
+            <w:r>
+              <w:rPr>
+                <w:sz w:val="18"/>
+              </w:rPr>
+              <w:t>/dev/ttyUSB0</w:t>
+            </w:r>
+          </w:p>
+        </w:tc>
+        <w:tc>
+          <w:tcPr>
+            <w:tcW w:type="dxa" w:w="6803"/>
+          </w:tcPr>
+          <w:p>
+            <w:r/>
+            <w:r>
+              <w:rPr>
+                <w:sz w:val="18"/>
+              </w:rPr>
+              <w:t>在，root:dialout；声光容器日志"串口已打开，待命中"</w:t>
+            </w:r>
+          </w:p>
+        </w:tc>
+      </w:tr>
+    </w:tbl>
     <w:p/>
     <w:p>
       <w:pPr>
